--- a/Stjernekort/testdata/dvr/17. Bilag 05_Vedligeholdelse og support.docx
+++ b/Stjernekort/testdata/dvr/17. Bilag 05_Vedligeholdelse og support.docx
@@ -1,6 +1,6 @@
 
 <file path=word/document.xml><?xml version="1.0" encoding="utf-8"?>
-<w:document xmlns:wpc="http://schemas.microsoft.com/office/word/2010/wordprocessingCanvas" xmlns:cx="http://schemas.microsoft.com/office/drawing/2014/chartex" xmlns:cx1="http://schemas.microsoft.com/office/drawing/2015/9/8/chartex" xmlns:cx2="http://schemas.microsoft.com/office/drawing/2015/10/21/chartex" xmlns:cx3="http://schemas.microsoft.com/office/drawing/2016/5/9/chartex" xmlns:cx4="http://schemas.microsoft.com/office/drawing/2016/5/10/chartex" xmlns:cx5="http://schemas.microsoft.com/office/drawing/2016/5/11/chartex" xmlns:cx6="http://schemas.microsoft.com/office/drawing/2016/5/12/chartex" xmlns:cx7="http://schemas.microsoft.com/office/drawing/2016/5/13/chartex" xmlns:cx8="http://schemas.microsoft.com/office/drawing/2016/5/14/chartex" xmlns:mc="http://schemas.openxmlformats.org/markup-compatibility/2006" xmlns:aink="http://schemas.microsoft.com/office/drawing/2016/ink" xmlns:am3d="http://schemas.microsoft.com/office/drawing/2017/model3d" xmlns:o="urn:schemas-microsoft-com:office:office" xmlns:oel="http://schemas.microsoft.com/office/2019/extlst" xmlns:r="http://schemas.openxmlformats.org/officeDocument/2006/relationships" xmlns:m="http://schemas.openxmlformats.org/officeDocument/2006/math" xmlns:v="urn:schemas-microsoft-com:vml" xmlns:wp14="http://schemas.microsoft.com/office/word/2010/wordprocessingDrawing" xmlns:wp="http://schemas.openxmlformats.org/drawingml/2006/wordprocessingDrawing" xmlns:w10="urn:schemas-microsoft-com:office:word" xmlns:w="http://schemas.openxmlformats.org/wordprocessingml/2006/main" xmlns:w14="http://schemas.microsoft.com/office/word/2010/wordml" xmlns:w15="http://schemas.microsoft.com/office/word/2012/wordml" xmlns:w16cei="http://schemas.microsoft.com/office/word/2026/wordml/cei" xmlns:w16cex="http://schemas.microsoft.com/office/word/2018/wordml/cex" xmlns:w16cid="http://schemas.microsoft.com/office/word/2016/wordml/cid" xmlns:w16="http://schemas.microsoft.com/office/word/2018/wordml" xmlns:w16du="http://schemas.microsoft.com/office/word/2023/wordml/word16du" xmlns:w16sdtdh="http://schemas.microsoft.com/office/word/2020/wordml/sdtdatahash" xmlns:w16sdtfl="http://schemas.microsoft.com/office/word/2024/wordml/sdtformatlock" xmlns:w16se="http://schemas.microsoft.com/office/word/2015/wordml/symex" xmlns:wpg="http://schemas.microsoft.com/office/word/2010/wordprocessingGroup" xmlns:wpi="http://schemas.microsoft.com/office/word/2010/wordprocessingInk" xmlns:wne="http://schemas.microsoft.com/office/word/2006/wordml" xmlns:wps="http://schemas.microsoft.com/office/word/2010/wordprocessingShape" mc:Ignorable="w14 w15 w16se w16cid w16 w16cex w16sdtdh w16sdtfl w16du wp14">
+<w:document xmlns:wpc="http://schemas.microsoft.com/office/word/2010/wordprocessingCanvas" xmlns:cx="http://schemas.microsoft.com/office/drawing/2014/chartex" xmlns:cx1="http://schemas.microsoft.com/office/drawing/2015/9/8/chartex" xmlns:cx2="http://schemas.microsoft.com/office/drawing/2015/10/21/chartex" xmlns:cx3="http://schemas.microsoft.com/office/drawing/2016/5/9/chartex" xmlns:cx4="http://schemas.microsoft.com/office/drawing/2016/5/10/chartex" xmlns:cx5="http://schemas.microsoft.com/office/drawing/2016/5/11/chartex" xmlns:cx6="http://schemas.microsoft.com/office/drawing/2016/5/12/chartex" xmlns:cx7="http://schemas.microsoft.com/office/drawing/2016/5/13/chartex" xmlns:cx8="http://schemas.microsoft.com/office/drawing/2016/5/14/chartex" xmlns:mc="http://schemas.openxmlformats.org/markup-compatibility/2006" xmlns:aink="http://schemas.microsoft.com/office/drawing/2016/ink" xmlns:am3d="http://schemas.microsoft.com/office/drawing/2017/model3d" xmlns:o="urn:schemas-microsoft-com:office:office" xmlns:oel="http://schemas.microsoft.com/office/2019/extlst" xmlns:r="http://schemas.openxmlformats.org/officeDocument/2006/relationships" xmlns:m="http://schemas.openxmlformats.org/officeDocument/2006/math" xmlns:v="urn:schemas-microsoft-com:vml" xmlns:wp14="http://schemas.microsoft.com/office/word/2010/wordprocessingDrawing" xmlns:wp="http://schemas.openxmlformats.org/drawingml/2006/wordprocessingDrawing" xmlns:w10="urn:schemas-microsoft-com:office:word" xmlns:w="http://schemas.openxmlformats.org/wordprocessingml/2006/main" xmlns:w14="http://schemas.microsoft.com/office/word/2010/wordml" xmlns:w15="http://schemas.microsoft.com/office/word/2012/wordml" xmlns:w16cex="http://schemas.microsoft.com/office/word/2018/wordml/cex" xmlns:w16cid="http://schemas.microsoft.com/office/word/2016/wordml/cid" xmlns:w16="http://schemas.microsoft.com/office/word/2018/wordml" xmlns:w16du="http://schemas.microsoft.com/office/word/2023/wordml/word16du" xmlns:w16sdtdh="http://schemas.microsoft.com/office/word/2020/wordml/sdtdatahash" xmlns:w16sdtfl="http://schemas.microsoft.com/office/word/2024/wordml/sdtformatlock" xmlns:w16se="http://schemas.microsoft.com/office/word/2015/wordml/symex" xmlns:wpg="http://schemas.microsoft.com/office/word/2010/wordprocessingGroup" xmlns:wpi="http://schemas.microsoft.com/office/word/2010/wordprocessingInk" xmlns:wne="http://schemas.microsoft.com/office/word/2006/wordml" xmlns:wps="http://schemas.microsoft.com/office/word/2010/wordprocessingShape" mc:Ignorable="w14 w15 w16se w16cid w16 w16cex w16sdtdh w16sdtfl w16du wp14">
   <w:body>
     <w:p>
       <w:r>
@@ -61,7 +61,7 @@
                         <w:txbxContent>
                           <w:tbl>
                             <w:tblPr>
-                              <w:tblStyle w:val="Tabel-Gitter"/>
+                              <w:tblStyle w:val="TableGrid"/>
                               <w:tblOverlap w:val="never"/>
                               <w:tblW w:w="9526" w:type="dxa"/>
                               <w:tblLayout w:type="fixed"/>
@@ -131,7 +131,7 @@
                   <w:txbxContent>
                     <w:tbl>
                       <w:tblPr>
-                        <w:tblStyle w:val="Tabel-Gitter"/>
+                        <w:tblStyle w:val="TableGrid"/>
                         <w:tblOverlap w:val="never"/>
                         <w:tblW w:w="9526" w:type="dxa"/>
                         <w:tblLayout w:type="fixed"/>
@@ -239,7 +239,7 @@
                         <w:txbxContent>
                           <w:tbl>
                             <w:tblPr>
-                              <w:tblStyle w:val="Tabel-Gitter"/>
+                              <w:tblStyle w:val="TableGrid"/>
                               <w:tblOverlap w:val="never"/>
                               <w:tblW w:w="9526" w:type="dxa"/>
                               <w:tblLayout w:type="fixed"/>
@@ -994,6 +994,7 @@
                                 <w:dataBinding w:prefixMappings="xmlns:ns0='http://purl.org/dc/elements/1.1/' xmlns:ns1='http://schemas.openxmlformats.org/package/2006/metadata/core-properties' " w:xpath="/ns1:coreProperties[1]/ns0:title[1]" w:storeItemID="{6C3C8BC8-F283-45AE-878A-BAB7291924A1}"/>
                                 <w:text/>
                               </w:sdtPr>
+                              <w:sdtEndPr/>
                               <w:sdtContent>
                                 <w:r>
                                   <w:t>Bilag 5</w:t>
@@ -1019,6 +1020,7 @@
                                 <w:dataBinding w:prefixMappings="xmlns:ns0='http://purl.org/dc/elements/1.1/' xmlns:ns1='http://schemas.openxmlformats.org/package/2006/metadata/core-properties' " w:xpath="/ns1:coreProperties[1]/ns0:subject[1]" w:storeItemID="{6C3C8BC8-F283-45AE-878A-BAB7291924A1}"/>
                                 <w:text/>
                               </w:sdtPr>
+                              <w:sdtEndPr/>
                               <w:sdtContent>
                                 <w:r>
                                   <w:t>vedligeholdelse og support</w:t>
@@ -1484,8 +1486,8 @@
             <w:tcW w:w="6804" w:type="dxa"/>
           </w:tcPr>
           <w:p>
-            <w:bookmarkStart w:id="15" w:name="OFF_ReportDisclaimer"/>
-            <w:bookmarkEnd w:id="15"/>
+            <w:bookmarkStart w:id="29" w:name="OFF_ReportDisclaimer"/>
+            <w:bookmarkEnd w:id="29"/>
           </w:p>
         </w:tc>
       </w:tr>
@@ -1592,7 +1594,7 @@
     </w:p>
     <w:p>
       <w:pPr>
-        <w:pStyle w:val="Listeafsnit"/>
+        <w:pStyle w:val="ListParagraph"/>
         <w:spacing w:line="276" w:lineRule="auto"/>
         <w:rPr>
           <w:iCs/>
@@ -1668,7 +1670,7 @@
     <w:p/>
     <w:p/>
     <w:p>
-      <w:bookmarkStart w:id="16" w:name="LAN_Contents"/>
+      <w:bookmarkStart w:id="30" w:name="LAN_Contents"/>
       <w:r>
         <w:rPr>
           <w:b/>
@@ -1679,7 +1681,7 @@
     </w:p>
     <w:tbl>
       <w:tblPr>
-        <w:tblStyle w:val="Tabel-Gitter"/>
+        <w:tblStyle w:val="TableGrid"/>
         <w:tblW w:w="8791" w:type="dxa"/>
         <w:tblInd w:w="-567" w:type="dxa"/>
         <w:tblBorders>
@@ -1710,20 +1712,19 @@
           </w:tcPr>
           <w:p>
             <w:pPr>
-              <w:pStyle w:val="Overskrift"/>
+              <w:pStyle w:val="TOCHeading"/>
             </w:pPr>
             <w:r>
-              <w:lastRenderedPageBreak/>
               <w:t>Indhold</w:t>
             </w:r>
-            <w:bookmarkEnd w:id="16"/>
+            <w:bookmarkEnd w:id="30"/>
           </w:p>
         </w:tc>
       </w:tr>
     </w:tbl>
     <w:p>
       <w:pPr>
-        <w:pStyle w:val="Indholdsfortegnelse1"/>
+        <w:pStyle w:val="TOC1"/>
         <w:rPr>
           <w:rFonts w:asciiTheme="minorHAnsi" w:eastAsiaTheme="minorEastAsia" w:hAnsiTheme="minorHAnsi" w:cstheme="minorBidi"/>
           <w:b w:val="0"/>
@@ -1832,7 +1833,7 @@
     </w:p>
     <w:p>
       <w:pPr>
-        <w:pStyle w:val="Indholdsfortegnelse1"/>
+        <w:pStyle w:val="TOC1"/>
         <w:rPr>
           <w:rFonts w:asciiTheme="minorHAnsi" w:eastAsiaTheme="minorEastAsia" w:hAnsiTheme="minorHAnsi" w:cstheme="minorBidi"/>
           <w:b w:val="0"/>
@@ -1920,7 +1921,7 @@
     </w:p>
     <w:p>
       <w:pPr>
-        <w:pStyle w:val="Indholdsfortegnelse1"/>
+        <w:pStyle w:val="TOC1"/>
         <w:rPr>
           <w:rFonts w:asciiTheme="minorHAnsi" w:eastAsiaTheme="minorEastAsia" w:hAnsiTheme="minorHAnsi" w:cstheme="minorBidi"/>
           <w:b w:val="0"/>
@@ -2008,7 +2009,7 @@
     </w:p>
     <w:p>
       <w:pPr>
-        <w:pStyle w:val="Indholdsfortegnelse2"/>
+        <w:pStyle w:val="TOC2"/>
         <w:rPr>
           <w:rFonts w:asciiTheme="minorHAnsi" w:eastAsiaTheme="minorEastAsia" w:hAnsiTheme="minorHAnsi" w:cstheme="minorBidi"/>
           <w:kern w:val="2"/>
@@ -2100,7 +2101,7 @@
     </w:p>
     <w:p>
       <w:pPr>
-        <w:pStyle w:val="Indholdsfortegnelse2"/>
+        <w:pStyle w:val="TOC2"/>
         <w:rPr>
           <w:rFonts w:asciiTheme="minorHAnsi" w:eastAsiaTheme="minorEastAsia" w:hAnsiTheme="minorHAnsi" w:cstheme="minorBidi"/>
           <w:kern w:val="2"/>
@@ -2192,7 +2193,7 @@
     </w:p>
     <w:p>
       <w:pPr>
-        <w:pStyle w:val="Indholdsfortegnelse2"/>
+        <w:pStyle w:val="TOC2"/>
         <w:rPr>
           <w:rFonts w:asciiTheme="minorHAnsi" w:eastAsiaTheme="minorEastAsia" w:hAnsiTheme="minorHAnsi" w:cstheme="minorBidi"/>
           <w:kern w:val="2"/>
@@ -2284,7 +2285,7 @@
     </w:p>
     <w:p>
       <w:pPr>
-        <w:pStyle w:val="Indholdsfortegnelse2"/>
+        <w:pStyle w:val="TOC2"/>
         <w:rPr>
           <w:rFonts w:asciiTheme="minorHAnsi" w:eastAsiaTheme="minorEastAsia" w:hAnsiTheme="minorHAnsi" w:cstheme="minorBidi"/>
           <w:kern w:val="2"/>
@@ -2376,7 +2377,7 @@
     </w:p>
     <w:p>
       <w:pPr>
-        <w:pStyle w:val="Indholdsfortegnelse2"/>
+        <w:pStyle w:val="TOC2"/>
         <w:rPr>
           <w:rFonts w:asciiTheme="minorHAnsi" w:eastAsiaTheme="minorEastAsia" w:hAnsiTheme="minorHAnsi" w:cstheme="minorBidi"/>
           <w:kern w:val="2"/>
@@ -2468,7 +2469,7 @@
     </w:p>
     <w:p>
       <w:pPr>
-        <w:pStyle w:val="Indholdsfortegnelse2"/>
+        <w:pStyle w:val="TOC2"/>
         <w:rPr>
           <w:rFonts w:asciiTheme="minorHAnsi" w:eastAsiaTheme="minorEastAsia" w:hAnsiTheme="minorHAnsi" w:cstheme="minorBidi"/>
           <w:kern w:val="2"/>
@@ -2560,7 +2561,7 @@
     </w:p>
     <w:p>
       <w:pPr>
-        <w:pStyle w:val="Indholdsfortegnelse1"/>
+        <w:pStyle w:val="TOC1"/>
         <w:rPr>
           <w:rFonts w:asciiTheme="minorHAnsi" w:eastAsiaTheme="minorEastAsia" w:hAnsiTheme="minorHAnsi" w:cstheme="minorBidi"/>
           <w:b w:val="0"/>
@@ -2648,7 +2649,7 @@
     </w:p>
     <w:p>
       <w:pPr>
-        <w:pStyle w:val="Indholdsfortegnelse1"/>
+        <w:pStyle w:val="TOC1"/>
         <w:rPr>
           <w:rFonts w:asciiTheme="minorHAnsi" w:eastAsiaTheme="minorEastAsia" w:hAnsiTheme="minorHAnsi" w:cstheme="minorBidi"/>
           <w:b w:val="0"/>
@@ -2736,7 +2737,7 @@
     </w:p>
     <w:p>
       <w:pPr>
-        <w:pStyle w:val="Indholdsfortegnelse2"/>
+        <w:pStyle w:val="TOC2"/>
         <w:rPr>
           <w:rFonts w:asciiTheme="minorHAnsi" w:eastAsiaTheme="minorEastAsia" w:hAnsiTheme="minorHAnsi" w:cstheme="minorBidi"/>
           <w:kern w:val="2"/>
@@ -2828,7 +2829,7 @@
     </w:p>
     <w:p>
       <w:pPr>
-        <w:pStyle w:val="Indholdsfortegnelse2"/>
+        <w:pStyle w:val="TOC2"/>
         <w:rPr>
           <w:rFonts w:asciiTheme="minorHAnsi" w:eastAsiaTheme="minorEastAsia" w:hAnsiTheme="minorHAnsi" w:cstheme="minorBidi"/>
           <w:kern w:val="2"/>
@@ -2920,7 +2921,7 @@
     </w:p>
     <w:p>
       <w:pPr>
-        <w:pStyle w:val="Indholdsfortegnelse2"/>
+        <w:pStyle w:val="TOC2"/>
         <w:rPr>
           <w:rFonts w:asciiTheme="minorHAnsi" w:eastAsiaTheme="minorEastAsia" w:hAnsiTheme="minorHAnsi" w:cstheme="minorBidi"/>
           <w:kern w:val="2"/>
@@ -3012,7 +3013,7 @@
     </w:p>
     <w:p>
       <w:pPr>
-        <w:pStyle w:val="Indholdsfortegnelse2"/>
+        <w:pStyle w:val="TOC2"/>
         <w:rPr>
           <w:rFonts w:asciiTheme="minorHAnsi" w:eastAsiaTheme="minorEastAsia" w:hAnsiTheme="minorHAnsi" w:cstheme="minorBidi"/>
           <w:kern w:val="2"/>
@@ -3104,7 +3105,7 @@
     </w:p>
     <w:p>
       <w:pPr>
-        <w:pStyle w:val="Indholdsfortegnelse2"/>
+        <w:pStyle w:val="TOC2"/>
         <w:rPr>
           <w:rFonts w:asciiTheme="minorHAnsi" w:eastAsiaTheme="minorEastAsia" w:hAnsiTheme="minorHAnsi" w:cstheme="minorBidi"/>
           <w:kern w:val="2"/>
@@ -3196,7 +3197,7 @@
     </w:p>
     <w:p>
       <w:pPr>
-        <w:pStyle w:val="Indholdsfortegnelse1"/>
+        <w:pStyle w:val="TOC1"/>
         <w:rPr>
           <w:rFonts w:asciiTheme="minorHAnsi" w:eastAsiaTheme="minorEastAsia" w:hAnsiTheme="minorHAnsi" w:cstheme="minorBidi"/>
           <w:b w:val="0"/>
@@ -3284,7 +3285,7 @@
     </w:p>
     <w:p>
       <w:pPr>
-        <w:pStyle w:val="Indholdsfortegnelse1"/>
+        <w:pStyle w:val="TOC1"/>
         <w:rPr>
           <w:rFonts w:asciiTheme="minorHAnsi" w:eastAsiaTheme="minorEastAsia" w:hAnsiTheme="minorHAnsi" w:cstheme="minorBidi"/>
           <w:b w:val="0"/>
@@ -3372,7 +3373,7 @@
     </w:p>
     <w:p>
       <w:pPr>
-        <w:pStyle w:val="Indholdsfortegnelse2"/>
+        <w:pStyle w:val="TOC2"/>
         <w:rPr>
           <w:rFonts w:asciiTheme="minorHAnsi" w:eastAsiaTheme="minorEastAsia" w:hAnsiTheme="minorHAnsi" w:cstheme="minorBidi"/>
           <w:kern w:val="2"/>
@@ -3464,7 +3465,7 @@
     </w:p>
     <w:p>
       <w:pPr>
-        <w:pStyle w:val="Indholdsfortegnelse2"/>
+        <w:pStyle w:val="TOC2"/>
         <w:rPr>
           <w:rFonts w:asciiTheme="minorHAnsi" w:eastAsiaTheme="minorEastAsia" w:hAnsiTheme="minorHAnsi" w:cstheme="minorBidi"/>
           <w:kern w:val="2"/>
@@ -3556,7 +3557,7 @@
     </w:p>
     <w:p>
       <w:pPr>
-        <w:pStyle w:val="Indholdsfortegnelse2"/>
+        <w:pStyle w:val="TOC2"/>
         <w:rPr>
           <w:rFonts w:asciiTheme="minorHAnsi" w:eastAsiaTheme="minorEastAsia" w:hAnsiTheme="minorHAnsi" w:cstheme="minorBidi"/>
           <w:kern w:val="2"/>
@@ -3648,7 +3649,7 @@
     </w:p>
     <w:p>
       <w:pPr>
-        <w:pStyle w:val="Indholdsfortegnelse2"/>
+        <w:pStyle w:val="TOC2"/>
         <w:rPr>
           <w:rFonts w:asciiTheme="minorHAnsi" w:eastAsiaTheme="minorEastAsia" w:hAnsiTheme="minorHAnsi" w:cstheme="minorBidi"/>
           <w:kern w:val="2"/>
@@ -3740,7 +3741,7 @@
     </w:p>
     <w:p>
       <w:pPr>
-        <w:pStyle w:val="Indholdsfortegnelse1"/>
+        <w:pStyle w:val="TOC1"/>
         <w:rPr>
           <w:rFonts w:asciiTheme="minorHAnsi" w:eastAsiaTheme="minorEastAsia" w:hAnsiTheme="minorHAnsi" w:cstheme="minorBidi"/>
           <w:b w:val="0"/>
@@ -3878,7 +3879,7 @@
     </w:p>
     <w:p>
       <w:pPr>
-        <w:pStyle w:val="Overskrift1"/>
+        <w:pStyle w:val="Heading1"/>
         <w:spacing w:line="276" w:lineRule="auto"/>
         <w:sectPr>
           <w:footerReference w:type="even" r:id="rId18"/>
@@ -3894,18 +3895,17 @@
     </w:p>
     <w:p>
       <w:pPr>
-        <w:pStyle w:val="Overskrift1"/>
-      </w:pPr>
-      <w:bookmarkStart w:id="17" w:name="_Toc230269187"/>
-      <w:bookmarkStart w:id="18" w:name="_Toc232172069"/>
-      <w:bookmarkStart w:id="19" w:name="_Toc233116069"/>
-      <w:r>
-        <w:lastRenderedPageBreak/>
+        <w:pStyle w:val="Heading1"/>
+      </w:pPr>
+      <w:bookmarkStart w:id="31" w:name="_Toc230269187"/>
+      <w:bookmarkStart w:id="32" w:name="_Toc232172069"/>
+      <w:bookmarkStart w:id="33" w:name="_Toc233116069"/>
+      <w:r>
         <w:t>Indledning</w:t>
       </w:r>
-      <w:bookmarkEnd w:id="17"/>
-      <w:bookmarkEnd w:id="18"/>
-      <w:bookmarkEnd w:id="19"/>
+      <w:bookmarkEnd w:id="31"/>
+      <w:bookmarkEnd w:id="32"/>
+      <w:bookmarkEnd w:id="33"/>
     </w:p>
     <w:p>
       <w:pPr>
@@ -4014,7 +4014,7 @@
     </w:p>
     <w:p>
       <w:pPr>
-        <w:pStyle w:val="Listeafsnit"/>
+        <w:pStyle w:val="ListParagraph"/>
         <w:numPr>
           <w:ilvl w:val="0"/>
           <w:numId w:val="60"/>
@@ -4048,7 +4048,7 @@
     <w:p/>
     <w:p>
       <w:pPr>
-        <w:pStyle w:val="Listeafsnit"/>
+        <w:pStyle w:val="ListParagraph"/>
         <w:numPr>
           <w:ilvl w:val="0"/>
           <w:numId w:val="60"/>
@@ -4079,7 +4079,13 @@
         <w:t xml:space="preserve"> </w:t>
       </w:r>
       <w:r>
-        <w:t>24.2</w:t>
+        <w:t>2</w:t>
+      </w:r>
+      <w:r>
+        <w:t>3</w:t>
+      </w:r>
+      <w:r>
+        <w:t>.2</w:t>
       </w:r>
       <w:r>
         <w:t>.</w:t>
@@ -4088,7 +4094,7 @@
     <w:p/>
     <w:p>
       <w:pPr>
-        <w:pStyle w:val="Listeafsnit"/>
+        <w:pStyle w:val="ListParagraph"/>
         <w:numPr>
           <w:ilvl w:val="0"/>
           <w:numId w:val="60"/>
@@ -4189,18 +4195,18 @@
     <w:p/>
     <w:p>
       <w:pPr>
-        <w:pStyle w:val="Overskrift1"/>
+        <w:pStyle w:val="Heading1"/>
         <w:pageBreakBefore w:val="0"/>
       </w:pPr>
-      <w:bookmarkStart w:id="20" w:name="_Toc230269188"/>
-      <w:bookmarkStart w:id="21" w:name="_Toc232172070"/>
-      <w:bookmarkStart w:id="22" w:name="_Toc233116070"/>
+      <w:bookmarkStart w:id="34" w:name="_Toc230269188"/>
+      <w:bookmarkStart w:id="35" w:name="_Toc232172070"/>
+      <w:bookmarkStart w:id="36" w:name="_Toc233116070"/>
       <w:r>
         <w:t>Ansvarsfordeling mellem Leverandøren og Kundens driftsleverandør</w:t>
       </w:r>
-      <w:bookmarkEnd w:id="20"/>
-      <w:bookmarkEnd w:id="21"/>
-      <w:bookmarkEnd w:id="22"/>
+      <w:bookmarkEnd w:id="34"/>
+      <w:bookmarkEnd w:id="35"/>
+      <w:bookmarkEnd w:id="36"/>
     </w:p>
     <w:p>
       <w:r>
@@ -4349,7 +4355,6 @@
         <w:rPr>
           <w:rFonts w:asciiTheme="minorHAnsi" w:hAnsiTheme="minorHAnsi"/>
         </w:rPr>
-        <w:lastRenderedPageBreak/>
         <w:t>L</w:t>
       </w:r>
       <w:r>
@@ -4545,32 +4550,32 @@
     <w:p/>
     <w:p>
       <w:pPr>
-        <w:pStyle w:val="Overskrift1"/>
+        <w:pStyle w:val="Heading1"/>
         <w:pageBreakBefore w:val="0"/>
       </w:pPr>
-      <w:bookmarkStart w:id="23" w:name="_Toc230269194"/>
-      <w:bookmarkStart w:id="24" w:name="_Toc232172071"/>
-      <w:bookmarkStart w:id="25" w:name="_Toc233116071"/>
-      <w:bookmarkStart w:id="26" w:name="_Ref275165247"/>
-      <w:bookmarkStart w:id="27" w:name="_Toc474056853"/>
+      <w:bookmarkStart w:id="37" w:name="_Toc230269194"/>
+      <w:bookmarkStart w:id="38" w:name="_Toc232172071"/>
+      <w:bookmarkStart w:id="39" w:name="_Toc233116071"/>
+      <w:bookmarkStart w:id="40" w:name="_Ref275165247"/>
+      <w:bookmarkStart w:id="41" w:name="_Toc474056853"/>
       <w:r>
         <w:t>Vedligeholdelse</w:t>
       </w:r>
-      <w:bookmarkEnd w:id="23"/>
-      <w:bookmarkEnd w:id="24"/>
-      <w:bookmarkEnd w:id="25"/>
+      <w:bookmarkEnd w:id="37"/>
+      <w:bookmarkEnd w:id="38"/>
+      <w:bookmarkEnd w:id="39"/>
     </w:p>
     <w:p>
       <w:pPr>
-        <w:pStyle w:val="Overskrift2"/>
-      </w:pPr>
-      <w:bookmarkStart w:id="28" w:name="_Toc232172072"/>
-      <w:bookmarkStart w:id="29" w:name="_Toc233116072"/>
+        <w:pStyle w:val="Heading2"/>
+      </w:pPr>
+      <w:bookmarkStart w:id="42" w:name="_Toc232172072"/>
+      <w:bookmarkStart w:id="43" w:name="_Toc233116072"/>
       <w:r>
         <w:t>Udførelse af vedligeholdelse</w:t>
       </w:r>
-      <w:bookmarkEnd w:id="28"/>
-      <w:bookmarkEnd w:id="29"/>
+      <w:bookmarkEnd w:id="42"/>
+      <w:bookmarkEnd w:id="43"/>
     </w:p>
     <w:p>
       <w:pPr>
@@ -4651,15 +4656,15 @@
     </w:p>
     <w:p>
       <w:pPr>
-        <w:pStyle w:val="Overskrift2"/>
-      </w:pPr>
-      <w:bookmarkStart w:id="30" w:name="_Toc232172073"/>
-      <w:bookmarkStart w:id="31" w:name="_Toc233116073"/>
+        <w:pStyle w:val="Heading2"/>
+      </w:pPr>
+      <w:bookmarkStart w:id="44" w:name="_Toc232172073"/>
+      <w:bookmarkStart w:id="45" w:name="_Toc233116073"/>
       <w:r>
         <w:t>Generelle krav til vedligeholdelse</w:t>
       </w:r>
-      <w:bookmarkEnd w:id="30"/>
-      <w:bookmarkEnd w:id="31"/>
+      <w:bookmarkEnd w:id="44"/>
+      <w:bookmarkEnd w:id="45"/>
     </w:p>
     <w:p>
       <w:pPr>
@@ -5047,7 +5052,6 @@
           </w:p>
           <w:p>
             <w:r>
-              <w:lastRenderedPageBreak/>
               <w:t>Opdatering af Dokumentation skal ske i forbindelse med gennemførelse af den pågældende ændring og senest samtidig med idriftsættelse.</w:t>
             </w:r>
           </w:p>
@@ -5089,7 +5093,6 @@
                 <w:b/>
                 <w:bCs/>
               </w:rPr>
-              <w:lastRenderedPageBreak/>
               <w:t>4</w:t>
             </w:r>
             <w:r>
@@ -5147,20 +5150,20 @@
     </w:tbl>
     <w:p>
       <w:pPr>
-        <w:pStyle w:val="Overskrift2"/>
-      </w:pPr>
-      <w:bookmarkStart w:id="32" w:name="_Ref230274851"/>
-      <w:bookmarkStart w:id="33" w:name="_Toc232172074"/>
-      <w:bookmarkStart w:id="34" w:name="_Toc233116074"/>
+        <w:pStyle w:val="Heading2"/>
+      </w:pPr>
+      <w:bookmarkStart w:id="46" w:name="_Ref230274851"/>
+      <w:bookmarkStart w:id="47" w:name="_Toc232172074"/>
+      <w:bookmarkStart w:id="48" w:name="_Toc233116074"/>
       <w:r>
         <w:t>K</w:t>
       </w:r>
       <w:r>
         <w:t>undespecifikt Programmel</w:t>
       </w:r>
-      <w:bookmarkEnd w:id="32"/>
-      <w:bookmarkEnd w:id="33"/>
-      <w:bookmarkEnd w:id="34"/>
+      <w:bookmarkEnd w:id="46"/>
+      <w:bookmarkEnd w:id="47"/>
+      <w:bookmarkEnd w:id="48"/>
     </w:p>
     <w:p/>
     <w:p>
@@ -5498,7 +5501,6 @@
                 <w:b/>
                 <w:bCs/>
               </w:rPr>
-              <w:lastRenderedPageBreak/>
               <w:t>4</w:t>
             </w:r>
             <w:r>
@@ -5687,10 +5689,10 @@
     </w:tbl>
     <w:p>
       <w:pPr>
-        <w:pStyle w:val="Overskrift2"/>
-      </w:pPr>
-      <w:bookmarkStart w:id="35" w:name="_Toc232172075"/>
-      <w:bookmarkStart w:id="36" w:name="_Toc233116075"/>
+        <w:pStyle w:val="Heading2"/>
+      </w:pPr>
+      <w:bookmarkStart w:id="49" w:name="_Toc232172075"/>
+      <w:bookmarkStart w:id="50" w:name="_Toc233116075"/>
       <w:r>
         <w:t>Leverandør</w:t>
       </w:r>
@@ -5700,8 +5702,8 @@
       <w:r>
         <w:t>cifikt Programmel</w:t>
       </w:r>
-      <w:bookmarkEnd w:id="35"/>
-      <w:bookmarkEnd w:id="36"/>
+      <w:bookmarkEnd w:id="49"/>
+      <w:bookmarkEnd w:id="50"/>
     </w:p>
     <w:p/>
     <w:p>
@@ -6099,7 +6101,6 @@
                 <w:b/>
                 <w:bCs/>
               </w:rPr>
-              <w:lastRenderedPageBreak/>
               <w:t>5.</w:t>
             </w:r>
           </w:p>
@@ -6419,17 +6420,17 @@
     </w:tbl>
     <w:p>
       <w:pPr>
-        <w:pStyle w:val="Overskrift2"/>
-      </w:pPr>
-      <w:bookmarkStart w:id="37" w:name="_Ref230274861"/>
-      <w:bookmarkStart w:id="38" w:name="_Toc232172076"/>
-      <w:bookmarkStart w:id="39" w:name="_Toc233116076"/>
+        <w:pStyle w:val="Heading2"/>
+      </w:pPr>
+      <w:bookmarkStart w:id="51" w:name="_Ref230274861"/>
+      <w:bookmarkStart w:id="52" w:name="_Toc232172076"/>
+      <w:bookmarkStart w:id="53" w:name="_Toc233116076"/>
       <w:r>
         <w:t>Standardprogrammel</w:t>
       </w:r>
-      <w:bookmarkEnd w:id="37"/>
-      <w:bookmarkEnd w:id="38"/>
-      <w:bookmarkEnd w:id="39"/>
+      <w:bookmarkEnd w:id="51"/>
+      <w:bookmarkEnd w:id="52"/>
+      <w:bookmarkEnd w:id="53"/>
     </w:p>
     <w:p>
       <w:pPr>
@@ -6719,11 +6720,7 @@
           </w:tcPr>
           <w:p>
             <w:r>
-              <w:t xml:space="preserve">Leverandøren skal uden ugrundet ophold orientere Kunden om nye patches, releases og versioner af Standardprogrammel, der indgår i Løsningen, herunder </w:t>
-            </w:r>
-            <w:r>
-              <w:lastRenderedPageBreak/>
-              <w:t>sikkerhedsopdateringer, end-of-</w:t>
+              <w:t>Leverandøren skal uden ugrundet ophold orientere Kunden om nye patches, releases og versioner af Standardprogrammel, der indgår i Løsningen, herunder sikkerhedsopdateringer, end-of-</w:t>
             </w:r>
             <w:r>
               <w:t>life og end-of-</w:t>
@@ -6764,7 +6761,6 @@
                 <w:b/>
                 <w:bCs/>
               </w:rPr>
-              <w:lastRenderedPageBreak/>
               <w:t>4</w:t>
             </w:r>
             <w:r>
@@ -7065,10 +7061,10 @@
     </w:tbl>
     <w:p>
       <w:pPr>
-        <w:pStyle w:val="Overskrift2"/>
-      </w:pPr>
-      <w:bookmarkStart w:id="40" w:name="_Toc232172077"/>
-      <w:bookmarkStart w:id="41" w:name="_Toc233116077"/>
+        <w:pStyle w:val="Heading2"/>
+      </w:pPr>
+      <w:bookmarkStart w:id="54" w:name="_Toc232172077"/>
+      <w:bookmarkStart w:id="55" w:name="_Toc233116077"/>
       <w:r>
         <w:t>K</w:t>
       </w:r>
@@ -7084,8 +7080,8 @@
       <w:r>
         <w:t xml:space="preserve"> og versioner</w:t>
       </w:r>
-      <w:bookmarkEnd w:id="40"/>
-      <w:bookmarkEnd w:id="41"/>
+      <w:bookmarkEnd w:id="54"/>
+      <w:bookmarkEnd w:id="55"/>
     </w:p>
     <w:p/>
     <w:p>
@@ -7136,20 +7132,20 @@
     <w:p/>
     <w:p>
       <w:pPr>
-        <w:pStyle w:val="Overskrift1"/>
+        <w:pStyle w:val="Heading1"/>
         <w:pageBreakBefore w:val="0"/>
       </w:pPr>
-      <w:bookmarkStart w:id="42" w:name="_Toc230269199"/>
-      <w:bookmarkStart w:id="43" w:name="_Toc232172078"/>
-      <w:bookmarkStart w:id="44" w:name="_Toc233116078"/>
-      <w:bookmarkEnd w:id="26"/>
-      <w:bookmarkEnd w:id="27"/>
+      <w:bookmarkStart w:id="56" w:name="_Toc230269199"/>
+      <w:bookmarkStart w:id="57" w:name="_Toc232172078"/>
+      <w:bookmarkStart w:id="58" w:name="_Toc233116078"/>
+      <w:bookmarkEnd w:id="40"/>
+      <w:bookmarkEnd w:id="41"/>
       <w:r>
         <w:t>Fejlafhjælpning</w:t>
       </w:r>
-      <w:bookmarkEnd w:id="42"/>
-      <w:bookmarkEnd w:id="43"/>
-      <w:bookmarkEnd w:id="44"/>
+      <w:bookmarkEnd w:id="56"/>
+      <w:bookmarkEnd w:id="57"/>
+      <w:bookmarkEnd w:id="58"/>
     </w:p>
     <w:p>
       <w:r>
@@ -7177,7 +7173,7 @@
     <w:p/>
     <w:p>
       <w:pPr>
-        <w:pStyle w:val="Listeafsnit"/>
+        <w:pStyle w:val="ListParagraph"/>
         <w:numPr>
           <w:ilvl w:val="0"/>
           <w:numId w:val="44"/>
@@ -7193,7 +7189,7 @@
     </w:p>
     <w:p>
       <w:pPr>
-        <w:pStyle w:val="Listeafsnit"/>
+        <w:pStyle w:val="ListParagraph"/>
         <w:numPr>
           <w:ilvl w:val="0"/>
           <w:numId w:val="44"/>
@@ -7209,7 +7205,7 @@
     </w:p>
     <w:p>
       <w:pPr>
-        <w:pStyle w:val="Listeafsnit"/>
+        <w:pStyle w:val="ListParagraph"/>
         <w:numPr>
           <w:ilvl w:val="0"/>
           <w:numId w:val="44"/>
@@ -7294,7 +7290,6 @@
         <w:spacing w:line="276" w:lineRule="auto"/>
       </w:pPr>
       <w:r>
-        <w:lastRenderedPageBreak/>
         <w:t xml:space="preserve">Leverandøren skal sørge for, at alle meldinger om Fejl </w:t>
       </w:r>
       <w:r>
@@ -7409,38 +7404,38 @@
     <w:p/>
     <w:p>
       <w:pPr>
-        <w:pStyle w:val="Overskrift1"/>
+        <w:pStyle w:val="Heading1"/>
         <w:pageBreakBefore w:val="0"/>
       </w:pPr>
-      <w:bookmarkStart w:id="45" w:name="_Ref274747206"/>
-      <w:bookmarkStart w:id="46" w:name="_Toc474056863"/>
-      <w:bookmarkStart w:id="47" w:name="_Toc230269200"/>
-      <w:bookmarkStart w:id="48" w:name="_Toc232172079"/>
-      <w:bookmarkStart w:id="49" w:name="_Toc233116079"/>
+      <w:bookmarkStart w:id="59" w:name="_Ref274747206"/>
+      <w:bookmarkStart w:id="60" w:name="_Toc474056863"/>
+      <w:bookmarkStart w:id="61" w:name="_Toc230269200"/>
+      <w:bookmarkStart w:id="62" w:name="_Toc232172079"/>
+      <w:bookmarkStart w:id="63" w:name="_Toc233116079"/>
       <w:r>
         <w:t>Support</w:t>
       </w:r>
-      <w:bookmarkEnd w:id="45"/>
-      <w:bookmarkEnd w:id="46"/>
-      <w:bookmarkEnd w:id="47"/>
-      <w:bookmarkEnd w:id="48"/>
-      <w:bookmarkEnd w:id="49"/>
+      <w:bookmarkEnd w:id="59"/>
+      <w:bookmarkEnd w:id="60"/>
+      <w:bookmarkEnd w:id="61"/>
+      <w:bookmarkEnd w:id="62"/>
+      <w:bookmarkEnd w:id="63"/>
     </w:p>
     <w:p>
       <w:pPr>
-        <w:pStyle w:val="Overskrift2"/>
-      </w:pPr>
-      <w:bookmarkStart w:id="50" w:name="_Toc474056864"/>
-      <w:bookmarkStart w:id="51" w:name="_Toc230269201"/>
-      <w:bookmarkStart w:id="52" w:name="_Toc232172080"/>
-      <w:bookmarkStart w:id="53" w:name="_Toc233116080"/>
+        <w:pStyle w:val="Heading2"/>
+      </w:pPr>
+      <w:bookmarkStart w:id="64" w:name="_Toc474056864"/>
+      <w:bookmarkStart w:id="65" w:name="_Toc230269201"/>
+      <w:bookmarkStart w:id="66" w:name="_Toc232172080"/>
+      <w:bookmarkStart w:id="67" w:name="_Toc233116080"/>
       <w:r>
         <w:t>Generelle forhold</w:t>
       </w:r>
-      <w:bookmarkEnd w:id="50"/>
-      <w:bookmarkEnd w:id="51"/>
-      <w:bookmarkEnd w:id="52"/>
-      <w:bookmarkEnd w:id="53"/>
+      <w:bookmarkEnd w:id="64"/>
+      <w:bookmarkEnd w:id="65"/>
+      <w:bookmarkEnd w:id="66"/>
+      <w:bookmarkEnd w:id="67"/>
     </w:p>
     <w:p/>
     <w:p>
@@ -7498,26 +7493,26 @@
     </w:p>
     <w:p>
       <w:pPr>
-        <w:pStyle w:val="Overskrift2"/>
-      </w:pPr>
-      <w:bookmarkStart w:id="54" w:name="_Toc474056865"/>
-      <w:bookmarkStart w:id="55" w:name="_Toc230269202"/>
-      <w:bookmarkStart w:id="56" w:name="_Toc232172081"/>
-      <w:bookmarkStart w:id="57" w:name="_Toc233116081"/>
+        <w:pStyle w:val="Heading2"/>
+      </w:pPr>
+      <w:bookmarkStart w:id="68" w:name="_Toc474056865"/>
+      <w:bookmarkStart w:id="69" w:name="_Toc230269202"/>
+      <w:bookmarkStart w:id="70" w:name="_Toc232172081"/>
+      <w:bookmarkStart w:id="71" w:name="_Toc233116081"/>
       <w:r>
         <w:t>Supportti</w:t>
       </w:r>
-      <w:bookmarkEnd w:id="54"/>
+      <w:bookmarkEnd w:id="68"/>
       <w:r>
         <w:t>d</w:t>
       </w:r>
-      <w:bookmarkEnd w:id="55"/>
-      <w:bookmarkEnd w:id="56"/>
-      <w:bookmarkEnd w:id="57"/>
+      <w:bookmarkEnd w:id="69"/>
+      <w:bookmarkEnd w:id="70"/>
+      <w:bookmarkEnd w:id="71"/>
     </w:p>
     <w:p/>
     <w:p>
-      <w:bookmarkStart w:id="58" w:name="_Toc474056866"/>
+      <w:bookmarkStart w:id="72" w:name="_Toc474056866"/>
       <w:r>
         <w:t>Leverandørens Service Desk og den hertil knyttede support skal være tilgængelig på Arbejdsdage inden for Kundens normale arbejdstid kl. 08.</w:t>
       </w:r>
@@ -7590,18 +7585,18 @@
     </w:p>
     <w:p>
       <w:pPr>
-        <w:pStyle w:val="Overskrift2"/>
-      </w:pPr>
-      <w:bookmarkStart w:id="59" w:name="_Toc230269203"/>
-      <w:bookmarkStart w:id="60" w:name="_Toc232172082"/>
-      <w:bookmarkStart w:id="61" w:name="_Toc233116082"/>
+        <w:pStyle w:val="Heading2"/>
+      </w:pPr>
+      <w:bookmarkStart w:id="73" w:name="_Toc230269203"/>
+      <w:bookmarkStart w:id="74" w:name="_Toc232172082"/>
+      <w:bookmarkStart w:id="75" w:name="_Toc233116082"/>
       <w:r>
         <w:t>Bemanding af Service Desk</w:t>
       </w:r>
-      <w:bookmarkEnd w:id="58"/>
-      <w:bookmarkEnd w:id="59"/>
-      <w:bookmarkEnd w:id="60"/>
-      <w:bookmarkEnd w:id="61"/>
+      <w:bookmarkEnd w:id="72"/>
+      <w:bookmarkEnd w:id="73"/>
+      <w:bookmarkEnd w:id="74"/>
+      <w:bookmarkEnd w:id="75"/>
     </w:p>
     <w:p/>
     <w:p>
@@ -7661,23 +7656,22 @@
     </w:p>
     <w:p>
       <w:pPr>
-        <w:pStyle w:val="Overskrift2"/>
-      </w:pPr>
-      <w:bookmarkStart w:id="62" w:name="_Toc474056867"/>
-      <w:bookmarkStart w:id="63" w:name="_Toc230269204"/>
-      <w:bookmarkStart w:id="64" w:name="_Toc232172083"/>
-      <w:bookmarkStart w:id="65" w:name="_Toc233116083"/>
-      <w:r>
-        <w:lastRenderedPageBreak/>
+        <w:pStyle w:val="Heading2"/>
+      </w:pPr>
+      <w:bookmarkStart w:id="76" w:name="_Toc474056867"/>
+      <w:bookmarkStart w:id="77" w:name="_Toc230269204"/>
+      <w:bookmarkStart w:id="78" w:name="_Toc232172083"/>
+      <w:bookmarkStart w:id="79" w:name="_Toc233116083"/>
+      <w:r>
         <w:t xml:space="preserve">Håndtering af </w:t>
       </w:r>
       <w:r>
         <w:t>henvendelser fra Kunden</w:t>
       </w:r>
-      <w:bookmarkEnd w:id="62"/>
-      <w:bookmarkEnd w:id="63"/>
-      <w:bookmarkEnd w:id="64"/>
-      <w:bookmarkEnd w:id="65"/>
+      <w:bookmarkEnd w:id="76"/>
+      <w:bookmarkEnd w:id="77"/>
+      <w:bookmarkEnd w:id="78"/>
+      <w:bookmarkEnd w:id="79"/>
     </w:p>
     <w:p>
       <w:pPr>
@@ -7768,11 +7762,11 @@
     </w:p>
     <w:p>
       <w:pPr>
-        <w:pStyle w:val="Overskrift2"/>
-      </w:pPr>
-      <w:bookmarkStart w:id="66" w:name="_Toc230269205"/>
-      <w:bookmarkStart w:id="67" w:name="_Toc232172084"/>
-      <w:bookmarkStart w:id="68" w:name="_Toc233116084"/>
+        <w:pStyle w:val="Heading2"/>
+      </w:pPr>
+      <w:bookmarkStart w:id="80" w:name="_Toc230269205"/>
+      <w:bookmarkStart w:id="81" w:name="_Toc232172084"/>
+      <w:bookmarkStart w:id="82" w:name="_Toc233116084"/>
       <w:r>
         <w:t>Leverandø</w:t>
       </w:r>
@@ -7782,9 +7776,9 @@
       <w:r>
         <w:t>ens supportorganisation</w:t>
       </w:r>
-      <w:bookmarkEnd w:id="66"/>
-      <w:bookmarkEnd w:id="67"/>
-      <w:bookmarkEnd w:id="68"/>
+      <w:bookmarkEnd w:id="80"/>
+      <w:bookmarkEnd w:id="81"/>
+      <w:bookmarkEnd w:id="82"/>
     </w:p>
     <w:p/>
     <w:p>
@@ -7805,21 +7799,21 @@
     <w:p/>
     <w:p>
       <w:pPr>
-        <w:pStyle w:val="Overskrift1"/>
+        <w:pStyle w:val="Heading1"/>
         <w:pageBreakBefore w:val="0"/>
       </w:pPr>
-      <w:bookmarkStart w:id="69" w:name="_Toc230269206"/>
-      <w:bookmarkStart w:id="70" w:name="_Toc232172085"/>
-      <w:bookmarkStart w:id="71" w:name="_Toc233116085"/>
+      <w:bookmarkStart w:id="83" w:name="_Toc230269206"/>
+      <w:bookmarkStart w:id="84" w:name="_Toc232172085"/>
+      <w:bookmarkStart w:id="85" w:name="_Toc233116085"/>
       <w:r>
         <w:t>H</w:t>
       </w:r>
       <w:r>
         <w:t>ypercare</w:t>
       </w:r>
-      <w:bookmarkEnd w:id="69"/>
-      <w:bookmarkEnd w:id="70"/>
-      <w:bookmarkEnd w:id="71"/>
+      <w:bookmarkEnd w:id="83"/>
+      <w:bookmarkEnd w:id="84"/>
+      <w:bookmarkEnd w:id="85"/>
     </w:p>
     <w:p>
       <w:r>
@@ -8291,7 +8285,6 @@
     </w:tbl>
     <w:p>
       <w:r>
-        <w:lastRenderedPageBreak/>
         <w:t>Kunden er tovholder for hypercareforløbet og ansvarlig for den overordnede koordinering heraf.</w:t>
       </w:r>
     </w:p>
@@ -8461,273 +8454,28 @@
     <w:p/>
     <w:p>
       <w:pPr>
-        <w:pStyle w:val="Overskrift1"/>
+        <w:pStyle w:val="Heading1"/>
         <w:pageBreakBefore w:val="0"/>
       </w:pPr>
-      <w:bookmarkStart w:id="72" w:name="_Toc230269207"/>
-      <w:bookmarkStart w:id="73" w:name="_Toc232172086"/>
-      <w:bookmarkStart w:id="74" w:name="_Toc233116086"/>
+      <w:bookmarkStart w:id="86" w:name="_Toc230269207"/>
+      <w:bookmarkStart w:id="87" w:name="_Toc232172086"/>
+      <w:bookmarkStart w:id="88" w:name="_Toc233116086"/>
       <w:r>
         <w:t>Vederlag</w:t>
       </w:r>
-      <w:bookmarkEnd w:id="72"/>
-      <w:bookmarkEnd w:id="73"/>
-      <w:bookmarkEnd w:id="74"/>
+      <w:bookmarkEnd w:id="86"/>
+      <w:bookmarkEnd w:id="87"/>
+      <w:bookmarkEnd w:id="88"/>
     </w:p>
     <w:p>
       <w:pPr>
-        <w:pStyle w:val="Overskrift2"/>
-      </w:pPr>
-      <w:bookmarkStart w:id="75" w:name="_Toc230269208"/>
-      <w:bookmarkStart w:id="76" w:name="_Toc232172087"/>
-      <w:bookmarkStart w:id="77" w:name="_Toc233116087"/>
+        <w:pStyle w:val="Heading2"/>
+      </w:pPr>
+      <w:bookmarkStart w:id="89" w:name="_Toc230269208"/>
+      <w:bookmarkStart w:id="90" w:name="_Toc232172087"/>
+      <w:bookmarkStart w:id="91" w:name="_Toc233116087"/>
       <w:r>
         <w:t>Fast månedligt vederlag for vedligeholdelse og support</w:t>
-      </w:r>
-      <w:bookmarkEnd w:id="75"/>
-      <w:bookmarkEnd w:id="76"/>
-      <w:bookmarkEnd w:id="77"/>
-    </w:p>
-    <w:p/>
-    <w:p>
-      <w:r>
-        <w:t xml:space="preserve">Leverandørens </w:t>
-      </w:r>
-      <w:r>
-        <w:t xml:space="preserve">faste månedlige </w:t>
-      </w:r>
-      <w:r>
-        <w:t>vederlag for vedligeholdelse og support er angivet i bilag 12.</w:t>
-      </w:r>
-    </w:p>
-    <w:p/>
-    <w:p>
-      <w:r>
-        <w:t>Alle Leverandørens vedligeholdelses- og supportydelser er omfattet af det faste vederlag, medmindre andet eksplicit fremgår af dette bilag.</w:t>
-      </w:r>
-    </w:p>
-    <w:p/>
-    <w:p/>
-    <w:p>
-      <w:pPr>
-        <w:pStyle w:val="Overskrift2"/>
-      </w:pPr>
-      <w:bookmarkStart w:id="78" w:name="_Toc230087528"/>
-      <w:bookmarkStart w:id="79" w:name="_Toc230269209"/>
-      <w:bookmarkStart w:id="80" w:name="_Toc232172088"/>
-      <w:bookmarkStart w:id="81" w:name="_Toc233116088"/>
-      <w:r>
-        <w:lastRenderedPageBreak/>
-        <w:t>Fejlafhjælpning</w:t>
-      </w:r>
-      <w:bookmarkEnd w:id="78"/>
-      <w:bookmarkEnd w:id="79"/>
-      <w:bookmarkEnd w:id="80"/>
-      <w:bookmarkEnd w:id="81"/>
-    </w:p>
-    <w:p/>
-    <w:p>
-      <w:r>
-        <w:t xml:space="preserve">Hvis afhjælpning af Fejl </w:t>
-      </w:r>
-      <w:r>
-        <w:t xml:space="preserve">eller Mangel </w:t>
-      </w:r>
-      <w:r>
-        <w:t>foretages ved levering af en ny</w:t>
-      </w:r>
-      <w:r>
-        <w:t>e patches, r</w:t>
-      </w:r>
-      <w:r>
-        <w:t>elease</w:t>
-      </w:r>
-      <w:r>
-        <w:t>s eller versioner</w:t>
-      </w:r>
-      <w:r>
-        <w:t>, og Kunden ikke ønsker installation af en sådan, er Leverandøren berettiget til særskilt vederlag for yderligere arbejde relateret til afhjælpning af de pågældende Fejl</w:t>
-      </w:r>
-      <w:r>
-        <w:t xml:space="preserve"> eller Mangel</w:t>
-      </w:r>
-      <w:r>
-        <w:t xml:space="preserve">, som ellers kunne have været udbedret ved installation af den pågældende </w:t>
-      </w:r>
-      <w:r>
-        <w:t>patch, re</w:t>
-      </w:r>
-      <w:r>
-        <w:t>lease</w:t>
-      </w:r>
-      <w:r>
-        <w:t xml:space="preserve"> eller version</w:t>
-      </w:r>
-      <w:r>
-        <w:t>.</w:t>
-      </w:r>
-    </w:p>
-    <w:p/>
-    <w:p>
-      <w:r>
-        <w:t xml:space="preserve">Leverandøren har dog ikke krav på særskilt vederlag i garantiperioden, hvis Kundens afvisning af en ny </w:t>
-      </w:r>
-      <w:r>
-        <w:t>patch, r</w:t>
-      </w:r>
-      <w:r>
-        <w:t>elease</w:t>
-      </w:r>
-      <w:r>
-        <w:t xml:space="preserve"> eller version</w:t>
-      </w:r>
-      <w:r>
-        <w:t xml:space="preserve"> skyldes, at installationen vil medføre ikke uvæsentlige ekstraordinære omkostninger eller ulemper for Kunden.</w:t>
-      </w:r>
-    </w:p>
-    <w:p>
-      <w:pPr>
-        <w:pStyle w:val="Overskrift2"/>
-      </w:pPr>
-      <w:bookmarkStart w:id="82" w:name="_Toc230087529"/>
-      <w:bookmarkStart w:id="83" w:name="_Toc230269210"/>
-      <w:bookmarkStart w:id="84" w:name="_Toc232172089"/>
-      <w:bookmarkStart w:id="85" w:name="_Toc233116089"/>
-      <w:r>
-        <w:t>Fejlrapportering</w:t>
-      </w:r>
-      <w:bookmarkEnd w:id="82"/>
-      <w:bookmarkEnd w:id="83"/>
-      <w:bookmarkEnd w:id="84"/>
-      <w:bookmarkEnd w:id="85"/>
-    </w:p>
-    <w:p/>
-    <w:p>
-      <w:pPr>
-        <w:rPr>
-          <w:b/>
-        </w:rPr>
-      </w:pPr>
-      <w:r>
-        <w:t xml:space="preserve">Hvis Kunden fejlagtigt rapporterer et forhold </w:t>
-      </w:r>
-      <w:r>
-        <w:t>som en Fejl</w:t>
-      </w:r>
-      <w:r>
-        <w:t xml:space="preserve"> eller Mangel</w:t>
-      </w:r>
-      <w:r>
-        <w:t xml:space="preserve">, og det efterfølgende viser sig, at Kundens rapportering beror på manglende uddannelse, forkert brug eller andre forhold, og som ikke kan tilregnes Leverandøren, kan Leverandøren kræve et rimeligt vederlag for behandling af Kundens henvendelse. </w:t>
-      </w:r>
-    </w:p>
-    <w:p/>
-    <w:p>
-      <w:r>
-        <w:t>Hvis Kunden fejlkategoriserer en Fejl</w:t>
-      </w:r>
-      <w:r>
-        <w:t xml:space="preserve"> eller Mangel</w:t>
-      </w:r>
-      <w:r>
-        <w:t>, og det efterfølgende viser sig, at Fejlen</w:t>
-      </w:r>
-      <w:r>
-        <w:t xml:space="preserve"> eller Manglen</w:t>
-      </w:r>
-      <w:r>
-        <w:t xml:space="preserve"> burde have været kategoriseret som anført af Leverandøren, kan Leverandøren kræve betaling af dokumenterede meromkostninger, herunder i forbindelse med nødvendiggjort</w:t>
-      </w:r>
-      <w:r>
-        <w:t xml:space="preserve"> overarbejde som følge af Kundens fejlagtige kategorisering.</w:t>
-      </w:r>
-    </w:p>
-    <w:p>
-      <w:pPr>
-        <w:pStyle w:val="Overskrift2"/>
-      </w:pPr>
-      <w:bookmarkStart w:id="86" w:name="_Toc232172090"/>
-      <w:bookmarkStart w:id="87" w:name="_Toc233116090"/>
-      <w:bookmarkStart w:id="88" w:name="_Toc230269211"/>
-      <w:r>
-        <w:t>Ydelser, der honoreres m</w:t>
-      </w:r>
-      <w:r>
-        <w:t>e</w:t>
-      </w:r>
-      <w:r>
-        <w:t>d særskilt vederlag</w:t>
-      </w:r>
-      <w:bookmarkEnd w:id="86"/>
-      <w:bookmarkEnd w:id="87"/>
-    </w:p>
-    <w:p/>
-    <w:p>
-      <w:r>
-        <w:t>Følgende ydelser er ikke omfattet af det faste månedlige vederlag for vedligeholdelse og support og honoreres med særskilt vederlag som angivet i bilag 12:</w:t>
-      </w:r>
-    </w:p>
-    <w:p/>
-    <w:p>
-      <w:r>
-        <w:t>I det omfang</w:t>
-      </w:r>
-      <w:r>
-        <w:t xml:space="preserve"> Kunden i overensstemmelse med Kontraktens bestemmelser herom kræver, at vedligeholdelse udføres uden for de aftalte servicevinduer eller uden for Kundens normale arbejdstid i øvrigt, er Leverandøren berettiget til særskilt vederlag som angivet i bilag 12. Dette gælder ikke det forhold, at Leverandøren som led i fejlafhjælpning udbedrer Fejl eller Mangler uden for Kundens normale arbejdstid med henblik på at overholde de i bilag 6 anførte frister. I sådanne tilfælde skal Leverandøren kunne påbegynde fejlafhjælpningen inden for de frister, der følger af bilag 6, regnet fra det førstkommende tidspunkt inden for normal arbejdstid efter Kundens bestilling, medmindre fejlens kategori i bilag 6 tilsiger en kortere reaktionstid.</w:t>
-      </w:r>
-    </w:p>
-    <w:p/>
-    <w:p>
-      <w:r>
-        <w:t xml:space="preserve">Rådgivning vedr. </w:t>
-      </w:r>
-      <w:r>
-        <w:t>Service Delivery Management (forebyggende vedligeholdelse og teknisk optimering).</w:t>
-      </w:r>
-      <w:r>
-        <w:t xml:space="preserve"> Ydelsen omfatter analyse af Løsningens tilstand og gennemførelse af tiltag, der kan medvirke til at eliminere eller reducere problemer. Analyserne kan fx omfatte: analyser af incidents og sikkerhedsmæssige hændelser, vurdering af performance og svartider, vurdering af applikationsmæssig kapacitetsudnyttelse, opdatering og tilpasning af API'er samt vurdering af fremtidige behov for applikationsmæssige tilpasninger. Ydelsen udføres alene efter bestilling fra Kunden og honoreres med særskilt vederlag som angivet i bilag 12.</w:t>
-      </w:r>
-    </w:p>
-    <w:p/>
-    <w:p>
-      <w:r>
-        <w:t>Teknisk bistand til Kundens driftsleverandør ved installation, test, fejlafhjælpning og rollback.</w:t>
-      </w:r>
-    </w:p>
-    <w:p>
-      <w:pPr>
-        <w:rPr>
-          <w:b/>
-        </w:rPr>
-      </w:pPr>
-      <w:r>
-        <w:t>Ydelsen udføres alene efter bestilling fra Kunden og honoreres med særskilt vederlag som angivet i bilag 12.</w:t>
-      </w:r>
-      <w:bookmarkEnd w:id="88"/>
-      <w:r>
-        <w:br w:type="page"/>
-      </w:r>
-    </w:p>
-    <w:p>
-      <w:pPr>
-        <w:pStyle w:val="Overskrift1"/>
-        <w:pageBreakBefore w:val="0"/>
-      </w:pPr>
-      <w:bookmarkStart w:id="89" w:name="_Toc232172091"/>
-      <w:bookmarkStart w:id="90" w:name="_Toc233116091"/>
-      <w:r>
-        <w:lastRenderedPageBreak/>
-        <w:t xml:space="preserve">Appendiks </w:t>
-      </w:r>
-      <w:r>
-        <w:t>A</w:t>
-      </w:r>
-      <w:r>
-        <w:t xml:space="preserve"> – Leverandørens </w:t>
-      </w:r>
-      <w:bookmarkStart w:id="91" w:name="_Toc230269213"/>
-      <w:r>
-        <w:t>supportorganisation</w:t>
       </w:r>
       <w:bookmarkEnd w:id="89"/>
       <w:bookmarkEnd w:id="90"/>
@@ -8735,6 +8483,249 @@
     </w:p>
     <w:p/>
     <w:p>
+      <w:r>
+        <w:t xml:space="preserve">Leverandørens </w:t>
+      </w:r>
+      <w:r>
+        <w:t xml:space="preserve">faste månedlige </w:t>
+      </w:r>
+      <w:r>
+        <w:t>vederlag for vedligeholdelse og support er angivet i bilag 12.</w:t>
+      </w:r>
+    </w:p>
+    <w:p/>
+    <w:p>
+      <w:r>
+        <w:t>Alle Leverandørens vedligeholdelses- og supportydelser er omfattet af det faste vederlag, medmindre andet eksplicit fremgår af dette bilag.</w:t>
+      </w:r>
+    </w:p>
+    <w:p/>
+    <w:p/>
+    <w:p>
+      <w:pPr>
+        <w:pStyle w:val="Heading2"/>
+      </w:pPr>
+      <w:bookmarkStart w:id="92" w:name="_Toc230087528"/>
+      <w:bookmarkStart w:id="93" w:name="_Toc230269209"/>
+      <w:bookmarkStart w:id="94" w:name="_Toc232172088"/>
+      <w:bookmarkStart w:id="95" w:name="_Toc233116088"/>
+      <w:r>
+        <w:t>Fejlafhjælpning</w:t>
+      </w:r>
+      <w:bookmarkEnd w:id="92"/>
+      <w:bookmarkEnd w:id="93"/>
+      <w:bookmarkEnd w:id="94"/>
+      <w:bookmarkEnd w:id="95"/>
+    </w:p>
+    <w:p/>
+    <w:p>
+      <w:r>
+        <w:t xml:space="preserve">Hvis afhjælpning af Fejl </w:t>
+      </w:r>
+      <w:r>
+        <w:t xml:space="preserve">eller Mangel </w:t>
+      </w:r>
+      <w:r>
+        <w:t>foretages ved levering af en ny</w:t>
+      </w:r>
+      <w:r>
+        <w:t>e patches, r</w:t>
+      </w:r>
+      <w:r>
+        <w:t>elease</w:t>
+      </w:r>
+      <w:r>
+        <w:t>s eller versioner</w:t>
+      </w:r>
+      <w:r>
+        <w:t>, og Kunden ikke ønsker installation af en sådan, er Leverandøren berettiget til særskilt vederlag for yderligere arbejde relateret til afhjælpning af de pågældende Fejl</w:t>
+      </w:r>
+      <w:r>
+        <w:t xml:space="preserve"> eller Mangel</w:t>
+      </w:r>
+      <w:r>
+        <w:t xml:space="preserve">, som ellers kunne have været udbedret ved installation af den pågældende </w:t>
+      </w:r>
+      <w:r>
+        <w:t>patch, re</w:t>
+      </w:r>
+      <w:r>
+        <w:t>lease</w:t>
+      </w:r>
+      <w:r>
+        <w:t xml:space="preserve"> eller version</w:t>
+      </w:r>
+      <w:r>
+        <w:t>.</w:t>
+      </w:r>
+    </w:p>
+    <w:p/>
+    <w:p>
+      <w:r>
+        <w:t xml:space="preserve">Leverandøren har dog ikke krav på særskilt vederlag i garantiperioden, hvis Kundens afvisning af en ny </w:t>
+      </w:r>
+      <w:r>
+        <w:t>patch, r</w:t>
+      </w:r>
+      <w:r>
+        <w:t>elease</w:t>
+      </w:r>
+      <w:r>
+        <w:t xml:space="preserve"> eller version</w:t>
+      </w:r>
+      <w:r>
+        <w:t xml:space="preserve"> skyldes, at installationen vil medføre ikke uvæsentlige ekstraordinære omkostninger eller ulemper for Kunden.</w:t>
+      </w:r>
+    </w:p>
+    <w:p>
+      <w:pPr>
+        <w:pStyle w:val="Heading2"/>
+      </w:pPr>
+      <w:bookmarkStart w:id="96" w:name="_Toc230087529"/>
+      <w:bookmarkStart w:id="97" w:name="_Toc230269210"/>
+      <w:bookmarkStart w:id="98" w:name="_Toc232172089"/>
+      <w:bookmarkStart w:id="99" w:name="_Toc233116089"/>
+      <w:r>
+        <w:t>Fejlrapportering</w:t>
+      </w:r>
+      <w:bookmarkEnd w:id="96"/>
+      <w:bookmarkEnd w:id="97"/>
+      <w:bookmarkEnd w:id="98"/>
+      <w:bookmarkEnd w:id="99"/>
+    </w:p>
+    <w:p/>
+    <w:p>
+      <w:pPr>
+        <w:rPr>
+          <w:b/>
+        </w:rPr>
+      </w:pPr>
+      <w:r>
+        <w:t xml:space="preserve">Hvis Kunden fejlagtigt rapporterer et forhold </w:t>
+      </w:r>
+      <w:r>
+        <w:t>som en Fejl</w:t>
+      </w:r>
+      <w:r>
+        <w:t xml:space="preserve"> eller Mangel</w:t>
+      </w:r>
+      <w:r>
+        <w:t xml:space="preserve">, og det efterfølgende viser sig, at Kundens rapportering beror på manglende uddannelse, forkert brug eller andre forhold, og som ikke kan tilregnes Leverandøren, kan Leverandøren kræve et rimeligt vederlag for behandling af Kundens henvendelse. </w:t>
+      </w:r>
+    </w:p>
+    <w:p/>
+    <w:p>
+      <w:r>
+        <w:t>Hvis Kunden fejlkategoriserer en Fejl</w:t>
+      </w:r>
+      <w:r>
+        <w:t xml:space="preserve"> eller Mangel</w:t>
+      </w:r>
+      <w:r>
+        <w:t>, og det efterfølgende viser sig, at Fejlen</w:t>
+      </w:r>
+      <w:r>
+        <w:t xml:space="preserve"> eller Manglen</w:t>
+      </w:r>
+      <w:r>
+        <w:t xml:space="preserve"> burde have været kategoriseret som anført af Leverandøren, kan Leverandøren kræve betaling af dokumenterede meromkostninger, herunder i forbindelse med nødvendiggjort</w:t>
+      </w:r>
+      <w:r>
+        <w:t xml:space="preserve"> overarbejde som følge af Kundens fejlagtige kategorisering.</w:t>
+      </w:r>
+    </w:p>
+    <w:p>
+      <w:pPr>
+        <w:pStyle w:val="Heading2"/>
+      </w:pPr>
+      <w:bookmarkStart w:id="100" w:name="_Toc232172090"/>
+      <w:bookmarkStart w:id="101" w:name="_Toc233116090"/>
+      <w:bookmarkStart w:id="102" w:name="_Toc230269211"/>
+      <w:r>
+        <w:t>Ydelser, der honoreres m</w:t>
+      </w:r>
+      <w:r>
+        <w:t>e</w:t>
+      </w:r>
+      <w:r>
+        <w:t>d særskilt vederlag</w:t>
+      </w:r>
+      <w:bookmarkEnd w:id="100"/>
+      <w:bookmarkEnd w:id="101"/>
+    </w:p>
+    <w:p/>
+    <w:p>
+      <w:r>
+        <w:t>Følgende ydelser er ikke omfattet af det faste månedlige vederlag for vedligeholdelse og support og honoreres med særskilt vederlag som angivet i bilag 12:</w:t>
+      </w:r>
+    </w:p>
+    <w:p/>
+    <w:p>
+      <w:r>
+        <w:t>I det omfang</w:t>
+      </w:r>
+      <w:r>
+        <w:t xml:space="preserve"> Kunden i overensstemmelse med Kontraktens bestemmelser herom kræver, at vedligeholdelse udføres uden for de aftalte servicevinduer eller uden for Kundens normale arbejdstid i øvrigt, er Leverandøren berettiget til særskilt vederlag som angivet i bilag 12. Dette gælder ikke det forhold, at Leverandøren som led i fejlafhjælpning udbedrer Fejl eller Mangler uden for Kundens normale arbejdstid med henblik på at overholde de i bilag 6 anførte frister. I sådanne tilfælde skal Leverandøren kunne påbegynde fejlafhjælpningen inden for de frister, der følger af bilag 6, regnet fra det førstkommende tidspunkt inden for normal arbejdstid efter Kundens bestilling, medmindre fejlens kategori i bilag 6 tilsiger en kortere reaktionstid.</w:t>
+      </w:r>
+    </w:p>
+    <w:p/>
+    <w:p>
+      <w:r>
+        <w:t xml:space="preserve">Rådgivning vedr. </w:t>
+      </w:r>
+      <w:r>
+        <w:t>Service Delivery Management (forebyggende vedligeholdelse og teknisk optimering).</w:t>
+      </w:r>
+      <w:r>
+        <w:t xml:space="preserve"> Ydelsen omfatter analyse af Løsningens tilstand og gennemførelse af tiltag, der kan medvirke til at eliminere eller reducere problemer. Analyserne kan fx omfatte: analyser af incidents og sikkerhedsmæssige hændelser, vurdering af performance og svartider, vurdering af applikationsmæssig kapacitetsudnyttelse, opdatering og tilpasning af API'er samt vurdering af fremtidige behov for applikationsmæssige tilpasninger. Ydelsen udføres alene efter bestilling fra Kunden og honoreres med særskilt vederlag som angivet i bilag 12.</w:t>
+      </w:r>
+    </w:p>
+    <w:p/>
+    <w:p>
+      <w:r>
+        <w:t>Teknisk bistand til Kundens driftsleverandør ved installation, test, fejlafhjælpning og rollback.</w:t>
+      </w:r>
+    </w:p>
+    <w:p>
+      <w:pPr>
+        <w:rPr>
+          <w:b/>
+        </w:rPr>
+      </w:pPr>
+      <w:r>
+        <w:t>Ydelsen udføres alene efter bestilling fra Kunden og honoreres med særskilt vederlag som angivet i bilag 12.</w:t>
+      </w:r>
+      <w:bookmarkEnd w:id="102"/>
+      <w:r>
+        <w:br w:type="page"/>
+      </w:r>
+    </w:p>
+    <w:p>
+      <w:pPr>
+        <w:pStyle w:val="Heading1"/>
+        <w:pageBreakBefore w:val="0"/>
+      </w:pPr>
+      <w:bookmarkStart w:id="103" w:name="_Toc232172091"/>
+      <w:bookmarkStart w:id="104" w:name="_Toc233116091"/>
+      <w:r>
+        <w:t xml:space="preserve">Appendiks </w:t>
+      </w:r>
+      <w:r>
+        <w:t>A</w:t>
+      </w:r>
+      <w:r>
+        <w:t xml:space="preserve"> – Leverandørens </w:t>
+      </w:r>
+      <w:bookmarkStart w:id="105" w:name="_Toc230269213"/>
+      <w:r>
+        <w:t>supportorganisation</w:t>
+      </w:r>
+      <w:bookmarkEnd w:id="103"/>
+      <w:bookmarkEnd w:id="104"/>
+      <w:bookmarkEnd w:id="105"/>
+    </w:p>
+    <w:p/>
+    <w:p>
       <w:pPr>
         <w:rPr>
           <w:i/>
@@ -8759,7 +8750,7 @@
     </w:p>
     <w:p>
       <w:pPr>
-        <w:pStyle w:val="Listeafsnit"/>
+        <w:pStyle w:val="ListParagraph"/>
         <w:numPr>
           <w:ilvl w:val="0"/>
           <w:numId w:val="45"/>
@@ -8815,7 +8806,7 @@
     </w:p>
     <w:p>
       <w:pPr>
-        <w:pStyle w:val="Listeafsnit"/>
+        <w:pStyle w:val="ListParagraph"/>
         <w:numPr>
           <w:ilvl w:val="0"/>
           <w:numId w:val="45"/>
@@ -8857,7 +8848,7 @@
     </w:p>
     <w:p>
       <w:pPr>
-        <w:pStyle w:val="Listeafsnit"/>
+        <w:pStyle w:val="ListParagraph"/>
         <w:numPr>
           <w:ilvl w:val="0"/>
           <w:numId w:val="45"/>
@@ -8899,7 +8890,7 @@
     </w:p>
     <w:p>
       <w:pPr>
-        <w:pStyle w:val="Listeafsnit"/>
+        <w:pStyle w:val="ListParagraph"/>
         <w:numPr>
           <w:ilvl w:val="0"/>
           <w:numId w:val="45"/>
@@ -8952,7 +8943,7 @@
 </file>
 
 <file path=word/endnotes.xml><?xml version="1.0" encoding="utf-8"?>
-<w:endnotes xmlns:wpc="http://schemas.microsoft.com/office/word/2010/wordprocessingCanvas" xmlns:cx="http://schemas.microsoft.com/office/drawing/2014/chartex" xmlns:cx1="http://schemas.microsoft.com/office/drawing/2015/9/8/chartex" xmlns:cx2="http://schemas.microsoft.com/office/drawing/2015/10/21/chartex" xmlns:cx3="http://schemas.microsoft.com/office/drawing/2016/5/9/chartex" xmlns:cx4="http://schemas.microsoft.com/office/drawing/2016/5/10/chartex" xmlns:cx5="http://schemas.microsoft.com/office/drawing/2016/5/11/chartex" xmlns:cx6="http://schemas.microsoft.com/office/drawing/2016/5/12/chartex" xmlns:cx7="http://schemas.microsoft.com/office/drawing/2016/5/13/chartex" xmlns:cx8="http://schemas.microsoft.com/office/drawing/2016/5/14/chartex" xmlns:mc="http://schemas.openxmlformats.org/markup-compatibility/2006" xmlns:aink="http://schemas.microsoft.com/office/drawing/2016/ink" xmlns:am3d="http://schemas.microsoft.com/office/drawing/2017/model3d" xmlns:o="urn:schemas-microsoft-com:office:office" xmlns:oel="http://schemas.microsoft.com/office/2019/extlst" xmlns:r="http://schemas.openxmlformats.org/officeDocument/2006/relationships" xmlns:m="http://schemas.openxmlformats.org/officeDocument/2006/math" xmlns:v="urn:schemas-microsoft-com:vml" xmlns:wp14="http://schemas.microsoft.com/office/word/2010/wordprocessingDrawing" xmlns:wp="http://schemas.openxmlformats.org/drawingml/2006/wordprocessingDrawing" xmlns:w10="urn:schemas-microsoft-com:office:word" xmlns:w="http://schemas.openxmlformats.org/wordprocessingml/2006/main" xmlns:w14="http://schemas.microsoft.com/office/word/2010/wordml" xmlns:w15="http://schemas.microsoft.com/office/word/2012/wordml" xmlns:w16cei="http://schemas.microsoft.com/office/word/2026/wordml/cei" xmlns:w16cex="http://schemas.microsoft.com/office/word/2018/wordml/cex" xmlns:w16cid="http://schemas.microsoft.com/office/word/2016/wordml/cid" xmlns:w16="http://schemas.microsoft.com/office/word/2018/wordml" xmlns:w16du="http://schemas.microsoft.com/office/word/2023/wordml/word16du" xmlns:w16sdtdh="http://schemas.microsoft.com/office/word/2020/wordml/sdtdatahash" xmlns:w16sdtfl="http://schemas.microsoft.com/office/word/2024/wordml/sdtformatlock" xmlns:w16se="http://schemas.microsoft.com/office/word/2015/wordml/symex" xmlns:wpg="http://schemas.microsoft.com/office/word/2010/wordprocessingGroup" xmlns:wpi="http://schemas.microsoft.com/office/word/2010/wordprocessingInk" xmlns:wne="http://schemas.microsoft.com/office/word/2006/wordml" xmlns:wps="http://schemas.microsoft.com/office/word/2010/wordprocessingShape" mc:Ignorable="w14 w15 w16se w16cid w16 w16cex w16sdtdh w16sdtfl w16du wp14">
+<w:endnotes xmlns:wpc="http://schemas.microsoft.com/office/word/2010/wordprocessingCanvas" xmlns:cx="http://schemas.microsoft.com/office/drawing/2014/chartex" xmlns:cx1="http://schemas.microsoft.com/office/drawing/2015/9/8/chartex" xmlns:cx2="http://schemas.microsoft.com/office/drawing/2015/10/21/chartex" xmlns:cx3="http://schemas.microsoft.com/office/drawing/2016/5/9/chartex" xmlns:cx4="http://schemas.microsoft.com/office/drawing/2016/5/10/chartex" xmlns:cx5="http://schemas.microsoft.com/office/drawing/2016/5/11/chartex" xmlns:cx6="http://schemas.microsoft.com/office/drawing/2016/5/12/chartex" xmlns:cx7="http://schemas.microsoft.com/office/drawing/2016/5/13/chartex" xmlns:cx8="http://schemas.microsoft.com/office/drawing/2016/5/14/chartex" xmlns:mc="http://schemas.openxmlformats.org/markup-compatibility/2006" xmlns:aink="http://schemas.microsoft.com/office/drawing/2016/ink" xmlns:am3d="http://schemas.microsoft.com/office/drawing/2017/model3d" xmlns:o="urn:schemas-microsoft-com:office:office" xmlns:oel="http://schemas.microsoft.com/office/2019/extlst" xmlns:r="http://schemas.openxmlformats.org/officeDocument/2006/relationships" xmlns:m="http://schemas.openxmlformats.org/officeDocument/2006/math" xmlns:v="urn:schemas-microsoft-com:vml" xmlns:wp14="http://schemas.microsoft.com/office/word/2010/wordprocessingDrawing" xmlns:wp="http://schemas.openxmlformats.org/drawingml/2006/wordprocessingDrawing" xmlns:w10="urn:schemas-microsoft-com:office:word" xmlns:w="http://schemas.openxmlformats.org/wordprocessingml/2006/main" xmlns:w14="http://schemas.microsoft.com/office/word/2010/wordml" xmlns:w15="http://schemas.microsoft.com/office/word/2012/wordml" xmlns:w16cex="http://schemas.microsoft.com/office/word/2018/wordml/cex" xmlns:w16cid="http://schemas.microsoft.com/office/word/2016/wordml/cid" xmlns:w16="http://schemas.microsoft.com/office/word/2018/wordml" xmlns:w16du="http://schemas.microsoft.com/office/word/2023/wordml/word16du" xmlns:w16sdtdh="http://schemas.microsoft.com/office/word/2020/wordml/sdtdatahash" xmlns:w16sdtfl="http://schemas.microsoft.com/office/word/2024/wordml/sdtformatlock" xmlns:w16se="http://schemas.microsoft.com/office/word/2015/wordml/symex" xmlns:wpg="http://schemas.microsoft.com/office/word/2010/wordprocessingGroup" xmlns:wpi="http://schemas.microsoft.com/office/word/2010/wordprocessingInk" xmlns:wne="http://schemas.microsoft.com/office/word/2006/wordml" xmlns:wps="http://schemas.microsoft.com/office/word/2010/wordprocessingShape" mc:Ignorable="w14 w15 w16se w16cid w16 w16cex w16sdtdh w16sdtfl w16du wp14">
   <w:endnote w:type="separator" w:id="-1">
     <w:p>
       <w:pPr>
@@ -8977,10 +8968,10 @@
 </file>
 
 <file path=word/footer1.xml><?xml version="1.0" encoding="utf-8"?>
-<w:ftr xmlns:wpc="http://schemas.microsoft.com/office/word/2010/wordprocessingCanvas" xmlns:cx="http://schemas.microsoft.com/office/drawing/2014/chartex" xmlns:cx1="http://schemas.microsoft.com/office/drawing/2015/9/8/chartex" xmlns:cx2="http://schemas.microsoft.com/office/drawing/2015/10/21/chartex" xmlns:cx3="http://schemas.microsoft.com/office/drawing/2016/5/9/chartex" xmlns:cx4="http://schemas.microsoft.com/office/drawing/2016/5/10/chartex" xmlns:cx5="http://schemas.microsoft.com/office/drawing/2016/5/11/chartex" xmlns:cx6="http://schemas.microsoft.com/office/drawing/2016/5/12/chartex" xmlns:cx7="http://schemas.microsoft.com/office/drawing/2016/5/13/chartex" xmlns:cx8="http://schemas.microsoft.com/office/drawing/2016/5/14/chartex" xmlns:mc="http://schemas.openxmlformats.org/markup-compatibility/2006" xmlns:aink="http://schemas.microsoft.com/office/drawing/2016/ink" xmlns:am3d="http://schemas.microsoft.com/office/drawing/2017/model3d" xmlns:o="urn:schemas-microsoft-com:office:office" xmlns:oel="http://schemas.microsoft.com/office/2019/extlst" xmlns:r="http://schemas.openxmlformats.org/officeDocument/2006/relationships" xmlns:m="http://schemas.openxmlformats.org/officeDocument/2006/math" xmlns:v="urn:schemas-microsoft-com:vml" xmlns:wp14="http://schemas.microsoft.com/office/word/2010/wordprocessingDrawing" xmlns:wp="http://schemas.openxmlformats.org/drawingml/2006/wordprocessingDrawing" xmlns:w10="urn:schemas-microsoft-com:office:word" xmlns:w="http://schemas.openxmlformats.org/wordprocessingml/2006/main" xmlns:w14="http://schemas.microsoft.com/office/word/2010/wordml" xmlns:w15="http://schemas.microsoft.com/office/word/2012/wordml" xmlns:w16cei="http://schemas.microsoft.com/office/word/2026/wordml/cei" xmlns:w16cex="http://schemas.microsoft.com/office/word/2018/wordml/cex" xmlns:w16cid="http://schemas.microsoft.com/office/word/2016/wordml/cid" xmlns:w16="http://schemas.microsoft.com/office/word/2018/wordml" xmlns:w16du="http://schemas.microsoft.com/office/word/2023/wordml/word16du" xmlns:w16sdtdh="http://schemas.microsoft.com/office/word/2020/wordml/sdtdatahash" xmlns:w16sdtfl="http://schemas.microsoft.com/office/word/2024/wordml/sdtformatlock" xmlns:w16se="http://schemas.microsoft.com/office/word/2015/wordml/symex" xmlns:wpg="http://schemas.microsoft.com/office/word/2010/wordprocessingGroup" xmlns:wpi="http://schemas.microsoft.com/office/word/2010/wordprocessingInk" xmlns:wne="http://schemas.microsoft.com/office/word/2006/wordml" xmlns:wps="http://schemas.microsoft.com/office/word/2010/wordprocessingShape" mc:Ignorable="w14 w15 w16se w16cid w16 w16cex w16sdtdh w16sdtfl w16du wp14">
+<w:ftr xmlns:wpc="http://schemas.microsoft.com/office/word/2010/wordprocessingCanvas" xmlns:cx="http://schemas.microsoft.com/office/drawing/2014/chartex" xmlns:cx1="http://schemas.microsoft.com/office/drawing/2015/9/8/chartex" xmlns:cx2="http://schemas.microsoft.com/office/drawing/2015/10/21/chartex" xmlns:cx3="http://schemas.microsoft.com/office/drawing/2016/5/9/chartex" xmlns:cx4="http://schemas.microsoft.com/office/drawing/2016/5/10/chartex" xmlns:cx5="http://schemas.microsoft.com/office/drawing/2016/5/11/chartex" xmlns:cx6="http://schemas.microsoft.com/office/drawing/2016/5/12/chartex" xmlns:cx7="http://schemas.microsoft.com/office/drawing/2016/5/13/chartex" xmlns:cx8="http://schemas.microsoft.com/office/drawing/2016/5/14/chartex" xmlns:mc="http://schemas.openxmlformats.org/markup-compatibility/2006" xmlns:aink="http://schemas.microsoft.com/office/drawing/2016/ink" xmlns:am3d="http://schemas.microsoft.com/office/drawing/2017/model3d" xmlns:o="urn:schemas-microsoft-com:office:office" xmlns:oel="http://schemas.microsoft.com/office/2019/extlst" xmlns:r="http://schemas.openxmlformats.org/officeDocument/2006/relationships" xmlns:m="http://schemas.openxmlformats.org/officeDocument/2006/math" xmlns:v="urn:schemas-microsoft-com:vml" xmlns:wp14="http://schemas.microsoft.com/office/word/2010/wordprocessingDrawing" xmlns:wp="http://schemas.openxmlformats.org/drawingml/2006/wordprocessingDrawing" xmlns:w10="urn:schemas-microsoft-com:office:word" xmlns:w="http://schemas.openxmlformats.org/wordprocessingml/2006/main" xmlns:w14="http://schemas.microsoft.com/office/word/2010/wordml" xmlns:w15="http://schemas.microsoft.com/office/word/2012/wordml" xmlns:w16cex="http://schemas.microsoft.com/office/word/2018/wordml/cex" xmlns:w16cid="http://schemas.microsoft.com/office/word/2016/wordml/cid" xmlns:w16="http://schemas.microsoft.com/office/word/2018/wordml" xmlns:w16du="http://schemas.microsoft.com/office/word/2023/wordml/word16du" xmlns:w16sdtdh="http://schemas.microsoft.com/office/word/2020/wordml/sdtdatahash" xmlns:w16sdtfl="http://schemas.microsoft.com/office/word/2024/wordml/sdtformatlock" xmlns:w16se="http://schemas.microsoft.com/office/word/2015/wordml/symex" xmlns:wpg="http://schemas.microsoft.com/office/word/2010/wordprocessingGroup" xmlns:wpi="http://schemas.microsoft.com/office/word/2010/wordprocessingInk" xmlns:wne="http://schemas.microsoft.com/office/word/2006/wordml" xmlns:wps="http://schemas.microsoft.com/office/word/2010/wordprocessingShape" mc:Ignorable="w14 w15 w16se w16cid w16 w16cex w16sdtdh w16sdtfl w16du wp14">
   <w:p>
     <w:pPr>
-      <w:pStyle w:val="Sidefod"/>
+      <w:pStyle w:val="Footer"/>
     </w:pPr>
     <w:r>
       <w:rPr>
@@ -9062,7 +9053,7 @@
             </wp:anchor>
           </w:drawing>
         </mc:Choice>
-        <mc:Fallback xmlns:arto="http://schemas.microsoft.com/office/word/2006/arto">
+        <mc:Fallback>
           <w:pict>
             <v:shapetype w14:anchorId="5323D5E7" id="_x0000_t202" coordsize="21600,21600" o:spt="202" path="m,l,21600r21600,l21600,xe">
               <v:stroke joinstyle="miter"/>
@@ -9157,7 +9148,7 @@
                       <w:txbxContent>
                         <w:p>
                           <w:pPr>
-                            <w:pStyle w:val="Sidefod"/>
+                            <w:pStyle w:val="Footer"/>
                           </w:pPr>
                           <w:r>
                             <w:fldChar w:fldCharType="begin"/>
@@ -9219,7 +9210,7 @@
             </wp:anchor>
           </w:drawing>
         </mc:Choice>
-        <mc:Fallback xmlns:arto="http://schemas.microsoft.com/office/word/2006/arto">
+        <mc:Fallback>
           <w:pict>
             <v:shape w14:anchorId="44B8B69C" id="Text Box 1" o:spid="_x0000_s1030" type="#_x0000_t202" style="position:absolute;margin-left:-28.35pt;margin-top:0;width:116.2pt;height:54.15pt;z-index:251658241;visibility:visible;mso-wrap-style:square;mso-width-percent:0;mso-height-percent:0;mso-wrap-distance-left:9pt;mso-wrap-distance-top:0;mso-wrap-distance-right:9pt;mso-wrap-distance-bottom:0;mso-position-horizontal:absolute;mso-position-horizontal-relative:margin;mso-position-vertical:bottom;mso-position-vertical-relative:page;mso-width-percent:0;mso-height-percent:0;mso-width-relative:margin;mso-height-relative:margin;v-text-anchor:top" o:gfxdata="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" filled="f" fillcolor="white [3201]" stroked="f" strokeweight=".5pt">
               <v:textbox inset="0,0,0,0">
@@ -9333,7 +9324,7 @@
                       <w:txbxContent>
                         <w:tbl>
                           <w:tblPr>
-                            <w:tblStyle w:val="Tabel-Gitter"/>
+                            <w:tblStyle w:val="TableGrid"/>
                             <w:tblW w:w="6804" w:type="dxa"/>
                             <w:jc w:val="right"/>
                             <w:tblBorders>
@@ -9399,7 +9390,7 @@
                         </w:tbl>
                         <w:p>
                           <w:pPr>
-                            <w:pStyle w:val="Sidefod"/>
+                            <w:pStyle w:val="Footer"/>
                             <w:spacing w:line="14" w:lineRule="exact"/>
                           </w:pPr>
                         </w:p>
@@ -9425,11 +9416,7 @@
         </mc:Choice>
         <mc:Fallback>
           <w:pict>
-            <v:shapetype w14:anchorId="76C8BA0F" id="_x0000_t202" coordsize="21600,21600" o:spt="202" path="m,l,21600r21600,l21600,xe">
-              <v:stroke joinstyle="miter"/>
-              <v:path gradientshapeok="t" o:connecttype="rect"/>
-            </v:shapetype>
-            <v:shape id="FileName_Hide" o:spid="_x0000_s1031" type="#_x0000_t202" style="position:absolute;margin-left:294.65pt;margin-top:0;width:345.85pt;height:42.25pt;z-index:251658240;visibility:hidden;mso-wrap-style:square;mso-width-percent:0;mso-height-percent:0;mso-wrap-distance-left:9pt;mso-wrap-distance-top:0;mso-wrap-distance-right:9pt;mso-wrap-distance-bottom:0;mso-position-horizontal:right;mso-position-horizontal-relative:margin;mso-position-vertical:bottom;mso-position-vertical-relative:page;mso-width-percent:0;mso-height-percent:0;mso-width-relative:page;mso-height-relative:page;v-text-anchor:top" o:gfxdata="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" filled="f" fillcolor="white [3201]" stroked="f" strokeweight=".5pt">
+            <v:shape w14:anchorId="76C8BA0F" id="FileName_Hide" o:spid="_x0000_s1031" type="#_x0000_t202" style="position:absolute;margin-left:294.65pt;margin-top:0;width:345.85pt;height:42.25pt;z-index:251658240;visibility:hidden;mso-wrap-style:square;mso-width-percent:0;mso-height-percent:0;mso-wrap-distance-left:9pt;mso-wrap-distance-top:0;mso-wrap-distance-right:9pt;mso-wrap-distance-bottom:0;mso-position-horizontal:right;mso-position-horizontal-relative:margin;mso-position-vertical:bottom;mso-position-vertical-relative:page;mso-width-percent:0;mso-height-percent:0;mso-width-relative:page;mso-height-relative:page;v-text-anchor:top" o:gfxdata="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" filled="f" fillcolor="white [3201]" stroked="f" strokeweight=".5pt">
               <v:textbox inset="0,0,0,0">
                 <w:txbxContent>
                   <w:tbl>
@@ -9516,7 +9503,7 @@
   </w:p>
   <w:tbl>
     <w:tblPr>
-      <w:tblStyle w:val="Tabel-Gitter"/>
+      <w:tblStyle w:val="TableGrid"/>
       <w:tblW w:w="6824" w:type="dxa"/>
       <w:jc w:val="right"/>
       <w:tblBorders>
@@ -9561,19 +9548,19 @@
   </w:tbl>
   <w:p>
     <w:pPr>
-      <w:pStyle w:val="Sidefod"/>
+      <w:pStyle w:val="Footer"/>
     </w:pPr>
   </w:p>
 </w:ftr>
 </file>
 
 <file path=word/footer2.xml><?xml version="1.0" encoding="utf-8"?>
-<w:ftr xmlns:wpc="http://schemas.microsoft.com/office/word/2010/wordprocessingCanvas" xmlns:cx="http://schemas.microsoft.com/office/drawing/2014/chartex" xmlns:cx1="http://schemas.microsoft.com/office/drawing/2015/9/8/chartex" xmlns:cx2="http://schemas.microsoft.com/office/drawing/2015/10/21/chartex" xmlns:cx3="http://schemas.microsoft.com/office/drawing/2016/5/9/chartex" xmlns:cx4="http://schemas.microsoft.com/office/drawing/2016/5/10/chartex" xmlns:cx5="http://schemas.microsoft.com/office/drawing/2016/5/11/chartex" xmlns:cx6="http://schemas.microsoft.com/office/drawing/2016/5/12/chartex" xmlns:cx7="http://schemas.microsoft.com/office/drawing/2016/5/13/chartex" xmlns:cx8="http://schemas.microsoft.com/office/drawing/2016/5/14/chartex" xmlns:mc="http://schemas.openxmlformats.org/markup-compatibility/2006" xmlns:aink="http://schemas.microsoft.com/office/drawing/2016/ink" xmlns:am3d="http://schemas.microsoft.com/office/drawing/2017/model3d" xmlns:o="urn:schemas-microsoft-com:office:office" xmlns:oel="http://schemas.microsoft.com/office/2019/extlst" xmlns:r="http://schemas.openxmlformats.org/officeDocument/2006/relationships" xmlns:m="http://schemas.openxmlformats.org/officeDocument/2006/math" xmlns:v="urn:schemas-microsoft-com:vml" xmlns:wp14="http://schemas.microsoft.com/office/word/2010/wordprocessingDrawing" xmlns:wp="http://schemas.openxmlformats.org/drawingml/2006/wordprocessingDrawing" xmlns:w10="urn:schemas-microsoft-com:office:word" xmlns:w="http://schemas.openxmlformats.org/wordprocessingml/2006/main" xmlns:w14="http://schemas.microsoft.com/office/word/2010/wordml" xmlns:w15="http://schemas.microsoft.com/office/word/2012/wordml" xmlns:w16cei="http://schemas.microsoft.com/office/word/2026/wordml/cei" xmlns:w16cex="http://schemas.microsoft.com/office/word/2018/wordml/cex" xmlns:w16cid="http://schemas.microsoft.com/office/word/2016/wordml/cid" xmlns:w16="http://schemas.microsoft.com/office/word/2018/wordml" xmlns:w16du="http://schemas.microsoft.com/office/word/2023/wordml/word16du" xmlns:w16sdtdh="http://schemas.microsoft.com/office/word/2020/wordml/sdtdatahash" xmlns:w16sdtfl="http://schemas.microsoft.com/office/word/2024/wordml/sdtformatlock" xmlns:w16se="http://schemas.microsoft.com/office/word/2015/wordml/symex" xmlns:wpg="http://schemas.microsoft.com/office/word/2010/wordprocessingGroup" xmlns:wpi="http://schemas.microsoft.com/office/word/2010/wordprocessingInk" xmlns:wne="http://schemas.microsoft.com/office/word/2006/wordml" xmlns:wps="http://schemas.microsoft.com/office/word/2010/wordprocessingShape" mc:Ignorable="w14 w15 w16se w16cid w16 w16cex w16sdtdh w16sdtfl w16du wp14">
+<w:ftr xmlns:wpc="http://schemas.microsoft.com/office/word/2010/wordprocessingCanvas" xmlns:cx="http://schemas.microsoft.com/office/drawing/2014/chartex" xmlns:cx1="http://schemas.microsoft.com/office/drawing/2015/9/8/chartex" xmlns:cx2="http://schemas.microsoft.com/office/drawing/2015/10/21/chartex" xmlns:cx3="http://schemas.microsoft.com/office/drawing/2016/5/9/chartex" xmlns:cx4="http://schemas.microsoft.com/office/drawing/2016/5/10/chartex" xmlns:cx5="http://schemas.microsoft.com/office/drawing/2016/5/11/chartex" xmlns:cx6="http://schemas.microsoft.com/office/drawing/2016/5/12/chartex" xmlns:cx7="http://schemas.microsoft.com/office/drawing/2016/5/13/chartex" xmlns:cx8="http://schemas.microsoft.com/office/drawing/2016/5/14/chartex" xmlns:mc="http://schemas.openxmlformats.org/markup-compatibility/2006" xmlns:aink="http://schemas.microsoft.com/office/drawing/2016/ink" xmlns:am3d="http://schemas.microsoft.com/office/drawing/2017/model3d" xmlns:o="urn:schemas-microsoft-com:office:office" xmlns:oel="http://schemas.microsoft.com/office/2019/extlst" xmlns:r="http://schemas.openxmlformats.org/officeDocument/2006/relationships" xmlns:m="http://schemas.openxmlformats.org/officeDocument/2006/math" xmlns:v="urn:schemas-microsoft-com:vml" xmlns:wp14="http://schemas.microsoft.com/office/word/2010/wordprocessingDrawing" xmlns:wp="http://schemas.openxmlformats.org/drawingml/2006/wordprocessingDrawing" xmlns:w10="urn:schemas-microsoft-com:office:word" xmlns:w="http://schemas.openxmlformats.org/wordprocessingml/2006/main" xmlns:w14="http://schemas.microsoft.com/office/word/2010/wordml" xmlns:w15="http://schemas.microsoft.com/office/word/2012/wordml" xmlns:w16cex="http://schemas.microsoft.com/office/word/2018/wordml/cex" xmlns:w16cid="http://schemas.microsoft.com/office/word/2016/wordml/cid" xmlns:w16="http://schemas.microsoft.com/office/word/2018/wordml" xmlns:w16du="http://schemas.microsoft.com/office/word/2023/wordml/word16du" xmlns:w16sdtdh="http://schemas.microsoft.com/office/word/2020/wordml/sdtdatahash" xmlns:w16sdtfl="http://schemas.microsoft.com/office/word/2024/wordml/sdtformatlock" xmlns:w16se="http://schemas.microsoft.com/office/word/2015/wordml/symex" xmlns:wpg="http://schemas.microsoft.com/office/word/2010/wordprocessingGroup" xmlns:wpi="http://schemas.microsoft.com/office/word/2010/wordprocessingInk" xmlns:wne="http://schemas.microsoft.com/office/word/2006/wordml" xmlns:wps="http://schemas.microsoft.com/office/word/2010/wordprocessingShape" mc:Ignorable="w14 w15 w16se w16cid w16 w16cex w16sdtdh w16sdtfl w16du wp14">
   <w:p>
     <w:pPr>
-      <w:pStyle w:val="Sidefod"/>
+      <w:pStyle w:val="Footer"/>
     </w:pPr>
-    <w:bookmarkStart w:id="14" w:name="ReportLogo"/>
+    <w:bookmarkStart w:id="28" w:name="ReportLogo"/>
     <w:r>
       <w:rPr>
         <w:noProof/>
@@ -9619,7 +9606,7 @@
         </wp:anchor>
       </w:drawing>
     </w:r>
-    <w:bookmarkEnd w:id="14"/>
+    <w:bookmarkEnd w:id="28"/>
     <w:r>
       <w:t xml:space="preserve"> </w:t>
     </w:r>
@@ -9628,10 +9615,10 @@
 </file>
 
 <file path=word/footer3.xml><?xml version="1.0" encoding="utf-8"?>
-<w:ftr xmlns:wpc="http://schemas.microsoft.com/office/word/2010/wordprocessingCanvas" xmlns:cx="http://schemas.microsoft.com/office/drawing/2014/chartex" xmlns:cx1="http://schemas.microsoft.com/office/drawing/2015/9/8/chartex" xmlns:cx2="http://schemas.microsoft.com/office/drawing/2015/10/21/chartex" xmlns:cx3="http://schemas.microsoft.com/office/drawing/2016/5/9/chartex" xmlns:cx4="http://schemas.microsoft.com/office/drawing/2016/5/10/chartex" xmlns:cx5="http://schemas.microsoft.com/office/drawing/2016/5/11/chartex" xmlns:cx6="http://schemas.microsoft.com/office/drawing/2016/5/12/chartex" xmlns:cx7="http://schemas.microsoft.com/office/drawing/2016/5/13/chartex" xmlns:cx8="http://schemas.microsoft.com/office/drawing/2016/5/14/chartex" xmlns:mc="http://schemas.openxmlformats.org/markup-compatibility/2006" xmlns:aink="http://schemas.microsoft.com/office/drawing/2016/ink" xmlns:am3d="http://schemas.microsoft.com/office/drawing/2017/model3d" xmlns:o="urn:schemas-microsoft-com:office:office" xmlns:oel="http://schemas.microsoft.com/office/2019/extlst" xmlns:r="http://schemas.openxmlformats.org/officeDocument/2006/relationships" xmlns:m="http://schemas.openxmlformats.org/officeDocument/2006/math" xmlns:v="urn:schemas-microsoft-com:vml" xmlns:wp14="http://schemas.microsoft.com/office/word/2010/wordprocessingDrawing" xmlns:wp="http://schemas.openxmlformats.org/drawingml/2006/wordprocessingDrawing" xmlns:w10="urn:schemas-microsoft-com:office:word" xmlns:w="http://schemas.openxmlformats.org/wordprocessingml/2006/main" xmlns:w14="http://schemas.microsoft.com/office/word/2010/wordml" xmlns:w15="http://schemas.microsoft.com/office/word/2012/wordml" xmlns:w16cei="http://schemas.microsoft.com/office/word/2026/wordml/cei" xmlns:w16cex="http://schemas.microsoft.com/office/word/2018/wordml/cex" xmlns:w16cid="http://schemas.microsoft.com/office/word/2016/wordml/cid" xmlns:w16="http://schemas.microsoft.com/office/word/2018/wordml" xmlns:w16du="http://schemas.microsoft.com/office/word/2023/wordml/word16du" xmlns:w16sdtdh="http://schemas.microsoft.com/office/word/2020/wordml/sdtdatahash" xmlns:w16sdtfl="http://schemas.microsoft.com/office/word/2024/wordml/sdtformatlock" xmlns:w16se="http://schemas.microsoft.com/office/word/2015/wordml/symex" xmlns:wpg="http://schemas.microsoft.com/office/word/2010/wordprocessingGroup" xmlns:wpi="http://schemas.microsoft.com/office/word/2010/wordprocessingInk" xmlns:wne="http://schemas.microsoft.com/office/word/2006/wordml" xmlns:wps="http://schemas.microsoft.com/office/word/2010/wordprocessingShape" mc:Ignorable="w14 w15 w16se w16cid w16 w16cex w16sdtdh w16sdtfl w16du wp14">
+<w:ftr xmlns:wpc="http://schemas.microsoft.com/office/word/2010/wordprocessingCanvas" xmlns:cx="http://schemas.microsoft.com/office/drawing/2014/chartex" xmlns:cx1="http://schemas.microsoft.com/office/drawing/2015/9/8/chartex" xmlns:cx2="http://schemas.microsoft.com/office/drawing/2015/10/21/chartex" xmlns:cx3="http://schemas.microsoft.com/office/drawing/2016/5/9/chartex" xmlns:cx4="http://schemas.microsoft.com/office/drawing/2016/5/10/chartex" xmlns:cx5="http://schemas.microsoft.com/office/drawing/2016/5/11/chartex" xmlns:cx6="http://schemas.microsoft.com/office/drawing/2016/5/12/chartex" xmlns:cx7="http://schemas.microsoft.com/office/drawing/2016/5/13/chartex" xmlns:cx8="http://schemas.microsoft.com/office/drawing/2016/5/14/chartex" xmlns:mc="http://schemas.openxmlformats.org/markup-compatibility/2006" xmlns:aink="http://schemas.microsoft.com/office/drawing/2016/ink" xmlns:am3d="http://schemas.microsoft.com/office/drawing/2017/model3d" xmlns:o="urn:schemas-microsoft-com:office:office" xmlns:oel="http://schemas.microsoft.com/office/2019/extlst" xmlns:r="http://schemas.openxmlformats.org/officeDocument/2006/relationships" xmlns:m="http://schemas.openxmlformats.org/officeDocument/2006/math" xmlns:v="urn:schemas-microsoft-com:vml" xmlns:wp14="http://schemas.microsoft.com/office/word/2010/wordprocessingDrawing" xmlns:wp="http://schemas.openxmlformats.org/drawingml/2006/wordprocessingDrawing" xmlns:w10="urn:schemas-microsoft-com:office:word" xmlns:w="http://schemas.openxmlformats.org/wordprocessingml/2006/main" xmlns:w14="http://schemas.microsoft.com/office/word/2010/wordml" xmlns:w15="http://schemas.microsoft.com/office/word/2012/wordml" xmlns:w16cex="http://schemas.microsoft.com/office/word/2018/wordml/cex" xmlns:w16cid="http://schemas.microsoft.com/office/word/2016/wordml/cid" xmlns:w16="http://schemas.microsoft.com/office/word/2018/wordml" xmlns:w16du="http://schemas.microsoft.com/office/word/2023/wordml/word16du" xmlns:w16sdtdh="http://schemas.microsoft.com/office/word/2020/wordml/sdtdatahash" xmlns:w16sdtfl="http://schemas.microsoft.com/office/word/2024/wordml/sdtformatlock" xmlns:w16se="http://schemas.microsoft.com/office/word/2015/wordml/symex" xmlns:wpg="http://schemas.microsoft.com/office/word/2010/wordprocessingGroup" xmlns:wpi="http://schemas.microsoft.com/office/word/2010/wordprocessingInk" xmlns:wne="http://schemas.microsoft.com/office/word/2006/wordml" xmlns:wps="http://schemas.microsoft.com/office/word/2010/wordprocessingShape" mc:Ignorable="w14 w15 w16se w16cid w16 w16cex w16sdtdh w16sdtfl w16du wp14">
   <w:p>
     <w:pPr>
-      <w:pStyle w:val="Sidefod"/>
+      <w:pStyle w:val="Footer"/>
     </w:pPr>
     <w:r>
       <w:rPr>
@@ -9713,7 +9700,7 @@
             </wp:anchor>
           </w:drawing>
         </mc:Choice>
-        <mc:Fallback xmlns:arto="http://schemas.microsoft.com/office/word/2006/arto">
+        <mc:Fallback>
           <w:pict>
             <v:shapetype w14:anchorId="6F9256ED" id="_x0000_t202" coordsize="21600,21600" o:spt="202" path="m,l,21600r21600,l21600,xe">
               <v:stroke joinstyle="miter"/>
@@ -9756,10 +9743,10 @@
 </file>
 
 <file path=word/footer4.xml><?xml version="1.0" encoding="utf-8"?>
-<w:ftr xmlns:wpc="http://schemas.microsoft.com/office/word/2010/wordprocessingCanvas" xmlns:cx="http://schemas.microsoft.com/office/drawing/2014/chartex" xmlns:cx1="http://schemas.microsoft.com/office/drawing/2015/9/8/chartex" xmlns:cx2="http://schemas.microsoft.com/office/drawing/2015/10/21/chartex" xmlns:cx3="http://schemas.microsoft.com/office/drawing/2016/5/9/chartex" xmlns:cx4="http://schemas.microsoft.com/office/drawing/2016/5/10/chartex" xmlns:cx5="http://schemas.microsoft.com/office/drawing/2016/5/11/chartex" xmlns:cx6="http://schemas.microsoft.com/office/drawing/2016/5/12/chartex" xmlns:cx7="http://schemas.microsoft.com/office/drawing/2016/5/13/chartex" xmlns:cx8="http://schemas.microsoft.com/office/drawing/2016/5/14/chartex" xmlns:mc="http://schemas.openxmlformats.org/markup-compatibility/2006" xmlns:aink="http://schemas.microsoft.com/office/drawing/2016/ink" xmlns:am3d="http://schemas.microsoft.com/office/drawing/2017/model3d" xmlns:o="urn:schemas-microsoft-com:office:office" xmlns:oel="http://schemas.microsoft.com/office/2019/extlst" xmlns:r="http://schemas.openxmlformats.org/officeDocument/2006/relationships" xmlns:m="http://schemas.openxmlformats.org/officeDocument/2006/math" xmlns:v="urn:schemas-microsoft-com:vml" xmlns:wp14="http://schemas.microsoft.com/office/word/2010/wordprocessingDrawing" xmlns:wp="http://schemas.openxmlformats.org/drawingml/2006/wordprocessingDrawing" xmlns:w10="urn:schemas-microsoft-com:office:word" xmlns:w="http://schemas.openxmlformats.org/wordprocessingml/2006/main" xmlns:w14="http://schemas.microsoft.com/office/word/2010/wordml" xmlns:w15="http://schemas.microsoft.com/office/word/2012/wordml" xmlns:w16cei="http://schemas.microsoft.com/office/word/2026/wordml/cei" xmlns:w16cex="http://schemas.microsoft.com/office/word/2018/wordml/cex" xmlns:w16cid="http://schemas.microsoft.com/office/word/2016/wordml/cid" xmlns:w16="http://schemas.microsoft.com/office/word/2018/wordml" xmlns:w16du="http://schemas.microsoft.com/office/word/2023/wordml/word16du" xmlns:w16sdtdh="http://schemas.microsoft.com/office/word/2020/wordml/sdtdatahash" xmlns:w16sdtfl="http://schemas.microsoft.com/office/word/2024/wordml/sdtformatlock" xmlns:w16se="http://schemas.microsoft.com/office/word/2015/wordml/symex" xmlns:wpg="http://schemas.microsoft.com/office/word/2010/wordprocessingGroup" xmlns:wpi="http://schemas.microsoft.com/office/word/2010/wordprocessingInk" xmlns:wne="http://schemas.microsoft.com/office/word/2006/wordml" xmlns:wps="http://schemas.microsoft.com/office/word/2010/wordprocessingShape" mc:Ignorable="w14 w15 w16se w16cid w16 w16cex w16sdtdh w16sdtfl w16du wp14">
+<w:ftr xmlns:wpc="http://schemas.microsoft.com/office/word/2010/wordprocessingCanvas" xmlns:cx="http://schemas.microsoft.com/office/drawing/2014/chartex" xmlns:cx1="http://schemas.microsoft.com/office/drawing/2015/9/8/chartex" xmlns:cx2="http://schemas.microsoft.com/office/drawing/2015/10/21/chartex" xmlns:cx3="http://schemas.microsoft.com/office/drawing/2016/5/9/chartex" xmlns:cx4="http://schemas.microsoft.com/office/drawing/2016/5/10/chartex" xmlns:cx5="http://schemas.microsoft.com/office/drawing/2016/5/11/chartex" xmlns:cx6="http://schemas.microsoft.com/office/drawing/2016/5/12/chartex" xmlns:cx7="http://schemas.microsoft.com/office/drawing/2016/5/13/chartex" xmlns:cx8="http://schemas.microsoft.com/office/drawing/2016/5/14/chartex" xmlns:mc="http://schemas.openxmlformats.org/markup-compatibility/2006" xmlns:aink="http://schemas.microsoft.com/office/drawing/2016/ink" xmlns:am3d="http://schemas.microsoft.com/office/drawing/2017/model3d" xmlns:o="urn:schemas-microsoft-com:office:office" xmlns:oel="http://schemas.microsoft.com/office/2019/extlst" xmlns:r="http://schemas.openxmlformats.org/officeDocument/2006/relationships" xmlns:m="http://schemas.openxmlformats.org/officeDocument/2006/math" xmlns:v="urn:schemas-microsoft-com:vml" xmlns:wp14="http://schemas.microsoft.com/office/word/2010/wordprocessingDrawing" xmlns:wp="http://schemas.openxmlformats.org/drawingml/2006/wordprocessingDrawing" xmlns:w10="urn:schemas-microsoft-com:office:word" xmlns:w="http://schemas.openxmlformats.org/wordprocessingml/2006/main" xmlns:w14="http://schemas.microsoft.com/office/word/2010/wordml" xmlns:w15="http://schemas.microsoft.com/office/word/2012/wordml" xmlns:w16cex="http://schemas.microsoft.com/office/word/2018/wordml/cex" xmlns:w16cid="http://schemas.microsoft.com/office/word/2016/wordml/cid" xmlns:w16="http://schemas.microsoft.com/office/word/2018/wordml" xmlns:w16du="http://schemas.microsoft.com/office/word/2023/wordml/word16du" xmlns:w16sdtdh="http://schemas.microsoft.com/office/word/2020/wordml/sdtdatahash" xmlns:w16sdtfl="http://schemas.microsoft.com/office/word/2024/wordml/sdtformatlock" xmlns:w16se="http://schemas.microsoft.com/office/word/2015/wordml/symex" xmlns:wpg="http://schemas.microsoft.com/office/word/2010/wordprocessingGroup" xmlns:wpi="http://schemas.microsoft.com/office/word/2010/wordprocessingInk" xmlns:wne="http://schemas.microsoft.com/office/word/2006/wordml" xmlns:wps="http://schemas.microsoft.com/office/word/2010/wordprocessingShape" mc:Ignorable="w14 w15 w16se w16cid w16 w16cex w16sdtdh w16sdtfl w16du wp14">
   <w:p>
     <w:pPr>
-      <w:pStyle w:val="Sidefod"/>
+      <w:pStyle w:val="Footer"/>
     </w:pPr>
     <w:r>
       <w:rPr>
@@ -9841,7 +9828,7 @@
             </wp:anchor>
           </w:drawing>
         </mc:Choice>
-        <mc:Fallback xmlns:arto="http://schemas.microsoft.com/office/word/2006/arto">
+        <mc:Fallback>
           <w:pict>
             <v:shapetype w14:anchorId="6CE9048A" id="_x0000_t202" coordsize="21600,21600" o:spt="202" path="m,l,21600r21600,l21600,xe">
               <v:stroke joinstyle="miter"/>
@@ -9884,20 +9871,20 @@
 </file>
 
 <file path=word/footer5.xml><?xml version="1.0" encoding="utf-8"?>
-<w:ftr xmlns:wpc="http://schemas.microsoft.com/office/word/2010/wordprocessingCanvas" xmlns:cx="http://schemas.microsoft.com/office/drawing/2014/chartex" xmlns:cx1="http://schemas.microsoft.com/office/drawing/2015/9/8/chartex" xmlns:cx2="http://schemas.microsoft.com/office/drawing/2015/10/21/chartex" xmlns:cx3="http://schemas.microsoft.com/office/drawing/2016/5/9/chartex" xmlns:cx4="http://schemas.microsoft.com/office/drawing/2016/5/10/chartex" xmlns:cx5="http://schemas.microsoft.com/office/drawing/2016/5/11/chartex" xmlns:cx6="http://schemas.microsoft.com/office/drawing/2016/5/12/chartex" xmlns:cx7="http://schemas.microsoft.com/office/drawing/2016/5/13/chartex" xmlns:cx8="http://schemas.microsoft.com/office/drawing/2016/5/14/chartex" xmlns:mc="http://schemas.openxmlformats.org/markup-compatibility/2006" xmlns:aink="http://schemas.microsoft.com/office/drawing/2016/ink" xmlns:am3d="http://schemas.microsoft.com/office/drawing/2017/model3d" xmlns:o="urn:schemas-microsoft-com:office:office" xmlns:oel="http://schemas.microsoft.com/office/2019/extlst" xmlns:r="http://schemas.openxmlformats.org/officeDocument/2006/relationships" xmlns:m="http://schemas.openxmlformats.org/officeDocument/2006/math" xmlns:v="urn:schemas-microsoft-com:vml" xmlns:wp14="http://schemas.microsoft.com/office/word/2010/wordprocessingDrawing" xmlns:wp="http://schemas.openxmlformats.org/drawingml/2006/wordprocessingDrawing" xmlns:w10="urn:schemas-microsoft-com:office:word" xmlns:w="http://schemas.openxmlformats.org/wordprocessingml/2006/main" xmlns:w14="http://schemas.microsoft.com/office/word/2010/wordml" xmlns:w15="http://schemas.microsoft.com/office/word/2012/wordml" xmlns:w16cei="http://schemas.microsoft.com/office/word/2026/wordml/cei" xmlns:w16cex="http://schemas.microsoft.com/office/word/2018/wordml/cex" xmlns:w16cid="http://schemas.microsoft.com/office/word/2016/wordml/cid" xmlns:w16="http://schemas.microsoft.com/office/word/2018/wordml" xmlns:w16du="http://schemas.microsoft.com/office/word/2023/wordml/word16du" xmlns:w16sdtdh="http://schemas.microsoft.com/office/word/2020/wordml/sdtdatahash" xmlns:w16sdtfl="http://schemas.microsoft.com/office/word/2024/wordml/sdtformatlock" xmlns:w16se="http://schemas.microsoft.com/office/word/2015/wordml/symex" xmlns:wpg="http://schemas.microsoft.com/office/word/2010/wordprocessingGroup" xmlns:wpi="http://schemas.microsoft.com/office/word/2010/wordprocessingInk" xmlns:wne="http://schemas.microsoft.com/office/word/2006/wordml" xmlns:wps="http://schemas.microsoft.com/office/word/2010/wordprocessingShape" mc:Ignorable="w14 w15 w16se w16cid w16 w16cex w16sdtdh w16sdtfl w16du wp14">
+<w:ftr xmlns:wpc="http://schemas.microsoft.com/office/word/2010/wordprocessingCanvas" xmlns:cx="http://schemas.microsoft.com/office/drawing/2014/chartex" xmlns:cx1="http://schemas.microsoft.com/office/drawing/2015/9/8/chartex" xmlns:cx2="http://schemas.microsoft.com/office/drawing/2015/10/21/chartex" xmlns:cx3="http://schemas.microsoft.com/office/drawing/2016/5/9/chartex" xmlns:cx4="http://schemas.microsoft.com/office/drawing/2016/5/10/chartex" xmlns:cx5="http://schemas.microsoft.com/office/drawing/2016/5/11/chartex" xmlns:cx6="http://schemas.microsoft.com/office/drawing/2016/5/12/chartex" xmlns:cx7="http://schemas.microsoft.com/office/drawing/2016/5/13/chartex" xmlns:cx8="http://schemas.microsoft.com/office/drawing/2016/5/14/chartex" xmlns:mc="http://schemas.openxmlformats.org/markup-compatibility/2006" xmlns:aink="http://schemas.microsoft.com/office/drawing/2016/ink" xmlns:am3d="http://schemas.microsoft.com/office/drawing/2017/model3d" xmlns:o="urn:schemas-microsoft-com:office:office" xmlns:oel="http://schemas.microsoft.com/office/2019/extlst" xmlns:r="http://schemas.openxmlformats.org/officeDocument/2006/relationships" xmlns:m="http://schemas.openxmlformats.org/officeDocument/2006/math" xmlns:v="urn:schemas-microsoft-com:vml" xmlns:wp14="http://schemas.microsoft.com/office/word/2010/wordprocessingDrawing" xmlns:wp="http://schemas.openxmlformats.org/drawingml/2006/wordprocessingDrawing" xmlns:w10="urn:schemas-microsoft-com:office:word" xmlns:w="http://schemas.openxmlformats.org/wordprocessingml/2006/main" xmlns:w14="http://schemas.microsoft.com/office/word/2010/wordml" xmlns:w15="http://schemas.microsoft.com/office/word/2012/wordml" xmlns:w16cex="http://schemas.microsoft.com/office/word/2018/wordml/cex" xmlns:w16cid="http://schemas.microsoft.com/office/word/2016/wordml/cid" xmlns:w16="http://schemas.microsoft.com/office/word/2018/wordml" xmlns:w16du="http://schemas.microsoft.com/office/word/2023/wordml/word16du" xmlns:w16sdtdh="http://schemas.microsoft.com/office/word/2020/wordml/sdtdatahash" xmlns:w16sdtfl="http://schemas.microsoft.com/office/word/2024/wordml/sdtformatlock" xmlns:w16se="http://schemas.microsoft.com/office/word/2015/wordml/symex" xmlns:wpg="http://schemas.microsoft.com/office/word/2010/wordprocessingGroup" xmlns:wpi="http://schemas.microsoft.com/office/word/2010/wordprocessingInk" xmlns:wne="http://schemas.microsoft.com/office/word/2006/wordml" xmlns:wps="http://schemas.microsoft.com/office/word/2010/wordprocessingShape" mc:Ignorable="w14 w15 w16se w16cid w16 w16cex w16sdtdh w16sdtfl w16du wp14">
   <w:p>
     <w:pPr>
-      <w:pStyle w:val="Sidefod"/>
+      <w:pStyle w:val="Footer"/>
     </w:pPr>
   </w:p>
 </w:ftr>
 </file>
 
 <file path=word/footer6.xml><?xml version="1.0" encoding="utf-8"?>
-<w:ftr xmlns:wpc="http://schemas.microsoft.com/office/word/2010/wordprocessingCanvas" xmlns:cx="http://schemas.microsoft.com/office/drawing/2014/chartex" xmlns:cx1="http://schemas.microsoft.com/office/drawing/2015/9/8/chartex" xmlns:cx2="http://schemas.microsoft.com/office/drawing/2015/10/21/chartex" xmlns:cx3="http://schemas.microsoft.com/office/drawing/2016/5/9/chartex" xmlns:cx4="http://schemas.microsoft.com/office/drawing/2016/5/10/chartex" xmlns:cx5="http://schemas.microsoft.com/office/drawing/2016/5/11/chartex" xmlns:cx6="http://schemas.microsoft.com/office/drawing/2016/5/12/chartex" xmlns:cx7="http://schemas.microsoft.com/office/drawing/2016/5/13/chartex" xmlns:cx8="http://schemas.microsoft.com/office/drawing/2016/5/14/chartex" xmlns:mc="http://schemas.openxmlformats.org/markup-compatibility/2006" xmlns:aink="http://schemas.microsoft.com/office/drawing/2016/ink" xmlns:am3d="http://schemas.microsoft.com/office/drawing/2017/model3d" xmlns:o="urn:schemas-microsoft-com:office:office" xmlns:oel="http://schemas.microsoft.com/office/2019/extlst" xmlns:r="http://schemas.openxmlformats.org/officeDocument/2006/relationships" xmlns:m="http://schemas.openxmlformats.org/officeDocument/2006/math" xmlns:v="urn:schemas-microsoft-com:vml" xmlns:wp14="http://schemas.microsoft.com/office/word/2010/wordprocessingDrawing" xmlns:wp="http://schemas.openxmlformats.org/drawingml/2006/wordprocessingDrawing" xmlns:w10="urn:schemas-microsoft-com:office:word" xmlns:w="http://schemas.openxmlformats.org/wordprocessingml/2006/main" xmlns:w14="http://schemas.microsoft.com/office/word/2010/wordml" xmlns:w15="http://schemas.microsoft.com/office/word/2012/wordml" xmlns:w16cei="http://schemas.microsoft.com/office/word/2026/wordml/cei" xmlns:w16cex="http://schemas.microsoft.com/office/word/2018/wordml/cex" xmlns:w16cid="http://schemas.microsoft.com/office/word/2016/wordml/cid" xmlns:w16="http://schemas.microsoft.com/office/word/2018/wordml" xmlns:w16du="http://schemas.microsoft.com/office/word/2023/wordml/word16du" xmlns:w16sdtdh="http://schemas.microsoft.com/office/word/2020/wordml/sdtdatahash" xmlns:w16sdtfl="http://schemas.microsoft.com/office/word/2024/wordml/sdtformatlock" xmlns:w16se="http://schemas.microsoft.com/office/word/2015/wordml/symex" xmlns:wpg="http://schemas.microsoft.com/office/word/2010/wordprocessingGroup" xmlns:wpi="http://schemas.microsoft.com/office/word/2010/wordprocessingInk" xmlns:wne="http://schemas.microsoft.com/office/word/2006/wordml" xmlns:wps="http://schemas.microsoft.com/office/word/2010/wordprocessingShape" mc:Ignorable="w14 w15 w16se w16cid w16 w16cex w16sdtdh w16sdtfl w16du wp14">
+<w:ftr xmlns:wpc="http://schemas.microsoft.com/office/word/2010/wordprocessingCanvas" xmlns:cx="http://schemas.microsoft.com/office/drawing/2014/chartex" xmlns:cx1="http://schemas.microsoft.com/office/drawing/2015/9/8/chartex" xmlns:cx2="http://schemas.microsoft.com/office/drawing/2015/10/21/chartex" xmlns:cx3="http://schemas.microsoft.com/office/drawing/2016/5/9/chartex" xmlns:cx4="http://schemas.microsoft.com/office/drawing/2016/5/10/chartex" xmlns:cx5="http://schemas.microsoft.com/office/drawing/2016/5/11/chartex" xmlns:cx6="http://schemas.microsoft.com/office/drawing/2016/5/12/chartex" xmlns:cx7="http://schemas.microsoft.com/office/drawing/2016/5/13/chartex" xmlns:cx8="http://schemas.microsoft.com/office/drawing/2016/5/14/chartex" xmlns:mc="http://schemas.openxmlformats.org/markup-compatibility/2006" xmlns:aink="http://schemas.microsoft.com/office/drawing/2016/ink" xmlns:am3d="http://schemas.microsoft.com/office/drawing/2017/model3d" xmlns:o="urn:schemas-microsoft-com:office:office" xmlns:oel="http://schemas.microsoft.com/office/2019/extlst" xmlns:r="http://schemas.openxmlformats.org/officeDocument/2006/relationships" xmlns:m="http://schemas.openxmlformats.org/officeDocument/2006/math" xmlns:v="urn:schemas-microsoft-com:vml" xmlns:wp14="http://schemas.microsoft.com/office/word/2010/wordprocessingDrawing" xmlns:wp="http://schemas.openxmlformats.org/drawingml/2006/wordprocessingDrawing" xmlns:w10="urn:schemas-microsoft-com:office:word" xmlns:w="http://schemas.openxmlformats.org/wordprocessingml/2006/main" xmlns:w14="http://schemas.microsoft.com/office/word/2010/wordml" xmlns:w15="http://schemas.microsoft.com/office/word/2012/wordml" xmlns:w16cex="http://schemas.microsoft.com/office/word/2018/wordml/cex" xmlns:w16cid="http://schemas.microsoft.com/office/word/2016/wordml/cid" xmlns:w16="http://schemas.microsoft.com/office/word/2018/wordml" xmlns:w16du="http://schemas.microsoft.com/office/word/2023/wordml/word16du" xmlns:w16sdtdh="http://schemas.microsoft.com/office/word/2020/wordml/sdtdatahash" xmlns:w16sdtfl="http://schemas.microsoft.com/office/word/2024/wordml/sdtformatlock" xmlns:w16se="http://schemas.microsoft.com/office/word/2015/wordml/symex" xmlns:wpg="http://schemas.microsoft.com/office/word/2010/wordprocessingGroup" xmlns:wpi="http://schemas.microsoft.com/office/word/2010/wordprocessingInk" xmlns:wne="http://schemas.microsoft.com/office/word/2006/wordml" xmlns:wps="http://schemas.microsoft.com/office/word/2010/wordprocessingShape" mc:Ignorable="w14 w15 w16se w16cid w16 w16cex w16sdtdh w16sdtfl w16du wp14">
   <w:p>
     <w:pPr>
-      <w:pStyle w:val="Sidefod"/>
+      <w:pStyle w:val="Footer"/>
     </w:pPr>
     <w:r>
       <w:rPr>
@@ -9979,7 +9966,7 @@
             </wp:anchor>
           </w:drawing>
         </mc:Choice>
-        <mc:Fallback xmlns:arto="http://schemas.microsoft.com/office/word/2006/arto">
+        <mc:Fallback>
           <w:pict>
             <v:shapetype w14:anchorId="7648B9EA" id="_x0000_t202" coordsize="21600,21600" o:spt="202" path="m,l,21600r21600,l21600,xe">
               <v:stroke joinstyle="miter"/>
@@ -10022,10 +10009,10 @@
 </file>
 
 <file path=word/footer7.xml><?xml version="1.0" encoding="utf-8"?>
-<w:ftr xmlns:wpc="http://schemas.microsoft.com/office/word/2010/wordprocessingCanvas" xmlns:cx="http://schemas.microsoft.com/office/drawing/2014/chartex" xmlns:cx1="http://schemas.microsoft.com/office/drawing/2015/9/8/chartex" xmlns:cx2="http://schemas.microsoft.com/office/drawing/2015/10/21/chartex" xmlns:cx3="http://schemas.microsoft.com/office/drawing/2016/5/9/chartex" xmlns:cx4="http://schemas.microsoft.com/office/drawing/2016/5/10/chartex" xmlns:cx5="http://schemas.microsoft.com/office/drawing/2016/5/11/chartex" xmlns:cx6="http://schemas.microsoft.com/office/drawing/2016/5/12/chartex" xmlns:cx7="http://schemas.microsoft.com/office/drawing/2016/5/13/chartex" xmlns:cx8="http://schemas.microsoft.com/office/drawing/2016/5/14/chartex" xmlns:mc="http://schemas.openxmlformats.org/markup-compatibility/2006" xmlns:aink="http://schemas.microsoft.com/office/drawing/2016/ink" xmlns:am3d="http://schemas.microsoft.com/office/drawing/2017/model3d" xmlns:o="urn:schemas-microsoft-com:office:office" xmlns:oel="http://schemas.microsoft.com/office/2019/extlst" xmlns:r="http://schemas.openxmlformats.org/officeDocument/2006/relationships" xmlns:m="http://schemas.openxmlformats.org/officeDocument/2006/math" xmlns:v="urn:schemas-microsoft-com:vml" xmlns:wp14="http://schemas.microsoft.com/office/word/2010/wordprocessingDrawing" xmlns:wp="http://schemas.openxmlformats.org/drawingml/2006/wordprocessingDrawing" xmlns:w10="urn:schemas-microsoft-com:office:word" xmlns:w="http://schemas.openxmlformats.org/wordprocessingml/2006/main" xmlns:w14="http://schemas.microsoft.com/office/word/2010/wordml" xmlns:w15="http://schemas.microsoft.com/office/word/2012/wordml" xmlns:w16cei="http://schemas.microsoft.com/office/word/2026/wordml/cei" xmlns:w16cex="http://schemas.microsoft.com/office/word/2018/wordml/cex" xmlns:w16cid="http://schemas.microsoft.com/office/word/2016/wordml/cid" xmlns:w16="http://schemas.microsoft.com/office/word/2018/wordml" xmlns:w16du="http://schemas.microsoft.com/office/word/2023/wordml/word16du" xmlns:w16sdtdh="http://schemas.microsoft.com/office/word/2020/wordml/sdtdatahash" xmlns:w16sdtfl="http://schemas.microsoft.com/office/word/2024/wordml/sdtformatlock" xmlns:w16se="http://schemas.microsoft.com/office/word/2015/wordml/symex" xmlns:wpg="http://schemas.microsoft.com/office/word/2010/wordprocessingGroup" xmlns:wpi="http://schemas.microsoft.com/office/word/2010/wordprocessingInk" xmlns:wne="http://schemas.microsoft.com/office/word/2006/wordml" xmlns:wps="http://schemas.microsoft.com/office/word/2010/wordprocessingShape" mc:Ignorable="w14 w15 w16se w16cid w16 w16cex w16sdtdh w16sdtfl w16du wp14">
+<w:ftr xmlns:wpc="http://schemas.microsoft.com/office/word/2010/wordprocessingCanvas" xmlns:cx="http://schemas.microsoft.com/office/drawing/2014/chartex" xmlns:cx1="http://schemas.microsoft.com/office/drawing/2015/9/8/chartex" xmlns:cx2="http://schemas.microsoft.com/office/drawing/2015/10/21/chartex" xmlns:cx3="http://schemas.microsoft.com/office/drawing/2016/5/9/chartex" xmlns:cx4="http://schemas.microsoft.com/office/drawing/2016/5/10/chartex" xmlns:cx5="http://schemas.microsoft.com/office/drawing/2016/5/11/chartex" xmlns:cx6="http://schemas.microsoft.com/office/drawing/2016/5/12/chartex" xmlns:cx7="http://schemas.microsoft.com/office/drawing/2016/5/13/chartex" xmlns:cx8="http://schemas.microsoft.com/office/drawing/2016/5/14/chartex" xmlns:mc="http://schemas.openxmlformats.org/markup-compatibility/2006" xmlns:aink="http://schemas.microsoft.com/office/drawing/2016/ink" xmlns:am3d="http://schemas.microsoft.com/office/drawing/2017/model3d" xmlns:o="urn:schemas-microsoft-com:office:office" xmlns:oel="http://schemas.microsoft.com/office/2019/extlst" xmlns:r="http://schemas.openxmlformats.org/officeDocument/2006/relationships" xmlns:m="http://schemas.openxmlformats.org/officeDocument/2006/math" xmlns:v="urn:schemas-microsoft-com:vml" xmlns:wp14="http://schemas.microsoft.com/office/word/2010/wordprocessingDrawing" xmlns:wp="http://schemas.openxmlformats.org/drawingml/2006/wordprocessingDrawing" xmlns:w10="urn:schemas-microsoft-com:office:word" xmlns:w="http://schemas.openxmlformats.org/wordprocessingml/2006/main" xmlns:w14="http://schemas.microsoft.com/office/word/2010/wordml" xmlns:w15="http://schemas.microsoft.com/office/word/2012/wordml" xmlns:w16cex="http://schemas.microsoft.com/office/word/2018/wordml/cex" xmlns:w16cid="http://schemas.microsoft.com/office/word/2016/wordml/cid" xmlns:w16="http://schemas.microsoft.com/office/word/2018/wordml" xmlns:w16du="http://schemas.microsoft.com/office/word/2023/wordml/word16du" xmlns:w16sdtdh="http://schemas.microsoft.com/office/word/2020/wordml/sdtdatahash" xmlns:w16sdtfl="http://schemas.microsoft.com/office/word/2024/wordml/sdtformatlock" xmlns:w16se="http://schemas.microsoft.com/office/word/2015/wordml/symex" xmlns:wpg="http://schemas.microsoft.com/office/word/2010/wordprocessingGroup" xmlns:wpi="http://schemas.microsoft.com/office/word/2010/wordprocessingInk" xmlns:wne="http://schemas.microsoft.com/office/word/2006/wordml" xmlns:wps="http://schemas.microsoft.com/office/word/2010/wordprocessingShape" mc:Ignorable="w14 w15 w16se w16cid w16 w16cex w16sdtdh w16sdtfl w16du wp14">
   <w:p>
     <w:pPr>
-      <w:pStyle w:val="Sidefod"/>
+      <w:pStyle w:val="Footer"/>
     </w:pPr>
     <w:r>
       <w:rPr>
@@ -10107,7 +10094,7 @@
             </wp:anchor>
           </w:drawing>
         </mc:Choice>
-        <mc:Fallback xmlns:arto="http://schemas.microsoft.com/office/word/2006/arto">
+        <mc:Fallback>
           <w:pict>
             <v:shapetype w14:anchorId="4A64F752" id="_x0000_t202" coordsize="21600,21600" o:spt="202" path="m,l,21600r21600,l21600,xe">
               <v:stroke joinstyle="miter"/>
@@ -10150,10 +10137,10 @@
 </file>
 
 <file path=word/footer8.xml><?xml version="1.0" encoding="utf-8"?>
-<w:ftr xmlns:wpc="http://schemas.microsoft.com/office/word/2010/wordprocessingCanvas" xmlns:cx="http://schemas.microsoft.com/office/drawing/2014/chartex" xmlns:cx1="http://schemas.microsoft.com/office/drawing/2015/9/8/chartex" xmlns:cx2="http://schemas.microsoft.com/office/drawing/2015/10/21/chartex" xmlns:cx3="http://schemas.microsoft.com/office/drawing/2016/5/9/chartex" xmlns:cx4="http://schemas.microsoft.com/office/drawing/2016/5/10/chartex" xmlns:cx5="http://schemas.microsoft.com/office/drawing/2016/5/11/chartex" xmlns:cx6="http://schemas.microsoft.com/office/drawing/2016/5/12/chartex" xmlns:cx7="http://schemas.microsoft.com/office/drawing/2016/5/13/chartex" xmlns:cx8="http://schemas.microsoft.com/office/drawing/2016/5/14/chartex" xmlns:mc="http://schemas.openxmlformats.org/markup-compatibility/2006" xmlns:aink="http://schemas.microsoft.com/office/drawing/2016/ink" xmlns:am3d="http://schemas.microsoft.com/office/drawing/2017/model3d" xmlns:o="urn:schemas-microsoft-com:office:office" xmlns:oel="http://schemas.microsoft.com/office/2019/extlst" xmlns:r="http://schemas.openxmlformats.org/officeDocument/2006/relationships" xmlns:m="http://schemas.openxmlformats.org/officeDocument/2006/math" xmlns:v="urn:schemas-microsoft-com:vml" xmlns:wp14="http://schemas.microsoft.com/office/word/2010/wordprocessingDrawing" xmlns:wp="http://schemas.openxmlformats.org/drawingml/2006/wordprocessingDrawing" xmlns:w10="urn:schemas-microsoft-com:office:word" xmlns:w="http://schemas.openxmlformats.org/wordprocessingml/2006/main" xmlns:w14="http://schemas.microsoft.com/office/word/2010/wordml" xmlns:w15="http://schemas.microsoft.com/office/word/2012/wordml" xmlns:w16cei="http://schemas.microsoft.com/office/word/2026/wordml/cei" xmlns:w16cex="http://schemas.microsoft.com/office/word/2018/wordml/cex" xmlns:w16cid="http://schemas.microsoft.com/office/word/2016/wordml/cid" xmlns:w16="http://schemas.microsoft.com/office/word/2018/wordml" xmlns:w16du="http://schemas.microsoft.com/office/word/2023/wordml/word16du" xmlns:w16sdtdh="http://schemas.microsoft.com/office/word/2020/wordml/sdtdatahash" xmlns:w16sdtfl="http://schemas.microsoft.com/office/word/2024/wordml/sdtformatlock" xmlns:w16se="http://schemas.microsoft.com/office/word/2015/wordml/symex" xmlns:wpg="http://schemas.microsoft.com/office/word/2010/wordprocessingGroup" xmlns:wpi="http://schemas.microsoft.com/office/word/2010/wordprocessingInk" xmlns:wne="http://schemas.microsoft.com/office/word/2006/wordml" xmlns:wps="http://schemas.microsoft.com/office/word/2010/wordprocessingShape" mc:Ignorable="w14 w15 w16se w16cid w16 w16cex w16sdtdh w16sdtfl w16du wp14">
+<w:ftr xmlns:wpc="http://schemas.microsoft.com/office/word/2010/wordprocessingCanvas" xmlns:cx="http://schemas.microsoft.com/office/drawing/2014/chartex" xmlns:cx1="http://schemas.microsoft.com/office/drawing/2015/9/8/chartex" xmlns:cx2="http://schemas.microsoft.com/office/drawing/2015/10/21/chartex" xmlns:cx3="http://schemas.microsoft.com/office/drawing/2016/5/9/chartex" xmlns:cx4="http://schemas.microsoft.com/office/drawing/2016/5/10/chartex" xmlns:cx5="http://schemas.microsoft.com/office/drawing/2016/5/11/chartex" xmlns:cx6="http://schemas.microsoft.com/office/drawing/2016/5/12/chartex" xmlns:cx7="http://schemas.microsoft.com/office/drawing/2016/5/13/chartex" xmlns:cx8="http://schemas.microsoft.com/office/drawing/2016/5/14/chartex" xmlns:mc="http://schemas.openxmlformats.org/markup-compatibility/2006" xmlns:aink="http://schemas.microsoft.com/office/drawing/2016/ink" xmlns:am3d="http://schemas.microsoft.com/office/drawing/2017/model3d" xmlns:o="urn:schemas-microsoft-com:office:office" xmlns:oel="http://schemas.microsoft.com/office/2019/extlst" xmlns:r="http://schemas.openxmlformats.org/officeDocument/2006/relationships" xmlns:m="http://schemas.openxmlformats.org/officeDocument/2006/math" xmlns:v="urn:schemas-microsoft-com:vml" xmlns:wp14="http://schemas.microsoft.com/office/word/2010/wordprocessingDrawing" xmlns:wp="http://schemas.openxmlformats.org/drawingml/2006/wordprocessingDrawing" xmlns:w10="urn:schemas-microsoft-com:office:word" xmlns:w="http://schemas.openxmlformats.org/wordprocessingml/2006/main" xmlns:w14="http://schemas.microsoft.com/office/word/2010/wordml" xmlns:w15="http://schemas.microsoft.com/office/word/2012/wordml" xmlns:w16cex="http://schemas.microsoft.com/office/word/2018/wordml/cex" xmlns:w16cid="http://schemas.microsoft.com/office/word/2016/wordml/cid" xmlns:w16="http://schemas.microsoft.com/office/word/2018/wordml" xmlns:w16du="http://schemas.microsoft.com/office/word/2023/wordml/word16du" xmlns:w16sdtdh="http://schemas.microsoft.com/office/word/2020/wordml/sdtdatahash" xmlns:w16sdtfl="http://schemas.microsoft.com/office/word/2024/wordml/sdtformatlock" xmlns:w16se="http://schemas.microsoft.com/office/word/2015/wordml/symex" xmlns:wpg="http://schemas.microsoft.com/office/word/2010/wordprocessingGroup" xmlns:wpi="http://schemas.microsoft.com/office/word/2010/wordprocessingInk" xmlns:wne="http://schemas.microsoft.com/office/word/2006/wordml" xmlns:wps="http://schemas.microsoft.com/office/word/2010/wordprocessingShape" mc:Ignorable="w14 w15 w16se w16cid w16 w16cex w16sdtdh w16sdtfl w16du wp14">
   <w:p>
     <w:pPr>
-      <w:pStyle w:val="Sidefod"/>
+      <w:pStyle w:val="Footer"/>
       <w:tabs>
         <w:tab w:val="clear" w:pos="4819"/>
         <w:tab w:val="center" w:pos="4536"/>
@@ -10196,17 +10183,17 @@
   </w:p>
   <w:p>
     <w:pPr>
-      <w:pStyle w:val="Sidefod"/>
+      <w:pStyle w:val="Footer"/>
     </w:pPr>
   </w:p>
 </w:ftr>
 </file>
 
 <file path=word/footer9.xml><?xml version="1.0" encoding="utf-8"?>
-<w:ftr xmlns:wpc="http://schemas.microsoft.com/office/word/2010/wordprocessingCanvas" xmlns:cx="http://schemas.microsoft.com/office/drawing/2014/chartex" xmlns:cx1="http://schemas.microsoft.com/office/drawing/2015/9/8/chartex" xmlns:cx2="http://schemas.microsoft.com/office/drawing/2015/10/21/chartex" xmlns:cx3="http://schemas.microsoft.com/office/drawing/2016/5/9/chartex" xmlns:cx4="http://schemas.microsoft.com/office/drawing/2016/5/10/chartex" xmlns:cx5="http://schemas.microsoft.com/office/drawing/2016/5/11/chartex" xmlns:cx6="http://schemas.microsoft.com/office/drawing/2016/5/12/chartex" xmlns:cx7="http://schemas.microsoft.com/office/drawing/2016/5/13/chartex" xmlns:cx8="http://schemas.microsoft.com/office/drawing/2016/5/14/chartex" xmlns:mc="http://schemas.openxmlformats.org/markup-compatibility/2006" xmlns:aink="http://schemas.microsoft.com/office/drawing/2016/ink" xmlns:am3d="http://schemas.microsoft.com/office/drawing/2017/model3d" xmlns:o="urn:schemas-microsoft-com:office:office" xmlns:oel="http://schemas.microsoft.com/office/2019/extlst" xmlns:r="http://schemas.openxmlformats.org/officeDocument/2006/relationships" xmlns:m="http://schemas.openxmlformats.org/officeDocument/2006/math" xmlns:v="urn:schemas-microsoft-com:vml" xmlns:wp14="http://schemas.microsoft.com/office/word/2010/wordprocessingDrawing" xmlns:wp="http://schemas.openxmlformats.org/drawingml/2006/wordprocessingDrawing" xmlns:w10="urn:schemas-microsoft-com:office:word" xmlns:w="http://schemas.openxmlformats.org/wordprocessingml/2006/main" xmlns:w14="http://schemas.microsoft.com/office/word/2010/wordml" xmlns:w15="http://schemas.microsoft.com/office/word/2012/wordml" xmlns:w16cei="http://schemas.microsoft.com/office/word/2026/wordml/cei" xmlns:w16cex="http://schemas.microsoft.com/office/word/2018/wordml/cex" xmlns:w16cid="http://schemas.microsoft.com/office/word/2016/wordml/cid" xmlns:w16="http://schemas.microsoft.com/office/word/2018/wordml" xmlns:w16du="http://schemas.microsoft.com/office/word/2023/wordml/word16du" xmlns:w16sdtdh="http://schemas.microsoft.com/office/word/2020/wordml/sdtdatahash" xmlns:w16sdtfl="http://schemas.microsoft.com/office/word/2024/wordml/sdtformatlock" xmlns:w16se="http://schemas.microsoft.com/office/word/2015/wordml/symex" xmlns:wpg="http://schemas.microsoft.com/office/word/2010/wordprocessingGroup" xmlns:wpi="http://schemas.microsoft.com/office/word/2010/wordprocessingInk" xmlns:wne="http://schemas.microsoft.com/office/word/2006/wordml" xmlns:wps="http://schemas.microsoft.com/office/word/2010/wordprocessingShape" mc:Ignorable="w14 w15 w16se w16cid w16 w16cex w16sdtdh w16sdtfl w16du wp14">
+<w:ftr xmlns:wpc="http://schemas.microsoft.com/office/word/2010/wordprocessingCanvas" xmlns:cx="http://schemas.microsoft.com/office/drawing/2014/chartex" xmlns:cx1="http://schemas.microsoft.com/office/drawing/2015/9/8/chartex" xmlns:cx2="http://schemas.microsoft.com/office/drawing/2015/10/21/chartex" xmlns:cx3="http://schemas.microsoft.com/office/drawing/2016/5/9/chartex" xmlns:cx4="http://schemas.microsoft.com/office/drawing/2016/5/10/chartex" xmlns:cx5="http://schemas.microsoft.com/office/drawing/2016/5/11/chartex" xmlns:cx6="http://schemas.microsoft.com/office/drawing/2016/5/12/chartex" xmlns:cx7="http://schemas.microsoft.com/office/drawing/2016/5/13/chartex" xmlns:cx8="http://schemas.microsoft.com/office/drawing/2016/5/14/chartex" xmlns:mc="http://schemas.openxmlformats.org/markup-compatibility/2006" xmlns:aink="http://schemas.microsoft.com/office/drawing/2016/ink" xmlns:am3d="http://schemas.microsoft.com/office/drawing/2017/model3d" xmlns:o="urn:schemas-microsoft-com:office:office" xmlns:oel="http://schemas.microsoft.com/office/2019/extlst" xmlns:r="http://schemas.openxmlformats.org/officeDocument/2006/relationships" xmlns:m="http://schemas.openxmlformats.org/officeDocument/2006/math" xmlns:v="urn:schemas-microsoft-com:vml" xmlns:wp14="http://schemas.microsoft.com/office/word/2010/wordprocessingDrawing" xmlns:wp="http://schemas.openxmlformats.org/drawingml/2006/wordprocessingDrawing" xmlns:w10="urn:schemas-microsoft-com:office:word" xmlns:w="http://schemas.openxmlformats.org/wordprocessingml/2006/main" xmlns:w14="http://schemas.microsoft.com/office/word/2010/wordml" xmlns:w15="http://schemas.microsoft.com/office/word/2012/wordml" xmlns:w16cex="http://schemas.microsoft.com/office/word/2018/wordml/cex" xmlns:w16cid="http://schemas.microsoft.com/office/word/2016/wordml/cid" xmlns:w16="http://schemas.microsoft.com/office/word/2018/wordml" xmlns:w16du="http://schemas.microsoft.com/office/word/2023/wordml/word16du" xmlns:w16sdtdh="http://schemas.microsoft.com/office/word/2020/wordml/sdtdatahash" xmlns:w16sdtfl="http://schemas.microsoft.com/office/word/2024/wordml/sdtformatlock" xmlns:w16se="http://schemas.microsoft.com/office/word/2015/wordml/symex" xmlns:wpg="http://schemas.microsoft.com/office/word/2010/wordprocessingGroup" xmlns:wpi="http://schemas.microsoft.com/office/word/2010/wordprocessingInk" xmlns:wne="http://schemas.microsoft.com/office/word/2006/wordml" xmlns:wps="http://schemas.microsoft.com/office/word/2010/wordprocessingShape" mc:Ignorable="w14 w15 w16se w16cid w16 w16cex w16sdtdh w16sdtfl w16du wp14">
   <w:p>
     <w:pPr>
-      <w:pStyle w:val="Sidefod"/>
+      <w:pStyle w:val="Footer"/>
     </w:pPr>
     <w:r>
       <w:rPr>
@@ -10288,7 +10275,7 @@
             </wp:anchor>
           </w:drawing>
         </mc:Choice>
-        <mc:Fallback xmlns:arto="http://schemas.microsoft.com/office/word/2006/arto">
+        <mc:Fallback>
           <w:pict>
             <v:shapetype w14:anchorId="73B0C77E" id="_x0000_t202" coordsize="21600,21600" o:spt="202" path="m,l,21600r21600,l21600,xe">
               <v:stroke joinstyle="miter"/>
@@ -10331,7 +10318,7 @@
 </file>
 
 <file path=word/footnotes.xml><?xml version="1.0" encoding="utf-8"?>
-<w:footnotes xmlns:wpc="http://schemas.microsoft.com/office/word/2010/wordprocessingCanvas" xmlns:cx="http://schemas.microsoft.com/office/drawing/2014/chartex" xmlns:cx1="http://schemas.microsoft.com/office/drawing/2015/9/8/chartex" xmlns:cx2="http://schemas.microsoft.com/office/drawing/2015/10/21/chartex" xmlns:cx3="http://schemas.microsoft.com/office/drawing/2016/5/9/chartex" xmlns:cx4="http://schemas.microsoft.com/office/drawing/2016/5/10/chartex" xmlns:cx5="http://schemas.microsoft.com/office/drawing/2016/5/11/chartex" xmlns:cx6="http://schemas.microsoft.com/office/drawing/2016/5/12/chartex" xmlns:cx7="http://schemas.microsoft.com/office/drawing/2016/5/13/chartex" xmlns:cx8="http://schemas.microsoft.com/office/drawing/2016/5/14/chartex" xmlns:mc="http://schemas.openxmlformats.org/markup-compatibility/2006" xmlns:aink="http://schemas.microsoft.com/office/drawing/2016/ink" xmlns:am3d="http://schemas.microsoft.com/office/drawing/2017/model3d" xmlns:o="urn:schemas-microsoft-com:office:office" xmlns:oel="http://schemas.microsoft.com/office/2019/extlst" xmlns:r="http://schemas.openxmlformats.org/officeDocument/2006/relationships" xmlns:m="http://schemas.openxmlformats.org/officeDocument/2006/math" xmlns:v="urn:schemas-microsoft-com:vml" xmlns:wp14="http://schemas.microsoft.com/office/word/2010/wordprocessingDrawing" xmlns:wp="http://schemas.openxmlformats.org/drawingml/2006/wordprocessingDrawing" xmlns:w10="urn:schemas-microsoft-com:office:word" xmlns:w="http://schemas.openxmlformats.org/wordprocessingml/2006/main" xmlns:w14="http://schemas.microsoft.com/office/word/2010/wordml" xmlns:w15="http://schemas.microsoft.com/office/word/2012/wordml" xmlns:w16cei="http://schemas.microsoft.com/office/word/2026/wordml/cei" xmlns:w16cex="http://schemas.microsoft.com/office/word/2018/wordml/cex" xmlns:w16cid="http://schemas.microsoft.com/office/word/2016/wordml/cid" xmlns:w16="http://schemas.microsoft.com/office/word/2018/wordml" xmlns:w16du="http://schemas.microsoft.com/office/word/2023/wordml/word16du" xmlns:w16sdtdh="http://schemas.microsoft.com/office/word/2020/wordml/sdtdatahash" xmlns:w16sdtfl="http://schemas.microsoft.com/office/word/2024/wordml/sdtformatlock" xmlns:w16se="http://schemas.microsoft.com/office/word/2015/wordml/symex" xmlns:wpg="http://schemas.microsoft.com/office/word/2010/wordprocessingGroup" xmlns:wpi="http://schemas.microsoft.com/office/word/2010/wordprocessingInk" xmlns:wne="http://schemas.microsoft.com/office/word/2006/wordml" xmlns:wps="http://schemas.microsoft.com/office/word/2010/wordprocessingShape" mc:Ignorable="w14 w15 w16se w16cid w16 w16cex w16sdtdh w16sdtfl w16du wp14">
+<w:footnotes xmlns:wpc="http://schemas.microsoft.com/office/word/2010/wordprocessingCanvas" xmlns:cx="http://schemas.microsoft.com/office/drawing/2014/chartex" xmlns:cx1="http://schemas.microsoft.com/office/drawing/2015/9/8/chartex" xmlns:cx2="http://schemas.microsoft.com/office/drawing/2015/10/21/chartex" xmlns:cx3="http://schemas.microsoft.com/office/drawing/2016/5/9/chartex" xmlns:cx4="http://schemas.microsoft.com/office/drawing/2016/5/10/chartex" xmlns:cx5="http://schemas.microsoft.com/office/drawing/2016/5/11/chartex" xmlns:cx6="http://schemas.microsoft.com/office/drawing/2016/5/12/chartex" xmlns:cx7="http://schemas.microsoft.com/office/drawing/2016/5/13/chartex" xmlns:cx8="http://schemas.microsoft.com/office/drawing/2016/5/14/chartex" xmlns:mc="http://schemas.openxmlformats.org/markup-compatibility/2006" xmlns:aink="http://schemas.microsoft.com/office/drawing/2016/ink" xmlns:am3d="http://schemas.microsoft.com/office/drawing/2017/model3d" xmlns:o="urn:schemas-microsoft-com:office:office" xmlns:oel="http://schemas.microsoft.com/office/2019/extlst" xmlns:r="http://schemas.openxmlformats.org/officeDocument/2006/relationships" xmlns:m="http://schemas.openxmlformats.org/officeDocument/2006/math" xmlns:v="urn:schemas-microsoft-com:vml" xmlns:wp14="http://schemas.microsoft.com/office/word/2010/wordprocessingDrawing" xmlns:wp="http://schemas.openxmlformats.org/drawingml/2006/wordprocessingDrawing" xmlns:w10="urn:schemas-microsoft-com:office:word" xmlns:w="http://schemas.openxmlformats.org/wordprocessingml/2006/main" xmlns:w14="http://schemas.microsoft.com/office/word/2010/wordml" xmlns:w15="http://schemas.microsoft.com/office/word/2012/wordml" xmlns:w16cex="http://schemas.microsoft.com/office/word/2018/wordml/cex" xmlns:w16cid="http://schemas.microsoft.com/office/word/2016/wordml/cid" xmlns:w16="http://schemas.microsoft.com/office/word/2018/wordml" xmlns:w16du="http://schemas.microsoft.com/office/word/2023/wordml/word16du" xmlns:w16sdtdh="http://schemas.microsoft.com/office/word/2020/wordml/sdtdatahash" xmlns:w16sdtfl="http://schemas.microsoft.com/office/word/2024/wordml/sdtformatlock" xmlns:w16se="http://schemas.microsoft.com/office/word/2015/wordml/symex" xmlns:wpg="http://schemas.microsoft.com/office/word/2010/wordprocessingGroup" xmlns:wpi="http://schemas.microsoft.com/office/word/2010/wordprocessingInk" xmlns:wne="http://schemas.microsoft.com/office/word/2006/wordml" xmlns:wps="http://schemas.microsoft.com/office/word/2010/wordprocessingShape" mc:Ignorable="w14 w15 w16se w16cid w16 w16cex w16sdtdh w16sdtfl w16du wp14">
   <w:footnote w:type="separator" w:id="-1">
     <w:p>
       <w:pPr>
@@ -10357,10 +10344,10 @@
 </file>
 
 <file path=word/header1.xml><?xml version="1.0" encoding="utf-8"?>
-<w:hdr xmlns:wpc="http://schemas.microsoft.com/office/word/2010/wordprocessingCanvas" xmlns:cx="http://schemas.microsoft.com/office/drawing/2014/chartex" xmlns:cx1="http://schemas.microsoft.com/office/drawing/2015/9/8/chartex" xmlns:cx2="http://schemas.microsoft.com/office/drawing/2015/10/21/chartex" xmlns:cx3="http://schemas.microsoft.com/office/drawing/2016/5/9/chartex" xmlns:cx4="http://schemas.microsoft.com/office/drawing/2016/5/10/chartex" xmlns:cx5="http://schemas.microsoft.com/office/drawing/2016/5/11/chartex" xmlns:cx6="http://schemas.microsoft.com/office/drawing/2016/5/12/chartex" xmlns:cx7="http://schemas.microsoft.com/office/drawing/2016/5/13/chartex" xmlns:cx8="http://schemas.microsoft.com/office/drawing/2016/5/14/chartex" xmlns:mc="http://schemas.openxmlformats.org/markup-compatibility/2006" xmlns:aink="http://schemas.microsoft.com/office/drawing/2016/ink" xmlns:am3d="http://schemas.microsoft.com/office/drawing/2017/model3d" xmlns:o="urn:schemas-microsoft-com:office:office" xmlns:oel="http://schemas.microsoft.com/office/2019/extlst" xmlns:r="http://schemas.openxmlformats.org/officeDocument/2006/relationships" xmlns:m="http://schemas.openxmlformats.org/officeDocument/2006/math" xmlns:v="urn:schemas-microsoft-com:vml" xmlns:wp14="http://schemas.microsoft.com/office/word/2010/wordprocessingDrawing" xmlns:wp="http://schemas.openxmlformats.org/drawingml/2006/wordprocessingDrawing" xmlns:w10="urn:schemas-microsoft-com:office:word" xmlns:w="http://schemas.openxmlformats.org/wordprocessingml/2006/main" xmlns:w14="http://schemas.microsoft.com/office/word/2010/wordml" xmlns:w15="http://schemas.microsoft.com/office/word/2012/wordml" xmlns:w16cei="http://schemas.microsoft.com/office/word/2026/wordml/cei" xmlns:w16cex="http://schemas.microsoft.com/office/word/2018/wordml/cex" xmlns:w16cid="http://schemas.microsoft.com/office/word/2016/wordml/cid" xmlns:w16="http://schemas.microsoft.com/office/word/2018/wordml" xmlns:w16du="http://schemas.microsoft.com/office/word/2023/wordml/word16du" xmlns:w16sdtdh="http://schemas.microsoft.com/office/word/2020/wordml/sdtdatahash" xmlns:w16sdtfl="http://schemas.microsoft.com/office/word/2024/wordml/sdtformatlock" xmlns:w16se="http://schemas.microsoft.com/office/word/2015/wordml/symex" xmlns:wpg="http://schemas.microsoft.com/office/word/2010/wordprocessingGroup" xmlns:wpi="http://schemas.microsoft.com/office/word/2010/wordprocessingInk" xmlns:wne="http://schemas.microsoft.com/office/word/2006/wordml" xmlns:wps="http://schemas.microsoft.com/office/word/2010/wordprocessingShape" mc:Ignorable="w14 w15 w16se w16cid w16 w16cex w16sdtdh w16sdtfl w16du wp14">
+<w:hdr xmlns:wpc="http://schemas.microsoft.com/office/word/2010/wordprocessingCanvas" xmlns:cx="http://schemas.microsoft.com/office/drawing/2014/chartex" xmlns:cx1="http://schemas.microsoft.com/office/drawing/2015/9/8/chartex" xmlns:cx2="http://schemas.microsoft.com/office/drawing/2015/10/21/chartex" xmlns:cx3="http://schemas.microsoft.com/office/drawing/2016/5/9/chartex" xmlns:cx4="http://schemas.microsoft.com/office/drawing/2016/5/10/chartex" xmlns:cx5="http://schemas.microsoft.com/office/drawing/2016/5/11/chartex" xmlns:cx6="http://schemas.microsoft.com/office/drawing/2016/5/12/chartex" xmlns:cx7="http://schemas.microsoft.com/office/drawing/2016/5/13/chartex" xmlns:cx8="http://schemas.microsoft.com/office/drawing/2016/5/14/chartex" xmlns:mc="http://schemas.openxmlformats.org/markup-compatibility/2006" xmlns:aink="http://schemas.microsoft.com/office/drawing/2016/ink" xmlns:am3d="http://schemas.microsoft.com/office/drawing/2017/model3d" xmlns:o="urn:schemas-microsoft-com:office:office" xmlns:oel="http://schemas.microsoft.com/office/2019/extlst" xmlns:r="http://schemas.openxmlformats.org/officeDocument/2006/relationships" xmlns:m="http://schemas.openxmlformats.org/officeDocument/2006/math" xmlns:v="urn:schemas-microsoft-com:vml" xmlns:wp14="http://schemas.microsoft.com/office/word/2010/wordprocessingDrawing" xmlns:wp="http://schemas.openxmlformats.org/drawingml/2006/wordprocessingDrawing" xmlns:w10="urn:schemas-microsoft-com:office:word" xmlns:w="http://schemas.openxmlformats.org/wordprocessingml/2006/main" xmlns:w14="http://schemas.microsoft.com/office/word/2010/wordml" xmlns:w15="http://schemas.microsoft.com/office/word/2012/wordml" xmlns:w16cex="http://schemas.microsoft.com/office/word/2018/wordml/cex" xmlns:w16cid="http://schemas.microsoft.com/office/word/2016/wordml/cid" xmlns:w16="http://schemas.microsoft.com/office/word/2018/wordml" xmlns:w16du="http://schemas.microsoft.com/office/word/2023/wordml/word16du" xmlns:w16sdtdh="http://schemas.microsoft.com/office/word/2020/wordml/sdtdatahash" xmlns:w16sdtfl="http://schemas.microsoft.com/office/word/2024/wordml/sdtformatlock" xmlns:w16se="http://schemas.microsoft.com/office/word/2015/wordml/symex" xmlns:wpg="http://schemas.microsoft.com/office/word/2010/wordprocessingGroup" xmlns:wpi="http://schemas.microsoft.com/office/word/2010/wordprocessingInk" xmlns:wne="http://schemas.microsoft.com/office/word/2006/wordml" xmlns:wps="http://schemas.microsoft.com/office/word/2010/wordprocessingShape" mc:Ignorable="w14 w15 w16se w16cid w16 w16cex w16sdtdh w16sdtfl w16du wp14">
   <w:p>
     <w:pPr>
-      <w:pStyle w:val="Sidehoved"/>
+      <w:pStyle w:val="Header"/>
       <w:jc w:val="right"/>
     </w:pPr>
     <w:r>
@@ -10389,27 +10376,27 @@
 </file>
 
 <file path=word/header2.xml><?xml version="1.0" encoding="utf-8"?>
-<w:hdr xmlns:wpc="http://schemas.microsoft.com/office/word/2010/wordprocessingCanvas" xmlns:cx="http://schemas.microsoft.com/office/drawing/2014/chartex" xmlns:cx1="http://schemas.microsoft.com/office/drawing/2015/9/8/chartex" xmlns:cx2="http://schemas.microsoft.com/office/drawing/2015/10/21/chartex" xmlns:cx3="http://schemas.microsoft.com/office/drawing/2016/5/9/chartex" xmlns:cx4="http://schemas.microsoft.com/office/drawing/2016/5/10/chartex" xmlns:cx5="http://schemas.microsoft.com/office/drawing/2016/5/11/chartex" xmlns:cx6="http://schemas.microsoft.com/office/drawing/2016/5/12/chartex" xmlns:cx7="http://schemas.microsoft.com/office/drawing/2016/5/13/chartex" xmlns:cx8="http://schemas.microsoft.com/office/drawing/2016/5/14/chartex" xmlns:mc="http://schemas.openxmlformats.org/markup-compatibility/2006" xmlns:aink="http://schemas.microsoft.com/office/drawing/2016/ink" xmlns:am3d="http://schemas.microsoft.com/office/drawing/2017/model3d" xmlns:o="urn:schemas-microsoft-com:office:office" xmlns:oel="http://schemas.microsoft.com/office/2019/extlst" xmlns:r="http://schemas.openxmlformats.org/officeDocument/2006/relationships" xmlns:m="http://schemas.openxmlformats.org/officeDocument/2006/math" xmlns:v="urn:schemas-microsoft-com:vml" xmlns:wp14="http://schemas.microsoft.com/office/word/2010/wordprocessingDrawing" xmlns:wp="http://schemas.openxmlformats.org/drawingml/2006/wordprocessingDrawing" xmlns:w10="urn:schemas-microsoft-com:office:word" xmlns:w="http://schemas.openxmlformats.org/wordprocessingml/2006/main" xmlns:w14="http://schemas.microsoft.com/office/word/2010/wordml" xmlns:w15="http://schemas.microsoft.com/office/word/2012/wordml" xmlns:w16cei="http://schemas.microsoft.com/office/word/2026/wordml/cei" xmlns:w16cex="http://schemas.microsoft.com/office/word/2018/wordml/cex" xmlns:w16cid="http://schemas.microsoft.com/office/word/2016/wordml/cid" xmlns:w16="http://schemas.microsoft.com/office/word/2018/wordml" xmlns:w16du="http://schemas.microsoft.com/office/word/2023/wordml/word16du" xmlns:w16sdtdh="http://schemas.microsoft.com/office/word/2020/wordml/sdtdatahash" xmlns:w16sdtfl="http://schemas.microsoft.com/office/word/2024/wordml/sdtformatlock" xmlns:w16se="http://schemas.microsoft.com/office/word/2015/wordml/symex" xmlns:wpg="http://schemas.microsoft.com/office/word/2010/wordprocessingGroup" xmlns:wpi="http://schemas.microsoft.com/office/word/2010/wordprocessingInk" xmlns:wne="http://schemas.microsoft.com/office/word/2006/wordml" xmlns:wps="http://schemas.microsoft.com/office/word/2010/wordprocessingShape" mc:Ignorable="w14 w15 w16se w16cid w16 w16cex w16sdtdh w16sdtfl w16du wp14">
+<w:hdr xmlns:wpc="http://schemas.microsoft.com/office/word/2010/wordprocessingCanvas" xmlns:cx="http://schemas.microsoft.com/office/drawing/2014/chartex" xmlns:cx1="http://schemas.microsoft.com/office/drawing/2015/9/8/chartex" xmlns:cx2="http://schemas.microsoft.com/office/drawing/2015/10/21/chartex" xmlns:cx3="http://schemas.microsoft.com/office/drawing/2016/5/9/chartex" xmlns:cx4="http://schemas.microsoft.com/office/drawing/2016/5/10/chartex" xmlns:cx5="http://schemas.microsoft.com/office/drawing/2016/5/11/chartex" xmlns:cx6="http://schemas.microsoft.com/office/drawing/2016/5/12/chartex" xmlns:cx7="http://schemas.microsoft.com/office/drawing/2016/5/13/chartex" xmlns:cx8="http://schemas.microsoft.com/office/drawing/2016/5/14/chartex" xmlns:mc="http://schemas.openxmlformats.org/markup-compatibility/2006" xmlns:aink="http://schemas.microsoft.com/office/drawing/2016/ink" xmlns:am3d="http://schemas.microsoft.com/office/drawing/2017/model3d" xmlns:o="urn:schemas-microsoft-com:office:office" xmlns:oel="http://schemas.microsoft.com/office/2019/extlst" xmlns:r="http://schemas.openxmlformats.org/officeDocument/2006/relationships" xmlns:m="http://schemas.openxmlformats.org/officeDocument/2006/math" xmlns:v="urn:schemas-microsoft-com:vml" xmlns:wp14="http://schemas.microsoft.com/office/word/2010/wordprocessingDrawing" xmlns:wp="http://schemas.openxmlformats.org/drawingml/2006/wordprocessingDrawing" xmlns:w10="urn:schemas-microsoft-com:office:word" xmlns:w="http://schemas.openxmlformats.org/wordprocessingml/2006/main" xmlns:w14="http://schemas.microsoft.com/office/word/2010/wordml" xmlns:w15="http://schemas.microsoft.com/office/word/2012/wordml" xmlns:w16cex="http://schemas.microsoft.com/office/word/2018/wordml/cex" xmlns:w16cid="http://schemas.microsoft.com/office/word/2016/wordml/cid" xmlns:w16="http://schemas.microsoft.com/office/word/2018/wordml" xmlns:w16du="http://schemas.microsoft.com/office/word/2023/wordml/word16du" xmlns:w16sdtdh="http://schemas.microsoft.com/office/word/2020/wordml/sdtdatahash" xmlns:w16sdtfl="http://schemas.microsoft.com/office/word/2024/wordml/sdtformatlock" xmlns:w16se="http://schemas.microsoft.com/office/word/2015/wordml/symex" xmlns:wpg="http://schemas.microsoft.com/office/word/2010/wordprocessingGroup" xmlns:wpi="http://schemas.microsoft.com/office/word/2010/wordprocessingInk" xmlns:wne="http://schemas.microsoft.com/office/word/2006/wordml" xmlns:wps="http://schemas.microsoft.com/office/word/2010/wordprocessingShape" mc:Ignorable="w14 w15 w16se w16cid w16 w16cex w16sdtdh w16sdtfl w16du wp14">
   <w:p>
     <w:pPr>
-      <w:pStyle w:val="Sidehoved"/>
+      <w:pStyle w:val="Header"/>
     </w:pPr>
   </w:p>
 </w:hdr>
 </file>
 
 <file path=word/header3.xml><?xml version="1.0" encoding="utf-8"?>
-<w:hdr xmlns:wpc="http://schemas.microsoft.com/office/word/2010/wordprocessingCanvas" xmlns:cx="http://schemas.microsoft.com/office/drawing/2014/chartex" xmlns:cx1="http://schemas.microsoft.com/office/drawing/2015/9/8/chartex" xmlns:cx2="http://schemas.microsoft.com/office/drawing/2015/10/21/chartex" xmlns:cx3="http://schemas.microsoft.com/office/drawing/2016/5/9/chartex" xmlns:cx4="http://schemas.microsoft.com/office/drawing/2016/5/10/chartex" xmlns:cx5="http://schemas.microsoft.com/office/drawing/2016/5/11/chartex" xmlns:cx6="http://schemas.microsoft.com/office/drawing/2016/5/12/chartex" xmlns:cx7="http://schemas.microsoft.com/office/drawing/2016/5/13/chartex" xmlns:cx8="http://schemas.microsoft.com/office/drawing/2016/5/14/chartex" xmlns:mc="http://schemas.openxmlformats.org/markup-compatibility/2006" xmlns:aink="http://schemas.microsoft.com/office/drawing/2016/ink" xmlns:am3d="http://schemas.microsoft.com/office/drawing/2017/model3d" xmlns:o="urn:schemas-microsoft-com:office:office" xmlns:oel="http://schemas.microsoft.com/office/2019/extlst" xmlns:r="http://schemas.openxmlformats.org/officeDocument/2006/relationships" xmlns:m="http://schemas.openxmlformats.org/officeDocument/2006/math" xmlns:v="urn:schemas-microsoft-com:vml" xmlns:wp14="http://schemas.microsoft.com/office/word/2010/wordprocessingDrawing" xmlns:wp="http://schemas.openxmlformats.org/drawingml/2006/wordprocessingDrawing" xmlns:w10="urn:schemas-microsoft-com:office:word" xmlns:w="http://schemas.openxmlformats.org/wordprocessingml/2006/main" xmlns:w14="http://schemas.microsoft.com/office/word/2010/wordml" xmlns:w15="http://schemas.microsoft.com/office/word/2012/wordml" xmlns:w16cei="http://schemas.microsoft.com/office/word/2026/wordml/cei" xmlns:w16cex="http://schemas.microsoft.com/office/word/2018/wordml/cex" xmlns:w16cid="http://schemas.microsoft.com/office/word/2016/wordml/cid" xmlns:w16="http://schemas.microsoft.com/office/word/2018/wordml" xmlns:w16du="http://schemas.microsoft.com/office/word/2023/wordml/word16du" xmlns:w16sdtdh="http://schemas.microsoft.com/office/word/2020/wordml/sdtdatahash" xmlns:w16sdtfl="http://schemas.microsoft.com/office/word/2024/wordml/sdtformatlock" xmlns:w16se="http://schemas.microsoft.com/office/word/2015/wordml/symex" xmlns:wpg="http://schemas.microsoft.com/office/word/2010/wordprocessingGroup" xmlns:wpi="http://schemas.microsoft.com/office/word/2010/wordprocessingInk" xmlns:wne="http://schemas.microsoft.com/office/word/2006/wordml" xmlns:wps="http://schemas.microsoft.com/office/word/2010/wordprocessingShape" mc:Ignorable="w14 w15 w16se w16cid w16 w16cex w16sdtdh w16sdtfl w16du wp14">
+<w:hdr xmlns:wpc="http://schemas.microsoft.com/office/word/2010/wordprocessingCanvas" xmlns:cx="http://schemas.microsoft.com/office/drawing/2014/chartex" xmlns:cx1="http://schemas.microsoft.com/office/drawing/2015/9/8/chartex" xmlns:cx2="http://schemas.microsoft.com/office/drawing/2015/10/21/chartex" xmlns:cx3="http://schemas.microsoft.com/office/drawing/2016/5/9/chartex" xmlns:cx4="http://schemas.microsoft.com/office/drawing/2016/5/10/chartex" xmlns:cx5="http://schemas.microsoft.com/office/drawing/2016/5/11/chartex" xmlns:cx6="http://schemas.microsoft.com/office/drawing/2016/5/12/chartex" xmlns:cx7="http://schemas.microsoft.com/office/drawing/2016/5/13/chartex" xmlns:cx8="http://schemas.microsoft.com/office/drawing/2016/5/14/chartex" xmlns:mc="http://schemas.openxmlformats.org/markup-compatibility/2006" xmlns:aink="http://schemas.microsoft.com/office/drawing/2016/ink" xmlns:am3d="http://schemas.microsoft.com/office/drawing/2017/model3d" xmlns:o="urn:schemas-microsoft-com:office:office" xmlns:oel="http://schemas.microsoft.com/office/2019/extlst" xmlns:r="http://schemas.openxmlformats.org/officeDocument/2006/relationships" xmlns:m="http://schemas.openxmlformats.org/officeDocument/2006/math" xmlns:v="urn:schemas-microsoft-com:vml" xmlns:wp14="http://schemas.microsoft.com/office/word/2010/wordprocessingDrawing" xmlns:wp="http://schemas.openxmlformats.org/drawingml/2006/wordprocessingDrawing" xmlns:w10="urn:schemas-microsoft-com:office:word" xmlns:w="http://schemas.openxmlformats.org/wordprocessingml/2006/main" xmlns:w14="http://schemas.microsoft.com/office/word/2010/wordml" xmlns:w15="http://schemas.microsoft.com/office/word/2012/wordml" xmlns:w16cex="http://schemas.microsoft.com/office/word/2018/wordml/cex" xmlns:w16cid="http://schemas.microsoft.com/office/word/2016/wordml/cid" xmlns:w16="http://schemas.microsoft.com/office/word/2018/wordml" xmlns:w16du="http://schemas.microsoft.com/office/word/2023/wordml/word16du" xmlns:w16sdtdh="http://schemas.microsoft.com/office/word/2020/wordml/sdtdatahash" xmlns:w16sdtfl="http://schemas.microsoft.com/office/word/2024/wordml/sdtformatlock" xmlns:w16se="http://schemas.microsoft.com/office/word/2015/wordml/symex" xmlns:wpg="http://schemas.microsoft.com/office/word/2010/wordprocessingGroup" xmlns:wpi="http://schemas.microsoft.com/office/word/2010/wordprocessingInk" xmlns:wne="http://schemas.microsoft.com/office/word/2006/wordml" xmlns:wps="http://schemas.microsoft.com/office/word/2010/wordprocessingShape" mc:Ignorable="w14 w15 w16se w16cid w16 w16cex w16sdtdh w16sdtfl w16du wp14">
   <w:p>
     <w:pPr>
-      <w:pStyle w:val="Sidehoved"/>
+      <w:pStyle w:val="Header"/>
     </w:pPr>
   </w:p>
 </w:hdr>
 </file>
 
 <file path=word/numbering.xml><?xml version="1.0" encoding="utf-8"?>
-<w:numbering xmlns:wpc="http://schemas.microsoft.com/office/word/2010/wordprocessingCanvas" xmlns:cx="http://schemas.microsoft.com/office/drawing/2014/chartex" xmlns:cx1="http://schemas.microsoft.com/office/drawing/2015/9/8/chartex" xmlns:cx2="http://schemas.microsoft.com/office/drawing/2015/10/21/chartex" xmlns:cx3="http://schemas.microsoft.com/office/drawing/2016/5/9/chartex" xmlns:cx4="http://schemas.microsoft.com/office/drawing/2016/5/10/chartex" xmlns:cx5="http://schemas.microsoft.com/office/drawing/2016/5/11/chartex" xmlns:cx6="http://schemas.microsoft.com/office/drawing/2016/5/12/chartex" xmlns:cx7="http://schemas.microsoft.com/office/drawing/2016/5/13/chartex" xmlns:cx8="http://schemas.microsoft.com/office/drawing/2016/5/14/chartex" xmlns:mc="http://schemas.openxmlformats.org/markup-compatibility/2006" xmlns:aink="http://schemas.microsoft.com/office/drawing/2016/ink" xmlns:am3d="http://schemas.microsoft.com/office/drawing/2017/model3d" xmlns:o="urn:schemas-microsoft-com:office:office" xmlns:oel="http://schemas.microsoft.com/office/2019/extlst" xmlns:r="http://schemas.openxmlformats.org/officeDocument/2006/relationships" xmlns:m="http://schemas.openxmlformats.org/officeDocument/2006/math" xmlns:v="urn:schemas-microsoft-com:vml" xmlns:wp14="http://schemas.microsoft.com/office/word/2010/wordprocessingDrawing" xmlns:wp="http://schemas.openxmlformats.org/drawingml/2006/wordprocessingDrawing" xmlns:w10="urn:schemas-microsoft-com:office:word" xmlns:w="http://schemas.openxmlformats.org/wordprocessingml/2006/main" xmlns:w14="http://schemas.microsoft.com/office/word/2010/wordml" xmlns:w15="http://schemas.microsoft.com/office/word/2012/wordml" xmlns:w16cei="http://schemas.microsoft.com/office/word/2026/wordml/cei" xmlns:w16cex="http://schemas.microsoft.com/office/word/2018/wordml/cex" xmlns:w16cid="http://schemas.microsoft.com/office/word/2016/wordml/cid" xmlns:w16="http://schemas.microsoft.com/office/word/2018/wordml" xmlns:w16du="http://schemas.microsoft.com/office/word/2023/wordml/word16du" xmlns:w16sdtdh="http://schemas.microsoft.com/office/word/2020/wordml/sdtdatahash" xmlns:w16sdtfl="http://schemas.microsoft.com/office/word/2024/wordml/sdtformatlock" xmlns:w16se="http://schemas.microsoft.com/office/word/2015/wordml/symex" xmlns:wpg="http://schemas.microsoft.com/office/word/2010/wordprocessingGroup" xmlns:wpi="http://schemas.microsoft.com/office/word/2010/wordprocessingInk" xmlns:wne="http://schemas.microsoft.com/office/word/2006/wordml" xmlns:wps="http://schemas.microsoft.com/office/word/2010/wordprocessingShape" mc:Ignorable="w14 w15 w16se w16cid w16 w16cex w16sdtdh w16sdtfl w16du wp14">
+<w:numbering xmlns:wpc="http://schemas.microsoft.com/office/word/2010/wordprocessingCanvas" xmlns:cx="http://schemas.microsoft.com/office/drawing/2014/chartex" xmlns:cx1="http://schemas.microsoft.com/office/drawing/2015/9/8/chartex" xmlns:cx2="http://schemas.microsoft.com/office/drawing/2015/10/21/chartex" xmlns:cx3="http://schemas.microsoft.com/office/drawing/2016/5/9/chartex" xmlns:cx4="http://schemas.microsoft.com/office/drawing/2016/5/10/chartex" xmlns:cx5="http://schemas.microsoft.com/office/drawing/2016/5/11/chartex" xmlns:cx6="http://schemas.microsoft.com/office/drawing/2016/5/12/chartex" xmlns:cx7="http://schemas.microsoft.com/office/drawing/2016/5/13/chartex" xmlns:cx8="http://schemas.microsoft.com/office/drawing/2016/5/14/chartex" xmlns:mc="http://schemas.openxmlformats.org/markup-compatibility/2006" xmlns:aink="http://schemas.microsoft.com/office/drawing/2016/ink" xmlns:am3d="http://schemas.microsoft.com/office/drawing/2017/model3d" xmlns:o="urn:schemas-microsoft-com:office:office" xmlns:oel="http://schemas.microsoft.com/office/2019/extlst" xmlns:r="http://schemas.openxmlformats.org/officeDocument/2006/relationships" xmlns:m="http://schemas.openxmlformats.org/officeDocument/2006/math" xmlns:v="urn:schemas-microsoft-com:vml" xmlns:wp14="http://schemas.microsoft.com/office/word/2010/wordprocessingDrawing" xmlns:wp="http://schemas.openxmlformats.org/drawingml/2006/wordprocessingDrawing" xmlns:w10="urn:schemas-microsoft-com:office:word" xmlns:w="http://schemas.openxmlformats.org/wordprocessingml/2006/main" xmlns:w14="http://schemas.microsoft.com/office/word/2010/wordml" xmlns:w15="http://schemas.microsoft.com/office/word/2012/wordml" xmlns:w16cex="http://schemas.microsoft.com/office/word/2018/wordml/cex" xmlns:w16cid="http://schemas.microsoft.com/office/word/2016/wordml/cid" xmlns:w16="http://schemas.microsoft.com/office/word/2018/wordml" xmlns:w16du="http://schemas.microsoft.com/office/word/2023/wordml/word16du" xmlns:w16sdtdh="http://schemas.microsoft.com/office/word/2020/wordml/sdtdatahash" xmlns:w16sdtfl="http://schemas.microsoft.com/office/word/2024/wordml/sdtformatlock" xmlns:w16se="http://schemas.microsoft.com/office/word/2015/wordml/symex" xmlns:wpg="http://schemas.microsoft.com/office/word/2010/wordprocessingGroup" xmlns:wpi="http://schemas.microsoft.com/office/word/2010/wordprocessingInk" xmlns:wne="http://schemas.microsoft.com/office/word/2006/wordml" xmlns:wps="http://schemas.microsoft.com/office/word/2010/wordprocessingShape" mc:Ignorable="w14 w15 w16se w16cid w16 w16cex w16sdtdh w16sdtfl w16du wp14">
   <w:abstractNum w:abstractNumId="0" w15:restartNumberingAfterBreak="0">
     <w:nsid w:val="FFFFFF7C"/>
     <w:multiLevelType w:val="singleLevel"/>
@@ -10417,7 +10404,7 @@
     <w:lvl w:ilvl="0">
       <w:start w:val="1"/>
       <w:numFmt w:val="decimal"/>
-      <w:pStyle w:val="Opstilling-talellerbogst5"/>
+      <w:pStyle w:val="ListNumber5"/>
       <w:lvlText w:val="%1."/>
       <w:lvlJc w:val="left"/>
       <w:pPr>
@@ -10435,7 +10422,7 @@
     <w:lvl w:ilvl="0">
       <w:start w:val="1"/>
       <w:numFmt w:val="decimal"/>
-      <w:pStyle w:val="Opstilling-talellerbogst4"/>
+      <w:pStyle w:val="ListNumber4"/>
       <w:lvlText w:val="%1."/>
       <w:lvlJc w:val="left"/>
       <w:pPr>
@@ -10453,7 +10440,7 @@
     <w:lvl w:ilvl="0">
       <w:start w:val="1"/>
       <w:numFmt w:val="decimal"/>
-      <w:pStyle w:val="Opstilling-talellerbogst3"/>
+      <w:pStyle w:val="ListNumber3"/>
       <w:lvlText w:val="%1."/>
       <w:lvlJc w:val="left"/>
       <w:pPr>
@@ -10471,7 +10458,7 @@
     <w:lvl w:ilvl="0">
       <w:start w:val="1"/>
       <w:numFmt w:val="decimal"/>
-      <w:pStyle w:val="Opstilling-talellerbogst2"/>
+      <w:pStyle w:val="ListNumber2"/>
       <w:lvlText w:val="%1."/>
       <w:lvlJc w:val="left"/>
       <w:pPr>
@@ -10489,7 +10476,7 @@
     <w:lvl w:ilvl="0">
       <w:start w:val="1"/>
       <w:numFmt w:val="bullet"/>
-      <w:pStyle w:val="Opstilling-punkttegn5"/>
+      <w:pStyle w:val="ListBullet5"/>
       <w:lvlText w:val=""/>
       <w:lvlJc w:val="left"/>
       <w:pPr>
@@ -10510,7 +10497,7 @@
     <w:lvl w:ilvl="0">
       <w:start w:val="1"/>
       <w:numFmt w:val="bullet"/>
-      <w:pStyle w:val="Opstilling-punkttegn4"/>
+      <w:pStyle w:val="ListBullet4"/>
       <w:lvlText w:val=""/>
       <w:lvlJc w:val="left"/>
       <w:pPr>
@@ -10531,7 +10518,7 @@
     <w:lvl w:ilvl="0">
       <w:start w:val="1"/>
       <w:numFmt w:val="bullet"/>
-      <w:pStyle w:val="Opstilling-punkttegn3"/>
+      <w:pStyle w:val="ListBullet3"/>
       <w:lvlText w:val=""/>
       <w:lvlJc w:val="left"/>
       <w:pPr>
@@ -10552,7 +10539,7 @@
     <w:lvl w:ilvl="0">
       <w:start w:val="1"/>
       <w:numFmt w:val="bullet"/>
-      <w:pStyle w:val="Opstilling-punkttegn2"/>
+      <w:pStyle w:val="ListBullet2"/>
       <w:lvlText w:val=""/>
       <w:lvlJc w:val="left"/>
       <w:pPr>
@@ -11761,7 +11748,7 @@
     <w:lvl w:ilvl="0">
       <w:start w:val="1"/>
       <w:numFmt w:val="decimal"/>
-      <w:pStyle w:val="Overskrift1"/>
+      <w:pStyle w:val="Heading1"/>
       <w:lvlText w:val="%1."/>
       <w:lvlJc w:val="right"/>
       <w:pPr>
@@ -11774,7 +11761,7 @@
     <w:lvl w:ilvl="1">
       <w:start w:val="1"/>
       <w:numFmt w:val="decimal"/>
-      <w:pStyle w:val="Overskrift2"/>
+      <w:pStyle w:val="Heading2"/>
       <w:lvlText w:val="%1.%2"/>
       <w:lvlJc w:val="right"/>
       <w:pPr>
@@ -11832,7 +11819,7 @@
     <w:lvl w:ilvl="2">
       <w:start w:val="1"/>
       <w:numFmt w:val="decimal"/>
-      <w:pStyle w:val="Overskrift3"/>
+      <w:pStyle w:val="Heading3"/>
       <w:lvlText w:val="%1.%2.%3"/>
       <w:lvlJc w:val="right"/>
       <w:pPr>
@@ -11845,7 +11832,7 @@
     <w:lvl w:ilvl="3">
       <w:start w:val="1"/>
       <w:numFmt w:val="decimal"/>
-      <w:pStyle w:val="Overskrift4"/>
+      <w:pStyle w:val="Heading4"/>
       <w:lvlText w:val="%1.%2.%3.%4"/>
       <w:lvlJc w:val="right"/>
       <w:pPr>
@@ -11858,7 +11845,7 @@
     <w:lvl w:ilvl="4">
       <w:start w:val="1"/>
       <w:numFmt w:val="decimal"/>
-      <w:pStyle w:val="Overskrift5"/>
+      <w:pStyle w:val="Heading5"/>
       <w:lvlText w:val="%1.%2.%3.%4.%5"/>
       <w:lvlJc w:val="right"/>
       <w:pPr>
@@ -11871,7 +11858,7 @@
     <w:lvl w:ilvl="5">
       <w:start w:val="1"/>
       <w:numFmt w:val="decimal"/>
-      <w:pStyle w:val="Overskrift6"/>
+      <w:pStyle w:val="Heading6"/>
       <w:lvlText w:val="%1.%2.%3.%4.%5.%6"/>
       <w:lvlJc w:val="right"/>
       <w:pPr>
@@ -11884,7 +11871,7 @@
     <w:lvl w:ilvl="6">
       <w:start w:val="1"/>
       <w:numFmt w:val="decimal"/>
-      <w:pStyle w:val="Overskrift7"/>
+      <w:pStyle w:val="Heading7"/>
       <w:lvlText w:val="%1.%2.%3.%4.%5.%6.%7"/>
       <w:lvlJc w:val="right"/>
       <w:pPr>
@@ -11897,7 +11884,7 @@
     <w:lvl w:ilvl="7">
       <w:start w:val="1"/>
       <w:numFmt w:val="decimal"/>
-      <w:pStyle w:val="Overskrift8"/>
+      <w:pStyle w:val="Heading8"/>
       <w:lvlText w:val="%1.%2.%3.%4.%5.%6.%7.%8"/>
       <w:lvlJc w:val="right"/>
       <w:pPr>
@@ -11910,7 +11897,7 @@
     <w:lvl w:ilvl="8">
       <w:start w:val="1"/>
       <w:numFmt w:val="decimal"/>
-      <w:pStyle w:val="Overskrift9"/>
+      <w:pStyle w:val="Heading9"/>
       <w:lvlText w:val="%1.%2.%3.%4.%5.%6.%7.%8.%9"/>
       <w:lvlJc w:val="right"/>
       <w:pPr>
@@ -15565,7 +15552,7 @@
     <w:lvl w:ilvl="0">
       <w:start w:val="1"/>
       <w:numFmt w:val="decimal"/>
-      <w:pStyle w:val="Opstilling-talellerbogst"/>
+      <w:pStyle w:val="ListNumber"/>
       <w:lvlText w:val="%1."/>
       <w:lvlJc w:val="left"/>
       <w:pPr>
@@ -15685,7 +15672,7 @@
     <w:lvl w:ilvl="0">
       <w:start w:val="1"/>
       <w:numFmt w:val="bullet"/>
-      <w:pStyle w:val="Opstilling-punkttegn"/>
+      <w:pStyle w:val="ListBullet"/>
       <w:lvlText w:val=""/>
       <w:lvlJc w:val="left"/>
       <w:pPr>
@@ -15838,7 +15825,7 @@
       <w:lvl w:ilvl="0">
         <w:start w:val="1"/>
         <w:numFmt w:val="decimal"/>
-        <w:pStyle w:val="Opstilling-talellerbogst"/>
+        <w:pStyle w:val="ListNumber"/>
         <w:lvlText w:val="%1."/>
         <w:lvlJc w:val="left"/>
         <w:pPr>
@@ -16549,11 +16536,11 @@
     <w:qFormat/>
     <w:rsid w:val="00E83F90"/>
   </w:style>
-  <w:style w:type="paragraph" w:styleId="Overskrift1">
+  <w:style w:type="paragraph" w:styleId="Heading1">
     <w:name w:val="heading 1"/>
     <w:basedOn w:val="Normal"/>
     <w:next w:val="Normal"/>
-    <w:link w:val="Overskrift1Tegn"/>
+    <w:link w:val="Heading1Char"/>
     <w:uiPriority w:val="1"/>
     <w:qFormat/>
     <w:rsid w:val="000A32DD"/>
@@ -16579,11 +16566,11 @@
       <w:szCs w:val="28"/>
     </w:rPr>
   </w:style>
-  <w:style w:type="paragraph" w:styleId="Overskrift2">
+  <w:style w:type="paragraph" w:styleId="Heading2">
     <w:name w:val="heading 2"/>
     <w:basedOn w:val="Normal"/>
     <w:next w:val="Normal"/>
-    <w:link w:val="Overskrift2Tegn"/>
+    <w:link w:val="Heading2Char"/>
     <w:uiPriority w:val="1"/>
     <w:qFormat/>
     <w:rsid w:val="000A32DD"/>
@@ -16607,11 +16594,11 @@
       <w:szCs w:val="26"/>
     </w:rPr>
   </w:style>
-  <w:style w:type="paragraph" w:styleId="Overskrift3">
+  <w:style w:type="paragraph" w:styleId="Heading3">
     <w:name w:val="heading 3"/>
     <w:basedOn w:val="Normal"/>
     <w:next w:val="Normal"/>
-    <w:link w:val="Overskrift3Tegn"/>
+    <w:link w:val="Heading3Char"/>
     <w:uiPriority w:val="1"/>
     <w:qFormat/>
     <w:rsid w:val="006C0A4C"/>
@@ -16633,11 +16620,11 @@
       <w:caps/>
     </w:rPr>
   </w:style>
-  <w:style w:type="paragraph" w:styleId="Overskrift4">
+  <w:style w:type="paragraph" w:styleId="Heading4">
     <w:name w:val="heading 4"/>
     <w:basedOn w:val="Normal"/>
     <w:next w:val="Normal"/>
-    <w:link w:val="Overskrift4Tegn"/>
+    <w:link w:val="Heading4Char"/>
     <w:uiPriority w:val="1"/>
     <w:qFormat/>
     <w:rsid w:val="006C0A4C"/>
@@ -16659,11 +16646,11 @@
       <w:iCs/>
     </w:rPr>
   </w:style>
-  <w:style w:type="paragraph" w:styleId="Overskrift5">
+  <w:style w:type="paragraph" w:styleId="Heading5">
     <w:name w:val="heading 5"/>
     <w:basedOn w:val="Normal"/>
     <w:next w:val="Normal"/>
-    <w:link w:val="Overskrift5Tegn"/>
+    <w:link w:val="Heading5Char"/>
     <w:uiPriority w:val="1"/>
     <w:qFormat/>
     <w:rsid w:val="006C0A4C"/>
@@ -16683,11 +16670,11 @@
       <w:caps/>
     </w:rPr>
   </w:style>
-  <w:style w:type="paragraph" w:styleId="Overskrift6">
+  <w:style w:type="paragraph" w:styleId="Heading6">
     <w:name w:val="heading 6"/>
     <w:basedOn w:val="Normal"/>
     <w:next w:val="Normal"/>
-    <w:link w:val="Overskrift6Tegn"/>
+    <w:link w:val="Heading6Char"/>
     <w:uiPriority w:val="1"/>
     <w:semiHidden/>
     <w:rsid w:val="009E4B94"/>
@@ -16712,11 +16699,11 @@
       <w:iCs/>
     </w:rPr>
   </w:style>
-  <w:style w:type="paragraph" w:styleId="Overskrift7">
+  <w:style w:type="paragraph" w:styleId="Heading7">
     <w:name w:val="heading 7"/>
     <w:basedOn w:val="Normal"/>
     <w:next w:val="Normal"/>
-    <w:link w:val="Overskrift7Tegn"/>
+    <w:link w:val="Heading7Char"/>
     <w:uiPriority w:val="1"/>
     <w:semiHidden/>
     <w:rsid w:val="009E4B94"/>
@@ -16741,11 +16728,11 @@
       <w:iCs/>
     </w:rPr>
   </w:style>
-  <w:style w:type="paragraph" w:styleId="Overskrift8">
+  <w:style w:type="paragraph" w:styleId="Heading8">
     <w:name w:val="heading 8"/>
     <w:basedOn w:val="Normal"/>
     <w:next w:val="Normal"/>
-    <w:link w:val="Overskrift8Tegn"/>
+    <w:link w:val="Heading8Char"/>
     <w:uiPriority w:val="1"/>
     <w:semiHidden/>
     <w:rsid w:val="009E4B94"/>
@@ -16770,11 +16757,11 @@
       <w:szCs w:val="20"/>
     </w:rPr>
   </w:style>
-  <w:style w:type="paragraph" w:styleId="Overskrift9">
+  <w:style w:type="paragraph" w:styleId="Heading9">
     <w:name w:val="heading 9"/>
     <w:basedOn w:val="Normal"/>
     <w:next w:val="Normal"/>
-    <w:link w:val="Overskrift9Tegn"/>
+    <w:link w:val="Heading9Char"/>
     <w:uiPriority w:val="1"/>
     <w:semiHidden/>
     <w:rsid w:val="009E4B94"/>
@@ -16800,13 +16787,13 @@
       <w:szCs w:val="20"/>
     </w:rPr>
   </w:style>
-  <w:style w:type="character" w:default="1" w:styleId="Standardskrifttypeiafsnit">
+  <w:style w:type="character" w:default="1" w:styleId="DefaultParagraphFont">
     <w:name w:val="Default Paragraph Font"/>
     <w:uiPriority w:val="1"/>
     <w:semiHidden/>
     <w:unhideWhenUsed/>
   </w:style>
-  <w:style w:type="table" w:default="1" w:styleId="Tabel-Normal">
+  <w:style w:type="table" w:default="1" w:styleId="TableNormal">
     <w:name w:val="Normal Table"/>
     <w:uiPriority w:val="99"/>
     <w:semiHidden/>
@@ -16821,16 +16808,16 @@
       </w:tblCellMar>
     </w:tblPr>
   </w:style>
-  <w:style w:type="numbering" w:default="1" w:styleId="Ingenoversigt">
+  <w:style w:type="numbering" w:default="1" w:styleId="NoList">
     <w:name w:val="No List"/>
     <w:uiPriority w:val="99"/>
     <w:semiHidden/>
     <w:unhideWhenUsed/>
   </w:style>
-  <w:style w:type="paragraph" w:styleId="Sidehoved">
+  <w:style w:type="paragraph" w:styleId="Header">
     <w:name w:val="header"/>
     <w:basedOn w:val="Normal"/>
-    <w:link w:val="SidehovedTegn"/>
+    <w:link w:val="HeaderChar"/>
     <w:uiPriority w:val="21"/>
     <w:semiHidden/>
     <w:rsid w:val="002D43D1"/>
@@ -16843,10 +16830,10 @@
       <w:sz w:val="12"/>
     </w:rPr>
   </w:style>
-  <w:style w:type="character" w:customStyle="1" w:styleId="SidehovedTegn">
-    <w:name w:val="Sidehoved Tegn"/>
-    <w:basedOn w:val="Standardskrifttypeiafsnit"/>
-    <w:link w:val="Sidehoved"/>
+  <w:style w:type="character" w:customStyle="1" w:styleId="HeaderChar">
+    <w:name w:val="Header Char"/>
+    <w:basedOn w:val="DefaultParagraphFont"/>
+    <w:link w:val="Header"/>
     <w:uiPriority w:val="21"/>
     <w:semiHidden/>
     <w:rsid w:val="002D43D1"/>
@@ -16856,10 +16843,10 @@
       <w:lang w:val="da-DK"/>
     </w:rPr>
   </w:style>
-  <w:style w:type="paragraph" w:styleId="Sidefod">
+  <w:style w:type="paragraph" w:styleId="Footer">
     <w:name w:val="footer"/>
     <w:basedOn w:val="Normal"/>
-    <w:link w:val="SidefodTegn"/>
+    <w:link w:val="FooterChar"/>
     <w:uiPriority w:val="99"/>
     <w:rsid w:val="00C2018C"/>
     <w:pPr>
@@ -16873,10 +16860,10 @@
       <w:sz w:val="12"/>
     </w:rPr>
   </w:style>
-  <w:style w:type="character" w:customStyle="1" w:styleId="SidefodTegn">
-    <w:name w:val="Sidefod Tegn"/>
-    <w:basedOn w:val="Standardskrifttypeiafsnit"/>
-    <w:link w:val="Sidefod"/>
+  <w:style w:type="character" w:customStyle="1" w:styleId="FooterChar">
+    <w:name w:val="Footer Char"/>
+    <w:basedOn w:val="DefaultParagraphFont"/>
+    <w:link w:val="Footer"/>
     <w:uiPriority w:val="99"/>
     <w:rsid w:val="00A539A2"/>
     <w:rPr>
@@ -16884,10 +16871,10 @@
       <w:lang w:val="da-DK"/>
     </w:rPr>
   </w:style>
-  <w:style w:type="character" w:customStyle="1" w:styleId="Overskrift1Tegn">
-    <w:name w:val="Overskrift 1 Tegn"/>
-    <w:basedOn w:val="Standardskrifttypeiafsnit"/>
-    <w:link w:val="Overskrift1"/>
+  <w:style w:type="character" w:customStyle="1" w:styleId="Heading1Char">
+    <w:name w:val="Heading 1 Char"/>
+    <w:basedOn w:val="DefaultParagraphFont"/>
+    <w:link w:val="Heading1"/>
     <w:uiPriority w:val="1"/>
     <w:rsid w:val="000A32DD"/>
     <w:rPr>
@@ -16901,10 +16888,10 @@
       <w:lang w:val="da-DK"/>
     </w:rPr>
   </w:style>
-  <w:style w:type="character" w:customStyle="1" w:styleId="Overskrift2Tegn">
-    <w:name w:val="Overskrift 2 Tegn"/>
-    <w:basedOn w:val="Standardskrifttypeiafsnit"/>
-    <w:link w:val="Overskrift2"/>
+  <w:style w:type="character" w:customStyle="1" w:styleId="Heading2Char">
+    <w:name w:val="Heading 2 Char"/>
+    <w:basedOn w:val="DefaultParagraphFont"/>
+    <w:link w:val="Heading2"/>
     <w:uiPriority w:val="1"/>
     <w:rsid w:val="000A32DD"/>
     <w:rPr>
@@ -16916,10 +16903,10 @@
       <w:lang w:val="da-DK"/>
     </w:rPr>
   </w:style>
-  <w:style w:type="character" w:customStyle="1" w:styleId="Overskrift3Tegn">
-    <w:name w:val="Overskrift 3 Tegn"/>
-    <w:basedOn w:val="Standardskrifttypeiafsnit"/>
-    <w:link w:val="Overskrift3"/>
+  <w:style w:type="character" w:customStyle="1" w:styleId="Heading3Char">
+    <w:name w:val="Heading 3 Char"/>
+    <w:basedOn w:val="DefaultParagraphFont"/>
+    <w:link w:val="Heading3"/>
     <w:rsid w:val="006C0A4C"/>
     <w:rPr>
       <w:rFonts w:eastAsiaTheme="majorEastAsia" w:cstheme="majorBidi"/>
@@ -16929,10 +16916,10 @@
       <w:lang w:val="da-DK"/>
     </w:rPr>
   </w:style>
-  <w:style w:type="character" w:customStyle="1" w:styleId="Overskrift4Tegn">
-    <w:name w:val="Overskrift 4 Tegn"/>
-    <w:basedOn w:val="Standardskrifttypeiafsnit"/>
-    <w:link w:val="Overskrift4"/>
+  <w:style w:type="character" w:customStyle="1" w:styleId="Heading4Char">
+    <w:name w:val="Heading 4 Char"/>
+    <w:basedOn w:val="DefaultParagraphFont"/>
+    <w:link w:val="Heading4"/>
     <w:uiPriority w:val="1"/>
     <w:rsid w:val="006C0A4C"/>
     <w:rPr>
@@ -16943,10 +16930,10 @@
       <w:lang w:val="da-DK"/>
     </w:rPr>
   </w:style>
-  <w:style w:type="character" w:customStyle="1" w:styleId="Overskrift5Tegn">
-    <w:name w:val="Overskrift 5 Tegn"/>
-    <w:basedOn w:val="Standardskrifttypeiafsnit"/>
-    <w:link w:val="Overskrift5"/>
+  <w:style w:type="character" w:customStyle="1" w:styleId="Heading5Char">
+    <w:name w:val="Heading 5 Char"/>
+    <w:basedOn w:val="DefaultParagraphFont"/>
+    <w:link w:val="Heading5"/>
     <w:uiPriority w:val="1"/>
     <w:rsid w:val="006C0A4C"/>
     <w:rPr>
@@ -16955,10 +16942,10 @@
       <w:lang w:val="da-DK"/>
     </w:rPr>
   </w:style>
-  <w:style w:type="character" w:customStyle="1" w:styleId="Overskrift6Tegn">
-    <w:name w:val="Overskrift 6 Tegn"/>
-    <w:basedOn w:val="Standardskrifttypeiafsnit"/>
-    <w:link w:val="Overskrift6"/>
+  <w:style w:type="character" w:customStyle="1" w:styleId="Heading6Char">
+    <w:name w:val="Heading 6 Char"/>
+    <w:basedOn w:val="DefaultParagraphFont"/>
+    <w:link w:val="Heading6"/>
     <w:uiPriority w:val="1"/>
     <w:semiHidden/>
     <w:rsid w:val="00004865"/>
@@ -16969,10 +16956,10 @@
       <w:lang w:val="da-DK"/>
     </w:rPr>
   </w:style>
-  <w:style w:type="character" w:customStyle="1" w:styleId="Overskrift7Tegn">
-    <w:name w:val="Overskrift 7 Tegn"/>
-    <w:basedOn w:val="Standardskrifttypeiafsnit"/>
-    <w:link w:val="Overskrift7"/>
+  <w:style w:type="character" w:customStyle="1" w:styleId="Heading7Char">
+    <w:name w:val="Heading 7 Char"/>
+    <w:basedOn w:val="DefaultParagraphFont"/>
+    <w:link w:val="Heading7"/>
     <w:uiPriority w:val="1"/>
     <w:semiHidden/>
     <w:rsid w:val="00004865"/>
@@ -16983,10 +16970,10 @@
       <w:lang w:val="da-DK"/>
     </w:rPr>
   </w:style>
-  <w:style w:type="character" w:customStyle="1" w:styleId="Overskrift8Tegn">
-    <w:name w:val="Overskrift 8 Tegn"/>
-    <w:basedOn w:val="Standardskrifttypeiafsnit"/>
-    <w:link w:val="Overskrift8"/>
+  <w:style w:type="character" w:customStyle="1" w:styleId="Heading8Char">
+    <w:name w:val="Heading 8 Char"/>
+    <w:basedOn w:val="DefaultParagraphFont"/>
+    <w:link w:val="Heading8"/>
     <w:uiPriority w:val="1"/>
     <w:semiHidden/>
     <w:rsid w:val="00004865"/>
@@ -16997,10 +16984,10 @@
       <w:lang w:val="da-DK"/>
     </w:rPr>
   </w:style>
-  <w:style w:type="character" w:customStyle="1" w:styleId="Overskrift9Tegn">
-    <w:name w:val="Overskrift 9 Tegn"/>
-    <w:basedOn w:val="Standardskrifttypeiafsnit"/>
-    <w:link w:val="Overskrift9"/>
+  <w:style w:type="character" w:customStyle="1" w:styleId="Heading9Char">
+    <w:name w:val="Heading 9 Char"/>
+    <w:basedOn w:val="DefaultParagraphFont"/>
+    <w:link w:val="Heading9"/>
     <w:uiPriority w:val="1"/>
     <w:semiHidden/>
     <w:rsid w:val="00004865"/>
@@ -17012,11 +16999,11 @@
       <w:lang w:val="da-DK"/>
     </w:rPr>
   </w:style>
-  <w:style w:type="paragraph" w:styleId="Titel">
+  <w:style w:type="paragraph" w:styleId="Title">
     <w:name w:val="Title"/>
     <w:basedOn w:val="Normal"/>
     <w:next w:val="Normal"/>
-    <w:link w:val="TitelTegn"/>
+    <w:link w:val="TitleChar"/>
     <w:uiPriority w:val="19"/>
     <w:semiHidden/>
     <w:rsid w:val="009E4B94"/>
@@ -17032,10 +17019,10 @@
       <w:szCs w:val="52"/>
     </w:rPr>
   </w:style>
-  <w:style w:type="character" w:customStyle="1" w:styleId="TitelTegn">
-    <w:name w:val="Titel Tegn"/>
-    <w:basedOn w:val="Standardskrifttypeiafsnit"/>
-    <w:link w:val="Titel"/>
+  <w:style w:type="character" w:customStyle="1" w:styleId="TitleChar">
+    <w:name w:val="Title Char"/>
+    <w:basedOn w:val="DefaultParagraphFont"/>
+    <w:link w:val="Title"/>
     <w:uiPriority w:val="19"/>
     <w:semiHidden/>
     <w:rsid w:val="00004865"/>
@@ -17048,11 +17035,11 @@
       <w:lang w:val="da-DK"/>
     </w:rPr>
   </w:style>
-  <w:style w:type="paragraph" w:styleId="Undertitel">
+  <w:style w:type="paragraph" w:styleId="Subtitle">
     <w:name w:val="Subtitle"/>
     <w:basedOn w:val="Normal"/>
     <w:next w:val="Normal"/>
-    <w:link w:val="UndertitelTegn"/>
+    <w:link w:val="SubtitleChar"/>
     <w:uiPriority w:val="19"/>
     <w:semiHidden/>
     <w:rsid w:val="009E4B94"/>
@@ -17071,10 +17058,10 @@
       <w:szCs w:val="24"/>
     </w:rPr>
   </w:style>
-  <w:style w:type="character" w:customStyle="1" w:styleId="UndertitelTegn">
-    <w:name w:val="Undertitel Tegn"/>
-    <w:basedOn w:val="Standardskrifttypeiafsnit"/>
-    <w:link w:val="Undertitel"/>
+  <w:style w:type="character" w:customStyle="1" w:styleId="SubtitleChar">
+    <w:name w:val="Subtitle Char"/>
+    <w:basedOn w:val="DefaultParagraphFont"/>
+    <w:link w:val="Subtitle"/>
     <w:uiPriority w:val="19"/>
     <w:semiHidden/>
     <w:rsid w:val="00004865"/>
@@ -17087,9 +17074,9 @@
       <w:lang w:val="da-DK"/>
     </w:rPr>
   </w:style>
-  <w:style w:type="character" w:styleId="Svagfremhvning">
+  <w:style w:type="character" w:styleId="SubtleEmphasis">
     <w:name w:val="Subtle Emphasis"/>
-    <w:basedOn w:val="Standardskrifttypeiafsnit"/>
+    <w:basedOn w:val="DefaultParagraphFont"/>
     <w:uiPriority w:val="99"/>
     <w:semiHidden/>
     <w:qFormat/>
@@ -17101,9 +17088,9 @@
       <w:lang w:val="da-DK"/>
     </w:rPr>
   </w:style>
-  <w:style w:type="character" w:styleId="Kraftigfremhvning">
+  <w:style w:type="character" w:styleId="IntenseEmphasis">
     <w:name w:val="Intense Emphasis"/>
-    <w:basedOn w:val="Standardskrifttypeiafsnit"/>
+    <w:basedOn w:val="DefaultParagraphFont"/>
     <w:uiPriority w:val="19"/>
     <w:semiHidden/>
     <w:rsid w:val="009E4B94"/>
@@ -17116,9 +17103,9 @@
       <w:lang w:val="da-DK"/>
     </w:rPr>
   </w:style>
-  <w:style w:type="character" w:styleId="Strk">
+  <w:style w:type="character" w:styleId="Strong">
     <w:name w:val="Strong"/>
-    <w:basedOn w:val="Standardskrifttypeiafsnit"/>
+    <w:basedOn w:val="DefaultParagraphFont"/>
     <w:uiPriority w:val="19"/>
     <w:semiHidden/>
     <w:rsid w:val="009E4B94"/>
@@ -17128,11 +17115,11 @@
       <w:lang w:val="da-DK"/>
     </w:rPr>
   </w:style>
-  <w:style w:type="paragraph" w:styleId="Strktcitat">
+  <w:style w:type="paragraph" w:styleId="IntenseQuote">
     <w:name w:val="Intense Quote"/>
     <w:basedOn w:val="Normal"/>
     <w:next w:val="Normal"/>
-    <w:link w:val="StrktcitatTegn"/>
+    <w:link w:val="IntenseQuoteChar"/>
     <w:uiPriority w:val="19"/>
     <w:semiHidden/>
     <w:rsid w:val="007546AF"/>
@@ -17147,10 +17134,10 @@
       <w:iCs/>
     </w:rPr>
   </w:style>
-  <w:style w:type="character" w:customStyle="1" w:styleId="StrktcitatTegn">
-    <w:name w:val="Stærkt citat Tegn"/>
-    <w:basedOn w:val="Standardskrifttypeiafsnit"/>
-    <w:link w:val="Strktcitat"/>
+  <w:style w:type="character" w:customStyle="1" w:styleId="IntenseQuoteChar">
+    <w:name w:val="Intense Quote Char"/>
+    <w:basedOn w:val="DefaultParagraphFont"/>
+    <w:link w:val="IntenseQuote"/>
     <w:uiPriority w:val="19"/>
     <w:semiHidden/>
     <w:rsid w:val="00004865"/>
@@ -17162,9 +17149,9 @@
       <w:lang w:val="da-DK"/>
     </w:rPr>
   </w:style>
-  <w:style w:type="character" w:styleId="Svaghenvisning">
+  <w:style w:type="character" w:styleId="SubtleReference">
     <w:name w:val="Subtle Reference"/>
-    <w:basedOn w:val="Standardskrifttypeiafsnit"/>
+    <w:basedOn w:val="DefaultParagraphFont"/>
     <w:uiPriority w:val="99"/>
     <w:semiHidden/>
     <w:qFormat/>
@@ -17177,9 +17164,9 @@
       <w:lang w:val="da-DK"/>
     </w:rPr>
   </w:style>
-  <w:style w:type="character" w:styleId="Kraftighenvisning">
+  <w:style w:type="character" w:styleId="IntenseReference">
     <w:name w:val="Intense Reference"/>
-    <w:basedOn w:val="Standardskrifttypeiafsnit"/>
+    <w:basedOn w:val="DefaultParagraphFont"/>
     <w:uiPriority w:val="99"/>
     <w:semiHidden/>
     <w:qFormat/>
@@ -17195,7 +17182,7 @@
       <w:lang w:val="da-DK"/>
     </w:rPr>
   </w:style>
-  <w:style w:type="paragraph" w:styleId="Billedtekst">
+  <w:style w:type="paragraph" w:styleId="Caption">
     <w:name w:val="caption"/>
     <w:basedOn w:val="Normal"/>
     <w:next w:val="Caption-Text"/>
@@ -17211,7 +17198,7 @@
       <w:sz w:val="14"/>
     </w:rPr>
   </w:style>
-  <w:style w:type="paragraph" w:styleId="Indholdsfortegnelse1">
+  <w:style w:type="paragraph" w:styleId="TOC1">
     <w:name w:val="toc 1"/>
     <w:basedOn w:val="Normal"/>
     <w:next w:val="Normal"/>
@@ -17229,7 +17216,7 @@
       <w:b/>
     </w:rPr>
   </w:style>
-  <w:style w:type="paragraph" w:styleId="Indholdsfortegnelse2">
+  <w:style w:type="paragraph" w:styleId="TOC2">
     <w:name w:val="toc 2"/>
     <w:basedOn w:val="Normal"/>
     <w:next w:val="Normal"/>
@@ -17246,7 +17233,7 @@
       <w:rFonts w:eastAsia="Times New Roman" w:cs="Times New Roman"/>
     </w:rPr>
   </w:style>
-  <w:style w:type="paragraph" w:styleId="Indholdsfortegnelse3">
+  <w:style w:type="paragraph" w:styleId="TOC3">
     <w:name w:val="toc 3"/>
     <w:basedOn w:val="Normal"/>
     <w:next w:val="Normal"/>
@@ -17263,11 +17250,11 @@
       <w:rFonts w:eastAsia="Times New Roman" w:cs="Times New Roman"/>
     </w:rPr>
   </w:style>
-  <w:style w:type="paragraph" w:styleId="Indholdsfortegnelse4">
+  <w:style w:type="paragraph" w:styleId="TOC4">
     <w:name w:val="toc 4"/>
     <w:basedOn w:val="Normal"/>
     <w:next w:val="Normal"/>
-    <w:link w:val="Indholdsfortegnelse4Tegn"/>
+    <w:link w:val="TOC4Char"/>
     <w:uiPriority w:val="39"/>
     <w:rsid w:val="00C72D20"/>
     <w:pPr>
@@ -17281,7 +17268,7 @@
       <w:rFonts w:eastAsia="Times New Roman" w:cs="Times New Roman"/>
     </w:rPr>
   </w:style>
-  <w:style w:type="paragraph" w:styleId="Indholdsfortegnelse5">
+  <w:style w:type="paragraph" w:styleId="TOC5">
     <w:name w:val="toc 5"/>
     <w:basedOn w:val="Normal"/>
     <w:next w:val="Normal"/>
@@ -17298,7 +17285,7 @@
       <w:rFonts w:eastAsia="Times New Roman" w:cs="Times New Roman"/>
     </w:rPr>
   </w:style>
-  <w:style w:type="paragraph" w:styleId="Indholdsfortegnelse6">
+  <w:style w:type="paragraph" w:styleId="TOC6">
     <w:name w:val="toc 6"/>
     <w:basedOn w:val="Normal"/>
     <w:next w:val="Normal"/>
@@ -17315,7 +17302,7 @@
       <w:rFonts w:eastAsia="Times New Roman" w:cs="Times New Roman"/>
     </w:rPr>
   </w:style>
-  <w:style w:type="paragraph" w:styleId="Indholdsfortegnelse7">
+  <w:style w:type="paragraph" w:styleId="TOC7">
     <w:name w:val="toc 7"/>
     <w:basedOn w:val="Normal"/>
     <w:next w:val="Normal"/>
@@ -17331,7 +17318,7 @@
       <w:b/>
     </w:rPr>
   </w:style>
-  <w:style w:type="paragraph" w:styleId="Indholdsfortegnelse8">
+  <w:style w:type="paragraph" w:styleId="TOC8">
     <w:name w:val="toc 8"/>
     <w:basedOn w:val="Normal"/>
     <w:next w:val="Normal"/>
@@ -17345,7 +17332,7 @@
       <w:rFonts w:eastAsia="Times New Roman" w:cs="Times New Roman"/>
     </w:rPr>
   </w:style>
-  <w:style w:type="paragraph" w:styleId="Indholdsfortegnelse9">
+  <w:style w:type="paragraph" w:styleId="TOC9">
     <w:name w:val="toc 9"/>
     <w:basedOn w:val="Normal"/>
     <w:next w:val="Normal"/>
@@ -17359,7 +17346,7 @@
       <w:rFonts w:eastAsia="Times New Roman" w:cs="Times New Roman"/>
     </w:rPr>
   </w:style>
-  <w:style w:type="paragraph" w:styleId="Overskrift">
+  <w:style w:type="paragraph" w:styleId="TOCHeading">
     <w:name w:val="TOC Heading"/>
     <w:basedOn w:val="Normal"/>
     <w:next w:val="Normal"/>
@@ -17373,7 +17360,7 @@
       <w:sz w:val="22"/>
     </w:rPr>
   </w:style>
-  <w:style w:type="paragraph" w:styleId="Bloktekst">
+  <w:style w:type="paragraph" w:styleId="BlockText">
     <w:name w:val="Block Text"/>
     <w:basedOn w:val="Normal"/>
     <w:uiPriority w:val="99"/>
@@ -17394,10 +17381,10 @@
       <w:iCs/>
     </w:rPr>
   </w:style>
-  <w:style w:type="paragraph" w:styleId="Slutnotetekst">
+  <w:style w:type="paragraph" w:styleId="EndnoteText">
     <w:name w:val="endnote text"/>
     <w:basedOn w:val="Normal"/>
-    <w:link w:val="SlutnotetekstTegn"/>
+    <w:link w:val="EndnoteTextChar"/>
     <w:uiPriority w:val="21"/>
     <w:semiHidden/>
     <w:rsid w:val="00050588"/>
@@ -17411,10 +17398,10 @@
       <w:szCs w:val="20"/>
     </w:rPr>
   </w:style>
-  <w:style w:type="character" w:customStyle="1" w:styleId="SlutnotetekstTegn">
-    <w:name w:val="Slutnotetekst Tegn"/>
-    <w:basedOn w:val="Standardskrifttypeiafsnit"/>
-    <w:link w:val="Slutnotetekst"/>
+  <w:style w:type="character" w:customStyle="1" w:styleId="EndnoteTextChar">
+    <w:name w:val="Endnote Text Char"/>
+    <w:basedOn w:val="DefaultParagraphFont"/>
+    <w:link w:val="EndnoteText"/>
     <w:uiPriority w:val="21"/>
     <w:semiHidden/>
     <w:rsid w:val="00A539A2"/>
@@ -17425,9 +17412,9 @@
       <w:lang w:val="da-DK"/>
     </w:rPr>
   </w:style>
-  <w:style w:type="character" w:styleId="Slutnotehenvisning">
+  <w:style w:type="character" w:styleId="EndnoteReference">
     <w:name w:val="endnote reference"/>
-    <w:basedOn w:val="Standardskrifttypeiafsnit"/>
+    <w:basedOn w:val="DefaultParagraphFont"/>
     <w:uiPriority w:val="21"/>
     <w:semiHidden/>
     <w:rsid w:val="009E4B94"/>
@@ -17436,10 +17423,10 @@
       <w:lang w:val="da-DK"/>
     </w:rPr>
   </w:style>
-  <w:style w:type="paragraph" w:styleId="Fodnotetekst">
+  <w:style w:type="paragraph" w:styleId="FootnoteText">
     <w:name w:val="footnote text"/>
     <w:basedOn w:val="Normal"/>
-    <w:link w:val="FodnotetekstTegn"/>
+    <w:link w:val="FootnoteTextChar"/>
     <w:uiPriority w:val="21"/>
     <w:semiHidden/>
     <w:rsid w:val="00050588"/>
@@ -17453,10 +17440,10 @@
       <w:szCs w:val="20"/>
     </w:rPr>
   </w:style>
-  <w:style w:type="character" w:customStyle="1" w:styleId="FodnotetekstTegn">
-    <w:name w:val="Fodnotetekst Tegn"/>
-    <w:basedOn w:val="Standardskrifttypeiafsnit"/>
-    <w:link w:val="Fodnotetekst"/>
+  <w:style w:type="character" w:customStyle="1" w:styleId="FootnoteTextChar">
+    <w:name w:val="Footnote Text Char"/>
+    <w:basedOn w:val="DefaultParagraphFont"/>
+    <w:link w:val="FootnoteText"/>
     <w:uiPriority w:val="21"/>
     <w:semiHidden/>
     <w:rsid w:val="00A539A2"/>
@@ -17467,7 +17454,7 @@
       <w:lang w:val="da-DK"/>
     </w:rPr>
   </w:style>
-  <w:style w:type="paragraph" w:styleId="Opstilling-punkttegn">
+  <w:style w:type="paragraph" w:styleId="ListBullet">
     <w:name w:val="List Bullet"/>
     <w:basedOn w:val="Normal"/>
     <w:uiPriority w:val="2"/>
@@ -17480,7 +17467,7 @@
       <w:contextualSpacing/>
     </w:pPr>
   </w:style>
-  <w:style w:type="paragraph" w:styleId="Opstilling-talellerbogst">
+  <w:style w:type="paragraph" w:styleId="ListNumber">
     <w:name w:val="List Number"/>
     <w:basedOn w:val="Normal"/>
     <w:uiPriority w:val="2"/>
@@ -17493,9 +17480,9 @@
       <w:contextualSpacing/>
     </w:pPr>
   </w:style>
-  <w:style w:type="character" w:styleId="Sidetal">
+  <w:style w:type="character" w:styleId="PageNumber">
     <w:name w:val="page number"/>
-    <w:basedOn w:val="Standardskrifttypeiafsnit"/>
+    <w:basedOn w:val="DefaultParagraphFont"/>
     <w:uiPriority w:val="21"/>
     <w:semiHidden/>
     <w:rsid w:val="00424709"/>
@@ -17537,7 +17524,7 @@
     <w:semiHidden/>
     <w:rsid w:val="00C26252"/>
   </w:style>
-  <w:style w:type="paragraph" w:styleId="Citatoverskrift">
+  <w:style w:type="paragraph" w:styleId="TOAHeading">
     <w:name w:val="toa heading"/>
     <w:basedOn w:val="Normal"/>
     <w:next w:val="Normal"/>
@@ -17555,7 +17542,7 @@
       <w:szCs w:val="24"/>
     </w:rPr>
   </w:style>
-  <w:style w:type="paragraph" w:styleId="Listeoverfigurer">
+  <w:style w:type="paragraph" w:styleId="TableofFigures">
     <w:name w:val="table of figures"/>
     <w:basedOn w:val="Normal"/>
     <w:next w:val="Normal"/>
@@ -17569,10 +17556,10 @@
       <w:ind w:right="2268"/>
     </w:pPr>
   </w:style>
-  <w:style w:type="paragraph" w:styleId="Underskrift">
+  <w:style w:type="paragraph" w:styleId="Signature">
     <w:name w:val="Signature"/>
     <w:basedOn w:val="Normal"/>
-    <w:link w:val="UnderskriftTegn"/>
+    <w:link w:val="SignatureChar"/>
     <w:uiPriority w:val="99"/>
     <w:semiHidden/>
     <w:rsid w:val="00424709"/>
@@ -17581,10 +17568,10 @@
       <w:ind w:left="4252"/>
     </w:pPr>
   </w:style>
-  <w:style w:type="character" w:customStyle="1" w:styleId="UnderskriftTegn">
-    <w:name w:val="Underskrift Tegn"/>
-    <w:basedOn w:val="Standardskrifttypeiafsnit"/>
-    <w:link w:val="Underskrift"/>
+  <w:style w:type="character" w:customStyle="1" w:styleId="SignatureChar">
+    <w:name w:val="Signature Char"/>
+    <w:basedOn w:val="DefaultParagraphFont"/>
+    <w:link w:val="Signature"/>
     <w:uiPriority w:val="99"/>
     <w:semiHidden/>
     <w:rsid w:val="00A539A2"/>
@@ -17592,9 +17579,9 @@
       <w:lang w:val="da-DK"/>
     </w:rPr>
   </w:style>
-  <w:style w:type="character" w:styleId="Pladsholdertekst">
+  <w:style w:type="character" w:styleId="PlaceholderText">
     <w:name w:val="Placeholder Text"/>
-    <w:basedOn w:val="Standardskrifttypeiafsnit"/>
+    <w:basedOn w:val="DefaultParagraphFont"/>
     <w:uiPriority w:val="99"/>
     <w:semiHidden/>
     <w:rsid w:val="00424709"/>
@@ -17649,11 +17636,11 @@
       <w:b/>
     </w:rPr>
   </w:style>
-  <w:style w:type="paragraph" w:styleId="Citat">
+  <w:style w:type="paragraph" w:styleId="Quote">
     <w:name w:val="Quote"/>
     <w:basedOn w:val="Normal"/>
     <w:next w:val="Normal"/>
-    <w:link w:val="CitatTegn"/>
+    <w:link w:val="QuoteChar"/>
     <w:uiPriority w:val="19"/>
     <w:semiHidden/>
     <w:rsid w:val="007546AF"/>
@@ -17668,10 +17655,10 @@
       <w:sz w:val="20"/>
     </w:rPr>
   </w:style>
-  <w:style w:type="character" w:customStyle="1" w:styleId="CitatTegn">
-    <w:name w:val="Citat Tegn"/>
-    <w:basedOn w:val="Standardskrifttypeiafsnit"/>
-    <w:link w:val="Citat"/>
+  <w:style w:type="character" w:customStyle="1" w:styleId="QuoteChar">
+    <w:name w:val="Quote Char"/>
+    <w:basedOn w:val="DefaultParagraphFont"/>
+    <w:link w:val="Quote"/>
     <w:uiPriority w:val="19"/>
     <w:semiHidden/>
     <w:rsid w:val="00004865"/>
@@ -17683,9 +17670,9 @@
       <w:lang w:val="da-DK"/>
     </w:rPr>
   </w:style>
-  <w:style w:type="character" w:styleId="Bogenstitel">
+  <w:style w:type="character" w:styleId="BookTitle">
     <w:name w:val="Book Title"/>
-    <w:basedOn w:val="Standardskrifttypeiafsnit"/>
+    <w:basedOn w:val="DefaultParagraphFont"/>
     <w:uiPriority w:val="99"/>
     <w:semiHidden/>
     <w:qFormat/>
@@ -17699,7 +17686,7 @@
       <w:lang w:val="da-DK"/>
     </w:rPr>
   </w:style>
-  <w:style w:type="paragraph" w:styleId="Citatsamling">
+  <w:style w:type="paragraph" w:styleId="TableofAuthorities">
     <w:name w:val="table of authorities"/>
     <w:basedOn w:val="Normal"/>
     <w:next w:val="Normal"/>
@@ -17710,7 +17697,7 @@
       <w:ind w:right="567"/>
     </w:pPr>
   </w:style>
-  <w:style w:type="paragraph" w:styleId="Normalindrykning">
+  <w:style w:type="paragraph" w:styleId="NormalIndent">
     <w:name w:val="Normal Indent"/>
     <w:basedOn w:val="Normal"/>
     <w:uiPriority w:val="99"/>
@@ -17720,9 +17707,9 @@
       <w:ind w:left="1134"/>
     </w:pPr>
   </w:style>
-  <w:style w:type="table" w:styleId="Tabel-Gitter">
+  <w:style w:type="table" w:styleId="TableGrid">
     <w:name w:val="Table Grid"/>
-    <w:basedOn w:val="Tabel-Normal"/>
+    <w:basedOn w:val="TableNormal"/>
     <w:uiPriority w:val="59"/>
     <w:rsid w:val="009737E4"/>
     <w:tblPr>
@@ -17775,7 +17762,7 @@
   </w:style>
   <w:style w:type="table" w:customStyle="1" w:styleId="Blank">
     <w:name w:val="Blank"/>
-    <w:basedOn w:val="Tabel-Normal"/>
+    <w:basedOn w:val="TableNormal"/>
     <w:uiPriority w:val="99"/>
     <w:rsid w:val="00F73354"/>
     <w:pPr>
@@ -17788,7 +17775,7 @@
       </w:tblCellMar>
     </w:tblPr>
   </w:style>
-  <w:style w:type="paragraph" w:styleId="Ingenafstand">
+  <w:style w:type="paragraph" w:styleId="NoSpacing">
     <w:name w:val="No Spacing"/>
     <w:uiPriority w:val="99"/>
     <w:semiHidden/>
@@ -17851,10 +17838,10 @@
       <w:sz w:val="14"/>
     </w:rPr>
   </w:style>
-  <w:style w:type="paragraph" w:styleId="Markeringsbobletekst">
+  <w:style w:type="paragraph" w:styleId="BalloonText">
     <w:name w:val="Balloon Text"/>
     <w:basedOn w:val="Normal"/>
-    <w:link w:val="MarkeringsbobletekstTegn"/>
+    <w:link w:val="BalloonTextChar"/>
     <w:uiPriority w:val="99"/>
     <w:semiHidden/>
     <w:rsid w:val="000162D0"/>
@@ -17865,10 +17852,10 @@
       <w:rFonts w:ascii="Segoe UI" w:hAnsi="Segoe UI" w:cs="Segoe UI"/>
     </w:rPr>
   </w:style>
-  <w:style w:type="character" w:customStyle="1" w:styleId="MarkeringsbobletekstTegn">
-    <w:name w:val="Markeringsbobletekst Tegn"/>
-    <w:basedOn w:val="Standardskrifttypeiafsnit"/>
-    <w:link w:val="Markeringsbobletekst"/>
+  <w:style w:type="character" w:customStyle="1" w:styleId="BalloonTextChar">
+    <w:name w:val="Balloon Text Char"/>
+    <w:basedOn w:val="DefaultParagraphFont"/>
+    <w:link w:val="BalloonText"/>
     <w:uiPriority w:val="99"/>
     <w:semiHidden/>
     <w:rsid w:val="00A539A2"/>
@@ -17877,7 +17864,7 @@
       <w:lang w:val="da-DK"/>
     </w:rPr>
   </w:style>
-  <w:style w:type="paragraph" w:styleId="Bibliografi">
+  <w:style w:type="paragraph" w:styleId="Bibliography">
     <w:name w:val="Bibliography"/>
     <w:basedOn w:val="Normal"/>
     <w:next w:val="Normal"/>
@@ -17885,10 +17872,10 @@
     <w:semiHidden/>
     <w:rsid w:val="000162D0"/>
   </w:style>
-  <w:style w:type="paragraph" w:styleId="Brdtekst">
+  <w:style w:type="paragraph" w:styleId="BodyText">
     <w:name w:val="Body Text"/>
     <w:basedOn w:val="Normal"/>
-    <w:link w:val="BrdtekstTegn"/>
+    <w:link w:val="BodyTextChar"/>
     <w:uiPriority w:val="99"/>
     <w:semiHidden/>
     <w:rsid w:val="000162D0"/>
@@ -17896,10 +17883,10 @@
       <w:spacing w:after="120"/>
     </w:pPr>
   </w:style>
-  <w:style w:type="character" w:customStyle="1" w:styleId="BrdtekstTegn">
-    <w:name w:val="Brødtekst Tegn"/>
-    <w:basedOn w:val="Standardskrifttypeiafsnit"/>
-    <w:link w:val="Brdtekst"/>
+  <w:style w:type="character" w:customStyle="1" w:styleId="BodyTextChar">
+    <w:name w:val="Body Text Char"/>
+    <w:basedOn w:val="DefaultParagraphFont"/>
+    <w:link w:val="BodyText"/>
     <w:uiPriority w:val="99"/>
     <w:semiHidden/>
     <w:rsid w:val="00A539A2"/>
@@ -17907,10 +17894,10 @@
       <w:lang w:val="da-DK"/>
     </w:rPr>
   </w:style>
-  <w:style w:type="paragraph" w:styleId="Brdtekst2">
+  <w:style w:type="paragraph" w:styleId="BodyText2">
     <w:name w:val="Body Text 2"/>
     <w:basedOn w:val="Normal"/>
-    <w:link w:val="Brdtekst2Tegn"/>
+    <w:link w:val="BodyText2Char"/>
     <w:uiPriority w:val="99"/>
     <w:semiHidden/>
     <w:rsid w:val="000162D0"/>
@@ -17918,10 +17905,10 @@
       <w:spacing w:after="120" w:line="480" w:lineRule="auto"/>
     </w:pPr>
   </w:style>
-  <w:style w:type="character" w:customStyle="1" w:styleId="Brdtekst2Tegn">
-    <w:name w:val="Brødtekst 2 Tegn"/>
-    <w:basedOn w:val="Standardskrifttypeiafsnit"/>
-    <w:link w:val="Brdtekst2"/>
+  <w:style w:type="character" w:customStyle="1" w:styleId="BodyText2Char">
+    <w:name w:val="Body Text 2 Char"/>
+    <w:basedOn w:val="DefaultParagraphFont"/>
+    <w:link w:val="BodyText2"/>
     <w:uiPriority w:val="99"/>
     <w:semiHidden/>
     <w:rsid w:val="00A539A2"/>
@@ -17929,10 +17916,10 @@
       <w:lang w:val="da-DK"/>
     </w:rPr>
   </w:style>
-  <w:style w:type="paragraph" w:styleId="Brdtekst3">
+  <w:style w:type="paragraph" w:styleId="BodyText3">
     <w:name w:val="Body Text 3"/>
     <w:basedOn w:val="Normal"/>
-    <w:link w:val="Brdtekst3Tegn"/>
+    <w:link w:val="BodyText3Char"/>
     <w:uiPriority w:val="99"/>
     <w:semiHidden/>
     <w:rsid w:val="000162D0"/>
@@ -17944,10 +17931,10 @@
       <w:szCs w:val="16"/>
     </w:rPr>
   </w:style>
-  <w:style w:type="character" w:customStyle="1" w:styleId="Brdtekst3Tegn">
-    <w:name w:val="Brødtekst 3 Tegn"/>
-    <w:basedOn w:val="Standardskrifttypeiafsnit"/>
-    <w:link w:val="Brdtekst3"/>
+  <w:style w:type="character" w:customStyle="1" w:styleId="BodyText3Char">
+    <w:name w:val="Body Text 3 Char"/>
+    <w:basedOn w:val="DefaultParagraphFont"/>
+    <w:link w:val="BodyText3"/>
     <w:uiPriority w:val="99"/>
     <w:semiHidden/>
     <w:rsid w:val="00A539A2"/>
@@ -17957,10 +17944,10 @@
       <w:lang w:val="da-DK"/>
     </w:rPr>
   </w:style>
-  <w:style w:type="paragraph" w:styleId="Brdtekst-frstelinjeindrykning1">
+  <w:style w:type="paragraph" w:styleId="BodyTextFirstIndent">
     <w:name w:val="Body Text First Indent"/>
-    <w:basedOn w:val="Brdtekst"/>
-    <w:link w:val="Brdtekst-frstelinjeindrykning1Tegn"/>
+    <w:basedOn w:val="BodyText"/>
+    <w:link w:val="BodyTextFirstIndentChar"/>
     <w:uiPriority w:val="99"/>
     <w:semiHidden/>
     <w:rsid w:val="000162D0"/>
@@ -17969,10 +17956,10 @@
       <w:ind w:firstLine="360"/>
     </w:pPr>
   </w:style>
-  <w:style w:type="character" w:customStyle="1" w:styleId="Brdtekst-frstelinjeindrykning1Tegn">
-    <w:name w:val="Brødtekst - førstelinjeindrykning 1 Tegn"/>
-    <w:basedOn w:val="BrdtekstTegn"/>
-    <w:link w:val="Brdtekst-frstelinjeindrykning1"/>
+  <w:style w:type="character" w:customStyle="1" w:styleId="BodyTextFirstIndentChar">
+    <w:name w:val="Body Text First Indent Char"/>
+    <w:basedOn w:val="BodyTextChar"/>
+    <w:link w:val="BodyTextFirstIndent"/>
     <w:uiPriority w:val="99"/>
     <w:semiHidden/>
     <w:rsid w:val="00A539A2"/>
@@ -17980,10 +17967,10 @@
       <w:lang w:val="da-DK"/>
     </w:rPr>
   </w:style>
-  <w:style w:type="paragraph" w:styleId="Brdtekstindrykning">
+  <w:style w:type="paragraph" w:styleId="BodyTextIndent">
     <w:name w:val="Body Text Indent"/>
     <w:basedOn w:val="Normal"/>
-    <w:link w:val="BrdtekstindrykningTegn"/>
+    <w:link w:val="BodyTextIndentChar"/>
     <w:uiPriority w:val="99"/>
     <w:semiHidden/>
     <w:rsid w:val="000162D0"/>
@@ -17992,10 +17979,10 @@
       <w:ind w:left="283"/>
     </w:pPr>
   </w:style>
-  <w:style w:type="character" w:customStyle="1" w:styleId="BrdtekstindrykningTegn">
-    <w:name w:val="Brødtekstindrykning Tegn"/>
-    <w:basedOn w:val="Standardskrifttypeiafsnit"/>
-    <w:link w:val="Brdtekstindrykning"/>
+  <w:style w:type="character" w:customStyle="1" w:styleId="BodyTextIndentChar">
+    <w:name w:val="Body Text Indent Char"/>
+    <w:basedOn w:val="DefaultParagraphFont"/>
+    <w:link w:val="BodyTextIndent"/>
     <w:uiPriority w:val="99"/>
     <w:semiHidden/>
     <w:rsid w:val="00A539A2"/>
@@ -18003,10 +17990,10 @@
       <w:lang w:val="da-DK"/>
     </w:rPr>
   </w:style>
-  <w:style w:type="paragraph" w:styleId="Brdtekst-frstelinjeindrykning2">
+  <w:style w:type="paragraph" w:styleId="BodyTextFirstIndent2">
     <w:name w:val="Body Text First Indent 2"/>
-    <w:basedOn w:val="Brdtekstindrykning"/>
-    <w:link w:val="Brdtekst-frstelinjeindrykning2Tegn"/>
+    <w:basedOn w:val="BodyTextIndent"/>
+    <w:link w:val="BodyTextFirstIndent2Char"/>
     <w:uiPriority w:val="99"/>
     <w:semiHidden/>
     <w:rsid w:val="000162D0"/>
@@ -18015,10 +18002,10 @@
       <w:ind w:left="360" w:firstLine="360"/>
     </w:pPr>
   </w:style>
-  <w:style w:type="character" w:customStyle="1" w:styleId="Brdtekst-frstelinjeindrykning2Tegn">
-    <w:name w:val="Brødtekst - førstelinjeindrykning 2 Tegn"/>
-    <w:basedOn w:val="BrdtekstindrykningTegn"/>
-    <w:link w:val="Brdtekst-frstelinjeindrykning2"/>
+  <w:style w:type="character" w:customStyle="1" w:styleId="BodyTextFirstIndent2Char">
+    <w:name w:val="Body Text First Indent 2 Char"/>
+    <w:basedOn w:val="BodyTextIndentChar"/>
+    <w:link w:val="BodyTextFirstIndent2"/>
     <w:uiPriority w:val="99"/>
     <w:semiHidden/>
     <w:rsid w:val="00A539A2"/>
@@ -18026,10 +18013,10 @@
       <w:lang w:val="da-DK"/>
     </w:rPr>
   </w:style>
-  <w:style w:type="paragraph" w:styleId="Brdtekstindrykning2">
+  <w:style w:type="paragraph" w:styleId="BodyTextIndent2">
     <w:name w:val="Body Text Indent 2"/>
     <w:basedOn w:val="Normal"/>
-    <w:link w:val="Brdtekstindrykning2Tegn"/>
+    <w:link w:val="BodyTextIndent2Char"/>
     <w:uiPriority w:val="99"/>
     <w:semiHidden/>
     <w:rsid w:val="000162D0"/>
@@ -18038,10 +18025,10 @@
       <w:ind w:left="283"/>
     </w:pPr>
   </w:style>
-  <w:style w:type="character" w:customStyle="1" w:styleId="Brdtekstindrykning2Tegn">
-    <w:name w:val="Brødtekstindrykning 2 Tegn"/>
-    <w:basedOn w:val="Standardskrifttypeiafsnit"/>
-    <w:link w:val="Brdtekstindrykning2"/>
+  <w:style w:type="character" w:customStyle="1" w:styleId="BodyTextIndent2Char">
+    <w:name w:val="Body Text Indent 2 Char"/>
+    <w:basedOn w:val="DefaultParagraphFont"/>
+    <w:link w:val="BodyTextIndent2"/>
     <w:uiPriority w:val="99"/>
     <w:semiHidden/>
     <w:rsid w:val="00A539A2"/>
@@ -18049,10 +18036,10 @@
       <w:lang w:val="da-DK"/>
     </w:rPr>
   </w:style>
-  <w:style w:type="paragraph" w:styleId="Brdtekstindrykning3">
+  <w:style w:type="paragraph" w:styleId="BodyTextIndent3">
     <w:name w:val="Body Text Indent 3"/>
     <w:basedOn w:val="Normal"/>
-    <w:link w:val="Brdtekstindrykning3Tegn"/>
+    <w:link w:val="BodyTextIndent3Char"/>
     <w:uiPriority w:val="99"/>
     <w:semiHidden/>
     <w:rsid w:val="000162D0"/>
@@ -18065,10 +18052,10 @@
       <w:szCs w:val="16"/>
     </w:rPr>
   </w:style>
-  <w:style w:type="character" w:customStyle="1" w:styleId="Brdtekstindrykning3Tegn">
-    <w:name w:val="Brødtekstindrykning 3 Tegn"/>
-    <w:basedOn w:val="Standardskrifttypeiafsnit"/>
-    <w:link w:val="Brdtekstindrykning3"/>
+  <w:style w:type="character" w:customStyle="1" w:styleId="BodyTextIndent3Char">
+    <w:name w:val="Body Text Indent 3 Char"/>
+    <w:basedOn w:val="DefaultParagraphFont"/>
+    <w:link w:val="BodyTextIndent3"/>
     <w:uiPriority w:val="99"/>
     <w:semiHidden/>
     <w:rsid w:val="00A539A2"/>
@@ -18078,10 +18065,10 @@
       <w:lang w:val="da-DK"/>
     </w:rPr>
   </w:style>
-  <w:style w:type="paragraph" w:styleId="Sluthilsen">
+  <w:style w:type="paragraph" w:styleId="Closing">
     <w:name w:val="Closing"/>
     <w:basedOn w:val="Normal"/>
-    <w:link w:val="SluthilsenTegn"/>
+    <w:link w:val="ClosingChar"/>
     <w:uiPriority w:val="99"/>
     <w:semiHidden/>
     <w:rsid w:val="000162D0"/>
@@ -18090,10 +18077,10 @@
       <w:ind w:left="4252"/>
     </w:pPr>
   </w:style>
-  <w:style w:type="character" w:customStyle="1" w:styleId="SluthilsenTegn">
-    <w:name w:val="Sluthilsen Tegn"/>
-    <w:basedOn w:val="Standardskrifttypeiafsnit"/>
-    <w:link w:val="Sluthilsen"/>
+  <w:style w:type="character" w:customStyle="1" w:styleId="ClosingChar">
+    <w:name w:val="Closing Char"/>
+    <w:basedOn w:val="DefaultParagraphFont"/>
+    <w:link w:val="Closing"/>
     <w:uiPriority w:val="99"/>
     <w:semiHidden/>
     <w:rsid w:val="00A539A2"/>
@@ -18101,9 +18088,9 @@
       <w:lang w:val="da-DK"/>
     </w:rPr>
   </w:style>
-  <w:style w:type="table" w:styleId="Farvetgitter">
+  <w:style w:type="table" w:styleId="ColorfulGrid">
     <w:name w:val="Colorful Grid"/>
-    <w:basedOn w:val="Tabel-Normal"/>
+    <w:basedOn w:val="TableNormal"/>
     <w:uiPriority w:val="73"/>
     <w:semiHidden/>
     <w:unhideWhenUsed/>
@@ -18176,9 +18163,9 @@
       </w:tcPr>
     </w:tblStylePr>
   </w:style>
-  <w:style w:type="table" w:styleId="Farvetgitter-fremhvningsfarve1">
+  <w:style w:type="table" w:styleId="ColorfulGrid-Accent1">
     <w:name w:val="Colorful Grid Accent 1"/>
-    <w:basedOn w:val="Tabel-Normal"/>
+    <w:basedOn w:val="TableNormal"/>
     <w:uiPriority w:val="73"/>
     <w:semiHidden/>
     <w:unhideWhenUsed/>
@@ -18251,9 +18238,9 @@
       </w:tcPr>
     </w:tblStylePr>
   </w:style>
-  <w:style w:type="table" w:styleId="Farvetgitter-fremhvningsfarve2">
+  <w:style w:type="table" w:styleId="ColorfulGrid-Accent2">
     <w:name w:val="Colorful Grid Accent 2"/>
-    <w:basedOn w:val="Tabel-Normal"/>
+    <w:basedOn w:val="TableNormal"/>
     <w:uiPriority w:val="73"/>
     <w:semiHidden/>
     <w:unhideWhenUsed/>
@@ -18326,9 +18313,9 @@
       </w:tcPr>
     </w:tblStylePr>
   </w:style>
-  <w:style w:type="table" w:styleId="Farvetgitter-fremhvningsfarve3">
+  <w:style w:type="table" w:styleId="ColorfulGrid-Accent3">
     <w:name w:val="Colorful Grid Accent 3"/>
-    <w:basedOn w:val="Tabel-Normal"/>
+    <w:basedOn w:val="TableNormal"/>
     <w:uiPriority w:val="73"/>
     <w:semiHidden/>
     <w:unhideWhenUsed/>
@@ -18401,9 +18388,9 @@
       </w:tcPr>
     </w:tblStylePr>
   </w:style>
-  <w:style w:type="table" w:styleId="Farvetgitter-fremhvningsfarve4">
+  <w:style w:type="table" w:styleId="ColorfulGrid-Accent4">
     <w:name w:val="Colorful Grid Accent 4"/>
-    <w:basedOn w:val="Tabel-Normal"/>
+    <w:basedOn w:val="TableNormal"/>
     <w:uiPriority w:val="73"/>
     <w:semiHidden/>
     <w:unhideWhenUsed/>
@@ -18476,9 +18463,9 @@
       </w:tcPr>
     </w:tblStylePr>
   </w:style>
-  <w:style w:type="table" w:styleId="Farvetgitter-fremhvningsfarve5">
+  <w:style w:type="table" w:styleId="ColorfulGrid-Accent5">
     <w:name w:val="Colorful Grid Accent 5"/>
-    <w:basedOn w:val="Tabel-Normal"/>
+    <w:basedOn w:val="TableNormal"/>
     <w:uiPriority w:val="73"/>
     <w:semiHidden/>
     <w:unhideWhenUsed/>
@@ -18551,9 +18538,9 @@
       </w:tcPr>
     </w:tblStylePr>
   </w:style>
-  <w:style w:type="table" w:styleId="Farvetgitter-fremhvningsfarve6">
+  <w:style w:type="table" w:styleId="ColorfulGrid-Accent6">
     <w:name w:val="Colorful Grid Accent 6"/>
-    <w:basedOn w:val="Tabel-Normal"/>
+    <w:basedOn w:val="TableNormal"/>
     <w:uiPriority w:val="73"/>
     <w:semiHidden/>
     <w:unhideWhenUsed/>
@@ -18626,9 +18613,9 @@
       </w:tcPr>
     </w:tblStylePr>
   </w:style>
-  <w:style w:type="table" w:styleId="Farvetliste">
+  <w:style w:type="table" w:styleId="ColorfulList">
     <w:name w:val="Colorful List"/>
-    <w:basedOn w:val="Tabel-Normal"/>
+    <w:basedOn w:val="TableNormal"/>
     <w:uiPriority w:val="72"/>
     <w:semiHidden/>
     <w:unhideWhenUsed/>
@@ -18707,9 +18694,9 @@
       </w:tcPr>
     </w:tblStylePr>
   </w:style>
-  <w:style w:type="table" w:styleId="Farvetliste-fremhvningsfarve1">
+  <w:style w:type="table" w:styleId="ColorfulList-Accent1">
     <w:name w:val="Colorful List Accent 1"/>
-    <w:basedOn w:val="Tabel-Normal"/>
+    <w:basedOn w:val="TableNormal"/>
     <w:uiPriority w:val="72"/>
     <w:semiHidden/>
     <w:unhideWhenUsed/>
@@ -18788,9 +18775,9 @@
       </w:tcPr>
     </w:tblStylePr>
   </w:style>
-  <w:style w:type="table" w:styleId="Farvetliste-fremhvningsfarve2">
+  <w:style w:type="table" w:styleId="ColorfulList-Accent2">
     <w:name w:val="Colorful List Accent 2"/>
-    <w:basedOn w:val="Tabel-Normal"/>
+    <w:basedOn w:val="TableNormal"/>
     <w:uiPriority w:val="72"/>
     <w:semiHidden/>
     <w:unhideWhenUsed/>
@@ -18869,9 +18856,9 @@
       </w:tcPr>
     </w:tblStylePr>
   </w:style>
-  <w:style w:type="table" w:styleId="Farvetliste-fremhvningsfarve3">
+  <w:style w:type="table" w:styleId="ColorfulList-Accent3">
     <w:name w:val="Colorful List Accent 3"/>
-    <w:basedOn w:val="Tabel-Normal"/>
+    <w:basedOn w:val="TableNormal"/>
     <w:uiPriority w:val="72"/>
     <w:semiHidden/>
     <w:unhideWhenUsed/>
@@ -18950,9 +18937,9 @@
       </w:tcPr>
     </w:tblStylePr>
   </w:style>
-  <w:style w:type="table" w:styleId="Farvetliste-fremhvningsfarve4">
+  <w:style w:type="table" w:styleId="ColorfulList-Accent4">
     <w:name w:val="Colorful List Accent 4"/>
-    <w:basedOn w:val="Tabel-Normal"/>
+    <w:basedOn w:val="TableNormal"/>
     <w:uiPriority w:val="72"/>
     <w:semiHidden/>
     <w:unhideWhenUsed/>
@@ -19031,9 +19018,9 @@
       </w:tcPr>
     </w:tblStylePr>
   </w:style>
-  <w:style w:type="table" w:styleId="Farvetliste-fremhvningsfarve5">
+  <w:style w:type="table" w:styleId="ColorfulList-Accent5">
     <w:name w:val="Colorful List Accent 5"/>
-    <w:basedOn w:val="Tabel-Normal"/>
+    <w:basedOn w:val="TableNormal"/>
     <w:uiPriority w:val="72"/>
     <w:semiHidden/>
     <w:unhideWhenUsed/>
@@ -19112,9 +19099,9 @@
       </w:tcPr>
     </w:tblStylePr>
   </w:style>
-  <w:style w:type="table" w:styleId="Farvetliste-fremhvningsfarve6">
+  <w:style w:type="table" w:styleId="ColorfulList-Accent6">
     <w:name w:val="Colorful List Accent 6"/>
-    <w:basedOn w:val="Tabel-Normal"/>
+    <w:basedOn w:val="TableNormal"/>
     <w:uiPriority w:val="72"/>
     <w:semiHidden/>
     <w:unhideWhenUsed/>
@@ -19193,9 +19180,9 @@
       </w:tcPr>
     </w:tblStylePr>
   </w:style>
-  <w:style w:type="table" w:styleId="Farvetskygge">
+  <w:style w:type="table" w:styleId="ColorfulShading">
     <w:name w:val="Colorful Shading"/>
-    <w:basedOn w:val="Tabel-Normal"/>
+    <w:basedOn w:val="TableNormal"/>
     <w:uiPriority w:val="71"/>
     <w:semiHidden/>
     <w:unhideWhenUsed/>
@@ -19310,9 +19297,9 @@
       </w:rPr>
     </w:tblStylePr>
   </w:style>
-  <w:style w:type="table" w:styleId="Farvetskygge-fremhvningsfarve1">
+  <w:style w:type="table" w:styleId="ColorfulShading-Accent1">
     <w:name w:val="Colorful Shading Accent 1"/>
-    <w:basedOn w:val="Tabel-Normal"/>
+    <w:basedOn w:val="TableNormal"/>
     <w:uiPriority w:val="71"/>
     <w:semiHidden/>
     <w:unhideWhenUsed/>
@@ -19427,9 +19414,9 @@
       </w:rPr>
     </w:tblStylePr>
   </w:style>
-  <w:style w:type="table" w:styleId="Farvetskygge-fremhvningsfarve2">
+  <w:style w:type="table" w:styleId="ColorfulShading-Accent2">
     <w:name w:val="Colorful Shading Accent 2"/>
-    <w:basedOn w:val="Tabel-Normal"/>
+    <w:basedOn w:val="TableNormal"/>
     <w:uiPriority w:val="71"/>
     <w:semiHidden/>
     <w:unhideWhenUsed/>
@@ -19544,9 +19531,9 @@
       </w:rPr>
     </w:tblStylePr>
   </w:style>
-  <w:style w:type="table" w:styleId="Farvetskygge-fremhvningsfarve3">
+  <w:style w:type="table" w:styleId="ColorfulShading-Accent3">
     <w:name w:val="Colorful Shading Accent 3"/>
-    <w:basedOn w:val="Tabel-Normal"/>
+    <w:basedOn w:val="TableNormal"/>
     <w:uiPriority w:val="71"/>
     <w:semiHidden/>
     <w:unhideWhenUsed/>
@@ -19651,9 +19638,9 @@
       </w:tcPr>
     </w:tblStylePr>
   </w:style>
-  <w:style w:type="table" w:styleId="Farvetskygge-fremhvningsfarve4">
+  <w:style w:type="table" w:styleId="ColorfulShading-Accent4">
     <w:name w:val="Colorful Shading Accent 4"/>
-    <w:basedOn w:val="Tabel-Normal"/>
+    <w:basedOn w:val="TableNormal"/>
     <w:uiPriority w:val="71"/>
     <w:semiHidden/>
     <w:unhideWhenUsed/>
@@ -19768,9 +19755,9 @@
       </w:rPr>
     </w:tblStylePr>
   </w:style>
-  <w:style w:type="table" w:styleId="Farvetskygge-fremhvningsfarve5">
+  <w:style w:type="table" w:styleId="ColorfulShading-Accent5">
     <w:name w:val="Colorful Shading Accent 5"/>
-    <w:basedOn w:val="Tabel-Normal"/>
+    <w:basedOn w:val="TableNormal"/>
     <w:uiPriority w:val="71"/>
     <w:semiHidden/>
     <w:unhideWhenUsed/>
@@ -19885,9 +19872,9 @@
       </w:rPr>
     </w:tblStylePr>
   </w:style>
-  <w:style w:type="table" w:styleId="Farvetskygge-fremhvningsfarve6">
+  <w:style w:type="table" w:styleId="ColorfulShading-Accent6">
     <w:name w:val="Colorful Shading Accent 6"/>
-    <w:basedOn w:val="Tabel-Normal"/>
+    <w:basedOn w:val="TableNormal"/>
     <w:uiPriority w:val="71"/>
     <w:semiHidden/>
     <w:unhideWhenUsed/>
@@ -20002,9 +19989,9 @@
       </w:rPr>
     </w:tblStylePr>
   </w:style>
-  <w:style w:type="character" w:styleId="Kommentarhenvisning">
+  <w:style w:type="character" w:styleId="CommentReference">
     <w:name w:val="annotation reference"/>
-    <w:basedOn w:val="Standardskrifttypeiafsnit"/>
+    <w:basedOn w:val="DefaultParagraphFont"/>
     <w:uiPriority w:val="9"/>
     <w:rsid w:val="000162D0"/>
     <w:rPr>
@@ -20013,10 +20000,10 @@
       <w:lang w:val="da-DK"/>
     </w:rPr>
   </w:style>
-  <w:style w:type="paragraph" w:styleId="Kommentartekst">
+  <w:style w:type="paragraph" w:styleId="CommentText">
     <w:name w:val="annotation text"/>
     <w:basedOn w:val="Normal"/>
-    <w:link w:val="KommentartekstTegn"/>
+    <w:link w:val="CommentTextChar"/>
     <w:uiPriority w:val="99"/>
     <w:rsid w:val="000162D0"/>
     <w:pPr>
@@ -20027,10 +20014,10 @@
       <w:szCs w:val="20"/>
     </w:rPr>
   </w:style>
-  <w:style w:type="character" w:customStyle="1" w:styleId="KommentartekstTegn">
-    <w:name w:val="Kommentartekst Tegn"/>
-    <w:basedOn w:val="Standardskrifttypeiafsnit"/>
-    <w:link w:val="Kommentartekst"/>
+  <w:style w:type="character" w:customStyle="1" w:styleId="CommentTextChar">
+    <w:name w:val="Comment Text Char"/>
+    <w:basedOn w:val="DefaultParagraphFont"/>
+    <w:link w:val="CommentText"/>
     <w:uiPriority w:val="99"/>
     <w:rsid w:val="00A539A2"/>
     <w:rPr>
@@ -20039,11 +20026,11 @@
       <w:lang w:val="da-DK"/>
     </w:rPr>
   </w:style>
-  <w:style w:type="paragraph" w:styleId="Kommentaremne">
+  <w:style w:type="paragraph" w:styleId="CommentSubject">
     <w:name w:val="annotation subject"/>
-    <w:basedOn w:val="Kommentartekst"/>
-    <w:next w:val="Kommentartekst"/>
-    <w:link w:val="KommentaremneTegn"/>
+    <w:basedOn w:val="CommentText"/>
+    <w:next w:val="CommentText"/>
+    <w:link w:val="CommentSubjectChar"/>
     <w:uiPriority w:val="99"/>
     <w:semiHidden/>
     <w:rsid w:val="000162D0"/>
@@ -20052,10 +20039,10 @@
       <w:bCs/>
     </w:rPr>
   </w:style>
-  <w:style w:type="character" w:customStyle="1" w:styleId="KommentaremneTegn">
-    <w:name w:val="Kommentaremne Tegn"/>
-    <w:basedOn w:val="KommentartekstTegn"/>
-    <w:link w:val="Kommentaremne"/>
+  <w:style w:type="character" w:customStyle="1" w:styleId="CommentSubjectChar">
+    <w:name w:val="Comment Subject Char"/>
+    <w:basedOn w:val="CommentTextChar"/>
+    <w:link w:val="CommentSubject"/>
     <w:uiPriority w:val="99"/>
     <w:semiHidden/>
     <w:rsid w:val="00A539A2"/>
@@ -20067,9 +20054,9 @@
       <w:lang w:val="da-DK"/>
     </w:rPr>
   </w:style>
-  <w:style w:type="table" w:styleId="Mrkliste">
+  <w:style w:type="table" w:styleId="DarkList">
     <w:name w:val="Dark List"/>
-    <w:basedOn w:val="Tabel-Normal"/>
+    <w:basedOn w:val="TableNormal"/>
     <w:uiPriority w:val="70"/>
     <w:semiHidden/>
     <w:unhideWhenUsed/>
@@ -20176,9 +20163,9 @@
       </w:tcPr>
     </w:tblStylePr>
   </w:style>
-  <w:style w:type="table" w:styleId="Mrkliste-fremhvningsfarve1">
+  <w:style w:type="table" w:styleId="DarkList-Accent1">
     <w:name w:val="Dark List Accent 1"/>
-    <w:basedOn w:val="Tabel-Normal"/>
+    <w:basedOn w:val="TableNormal"/>
     <w:uiPriority w:val="70"/>
     <w:semiHidden/>
     <w:unhideWhenUsed/>
@@ -20285,9 +20272,9 @@
       </w:tcPr>
     </w:tblStylePr>
   </w:style>
-  <w:style w:type="table" w:styleId="Mrkliste-fremhvningsfarve2">
+  <w:style w:type="table" w:styleId="DarkList-Accent2">
     <w:name w:val="Dark List Accent 2"/>
-    <w:basedOn w:val="Tabel-Normal"/>
+    <w:basedOn w:val="TableNormal"/>
     <w:uiPriority w:val="70"/>
     <w:semiHidden/>
     <w:unhideWhenUsed/>
@@ -20394,9 +20381,9 @@
       </w:tcPr>
     </w:tblStylePr>
   </w:style>
-  <w:style w:type="table" w:styleId="Mrkliste-fremhvningsfarve3">
+  <w:style w:type="table" w:styleId="DarkList-Accent3">
     <w:name w:val="Dark List Accent 3"/>
-    <w:basedOn w:val="Tabel-Normal"/>
+    <w:basedOn w:val="TableNormal"/>
     <w:uiPriority w:val="70"/>
     <w:semiHidden/>
     <w:unhideWhenUsed/>
@@ -20503,9 +20490,9 @@
       </w:tcPr>
     </w:tblStylePr>
   </w:style>
-  <w:style w:type="table" w:styleId="Mrkliste-fremhvningsfarve4">
+  <w:style w:type="table" w:styleId="DarkList-Accent4">
     <w:name w:val="Dark List Accent 4"/>
-    <w:basedOn w:val="Tabel-Normal"/>
+    <w:basedOn w:val="TableNormal"/>
     <w:uiPriority w:val="70"/>
     <w:semiHidden/>
     <w:unhideWhenUsed/>
@@ -20612,9 +20599,9 @@
       </w:tcPr>
     </w:tblStylePr>
   </w:style>
-  <w:style w:type="table" w:styleId="Mrkliste-fremhvningsfarve5">
+  <w:style w:type="table" w:styleId="DarkList-Accent5">
     <w:name w:val="Dark List Accent 5"/>
-    <w:basedOn w:val="Tabel-Normal"/>
+    <w:basedOn w:val="TableNormal"/>
     <w:uiPriority w:val="70"/>
     <w:semiHidden/>
     <w:unhideWhenUsed/>
@@ -20721,9 +20708,9 @@
       </w:tcPr>
     </w:tblStylePr>
   </w:style>
-  <w:style w:type="table" w:styleId="Mrkliste-fremhvningsfarve6">
+  <w:style w:type="table" w:styleId="DarkList-Accent6">
     <w:name w:val="Dark List Accent 6"/>
-    <w:basedOn w:val="Tabel-Normal"/>
+    <w:basedOn w:val="TableNormal"/>
     <w:uiPriority w:val="70"/>
     <w:semiHidden/>
     <w:unhideWhenUsed/>
@@ -20830,19 +20817,19 @@
       </w:tcPr>
     </w:tblStylePr>
   </w:style>
-  <w:style w:type="paragraph" w:styleId="Dato">
+  <w:style w:type="paragraph" w:styleId="Date">
     <w:name w:val="Date"/>
     <w:basedOn w:val="Normal"/>
     <w:next w:val="Normal"/>
-    <w:link w:val="DatoTegn"/>
+    <w:link w:val="DateChar"/>
     <w:uiPriority w:val="99"/>
     <w:semiHidden/>
     <w:rsid w:val="000162D0"/>
   </w:style>
-  <w:style w:type="character" w:customStyle="1" w:styleId="DatoTegn">
-    <w:name w:val="Dato Tegn"/>
-    <w:basedOn w:val="Standardskrifttypeiafsnit"/>
-    <w:link w:val="Dato"/>
+  <w:style w:type="character" w:customStyle="1" w:styleId="DateChar">
+    <w:name w:val="Date Char"/>
+    <w:basedOn w:val="DefaultParagraphFont"/>
+    <w:link w:val="Date"/>
     <w:uiPriority w:val="99"/>
     <w:semiHidden/>
     <w:rsid w:val="00A539A2"/>
@@ -20850,10 +20837,10 @@
       <w:lang w:val="da-DK"/>
     </w:rPr>
   </w:style>
-  <w:style w:type="paragraph" w:styleId="Dokumentoversigt">
+  <w:style w:type="paragraph" w:styleId="DocumentMap">
     <w:name w:val="Document Map"/>
     <w:basedOn w:val="Normal"/>
-    <w:link w:val="DokumentoversigtTegn"/>
+    <w:link w:val="DocumentMapChar"/>
     <w:uiPriority w:val="99"/>
     <w:semiHidden/>
     <w:rsid w:val="000162D0"/>
@@ -20866,10 +20853,10 @@
       <w:szCs w:val="16"/>
     </w:rPr>
   </w:style>
-  <w:style w:type="character" w:customStyle="1" w:styleId="DokumentoversigtTegn">
-    <w:name w:val="Dokumentoversigt Tegn"/>
-    <w:basedOn w:val="Standardskrifttypeiafsnit"/>
-    <w:link w:val="Dokumentoversigt"/>
+  <w:style w:type="character" w:customStyle="1" w:styleId="DocumentMapChar">
+    <w:name w:val="Document Map Char"/>
+    <w:basedOn w:val="DefaultParagraphFont"/>
+    <w:link w:val="DocumentMap"/>
     <w:uiPriority w:val="99"/>
     <w:semiHidden/>
     <w:rsid w:val="00A539A2"/>
@@ -20880,10 +20867,10 @@
       <w:lang w:val="da-DK"/>
     </w:rPr>
   </w:style>
-  <w:style w:type="paragraph" w:styleId="Mailsignatur">
+  <w:style w:type="paragraph" w:styleId="E-mailSignature">
     <w:name w:val="E-mail Signature"/>
     <w:basedOn w:val="Normal"/>
-    <w:link w:val="MailsignaturTegn"/>
+    <w:link w:val="E-mailSignatureChar"/>
     <w:uiPriority w:val="99"/>
     <w:semiHidden/>
     <w:rsid w:val="000162D0"/>
@@ -20891,10 +20878,10 @@
       <w:spacing w:line="240" w:lineRule="auto"/>
     </w:pPr>
   </w:style>
-  <w:style w:type="character" w:customStyle="1" w:styleId="MailsignaturTegn">
-    <w:name w:val="Mailsignatur Tegn"/>
-    <w:basedOn w:val="Standardskrifttypeiafsnit"/>
-    <w:link w:val="Mailsignatur"/>
+  <w:style w:type="character" w:customStyle="1" w:styleId="E-mailSignatureChar">
+    <w:name w:val="E-mail Signature Char"/>
+    <w:basedOn w:val="DefaultParagraphFont"/>
+    <w:link w:val="E-mailSignature"/>
     <w:uiPriority w:val="99"/>
     <w:semiHidden/>
     <w:rsid w:val="00A539A2"/>
@@ -20902,9 +20889,9 @@
       <w:lang w:val="da-DK"/>
     </w:rPr>
   </w:style>
-  <w:style w:type="character" w:styleId="Fremhv">
+  <w:style w:type="character" w:styleId="Emphasis">
     <w:name w:val="Emphasis"/>
-    <w:basedOn w:val="Standardskrifttypeiafsnit"/>
+    <w:basedOn w:val="DefaultParagraphFont"/>
     <w:uiPriority w:val="19"/>
     <w:semiHidden/>
     <w:rsid w:val="000162D0"/>
@@ -20914,7 +20901,7 @@
       <w:lang w:val="da-DK"/>
     </w:rPr>
   </w:style>
-  <w:style w:type="paragraph" w:styleId="Modtageradresse">
+  <w:style w:type="paragraph" w:styleId="EnvelopeAddress">
     <w:name w:val="envelope address"/>
     <w:basedOn w:val="Normal"/>
     <w:uiPriority w:val="99"/>
@@ -20931,7 +20918,7 @@
       <w:szCs w:val="24"/>
     </w:rPr>
   </w:style>
-  <w:style w:type="paragraph" w:styleId="Afsenderadresse">
+  <w:style w:type="paragraph" w:styleId="EnvelopeReturn">
     <w:name w:val="envelope return"/>
     <w:basedOn w:val="Normal"/>
     <w:uiPriority w:val="99"/>
@@ -20946,9 +20933,9 @@
       <w:szCs w:val="20"/>
     </w:rPr>
   </w:style>
-  <w:style w:type="character" w:styleId="BesgtLink">
+  <w:style w:type="character" w:styleId="FollowedHyperlink">
     <w:name w:val="FollowedHyperlink"/>
-    <w:basedOn w:val="Standardskrifttypeiafsnit"/>
+    <w:basedOn w:val="DefaultParagraphFont"/>
     <w:uiPriority w:val="21"/>
     <w:semiHidden/>
     <w:rsid w:val="000162D0"/>
@@ -20958,9 +20945,9 @@
       <w:lang w:val="da-DK"/>
     </w:rPr>
   </w:style>
-  <w:style w:type="character" w:styleId="Fodnotehenvisning">
+  <w:style w:type="character" w:styleId="FootnoteReference">
     <w:name w:val="footnote reference"/>
-    <w:basedOn w:val="Standardskrifttypeiafsnit"/>
+    <w:basedOn w:val="DefaultParagraphFont"/>
     <w:uiPriority w:val="21"/>
     <w:semiHidden/>
     <w:rsid w:val="000162D0"/>
@@ -20969,9 +20956,9 @@
       <w:lang w:val="da-DK"/>
     </w:rPr>
   </w:style>
-  <w:style w:type="table" w:styleId="Gittertabel1-lys">
+  <w:style w:type="table" w:styleId="GridTable1Light">
     <w:name w:val="Grid Table 1 Light"/>
-    <w:basedOn w:val="Tabel-Normal"/>
+    <w:basedOn w:val="TableNormal"/>
     <w:uiPriority w:val="46"/>
     <w:rsid w:val="000162D0"/>
     <w:pPr>
@@ -21026,9 +21013,9 @@
       </w:rPr>
     </w:tblStylePr>
   </w:style>
-  <w:style w:type="table" w:styleId="Gittertabel1-lys-farve1">
+  <w:style w:type="table" w:styleId="GridTable1Light-Accent1">
     <w:name w:val="Grid Table 1 Light Accent 1"/>
-    <w:basedOn w:val="Tabel-Normal"/>
+    <w:basedOn w:val="TableNormal"/>
     <w:uiPriority w:val="46"/>
     <w:rsid w:val="000162D0"/>
     <w:pPr>
@@ -21083,9 +21070,9 @@
       </w:rPr>
     </w:tblStylePr>
   </w:style>
-  <w:style w:type="table" w:styleId="Gittertabel1-lys-farve2">
+  <w:style w:type="table" w:styleId="GridTable1Light-Accent2">
     <w:name w:val="Grid Table 1 Light Accent 2"/>
-    <w:basedOn w:val="Tabel-Normal"/>
+    <w:basedOn w:val="TableNormal"/>
     <w:uiPriority w:val="46"/>
     <w:rsid w:val="000162D0"/>
     <w:pPr>
@@ -21140,9 +21127,9 @@
       </w:rPr>
     </w:tblStylePr>
   </w:style>
-  <w:style w:type="table" w:styleId="Gittertabel1-lys-farve3">
+  <w:style w:type="table" w:styleId="GridTable1Light-Accent3">
     <w:name w:val="Grid Table 1 Light Accent 3"/>
-    <w:basedOn w:val="Tabel-Normal"/>
+    <w:basedOn w:val="TableNormal"/>
     <w:uiPriority w:val="46"/>
     <w:rsid w:val="000162D0"/>
     <w:pPr>
@@ -21197,9 +21184,9 @@
       </w:rPr>
     </w:tblStylePr>
   </w:style>
-  <w:style w:type="table" w:styleId="Gittertabel1-lys-farve4">
+  <w:style w:type="table" w:styleId="GridTable1Light-Accent4">
     <w:name w:val="Grid Table 1 Light Accent 4"/>
-    <w:basedOn w:val="Tabel-Normal"/>
+    <w:basedOn w:val="TableNormal"/>
     <w:uiPriority w:val="46"/>
     <w:rsid w:val="000162D0"/>
     <w:pPr>
@@ -21254,9 +21241,9 @@
       </w:rPr>
     </w:tblStylePr>
   </w:style>
-  <w:style w:type="table" w:styleId="Gittertabel1-lys-farve5">
+  <w:style w:type="table" w:styleId="GridTable1Light-Accent5">
     <w:name w:val="Grid Table 1 Light Accent 5"/>
-    <w:basedOn w:val="Tabel-Normal"/>
+    <w:basedOn w:val="TableNormal"/>
     <w:uiPriority w:val="46"/>
     <w:rsid w:val="000162D0"/>
     <w:pPr>
@@ -21311,9 +21298,9 @@
       </w:rPr>
     </w:tblStylePr>
   </w:style>
-  <w:style w:type="table" w:styleId="Gittertabel1-lys-farve6">
+  <w:style w:type="table" w:styleId="GridTable1Light-Accent6">
     <w:name w:val="Grid Table 1 Light Accent 6"/>
-    <w:basedOn w:val="Tabel-Normal"/>
+    <w:basedOn w:val="TableNormal"/>
     <w:uiPriority w:val="46"/>
     <w:rsid w:val="000162D0"/>
     <w:pPr>
@@ -21368,9 +21355,9 @@
       </w:rPr>
     </w:tblStylePr>
   </w:style>
-  <w:style w:type="table" w:styleId="Gittertabel2">
+  <w:style w:type="table" w:styleId="GridTable2">
     <w:name w:val="Grid Table 2"/>
-    <w:basedOn w:val="Tabel-Normal"/>
+    <w:basedOn w:val="TableNormal"/>
     <w:uiPriority w:val="47"/>
     <w:rsid w:val="000162D0"/>
     <w:pPr>
@@ -21443,9 +21430,9 @@
       </w:tcPr>
     </w:tblStylePr>
   </w:style>
-  <w:style w:type="table" w:styleId="Gittertabel2-farve1">
+  <w:style w:type="table" w:styleId="GridTable2-Accent1">
     <w:name w:val="Grid Table 2 Accent 1"/>
-    <w:basedOn w:val="Tabel-Normal"/>
+    <w:basedOn w:val="TableNormal"/>
     <w:uiPriority w:val="47"/>
     <w:rsid w:val="000162D0"/>
     <w:pPr>
@@ -21518,9 +21505,9 @@
       </w:tcPr>
     </w:tblStylePr>
   </w:style>
-  <w:style w:type="table" w:styleId="Gittertabel2-farve2">
+  <w:style w:type="table" w:styleId="GridTable2-Accent2">
     <w:name w:val="Grid Table 2 Accent 2"/>
-    <w:basedOn w:val="Tabel-Normal"/>
+    <w:basedOn w:val="TableNormal"/>
     <w:uiPriority w:val="47"/>
     <w:rsid w:val="000162D0"/>
     <w:pPr>
@@ -21593,9 +21580,9 @@
       </w:tcPr>
     </w:tblStylePr>
   </w:style>
-  <w:style w:type="table" w:styleId="Gittertabel2-farve3">
+  <w:style w:type="table" w:styleId="GridTable2-Accent3">
     <w:name w:val="Grid Table 2 Accent 3"/>
-    <w:basedOn w:val="Tabel-Normal"/>
+    <w:basedOn w:val="TableNormal"/>
     <w:uiPriority w:val="47"/>
     <w:rsid w:val="000162D0"/>
     <w:pPr>
@@ -21668,9 +21655,9 @@
       </w:tcPr>
     </w:tblStylePr>
   </w:style>
-  <w:style w:type="table" w:styleId="Gittertabel2-farve4">
+  <w:style w:type="table" w:styleId="GridTable2-Accent4">
     <w:name w:val="Grid Table 2 Accent 4"/>
-    <w:basedOn w:val="Tabel-Normal"/>
+    <w:basedOn w:val="TableNormal"/>
     <w:uiPriority w:val="47"/>
     <w:rsid w:val="000162D0"/>
     <w:pPr>
@@ -21743,9 +21730,9 @@
       </w:tcPr>
     </w:tblStylePr>
   </w:style>
-  <w:style w:type="table" w:styleId="Gittertabel2-farve5">
+  <w:style w:type="table" w:styleId="GridTable2-Accent5">
     <w:name w:val="Grid Table 2 Accent 5"/>
-    <w:basedOn w:val="Tabel-Normal"/>
+    <w:basedOn w:val="TableNormal"/>
     <w:uiPriority w:val="47"/>
     <w:rsid w:val="000162D0"/>
     <w:pPr>
@@ -21818,9 +21805,9 @@
       </w:tcPr>
     </w:tblStylePr>
   </w:style>
-  <w:style w:type="table" w:styleId="Gittertabel2-farve6">
+  <w:style w:type="table" w:styleId="GridTable2-Accent6">
     <w:name w:val="Grid Table 2 Accent 6"/>
-    <w:basedOn w:val="Tabel-Normal"/>
+    <w:basedOn w:val="TableNormal"/>
     <w:uiPriority w:val="47"/>
     <w:rsid w:val="000162D0"/>
     <w:pPr>
@@ -21893,9 +21880,9 @@
       </w:tcPr>
     </w:tblStylePr>
   </w:style>
-  <w:style w:type="table" w:styleId="Gittertabel3">
+  <w:style w:type="table" w:styleId="GridTable3">
     <w:name w:val="Grid Table 3"/>
-    <w:basedOn w:val="Tabel-Normal"/>
+    <w:basedOn w:val="TableNormal"/>
     <w:uiPriority w:val="48"/>
     <w:rsid w:val="000162D0"/>
     <w:pPr>
@@ -22029,9 +22016,9 @@
       </w:tcPr>
     </w:tblStylePr>
   </w:style>
-  <w:style w:type="table" w:styleId="Gittertabel3-farve1">
+  <w:style w:type="table" w:styleId="GridTable3-Accent1">
     <w:name w:val="Grid Table 3 Accent 1"/>
-    <w:basedOn w:val="Tabel-Normal"/>
+    <w:basedOn w:val="TableNormal"/>
     <w:uiPriority w:val="48"/>
     <w:rsid w:val="000162D0"/>
     <w:pPr>
@@ -22165,9 +22152,9 @@
       </w:tcPr>
     </w:tblStylePr>
   </w:style>
-  <w:style w:type="table" w:styleId="Gittertabel3-farve2">
+  <w:style w:type="table" w:styleId="GridTable3-Accent2">
     <w:name w:val="Grid Table 3 Accent 2"/>
-    <w:basedOn w:val="Tabel-Normal"/>
+    <w:basedOn w:val="TableNormal"/>
     <w:uiPriority w:val="48"/>
     <w:rsid w:val="000162D0"/>
     <w:pPr>
@@ -22301,9 +22288,9 @@
       </w:tcPr>
     </w:tblStylePr>
   </w:style>
-  <w:style w:type="table" w:styleId="Gittertabel3-farve3">
+  <w:style w:type="table" w:styleId="GridTable3-Accent3">
     <w:name w:val="Grid Table 3 Accent 3"/>
-    <w:basedOn w:val="Tabel-Normal"/>
+    <w:basedOn w:val="TableNormal"/>
     <w:uiPriority w:val="48"/>
     <w:rsid w:val="000162D0"/>
     <w:pPr>
@@ -22437,9 +22424,9 @@
       </w:tcPr>
     </w:tblStylePr>
   </w:style>
-  <w:style w:type="table" w:styleId="Gittertabel3-farve4">
+  <w:style w:type="table" w:styleId="GridTable3-Accent4">
     <w:name w:val="Grid Table 3 Accent 4"/>
-    <w:basedOn w:val="Tabel-Normal"/>
+    <w:basedOn w:val="TableNormal"/>
     <w:uiPriority w:val="48"/>
     <w:rsid w:val="000162D0"/>
     <w:pPr>
@@ -22573,9 +22560,9 @@
       </w:tcPr>
     </w:tblStylePr>
   </w:style>
-  <w:style w:type="table" w:styleId="Gittertabel3-farve5">
+  <w:style w:type="table" w:styleId="GridTable3-Accent5">
     <w:name w:val="Grid Table 3 Accent 5"/>
-    <w:basedOn w:val="Tabel-Normal"/>
+    <w:basedOn w:val="TableNormal"/>
     <w:uiPriority w:val="48"/>
     <w:rsid w:val="000162D0"/>
     <w:pPr>
@@ -22709,9 +22696,9 @@
       </w:tcPr>
     </w:tblStylePr>
   </w:style>
-  <w:style w:type="table" w:styleId="Gittertabel3-farve6">
+  <w:style w:type="table" w:styleId="GridTable3-Accent6">
     <w:name w:val="Grid Table 3 Accent 6"/>
-    <w:basedOn w:val="Tabel-Normal"/>
+    <w:basedOn w:val="TableNormal"/>
     <w:uiPriority w:val="48"/>
     <w:rsid w:val="000162D0"/>
     <w:pPr>
@@ -22845,9 +22832,9 @@
       </w:tcPr>
     </w:tblStylePr>
   </w:style>
-  <w:style w:type="table" w:styleId="Gittertabel4">
+  <w:style w:type="table" w:styleId="GridTable4">
     <w:name w:val="Grid Table 4"/>
-    <w:basedOn w:val="Tabel-Normal"/>
+    <w:basedOn w:val="TableNormal"/>
     <w:uiPriority w:val="49"/>
     <w:rsid w:val="000162D0"/>
     <w:pPr>
@@ -22921,9 +22908,9 @@
       </w:tcPr>
     </w:tblStylePr>
   </w:style>
-  <w:style w:type="table" w:styleId="Gittertabel4-farve1">
+  <w:style w:type="table" w:styleId="GridTable4-Accent1">
     <w:name w:val="Grid Table 4 Accent 1"/>
-    <w:basedOn w:val="Tabel-Normal"/>
+    <w:basedOn w:val="TableNormal"/>
     <w:uiPriority w:val="49"/>
     <w:rsid w:val="000162D0"/>
     <w:pPr>
@@ -22997,9 +22984,9 @@
       </w:tcPr>
     </w:tblStylePr>
   </w:style>
-  <w:style w:type="table" w:styleId="Gittertabel4-farve2">
+  <w:style w:type="table" w:styleId="GridTable4-Accent2">
     <w:name w:val="Grid Table 4 Accent 2"/>
-    <w:basedOn w:val="Tabel-Normal"/>
+    <w:basedOn w:val="TableNormal"/>
     <w:uiPriority w:val="49"/>
     <w:rsid w:val="000162D0"/>
     <w:pPr>
@@ -23073,9 +23060,9 @@
       </w:tcPr>
     </w:tblStylePr>
   </w:style>
-  <w:style w:type="table" w:styleId="Gittertabel4-farve3">
+  <w:style w:type="table" w:styleId="GridTable4-Accent3">
     <w:name w:val="Grid Table 4 Accent 3"/>
-    <w:basedOn w:val="Tabel-Normal"/>
+    <w:basedOn w:val="TableNormal"/>
     <w:uiPriority w:val="49"/>
     <w:rsid w:val="000162D0"/>
     <w:pPr>
@@ -23149,9 +23136,9 @@
       </w:tcPr>
     </w:tblStylePr>
   </w:style>
-  <w:style w:type="table" w:styleId="Gittertabel4-farve4">
+  <w:style w:type="table" w:styleId="GridTable4-Accent4">
     <w:name w:val="Grid Table 4 Accent 4"/>
-    <w:basedOn w:val="Tabel-Normal"/>
+    <w:basedOn w:val="TableNormal"/>
     <w:uiPriority w:val="49"/>
     <w:rsid w:val="000162D0"/>
     <w:pPr>
@@ -23225,9 +23212,9 @@
       </w:tcPr>
     </w:tblStylePr>
   </w:style>
-  <w:style w:type="table" w:styleId="Gittertabel4-farve5">
+  <w:style w:type="table" w:styleId="GridTable4-Accent5">
     <w:name w:val="Grid Table 4 Accent 5"/>
-    <w:basedOn w:val="Tabel-Normal"/>
+    <w:basedOn w:val="TableNormal"/>
     <w:uiPriority w:val="49"/>
     <w:rsid w:val="000162D0"/>
     <w:pPr>
@@ -23301,9 +23288,9 @@
       </w:tcPr>
     </w:tblStylePr>
   </w:style>
-  <w:style w:type="table" w:styleId="Gittertabel4-farve6">
+  <w:style w:type="table" w:styleId="GridTable4-Accent6">
     <w:name w:val="Grid Table 4 Accent 6"/>
-    <w:basedOn w:val="Tabel-Normal"/>
+    <w:basedOn w:val="TableNormal"/>
     <w:uiPriority w:val="49"/>
     <w:rsid w:val="000162D0"/>
     <w:pPr>
@@ -23377,9 +23364,9 @@
       </w:tcPr>
     </w:tblStylePr>
   </w:style>
-  <w:style w:type="table" w:styleId="Gittertabel5-mrk">
+  <w:style w:type="table" w:styleId="GridTable5Dark">
     <w:name w:val="Grid Table 5 Dark"/>
-    <w:basedOn w:val="Tabel-Normal"/>
+    <w:basedOn w:val="TableNormal"/>
     <w:uiPriority w:val="50"/>
     <w:rsid w:val="000162D0"/>
     <w:pPr>
@@ -23483,9 +23470,9 @@
       </w:tcPr>
     </w:tblStylePr>
   </w:style>
-  <w:style w:type="table" w:styleId="Gittertabel5-mrk-farve1">
+  <w:style w:type="table" w:styleId="GridTable5Dark-Accent1">
     <w:name w:val="Grid Table 5 Dark Accent 1"/>
-    <w:basedOn w:val="Tabel-Normal"/>
+    <w:basedOn w:val="TableNormal"/>
     <w:uiPriority w:val="50"/>
     <w:rsid w:val="000162D0"/>
     <w:pPr>
@@ -23589,9 +23576,9 @@
       </w:tcPr>
     </w:tblStylePr>
   </w:style>
-  <w:style w:type="table" w:styleId="Gittertabel5-mrk-farve2">
+  <w:style w:type="table" w:styleId="GridTable5Dark-Accent2">
     <w:name w:val="Grid Table 5 Dark Accent 2"/>
-    <w:basedOn w:val="Tabel-Normal"/>
+    <w:basedOn w:val="TableNormal"/>
     <w:uiPriority w:val="50"/>
     <w:rsid w:val="000162D0"/>
     <w:pPr>
@@ -23695,9 +23682,9 @@
       </w:tcPr>
     </w:tblStylePr>
   </w:style>
-  <w:style w:type="table" w:styleId="Gittertabel5-mrk-farve3">
+  <w:style w:type="table" w:styleId="GridTable5Dark-Accent3">
     <w:name w:val="Grid Table 5 Dark Accent 3"/>
-    <w:basedOn w:val="Tabel-Normal"/>
+    <w:basedOn w:val="TableNormal"/>
     <w:uiPriority w:val="50"/>
     <w:rsid w:val="000162D0"/>
     <w:pPr>
@@ -23801,9 +23788,9 @@
       </w:tcPr>
     </w:tblStylePr>
   </w:style>
-  <w:style w:type="table" w:styleId="Gittertabel5-mrk-farve4">
+  <w:style w:type="table" w:styleId="GridTable5Dark-Accent4">
     <w:name w:val="Grid Table 5 Dark Accent 4"/>
-    <w:basedOn w:val="Tabel-Normal"/>
+    <w:basedOn w:val="TableNormal"/>
     <w:uiPriority w:val="50"/>
     <w:rsid w:val="000162D0"/>
     <w:pPr>
@@ -23907,9 +23894,9 @@
       </w:tcPr>
     </w:tblStylePr>
   </w:style>
-  <w:style w:type="table" w:styleId="Gittertabel5-mrk-farve5">
+  <w:style w:type="table" w:styleId="GridTable5Dark-Accent5">
     <w:name w:val="Grid Table 5 Dark Accent 5"/>
-    <w:basedOn w:val="Tabel-Normal"/>
+    <w:basedOn w:val="TableNormal"/>
     <w:uiPriority w:val="50"/>
     <w:rsid w:val="000162D0"/>
     <w:pPr>
@@ -24013,9 +24000,9 @@
       </w:tcPr>
     </w:tblStylePr>
   </w:style>
-  <w:style w:type="table" w:styleId="Gittertabel5-mrk-farve6">
+  <w:style w:type="table" w:styleId="GridTable5Dark-Accent6">
     <w:name w:val="Grid Table 5 Dark Accent 6"/>
-    <w:basedOn w:val="Tabel-Normal"/>
+    <w:basedOn w:val="TableNormal"/>
     <w:uiPriority w:val="50"/>
     <w:rsid w:val="000162D0"/>
     <w:pPr>
@@ -24119,9 +24106,9 @@
       </w:tcPr>
     </w:tblStylePr>
   </w:style>
-  <w:style w:type="table" w:styleId="Gittertabel6-farverig">
+  <w:style w:type="table" w:styleId="GridTable6Colorful">
     <w:name w:val="Grid Table 6 Colorful"/>
-    <w:basedOn w:val="Tabel-Normal"/>
+    <w:basedOn w:val="TableNormal"/>
     <w:uiPriority w:val="51"/>
     <w:rsid w:val="000162D0"/>
     <w:pPr>
@@ -24191,9 +24178,9 @@
       </w:tcPr>
     </w:tblStylePr>
   </w:style>
-  <w:style w:type="table" w:styleId="Gittertabel6-farverig-farve1">
+  <w:style w:type="table" w:styleId="GridTable6Colorful-Accent1">
     <w:name w:val="Grid Table 6 Colorful Accent 1"/>
-    <w:basedOn w:val="Tabel-Normal"/>
+    <w:basedOn w:val="TableNormal"/>
     <w:uiPriority w:val="51"/>
     <w:rsid w:val="000162D0"/>
     <w:pPr>
@@ -24263,9 +24250,9 @@
       </w:tcPr>
     </w:tblStylePr>
   </w:style>
-  <w:style w:type="table" w:styleId="Gittertabel6-farverig-farve2">
+  <w:style w:type="table" w:styleId="GridTable6Colorful-Accent2">
     <w:name w:val="Grid Table 6 Colorful Accent 2"/>
-    <w:basedOn w:val="Tabel-Normal"/>
+    <w:basedOn w:val="TableNormal"/>
     <w:uiPriority w:val="51"/>
     <w:rsid w:val="000162D0"/>
     <w:pPr>
@@ -24335,9 +24322,9 @@
       </w:tcPr>
     </w:tblStylePr>
   </w:style>
-  <w:style w:type="table" w:styleId="Gittertabel6-farverig-farve3">
+  <w:style w:type="table" w:styleId="GridTable6Colorful-Accent3">
     <w:name w:val="Grid Table 6 Colorful Accent 3"/>
-    <w:basedOn w:val="Tabel-Normal"/>
+    <w:basedOn w:val="TableNormal"/>
     <w:uiPriority w:val="51"/>
     <w:rsid w:val="000162D0"/>
     <w:pPr>
@@ -24407,9 +24394,9 @@
       </w:tcPr>
     </w:tblStylePr>
   </w:style>
-  <w:style w:type="table" w:styleId="Gittertabel6-farverig-farve4">
+  <w:style w:type="table" w:styleId="GridTable6Colorful-Accent4">
     <w:name w:val="Grid Table 6 Colorful Accent 4"/>
-    <w:basedOn w:val="Tabel-Normal"/>
+    <w:basedOn w:val="TableNormal"/>
     <w:uiPriority w:val="51"/>
     <w:rsid w:val="000162D0"/>
     <w:pPr>
@@ -24479,9 +24466,9 @@
       </w:tcPr>
     </w:tblStylePr>
   </w:style>
-  <w:style w:type="table" w:styleId="Gittertabel6-farverig-farve5">
+  <w:style w:type="table" w:styleId="GridTable6Colorful-Accent5">
     <w:name w:val="Grid Table 6 Colorful Accent 5"/>
-    <w:basedOn w:val="Tabel-Normal"/>
+    <w:basedOn w:val="TableNormal"/>
     <w:uiPriority w:val="51"/>
     <w:rsid w:val="000162D0"/>
     <w:pPr>
@@ -24551,9 +24538,9 @@
       </w:tcPr>
     </w:tblStylePr>
   </w:style>
-  <w:style w:type="table" w:styleId="Gittertabel6-farverig-farve6">
+  <w:style w:type="table" w:styleId="GridTable6Colorful-Accent6">
     <w:name w:val="Grid Table 6 Colorful Accent 6"/>
-    <w:basedOn w:val="Tabel-Normal"/>
+    <w:basedOn w:val="TableNormal"/>
     <w:uiPriority w:val="51"/>
     <w:rsid w:val="000162D0"/>
     <w:pPr>
@@ -24623,9 +24610,9 @@
       </w:tcPr>
     </w:tblStylePr>
   </w:style>
-  <w:style w:type="table" w:styleId="Gittertabel7-farverig">
+  <w:style w:type="table" w:styleId="GridTable7Colorful">
     <w:name w:val="Grid Table 7 Colorful"/>
-    <w:basedOn w:val="Tabel-Normal"/>
+    <w:basedOn w:val="TableNormal"/>
     <w:uiPriority w:val="52"/>
     <w:rsid w:val="000162D0"/>
     <w:pPr>
@@ -24762,9 +24749,9 @@
       </w:tcPr>
     </w:tblStylePr>
   </w:style>
-  <w:style w:type="table" w:styleId="Gittertabel7-farverig-farve1">
+  <w:style w:type="table" w:styleId="GridTable7Colorful-Accent1">
     <w:name w:val="Grid Table 7 Colorful Accent 1"/>
-    <w:basedOn w:val="Tabel-Normal"/>
+    <w:basedOn w:val="TableNormal"/>
     <w:uiPriority w:val="52"/>
     <w:rsid w:val="000162D0"/>
     <w:pPr>
@@ -24901,9 +24888,9 @@
       </w:tcPr>
     </w:tblStylePr>
   </w:style>
-  <w:style w:type="table" w:styleId="Gittertabel7-farverig-farve2">
+  <w:style w:type="table" w:styleId="GridTable7Colorful-Accent2">
     <w:name w:val="Grid Table 7 Colorful Accent 2"/>
-    <w:basedOn w:val="Tabel-Normal"/>
+    <w:basedOn w:val="TableNormal"/>
     <w:uiPriority w:val="52"/>
     <w:rsid w:val="000162D0"/>
     <w:pPr>
@@ -25040,9 +25027,9 @@
       </w:tcPr>
     </w:tblStylePr>
   </w:style>
-  <w:style w:type="table" w:styleId="Gittertabel7-farverig-farve3">
+  <w:style w:type="table" w:styleId="GridTable7Colorful-Accent3">
     <w:name w:val="Grid Table 7 Colorful Accent 3"/>
-    <w:basedOn w:val="Tabel-Normal"/>
+    <w:basedOn w:val="TableNormal"/>
     <w:uiPriority w:val="52"/>
     <w:rsid w:val="000162D0"/>
     <w:pPr>
@@ -25179,9 +25166,9 @@
       </w:tcPr>
     </w:tblStylePr>
   </w:style>
-  <w:style w:type="table" w:styleId="Gittertabel7-farverig-farve4">
+  <w:style w:type="table" w:styleId="GridTable7Colorful-Accent4">
     <w:name w:val="Grid Table 7 Colorful Accent 4"/>
-    <w:basedOn w:val="Tabel-Normal"/>
+    <w:basedOn w:val="TableNormal"/>
     <w:uiPriority w:val="52"/>
     <w:rsid w:val="000162D0"/>
     <w:pPr>
@@ -25318,9 +25305,9 @@
       </w:tcPr>
     </w:tblStylePr>
   </w:style>
-  <w:style w:type="table" w:styleId="Gittertabel7-farverig-farve5">
+  <w:style w:type="table" w:styleId="GridTable7Colorful-Accent5">
     <w:name w:val="Grid Table 7 Colorful Accent 5"/>
-    <w:basedOn w:val="Tabel-Normal"/>
+    <w:basedOn w:val="TableNormal"/>
     <w:uiPriority w:val="52"/>
     <w:rsid w:val="000162D0"/>
     <w:pPr>
@@ -25457,9 +25444,9 @@
       </w:tcPr>
     </w:tblStylePr>
   </w:style>
-  <w:style w:type="table" w:styleId="Gittertabel7-farverig-farve6">
+  <w:style w:type="table" w:styleId="GridTable7Colorful-Accent6">
     <w:name w:val="Grid Table 7 Colorful Accent 6"/>
-    <w:basedOn w:val="Tabel-Normal"/>
+    <w:basedOn w:val="TableNormal"/>
     <w:uiPriority w:val="52"/>
     <w:rsid w:val="000162D0"/>
     <w:pPr>
@@ -25598,7 +25585,7 @@
   </w:style>
   <w:style w:type="character" w:customStyle="1" w:styleId="Hashtag1">
     <w:name w:val="Hashtag1"/>
-    <w:basedOn w:val="Standardskrifttypeiafsnit"/>
+    <w:basedOn w:val="DefaultParagraphFont"/>
     <w:uiPriority w:val="99"/>
     <w:semiHidden/>
     <w:rsid w:val="000162D0"/>
@@ -25608,9 +25595,9 @@
       <w:lang w:val="da-DK"/>
     </w:rPr>
   </w:style>
-  <w:style w:type="character" w:styleId="HTML-akronym">
+  <w:style w:type="character" w:styleId="HTMLAcronym">
     <w:name w:val="HTML Acronym"/>
-    <w:basedOn w:val="Standardskrifttypeiafsnit"/>
+    <w:basedOn w:val="DefaultParagraphFont"/>
     <w:uiPriority w:val="99"/>
     <w:semiHidden/>
     <w:rsid w:val="000162D0"/>
@@ -25618,10 +25605,10 @@
       <w:lang w:val="da-DK"/>
     </w:rPr>
   </w:style>
-  <w:style w:type="paragraph" w:styleId="HTML-adresse">
+  <w:style w:type="paragraph" w:styleId="HTMLAddress">
     <w:name w:val="HTML Address"/>
     <w:basedOn w:val="Normal"/>
-    <w:link w:val="HTML-adresseTegn"/>
+    <w:link w:val="HTMLAddressChar"/>
     <w:uiPriority w:val="99"/>
     <w:semiHidden/>
     <w:rsid w:val="000162D0"/>
@@ -25633,10 +25620,10 @@
       <w:iCs/>
     </w:rPr>
   </w:style>
-  <w:style w:type="character" w:customStyle="1" w:styleId="HTML-adresseTegn">
-    <w:name w:val="HTML-adresse Tegn"/>
-    <w:basedOn w:val="Standardskrifttypeiafsnit"/>
-    <w:link w:val="HTML-adresse"/>
+  <w:style w:type="character" w:customStyle="1" w:styleId="HTMLAddressChar">
+    <w:name w:val="HTML Address Char"/>
+    <w:basedOn w:val="DefaultParagraphFont"/>
+    <w:link w:val="HTMLAddress"/>
     <w:uiPriority w:val="99"/>
     <w:semiHidden/>
     <w:rsid w:val="00A539A2"/>
@@ -25646,9 +25633,9 @@
       <w:lang w:val="da-DK"/>
     </w:rPr>
   </w:style>
-  <w:style w:type="character" w:styleId="HTML-citat">
+  <w:style w:type="character" w:styleId="HTMLCite">
     <w:name w:val="HTML Cite"/>
-    <w:basedOn w:val="Standardskrifttypeiafsnit"/>
+    <w:basedOn w:val="DefaultParagraphFont"/>
     <w:uiPriority w:val="99"/>
     <w:semiHidden/>
     <w:rsid w:val="000162D0"/>
@@ -25658,9 +25645,9 @@
       <w:lang w:val="da-DK"/>
     </w:rPr>
   </w:style>
-  <w:style w:type="character" w:styleId="HTML-kode">
+  <w:style w:type="character" w:styleId="HTMLCode">
     <w:name w:val="HTML Code"/>
-    <w:basedOn w:val="Standardskrifttypeiafsnit"/>
+    <w:basedOn w:val="DefaultParagraphFont"/>
     <w:uiPriority w:val="99"/>
     <w:semiHidden/>
     <w:rsid w:val="000162D0"/>
@@ -25671,9 +25658,9 @@
       <w:lang w:val="da-DK"/>
     </w:rPr>
   </w:style>
-  <w:style w:type="character" w:styleId="HTML-definition">
+  <w:style w:type="character" w:styleId="HTMLDefinition">
     <w:name w:val="HTML Definition"/>
-    <w:basedOn w:val="Standardskrifttypeiafsnit"/>
+    <w:basedOn w:val="DefaultParagraphFont"/>
     <w:uiPriority w:val="99"/>
     <w:semiHidden/>
     <w:rsid w:val="000162D0"/>
@@ -25683,9 +25670,9 @@
       <w:lang w:val="da-DK"/>
     </w:rPr>
   </w:style>
-  <w:style w:type="character" w:styleId="HTML-tastatur">
+  <w:style w:type="character" w:styleId="HTMLKeyboard">
     <w:name w:val="HTML Keyboard"/>
-    <w:basedOn w:val="Standardskrifttypeiafsnit"/>
+    <w:basedOn w:val="DefaultParagraphFont"/>
     <w:uiPriority w:val="99"/>
     <w:semiHidden/>
     <w:rsid w:val="000162D0"/>
@@ -25696,10 +25683,10 @@
       <w:lang w:val="da-DK"/>
     </w:rPr>
   </w:style>
-  <w:style w:type="paragraph" w:styleId="FormateretHTML">
+  <w:style w:type="paragraph" w:styleId="HTMLPreformatted">
     <w:name w:val="HTML Preformatted"/>
     <w:basedOn w:val="Normal"/>
-    <w:link w:val="FormateretHTMLTegn"/>
+    <w:link w:val="HTMLPreformattedChar"/>
     <w:uiPriority w:val="99"/>
     <w:semiHidden/>
     <w:rsid w:val="000162D0"/>
@@ -25712,10 +25699,10 @@
       <w:szCs w:val="20"/>
     </w:rPr>
   </w:style>
-  <w:style w:type="character" w:customStyle="1" w:styleId="FormateretHTMLTegn">
-    <w:name w:val="Formateret HTML Tegn"/>
-    <w:basedOn w:val="Standardskrifttypeiafsnit"/>
-    <w:link w:val="FormateretHTML"/>
+  <w:style w:type="character" w:customStyle="1" w:styleId="HTMLPreformattedChar">
+    <w:name w:val="HTML Preformatted Char"/>
+    <w:basedOn w:val="DefaultParagraphFont"/>
+    <w:link w:val="HTMLPreformatted"/>
     <w:uiPriority w:val="99"/>
     <w:semiHidden/>
     <w:rsid w:val="00A539A2"/>
@@ -25726,9 +25713,9 @@
       <w:lang w:val="da-DK"/>
     </w:rPr>
   </w:style>
-  <w:style w:type="character" w:styleId="HTML-eksempel">
+  <w:style w:type="character" w:styleId="HTMLSample">
     <w:name w:val="HTML Sample"/>
-    <w:basedOn w:val="Standardskrifttypeiafsnit"/>
+    <w:basedOn w:val="DefaultParagraphFont"/>
     <w:uiPriority w:val="99"/>
     <w:semiHidden/>
     <w:rsid w:val="000162D0"/>
@@ -25739,9 +25726,9 @@
       <w:lang w:val="da-DK"/>
     </w:rPr>
   </w:style>
-  <w:style w:type="character" w:styleId="HTML-skrivemaskine">
+  <w:style w:type="character" w:styleId="HTMLTypewriter">
     <w:name w:val="HTML Typewriter"/>
-    <w:basedOn w:val="Standardskrifttypeiafsnit"/>
+    <w:basedOn w:val="DefaultParagraphFont"/>
     <w:uiPriority w:val="99"/>
     <w:semiHidden/>
     <w:rsid w:val="000162D0"/>
@@ -25752,9 +25739,9 @@
       <w:lang w:val="da-DK"/>
     </w:rPr>
   </w:style>
-  <w:style w:type="character" w:styleId="HTML-variabel">
+  <w:style w:type="character" w:styleId="HTMLVariable">
     <w:name w:val="HTML Variable"/>
-    <w:basedOn w:val="Standardskrifttypeiafsnit"/>
+    <w:basedOn w:val="DefaultParagraphFont"/>
     <w:uiPriority w:val="99"/>
     <w:semiHidden/>
     <w:rsid w:val="000162D0"/>
@@ -25766,7 +25753,7 @@
   </w:style>
   <w:style w:type="character" w:styleId="Hyperlink">
     <w:name w:val="Hyperlink"/>
-    <w:basedOn w:val="Standardskrifttypeiafsnit"/>
+    <w:basedOn w:val="DefaultParagraphFont"/>
     <w:uiPriority w:val="99"/>
     <w:rsid w:val="000162D0"/>
     <w:rPr>
@@ -25775,7 +25762,7 @@
       <w:lang w:val="da-DK"/>
     </w:rPr>
   </w:style>
-  <w:style w:type="paragraph" w:styleId="Indeks1">
+  <w:style w:type="paragraph" w:styleId="Index1">
     <w:name w:val="index 1"/>
     <w:basedOn w:val="Normal"/>
     <w:next w:val="Normal"/>
@@ -25788,7 +25775,7 @@
       <w:ind w:left="180" w:hanging="180"/>
     </w:pPr>
   </w:style>
-  <w:style w:type="paragraph" w:styleId="Indeks2">
+  <w:style w:type="paragraph" w:styleId="Index2">
     <w:name w:val="index 2"/>
     <w:basedOn w:val="Normal"/>
     <w:next w:val="Normal"/>
@@ -25801,7 +25788,7 @@
       <w:ind w:left="360" w:hanging="180"/>
     </w:pPr>
   </w:style>
-  <w:style w:type="paragraph" w:styleId="Indeks3">
+  <w:style w:type="paragraph" w:styleId="Index3">
     <w:name w:val="index 3"/>
     <w:basedOn w:val="Normal"/>
     <w:next w:val="Normal"/>
@@ -25814,7 +25801,7 @@
       <w:ind w:left="540" w:hanging="180"/>
     </w:pPr>
   </w:style>
-  <w:style w:type="paragraph" w:styleId="Indeks4">
+  <w:style w:type="paragraph" w:styleId="Index4">
     <w:name w:val="index 4"/>
     <w:basedOn w:val="Normal"/>
     <w:next w:val="Normal"/>
@@ -25827,7 +25814,7 @@
       <w:ind w:left="720" w:hanging="180"/>
     </w:pPr>
   </w:style>
-  <w:style w:type="paragraph" w:styleId="Indeks5">
+  <w:style w:type="paragraph" w:styleId="Index5">
     <w:name w:val="index 5"/>
     <w:basedOn w:val="Normal"/>
     <w:next w:val="Normal"/>
@@ -25840,7 +25827,7 @@
       <w:ind w:left="900" w:hanging="180"/>
     </w:pPr>
   </w:style>
-  <w:style w:type="paragraph" w:styleId="Indeks6">
+  <w:style w:type="paragraph" w:styleId="Index6">
     <w:name w:val="index 6"/>
     <w:basedOn w:val="Normal"/>
     <w:next w:val="Normal"/>
@@ -25853,7 +25840,7 @@
       <w:ind w:left="1080" w:hanging="180"/>
     </w:pPr>
   </w:style>
-  <w:style w:type="paragraph" w:styleId="Indeks7">
+  <w:style w:type="paragraph" w:styleId="Index7">
     <w:name w:val="index 7"/>
     <w:basedOn w:val="Normal"/>
     <w:next w:val="Normal"/>
@@ -25866,7 +25853,7 @@
       <w:ind w:left="1260" w:hanging="180"/>
     </w:pPr>
   </w:style>
-  <w:style w:type="paragraph" w:styleId="Indeks8">
+  <w:style w:type="paragraph" w:styleId="Index8">
     <w:name w:val="index 8"/>
     <w:basedOn w:val="Normal"/>
     <w:next w:val="Normal"/>
@@ -25879,7 +25866,7 @@
       <w:ind w:left="1440" w:hanging="180"/>
     </w:pPr>
   </w:style>
-  <w:style w:type="paragraph" w:styleId="Indeks9">
+  <w:style w:type="paragraph" w:styleId="Index9">
     <w:name w:val="index 9"/>
     <w:basedOn w:val="Normal"/>
     <w:next w:val="Normal"/>
@@ -25892,10 +25879,10 @@
       <w:ind w:left="1620" w:hanging="180"/>
     </w:pPr>
   </w:style>
-  <w:style w:type="paragraph" w:styleId="Indeksoverskrift">
+  <w:style w:type="paragraph" w:styleId="IndexHeading">
     <w:name w:val="index heading"/>
     <w:basedOn w:val="Normal"/>
-    <w:next w:val="Indeks1"/>
+    <w:next w:val="Index1"/>
     <w:uiPriority w:val="99"/>
     <w:semiHidden/>
     <w:rsid w:val="000162D0"/>
@@ -25905,9 +25892,9 @@
       <w:bCs/>
     </w:rPr>
   </w:style>
-  <w:style w:type="table" w:styleId="Lystgitter">
+  <w:style w:type="table" w:styleId="LightGrid">
     <w:name w:val="Light Grid"/>
-    <w:basedOn w:val="Tabel-Normal"/>
+    <w:basedOn w:val="TableNormal"/>
     <w:uiPriority w:val="62"/>
     <w:semiHidden/>
     <w:unhideWhenUsed/>
@@ -26030,9 +26017,9 @@
       </w:tcPr>
     </w:tblStylePr>
   </w:style>
-  <w:style w:type="table" w:styleId="Lystgitter-farve1">
+  <w:style w:type="table" w:styleId="LightGrid-Accent1">
     <w:name w:val="Light Grid Accent 1"/>
-    <w:basedOn w:val="Tabel-Normal"/>
+    <w:basedOn w:val="TableNormal"/>
     <w:uiPriority w:val="62"/>
     <w:semiHidden/>
     <w:unhideWhenUsed/>
@@ -26155,9 +26142,9 @@
       </w:tcPr>
     </w:tblStylePr>
   </w:style>
-  <w:style w:type="table" w:styleId="Lystgitter-fremhvningsfarve2">
+  <w:style w:type="table" w:styleId="LightGrid-Accent2">
     <w:name w:val="Light Grid Accent 2"/>
-    <w:basedOn w:val="Tabel-Normal"/>
+    <w:basedOn w:val="TableNormal"/>
     <w:uiPriority w:val="62"/>
     <w:semiHidden/>
     <w:unhideWhenUsed/>
@@ -26280,9 +26267,9 @@
       </w:tcPr>
     </w:tblStylePr>
   </w:style>
-  <w:style w:type="table" w:styleId="Lystgitter-fremhvningsfarve3">
+  <w:style w:type="table" w:styleId="LightGrid-Accent3">
     <w:name w:val="Light Grid Accent 3"/>
-    <w:basedOn w:val="Tabel-Normal"/>
+    <w:basedOn w:val="TableNormal"/>
     <w:uiPriority w:val="62"/>
     <w:semiHidden/>
     <w:unhideWhenUsed/>
@@ -26405,9 +26392,9 @@
       </w:tcPr>
     </w:tblStylePr>
   </w:style>
-  <w:style w:type="table" w:styleId="Lystgitter-fremhvningsfarve4">
+  <w:style w:type="table" w:styleId="LightGrid-Accent4">
     <w:name w:val="Light Grid Accent 4"/>
-    <w:basedOn w:val="Tabel-Normal"/>
+    <w:basedOn w:val="TableNormal"/>
     <w:uiPriority w:val="62"/>
     <w:semiHidden/>
     <w:unhideWhenUsed/>
@@ -26530,9 +26517,9 @@
       </w:tcPr>
     </w:tblStylePr>
   </w:style>
-  <w:style w:type="table" w:styleId="Lystgitter-fremhvningsfarve5">
+  <w:style w:type="table" w:styleId="LightGrid-Accent5">
     <w:name w:val="Light Grid Accent 5"/>
-    <w:basedOn w:val="Tabel-Normal"/>
+    <w:basedOn w:val="TableNormal"/>
     <w:uiPriority w:val="62"/>
     <w:semiHidden/>
     <w:unhideWhenUsed/>
@@ -26655,9 +26642,9 @@
       </w:tcPr>
     </w:tblStylePr>
   </w:style>
-  <w:style w:type="table" w:styleId="Lystgitter-fremhvningsfarve6">
+  <w:style w:type="table" w:styleId="LightGrid-Accent6">
     <w:name w:val="Light Grid Accent 6"/>
-    <w:basedOn w:val="Tabel-Normal"/>
+    <w:basedOn w:val="TableNormal"/>
     <w:uiPriority w:val="62"/>
     <w:semiHidden/>
     <w:unhideWhenUsed/>
@@ -26780,9 +26767,9 @@
       </w:tcPr>
     </w:tblStylePr>
   </w:style>
-  <w:style w:type="table" w:styleId="Lysliste">
+  <w:style w:type="table" w:styleId="LightList">
     <w:name w:val="Light List"/>
-    <w:basedOn w:val="Tabel-Normal"/>
+    <w:basedOn w:val="TableNormal"/>
     <w:uiPriority w:val="61"/>
     <w:semiHidden/>
     <w:unhideWhenUsed/>
@@ -26867,9 +26854,9 @@
       </w:tcPr>
     </w:tblStylePr>
   </w:style>
-  <w:style w:type="table" w:styleId="Lysliste-farve1">
+  <w:style w:type="table" w:styleId="LightList-Accent1">
     <w:name w:val="Light List Accent 1"/>
-    <w:basedOn w:val="Tabel-Normal"/>
+    <w:basedOn w:val="TableNormal"/>
     <w:uiPriority w:val="61"/>
     <w:semiHidden/>
     <w:unhideWhenUsed/>
@@ -26954,9 +26941,9 @@
       </w:tcPr>
     </w:tblStylePr>
   </w:style>
-  <w:style w:type="table" w:styleId="Lysliste-fremhvningsfarve2">
+  <w:style w:type="table" w:styleId="LightList-Accent2">
     <w:name w:val="Light List Accent 2"/>
-    <w:basedOn w:val="Tabel-Normal"/>
+    <w:basedOn w:val="TableNormal"/>
     <w:uiPriority w:val="61"/>
     <w:semiHidden/>
     <w:unhideWhenUsed/>
@@ -27041,9 +27028,9 @@
       </w:tcPr>
     </w:tblStylePr>
   </w:style>
-  <w:style w:type="table" w:styleId="Lysliste-fremhvningsfarve3">
+  <w:style w:type="table" w:styleId="LightList-Accent3">
     <w:name w:val="Light List Accent 3"/>
-    <w:basedOn w:val="Tabel-Normal"/>
+    <w:basedOn w:val="TableNormal"/>
     <w:uiPriority w:val="61"/>
     <w:semiHidden/>
     <w:unhideWhenUsed/>
@@ -27128,9 +27115,9 @@
       </w:tcPr>
     </w:tblStylePr>
   </w:style>
-  <w:style w:type="table" w:styleId="Lysliste-fremhvningsfarve4">
+  <w:style w:type="table" w:styleId="LightList-Accent4">
     <w:name w:val="Light List Accent 4"/>
-    <w:basedOn w:val="Tabel-Normal"/>
+    <w:basedOn w:val="TableNormal"/>
     <w:uiPriority w:val="61"/>
     <w:semiHidden/>
     <w:unhideWhenUsed/>
@@ -27215,9 +27202,9 @@
       </w:tcPr>
     </w:tblStylePr>
   </w:style>
-  <w:style w:type="table" w:styleId="Lysliste-fremhvningsfarve5">
+  <w:style w:type="table" w:styleId="LightList-Accent5">
     <w:name w:val="Light List Accent 5"/>
-    <w:basedOn w:val="Tabel-Normal"/>
+    <w:basedOn w:val="TableNormal"/>
     <w:uiPriority w:val="61"/>
     <w:semiHidden/>
     <w:unhideWhenUsed/>
@@ -27302,9 +27289,9 @@
       </w:tcPr>
     </w:tblStylePr>
   </w:style>
-  <w:style w:type="table" w:styleId="Lysliste-fremhvningsfarve6">
+  <w:style w:type="table" w:styleId="LightList-Accent6">
     <w:name w:val="Light List Accent 6"/>
-    <w:basedOn w:val="Tabel-Normal"/>
+    <w:basedOn w:val="TableNormal"/>
     <w:uiPriority w:val="61"/>
     <w:semiHidden/>
     <w:unhideWhenUsed/>
@@ -27389,9 +27376,9 @@
       </w:tcPr>
     </w:tblStylePr>
   </w:style>
-  <w:style w:type="table" w:styleId="Lysskygge">
+  <w:style w:type="table" w:styleId="LightShading">
     <w:name w:val="Light Shading"/>
-    <w:basedOn w:val="Tabel-Normal"/>
+    <w:basedOn w:val="TableNormal"/>
     <w:uiPriority w:val="60"/>
     <w:semiHidden/>
     <w:unhideWhenUsed/>
@@ -27487,9 +27474,9 @@
       </w:tcPr>
     </w:tblStylePr>
   </w:style>
-  <w:style w:type="table" w:styleId="Lysskygge-farve1">
+  <w:style w:type="table" w:styleId="LightShading-Accent1">
     <w:name w:val="Light Shading Accent 1"/>
-    <w:basedOn w:val="Tabel-Normal"/>
+    <w:basedOn w:val="TableNormal"/>
     <w:uiPriority w:val="60"/>
     <w:semiHidden/>
     <w:unhideWhenUsed/>
@@ -27585,9 +27572,9 @@
       </w:tcPr>
     </w:tblStylePr>
   </w:style>
-  <w:style w:type="table" w:styleId="Lysskygge-fremhvningsfarve2">
+  <w:style w:type="table" w:styleId="LightShading-Accent2">
     <w:name w:val="Light Shading Accent 2"/>
-    <w:basedOn w:val="Tabel-Normal"/>
+    <w:basedOn w:val="TableNormal"/>
     <w:uiPriority w:val="60"/>
     <w:semiHidden/>
     <w:unhideWhenUsed/>
@@ -27683,9 +27670,9 @@
       </w:tcPr>
     </w:tblStylePr>
   </w:style>
-  <w:style w:type="table" w:styleId="Lysskygge-fremhvningsfarve3">
+  <w:style w:type="table" w:styleId="LightShading-Accent3">
     <w:name w:val="Light Shading Accent 3"/>
-    <w:basedOn w:val="Tabel-Normal"/>
+    <w:basedOn w:val="TableNormal"/>
     <w:uiPriority w:val="60"/>
     <w:semiHidden/>
     <w:unhideWhenUsed/>
@@ -27781,9 +27768,9 @@
       </w:tcPr>
     </w:tblStylePr>
   </w:style>
-  <w:style w:type="table" w:styleId="Lysskygge-fremhvningsfarve4">
+  <w:style w:type="table" w:styleId="LightShading-Accent4">
     <w:name w:val="Light Shading Accent 4"/>
-    <w:basedOn w:val="Tabel-Normal"/>
+    <w:basedOn w:val="TableNormal"/>
     <w:uiPriority w:val="60"/>
     <w:semiHidden/>
     <w:unhideWhenUsed/>
@@ -27879,9 +27866,9 @@
       </w:tcPr>
     </w:tblStylePr>
   </w:style>
-  <w:style w:type="table" w:styleId="Lysskygge-fremhvningsfarve5">
+  <w:style w:type="table" w:styleId="LightShading-Accent5">
     <w:name w:val="Light Shading Accent 5"/>
-    <w:basedOn w:val="Tabel-Normal"/>
+    <w:basedOn w:val="TableNormal"/>
     <w:uiPriority w:val="60"/>
     <w:semiHidden/>
     <w:unhideWhenUsed/>
@@ -27977,9 +27964,9 @@
       </w:tcPr>
     </w:tblStylePr>
   </w:style>
-  <w:style w:type="table" w:styleId="Lysskygge-fremhvningsfarve6">
+  <w:style w:type="table" w:styleId="LightShading-Accent6">
     <w:name w:val="Light Shading Accent 6"/>
-    <w:basedOn w:val="Tabel-Normal"/>
+    <w:basedOn w:val="TableNormal"/>
     <w:uiPriority w:val="60"/>
     <w:semiHidden/>
     <w:unhideWhenUsed/>
@@ -28075,9 +28062,9 @@
       </w:tcPr>
     </w:tblStylePr>
   </w:style>
-  <w:style w:type="character" w:styleId="Linjenummer">
+  <w:style w:type="character" w:styleId="LineNumber">
     <w:name w:val="line number"/>
-    <w:basedOn w:val="Standardskrifttypeiafsnit"/>
+    <w:basedOn w:val="DefaultParagraphFont"/>
     <w:uiPriority w:val="99"/>
     <w:semiHidden/>
     <w:rsid w:val="000162D0"/>
@@ -28085,7 +28072,7 @@
       <w:lang w:val="da-DK"/>
     </w:rPr>
   </w:style>
-  <w:style w:type="paragraph" w:styleId="Liste">
+  <w:style w:type="paragraph" w:styleId="List">
     <w:name w:val="List"/>
     <w:basedOn w:val="Normal"/>
     <w:uiPriority w:val="99"/>
@@ -28096,7 +28083,7 @@
       <w:contextualSpacing/>
     </w:pPr>
   </w:style>
-  <w:style w:type="paragraph" w:styleId="Liste2">
+  <w:style w:type="paragraph" w:styleId="List2">
     <w:name w:val="List 2"/>
     <w:basedOn w:val="Normal"/>
     <w:uiPriority w:val="99"/>
@@ -28107,7 +28094,7 @@
       <w:contextualSpacing/>
     </w:pPr>
   </w:style>
-  <w:style w:type="paragraph" w:styleId="Liste3">
+  <w:style w:type="paragraph" w:styleId="List3">
     <w:name w:val="List 3"/>
     <w:basedOn w:val="Normal"/>
     <w:uiPriority w:val="99"/>
@@ -28118,7 +28105,7 @@
       <w:contextualSpacing/>
     </w:pPr>
   </w:style>
-  <w:style w:type="paragraph" w:styleId="Liste4">
+  <w:style w:type="paragraph" w:styleId="List4">
     <w:name w:val="List 4"/>
     <w:basedOn w:val="Normal"/>
     <w:uiPriority w:val="99"/>
@@ -28129,7 +28116,7 @@
       <w:contextualSpacing/>
     </w:pPr>
   </w:style>
-  <w:style w:type="paragraph" w:styleId="Liste5">
+  <w:style w:type="paragraph" w:styleId="List5">
     <w:name w:val="List 5"/>
     <w:basedOn w:val="Normal"/>
     <w:uiPriority w:val="99"/>
@@ -28140,7 +28127,7 @@
       <w:contextualSpacing/>
     </w:pPr>
   </w:style>
-  <w:style w:type="paragraph" w:styleId="Opstilling-punkttegn2">
+  <w:style w:type="paragraph" w:styleId="ListBullet2">
     <w:name w:val="List Bullet 2"/>
     <w:basedOn w:val="Normal"/>
     <w:uiPriority w:val="99"/>
@@ -28153,7 +28140,7 @@
       <w:contextualSpacing/>
     </w:pPr>
   </w:style>
-  <w:style w:type="paragraph" w:styleId="Opstilling-punkttegn3">
+  <w:style w:type="paragraph" w:styleId="ListBullet3">
     <w:name w:val="List Bullet 3"/>
     <w:basedOn w:val="Normal"/>
     <w:uiPriority w:val="99"/>
@@ -28166,7 +28153,7 @@
       <w:contextualSpacing/>
     </w:pPr>
   </w:style>
-  <w:style w:type="paragraph" w:styleId="Opstilling-punkttegn4">
+  <w:style w:type="paragraph" w:styleId="ListBullet4">
     <w:name w:val="List Bullet 4"/>
     <w:basedOn w:val="Normal"/>
     <w:uiPriority w:val="99"/>
@@ -28179,7 +28166,7 @@
       <w:contextualSpacing/>
     </w:pPr>
   </w:style>
-  <w:style w:type="paragraph" w:styleId="Opstilling-punkttegn5">
+  <w:style w:type="paragraph" w:styleId="ListBullet5">
     <w:name w:val="List Bullet 5"/>
     <w:basedOn w:val="Normal"/>
     <w:uiPriority w:val="99"/>
@@ -28192,7 +28179,7 @@
       <w:contextualSpacing/>
     </w:pPr>
   </w:style>
-  <w:style w:type="paragraph" w:styleId="Opstilling-forts">
+  <w:style w:type="paragraph" w:styleId="ListContinue">
     <w:name w:val="List Continue"/>
     <w:basedOn w:val="Normal"/>
     <w:uiPriority w:val="99"/>
@@ -28204,7 +28191,7 @@
       <w:contextualSpacing/>
     </w:pPr>
   </w:style>
-  <w:style w:type="paragraph" w:styleId="Opstilling-forts2">
+  <w:style w:type="paragraph" w:styleId="ListContinue2">
     <w:name w:val="List Continue 2"/>
     <w:basedOn w:val="Normal"/>
     <w:uiPriority w:val="99"/>
@@ -28216,7 +28203,7 @@
       <w:contextualSpacing/>
     </w:pPr>
   </w:style>
-  <w:style w:type="paragraph" w:styleId="Opstilling-forts3">
+  <w:style w:type="paragraph" w:styleId="ListContinue3">
     <w:name w:val="List Continue 3"/>
     <w:basedOn w:val="Normal"/>
     <w:uiPriority w:val="99"/>
@@ -28228,7 +28215,7 @@
       <w:contextualSpacing/>
     </w:pPr>
   </w:style>
-  <w:style w:type="paragraph" w:styleId="Opstilling-forts4">
+  <w:style w:type="paragraph" w:styleId="ListContinue4">
     <w:name w:val="List Continue 4"/>
     <w:basedOn w:val="Normal"/>
     <w:uiPriority w:val="99"/>
@@ -28240,7 +28227,7 @@
       <w:contextualSpacing/>
     </w:pPr>
   </w:style>
-  <w:style w:type="paragraph" w:styleId="Opstilling-forts5">
+  <w:style w:type="paragraph" w:styleId="ListContinue5">
     <w:name w:val="List Continue 5"/>
     <w:basedOn w:val="Normal"/>
     <w:uiPriority w:val="99"/>
@@ -28252,7 +28239,7 @@
       <w:contextualSpacing/>
     </w:pPr>
   </w:style>
-  <w:style w:type="paragraph" w:styleId="Opstilling-talellerbogst2">
+  <w:style w:type="paragraph" w:styleId="ListNumber2">
     <w:name w:val="List Number 2"/>
     <w:basedOn w:val="Normal"/>
     <w:uiPriority w:val="99"/>
@@ -28265,7 +28252,7 @@
       <w:contextualSpacing/>
     </w:pPr>
   </w:style>
-  <w:style w:type="paragraph" w:styleId="Opstilling-talellerbogst3">
+  <w:style w:type="paragraph" w:styleId="ListNumber3">
     <w:name w:val="List Number 3"/>
     <w:basedOn w:val="Normal"/>
     <w:uiPriority w:val="99"/>
@@ -28278,7 +28265,7 @@
       <w:contextualSpacing/>
     </w:pPr>
   </w:style>
-  <w:style w:type="paragraph" w:styleId="Opstilling-talellerbogst4">
+  <w:style w:type="paragraph" w:styleId="ListNumber4">
     <w:name w:val="List Number 4"/>
     <w:basedOn w:val="Normal"/>
     <w:uiPriority w:val="99"/>
@@ -28291,7 +28278,7 @@
       <w:contextualSpacing/>
     </w:pPr>
   </w:style>
-  <w:style w:type="paragraph" w:styleId="Opstilling-talellerbogst5">
+  <w:style w:type="paragraph" w:styleId="ListNumber5">
     <w:name w:val="List Number 5"/>
     <w:basedOn w:val="Normal"/>
     <w:uiPriority w:val="99"/>
@@ -28304,10 +28291,10 @@
       <w:contextualSpacing/>
     </w:pPr>
   </w:style>
-  <w:style w:type="paragraph" w:styleId="Listeafsnit">
+  <w:style w:type="paragraph" w:styleId="ListParagraph">
     <w:name w:val="List Paragraph"/>
     <w:basedOn w:val="Normal"/>
-    <w:link w:val="ListeafsnitTegn"/>
+    <w:link w:val="ListParagraphChar"/>
     <w:qFormat/>
     <w:rsid w:val="000162D0"/>
     <w:pPr>
@@ -28315,9 +28302,9 @@
       <w:contextualSpacing/>
     </w:pPr>
   </w:style>
-  <w:style w:type="table" w:styleId="Listetabel1-lys">
+  <w:style w:type="table" w:styleId="ListTable1Light">
     <w:name w:val="List Table 1 Light"/>
-    <w:basedOn w:val="Tabel-Normal"/>
+    <w:basedOn w:val="TableNormal"/>
     <w:uiPriority w:val="46"/>
     <w:rsid w:val="000162D0"/>
     <w:pPr>
@@ -28376,9 +28363,9 @@
       </w:tcPr>
     </w:tblStylePr>
   </w:style>
-  <w:style w:type="table" w:styleId="Listetabel1-lys-farve1">
+  <w:style w:type="table" w:styleId="ListTable1Light-Accent1">
     <w:name w:val="List Table 1 Light Accent 1"/>
-    <w:basedOn w:val="Tabel-Normal"/>
+    <w:basedOn w:val="TableNormal"/>
     <w:uiPriority w:val="46"/>
     <w:rsid w:val="000162D0"/>
     <w:pPr>
@@ -28437,9 +28424,9 @@
       </w:tcPr>
     </w:tblStylePr>
   </w:style>
-  <w:style w:type="table" w:styleId="Listetabel1-lys-farve2">
+  <w:style w:type="table" w:styleId="ListTable1Light-Accent2">
     <w:name w:val="List Table 1 Light Accent 2"/>
-    <w:basedOn w:val="Tabel-Normal"/>
+    <w:basedOn w:val="TableNormal"/>
     <w:uiPriority w:val="46"/>
     <w:rsid w:val="000162D0"/>
     <w:pPr>
@@ -28498,9 +28485,9 @@
       </w:tcPr>
     </w:tblStylePr>
   </w:style>
-  <w:style w:type="table" w:styleId="Listetabel1-lys-farve3">
+  <w:style w:type="table" w:styleId="ListTable1Light-Accent3">
     <w:name w:val="List Table 1 Light Accent 3"/>
-    <w:basedOn w:val="Tabel-Normal"/>
+    <w:basedOn w:val="TableNormal"/>
     <w:uiPriority w:val="46"/>
     <w:rsid w:val="000162D0"/>
     <w:pPr>
@@ -28559,9 +28546,9 @@
       </w:tcPr>
     </w:tblStylePr>
   </w:style>
-  <w:style w:type="table" w:styleId="Listetabel1-lys-farve4">
+  <w:style w:type="table" w:styleId="ListTable1Light-Accent4">
     <w:name w:val="List Table 1 Light Accent 4"/>
-    <w:basedOn w:val="Tabel-Normal"/>
+    <w:basedOn w:val="TableNormal"/>
     <w:uiPriority w:val="46"/>
     <w:rsid w:val="000162D0"/>
     <w:pPr>
@@ -28620,9 +28607,9 @@
       </w:tcPr>
     </w:tblStylePr>
   </w:style>
-  <w:style w:type="table" w:styleId="Listetabel1-lys-farve5">
+  <w:style w:type="table" w:styleId="ListTable1Light-Accent5">
     <w:name w:val="List Table 1 Light Accent 5"/>
-    <w:basedOn w:val="Tabel-Normal"/>
+    <w:basedOn w:val="TableNormal"/>
     <w:uiPriority w:val="46"/>
     <w:rsid w:val="000162D0"/>
     <w:pPr>
@@ -28681,9 +28668,9 @@
       </w:tcPr>
     </w:tblStylePr>
   </w:style>
-  <w:style w:type="table" w:styleId="Listetabel1-lys-farve6">
+  <w:style w:type="table" w:styleId="ListTable1Light-Accent6">
     <w:name w:val="List Table 1 Light Accent 6"/>
-    <w:basedOn w:val="Tabel-Normal"/>
+    <w:basedOn w:val="TableNormal"/>
     <w:uiPriority w:val="46"/>
     <w:rsid w:val="000162D0"/>
     <w:pPr>
@@ -28742,9 +28729,9 @@
       </w:tcPr>
     </w:tblStylePr>
   </w:style>
-  <w:style w:type="table" w:styleId="Listetabel2">
+  <w:style w:type="table" w:styleId="ListTable2">
     <w:name w:val="List Table 2"/>
-    <w:basedOn w:val="Tabel-Normal"/>
+    <w:basedOn w:val="TableNormal"/>
     <w:uiPriority w:val="47"/>
     <w:rsid w:val="000162D0"/>
     <w:pPr>
@@ -28796,9 +28783,9 @@
       </w:tcPr>
     </w:tblStylePr>
   </w:style>
-  <w:style w:type="table" w:styleId="Listetabel2-farve1">
+  <w:style w:type="table" w:styleId="ListTable2-Accent1">
     <w:name w:val="List Table 2 Accent 1"/>
-    <w:basedOn w:val="Tabel-Normal"/>
+    <w:basedOn w:val="TableNormal"/>
     <w:uiPriority w:val="47"/>
     <w:rsid w:val="000162D0"/>
     <w:pPr>
@@ -28850,9 +28837,9 @@
       </w:tcPr>
     </w:tblStylePr>
   </w:style>
-  <w:style w:type="table" w:styleId="Listetabel2-farve2">
+  <w:style w:type="table" w:styleId="ListTable2-Accent2">
     <w:name w:val="List Table 2 Accent 2"/>
-    <w:basedOn w:val="Tabel-Normal"/>
+    <w:basedOn w:val="TableNormal"/>
     <w:uiPriority w:val="47"/>
     <w:rsid w:val="000162D0"/>
     <w:pPr>
@@ -28904,9 +28891,9 @@
       </w:tcPr>
     </w:tblStylePr>
   </w:style>
-  <w:style w:type="table" w:styleId="Listetabel2-farve3">
+  <w:style w:type="table" w:styleId="ListTable2-Accent3">
     <w:name w:val="List Table 2 Accent 3"/>
-    <w:basedOn w:val="Tabel-Normal"/>
+    <w:basedOn w:val="TableNormal"/>
     <w:uiPriority w:val="47"/>
     <w:rsid w:val="000162D0"/>
     <w:pPr>
@@ -28958,9 +28945,9 @@
       </w:tcPr>
     </w:tblStylePr>
   </w:style>
-  <w:style w:type="table" w:styleId="Listetabel2-farve4">
+  <w:style w:type="table" w:styleId="ListTable2-Accent4">
     <w:name w:val="List Table 2 Accent 4"/>
-    <w:basedOn w:val="Tabel-Normal"/>
+    <w:basedOn w:val="TableNormal"/>
     <w:uiPriority w:val="47"/>
     <w:rsid w:val="000162D0"/>
     <w:pPr>
@@ -29012,9 +28999,9 @@
       </w:tcPr>
     </w:tblStylePr>
   </w:style>
-  <w:style w:type="table" w:styleId="Listetabel2-farve5">
+  <w:style w:type="table" w:styleId="ListTable2-Accent5">
     <w:name w:val="List Table 2 Accent 5"/>
-    <w:basedOn w:val="Tabel-Normal"/>
+    <w:basedOn w:val="TableNormal"/>
     <w:uiPriority w:val="47"/>
     <w:rsid w:val="000162D0"/>
     <w:pPr>
@@ -29066,9 +29053,9 @@
       </w:tcPr>
     </w:tblStylePr>
   </w:style>
-  <w:style w:type="table" w:styleId="Listetabel2-farve6">
+  <w:style w:type="table" w:styleId="ListTable2-Accent6">
     <w:name w:val="List Table 2 Accent 6"/>
-    <w:basedOn w:val="Tabel-Normal"/>
+    <w:basedOn w:val="TableNormal"/>
     <w:uiPriority w:val="47"/>
     <w:rsid w:val="000162D0"/>
     <w:pPr>
@@ -29120,9 +29107,9 @@
       </w:tcPr>
     </w:tblStylePr>
   </w:style>
-  <w:style w:type="table" w:styleId="Listetabel3">
+  <w:style w:type="table" w:styleId="ListTable3">
     <w:name w:val="List Table 3"/>
-    <w:basedOn w:val="Tabel-Normal"/>
+    <w:basedOn w:val="TableNormal"/>
     <w:uiPriority w:val="48"/>
     <w:rsid w:val="000162D0"/>
     <w:pPr>
@@ -29244,9 +29231,9 @@
       </w:tcPr>
     </w:tblStylePr>
   </w:style>
-  <w:style w:type="table" w:styleId="Listetabel3-farve1">
+  <w:style w:type="table" w:styleId="ListTable3-Accent1">
     <w:name w:val="List Table 3 Accent 1"/>
-    <w:basedOn w:val="Tabel-Normal"/>
+    <w:basedOn w:val="TableNormal"/>
     <w:uiPriority w:val="48"/>
     <w:rsid w:val="000162D0"/>
     <w:pPr>
@@ -29368,9 +29355,9 @@
       </w:tcPr>
     </w:tblStylePr>
   </w:style>
-  <w:style w:type="table" w:styleId="Listetabel3-farve2">
+  <w:style w:type="table" w:styleId="ListTable3-Accent2">
     <w:name w:val="List Table 3 Accent 2"/>
-    <w:basedOn w:val="Tabel-Normal"/>
+    <w:basedOn w:val="TableNormal"/>
     <w:uiPriority w:val="48"/>
     <w:rsid w:val="000162D0"/>
     <w:pPr>
@@ -29492,9 +29479,9 @@
       </w:tcPr>
     </w:tblStylePr>
   </w:style>
-  <w:style w:type="table" w:styleId="Listetabel3-farve3">
+  <w:style w:type="table" w:styleId="ListTable3-Accent3">
     <w:name w:val="List Table 3 Accent 3"/>
-    <w:basedOn w:val="Tabel-Normal"/>
+    <w:basedOn w:val="TableNormal"/>
     <w:uiPriority w:val="48"/>
     <w:rsid w:val="000162D0"/>
     <w:pPr>
@@ -29616,9 +29603,9 @@
       </w:tcPr>
     </w:tblStylePr>
   </w:style>
-  <w:style w:type="table" w:styleId="Listetabel3-farve4">
+  <w:style w:type="table" w:styleId="ListTable3-Accent4">
     <w:name w:val="List Table 3 Accent 4"/>
-    <w:basedOn w:val="Tabel-Normal"/>
+    <w:basedOn w:val="TableNormal"/>
     <w:uiPriority w:val="48"/>
     <w:rsid w:val="000162D0"/>
     <w:pPr>
@@ -29740,9 +29727,9 @@
       </w:tcPr>
     </w:tblStylePr>
   </w:style>
-  <w:style w:type="table" w:styleId="Listetabel3-farve5">
+  <w:style w:type="table" w:styleId="ListTable3-Accent5">
     <w:name w:val="List Table 3 Accent 5"/>
-    <w:basedOn w:val="Tabel-Normal"/>
+    <w:basedOn w:val="TableNormal"/>
     <w:uiPriority w:val="48"/>
     <w:rsid w:val="000162D0"/>
     <w:pPr>
@@ -29864,9 +29851,9 @@
       </w:tcPr>
     </w:tblStylePr>
   </w:style>
-  <w:style w:type="table" w:styleId="Listetabel3-farve6">
+  <w:style w:type="table" w:styleId="ListTable3-Accent6">
     <w:name w:val="List Table 3 Accent 6"/>
-    <w:basedOn w:val="Tabel-Normal"/>
+    <w:basedOn w:val="TableNormal"/>
     <w:uiPriority w:val="48"/>
     <w:rsid w:val="000162D0"/>
     <w:pPr>
@@ -29988,9 +29975,9 @@
       </w:tcPr>
     </w:tblStylePr>
   </w:style>
-  <w:style w:type="table" w:styleId="Listetabel4">
+  <w:style w:type="table" w:styleId="ListTable4">
     <w:name w:val="List Table 4"/>
-    <w:basedOn w:val="Tabel-Normal"/>
+    <w:basedOn w:val="TableNormal"/>
     <w:uiPriority w:val="49"/>
     <w:rsid w:val="000162D0"/>
     <w:pPr>
@@ -30062,9 +30049,9 @@
       </w:tcPr>
     </w:tblStylePr>
   </w:style>
-  <w:style w:type="table" w:styleId="Listetabel4-farve1">
+  <w:style w:type="table" w:styleId="ListTable4-Accent1">
     <w:name w:val="List Table 4 Accent 1"/>
-    <w:basedOn w:val="Tabel-Normal"/>
+    <w:basedOn w:val="TableNormal"/>
     <w:uiPriority w:val="49"/>
     <w:rsid w:val="000162D0"/>
     <w:pPr>
@@ -30136,9 +30123,9 @@
       </w:tcPr>
     </w:tblStylePr>
   </w:style>
-  <w:style w:type="table" w:styleId="Listetabel4-farve2">
+  <w:style w:type="table" w:styleId="ListTable4-Accent2">
     <w:name w:val="List Table 4 Accent 2"/>
-    <w:basedOn w:val="Tabel-Normal"/>
+    <w:basedOn w:val="TableNormal"/>
     <w:uiPriority w:val="49"/>
     <w:rsid w:val="000162D0"/>
     <w:pPr>
@@ -30210,9 +30197,9 @@
       </w:tcPr>
     </w:tblStylePr>
   </w:style>
-  <w:style w:type="table" w:styleId="Listetabel4-farve3">
+  <w:style w:type="table" w:styleId="ListTable4-Accent3">
     <w:name w:val="List Table 4 Accent 3"/>
-    <w:basedOn w:val="Tabel-Normal"/>
+    <w:basedOn w:val="TableNormal"/>
     <w:uiPriority w:val="49"/>
     <w:rsid w:val="000162D0"/>
     <w:pPr>
@@ -30284,9 +30271,9 @@
       </w:tcPr>
     </w:tblStylePr>
   </w:style>
-  <w:style w:type="table" w:styleId="Listetabel4-farve4">
+  <w:style w:type="table" w:styleId="ListTable4-Accent4">
     <w:name w:val="List Table 4 Accent 4"/>
-    <w:basedOn w:val="Tabel-Normal"/>
+    <w:basedOn w:val="TableNormal"/>
     <w:uiPriority w:val="49"/>
     <w:rsid w:val="000162D0"/>
     <w:pPr>
@@ -30358,9 +30345,9 @@
       </w:tcPr>
     </w:tblStylePr>
   </w:style>
-  <w:style w:type="table" w:styleId="Listetabel4-farve5">
+  <w:style w:type="table" w:styleId="ListTable4-Accent5">
     <w:name w:val="List Table 4 Accent 5"/>
-    <w:basedOn w:val="Tabel-Normal"/>
+    <w:basedOn w:val="TableNormal"/>
     <w:uiPriority w:val="49"/>
     <w:rsid w:val="000162D0"/>
     <w:pPr>
@@ -30432,9 +30419,9 @@
       </w:tcPr>
     </w:tblStylePr>
   </w:style>
-  <w:style w:type="table" w:styleId="Listetabel4-farve6">
+  <w:style w:type="table" w:styleId="ListTable4-Accent6">
     <w:name w:val="List Table 4 Accent 6"/>
-    <w:basedOn w:val="Tabel-Normal"/>
+    <w:basedOn w:val="TableNormal"/>
     <w:uiPriority w:val="49"/>
     <w:rsid w:val="000162D0"/>
     <w:pPr>
@@ -30506,9 +30493,9 @@
       </w:tcPr>
     </w:tblStylePr>
   </w:style>
-  <w:style w:type="table" w:styleId="Listetabel5-mrk">
+  <w:style w:type="table" w:styleId="ListTable5Dark">
     <w:name w:val="List Table 5 Dark"/>
-    <w:basedOn w:val="Tabel-Normal"/>
+    <w:basedOn w:val="TableNormal"/>
     <w:uiPriority w:val="50"/>
     <w:rsid w:val="000162D0"/>
     <w:pPr>
@@ -30640,9 +30627,9 @@
       </w:tcPr>
     </w:tblStylePr>
   </w:style>
-  <w:style w:type="table" w:styleId="Listetabel5-mrk-farve1">
+  <w:style w:type="table" w:styleId="ListTable5Dark-Accent1">
     <w:name w:val="List Table 5 Dark Accent 1"/>
-    <w:basedOn w:val="Tabel-Normal"/>
+    <w:basedOn w:val="TableNormal"/>
     <w:uiPriority w:val="50"/>
     <w:rsid w:val="000162D0"/>
     <w:pPr>
@@ -30774,9 +30761,9 @@
       </w:tcPr>
     </w:tblStylePr>
   </w:style>
-  <w:style w:type="table" w:styleId="Listetabel5-mrk-farve2">
+  <w:style w:type="table" w:styleId="ListTable5Dark-Accent2">
     <w:name w:val="List Table 5 Dark Accent 2"/>
-    <w:basedOn w:val="Tabel-Normal"/>
+    <w:basedOn w:val="TableNormal"/>
     <w:uiPriority w:val="50"/>
     <w:rsid w:val="000162D0"/>
     <w:pPr>
@@ -30908,9 +30895,9 @@
       </w:tcPr>
     </w:tblStylePr>
   </w:style>
-  <w:style w:type="table" w:styleId="Listetabel5-mrk-farve3">
+  <w:style w:type="table" w:styleId="ListTable5Dark-Accent3">
     <w:name w:val="List Table 5 Dark Accent 3"/>
-    <w:basedOn w:val="Tabel-Normal"/>
+    <w:basedOn w:val="TableNormal"/>
     <w:uiPriority w:val="50"/>
     <w:rsid w:val="000162D0"/>
     <w:pPr>
@@ -31042,9 +31029,9 @@
       </w:tcPr>
     </w:tblStylePr>
   </w:style>
-  <w:style w:type="table" w:styleId="Listetabel5-mrk-farve4">
+  <w:style w:type="table" w:styleId="ListTable5Dark-Accent4">
     <w:name w:val="List Table 5 Dark Accent 4"/>
-    <w:basedOn w:val="Tabel-Normal"/>
+    <w:basedOn w:val="TableNormal"/>
     <w:uiPriority w:val="50"/>
     <w:rsid w:val="000162D0"/>
     <w:pPr>
@@ -31176,9 +31163,9 @@
       </w:tcPr>
     </w:tblStylePr>
   </w:style>
-  <w:style w:type="table" w:styleId="Listetabel5-mrk-farve5">
+  <w:style w:type="table" w:styleId="ListTable5Dark-Accent5">
     <w:name w:val="List Table 5 Dark Accent 5"/>
-    <w:basedOn w:val="Tabel-Normal"/>
+    <w:basedOn w:val="TableNormal"/>
     <w:uiPriority w:val="50"/>
     <w:rsid w:val="000162D0"/>
     <w:pPr>
@@ -31310,9 +31297,9 @@
       </w:tcPr>
     </w:tblStylePr>
   </w:style>
-  <w:style w:type="table" w:styleId="Listetabel5-mrk-farve6">
+  <w:style w:type="table" w:styleId="ListTable5Dark-Accent6">
     <w:name w:val="List Table 5 Dark Accent 6"/>
-    <w:basedOn w:val="Tabel-Normal"/>
+    <w:basedOn w:val="TableNormal"/>
     <w:uiPriority w:val="50"/>
     <w:rsid w:val="000162D0"/>
     <w:pPr>
@@ -31444,9 +31431,9 @@
       </w:tcPr>
     </w:tblStylePr>
   </w:style>
-  <w:style w:type="table" w:styleId="Listetabel6-farverig">
+  <w:style w:type="table" w:styleId="ListTable6Colorful">
     <w:name w:val="List Table 6 Colorful"/>
-    <w:basedOn w:val="Tabel-Normal"/>
+    <w:basedOn w:val="TableNormal"/>
     <w:uiPriority w:val="51"/>
     <w:rsid w:val="000162D0"/>
     <w:pPr>
@@ -31512,9 +31499,9 @@
       </w:tcPr>
     </w:tblStylePr>
   </w:style>
-  <w:style w:type="table" w:styleId="Listetabel6-farverig-farve1">
+  <w:style w:type="table" w:styleId="ListTable6Colorful-Accent1">
     <w:name w:val="List Table 6 Colorful Accent 1"/>
-    <w:basedOn w:val="Tabel-Normal"/>
+    <w:basedOn w:val="TableNormal"/>
     <w:uiPriority w:val="51"/>
     <w:rsid w:val="000162D0"/>
     <w:pPr>
@@ -31580,9 +31567,9 @@
       </w:tcPr>
     </w:tblStylePr>
   </w:style>
-  <w:style w:type="table" w:styleId="Listetabel6-farverig-farve2">
+  <w:style w:type="table" w:styleId="ListTable6Colorful-Accent2">
     <w:name w:val="List Table 6 Colorful Accent 2"/>
-    <w:basedOn w:val="Tabel-Normal"/>
+    <w:basedOn w:val="TableNormal"/>
     <w:uiPriority w:val="51"/>
     <w:rsid w:val="000162D0"/>
     <w:pPr>
@@ -31648,9 +31635,9 @@
       </w:tcPr>
     </w:tblStylePr>
   </w:style>
-  <w:style w:type="table" w:styleId="Listetabel6-farverig-farve3">
+  <w:style w:type="table" w:styleId="ListTable6Colorful-Accent3">
     <w:name w:val="List Table 6 Colorful Accent 3"/>
-    <w:basedOn w:val="Tabel-Normal"/>
+    <w:basedOn w:val="TableNormal"/>
     <w:uiPriority w:val="51"/>
     <w:rsid w:val="000162D0"/>
     <w:pPr>
@@ -31716,9 +31703,9 @@
       </w:tcPr>
     </w:tblStylePr>
   </w:style>
-  <w:style w:type="table" w:styleId="Listetabel6-farverig-farve4">
+  <w:style w:type="table" w:styleId="ListTable6Colorful-Accent4">
     <w:name w:val="List Table 6 Colorful Accent 4"/>
-    <w:basedOn w:val="Tabel-Normal"/>
+    <w:basedOn w:val="TableNormal"/>
     <w:uiPriority w:val="51"/>
     <w:rsid w:val="000162D0"/>
     <w:pPr>
@@ -31784,9 +31771,9 @@
       </w:tcPr>
     </w:tblStylePr>
   </w:style>
-  <w:style w:type="table" w:styleId="Listetabel6-farverig-farve5">
+  <w:style w:type="table" w:styleId="ListTable6Colorful-Accent5">
     <w:name w:val="List Table 6 Colorful Accent 5"/>
-    <w:basedOn w:val="Tabel-Normal"/>
+    <w:basedOn w:val="TableNormal"/>
     <w:uiPriority w:val="51"/>
     <w:rsid w:val="000162D0"/>
     <w:pPr>
@@ -31852,9 +31839,9 @@
       </w:tcPr>
     </w:tblStylePr>
   </w:style>
-  <w:style w:type="table" w:styleId="Listetabel6-farverig-farve6">
+  <w:style w:type="table" w:styleId="ListTable6Colorful-Accent6">
     <w:name w:val="List Table 6 Colorful Accent 6"/>
-    <w:basedOn w:val="Tabel-Normal"/>
+    <w:basedOn w:val="TableNormal"/>
     <w:uiPriority w:val="51"/>
     <w:rsid w:val="000162D0"/>
     <w:pPr>
@@ -31920,9 +31907,9 @@
       </w:tcPr>
     </w:tblStylePr>
   </w:style>
-  <w:style w:type="table" w:styleId="Listetabel7-farverig">
+  <w:style w:type="table" w:styleId="ListTable7Colorful">
     <w:name w:val="List Table 7 Colorful"/>
-    <w:basedOn w:val="Tabel-Normal"/>
+    <w:basedOn w:val="TableNormal"/>
     <w:uiPriority w:val="52"/>
     <w:rsid w:val="000162D0"/>
     <w:pPr>
@@ -32043,9 +32030,9 @@
       </w:tcPr>
     </w:tblStylePr>
   </w:style>
-  <w:style w:type="table" w:styleId="Listetabel7-farverig-farve1">
+  <w:style w:type="table" w:styleId="ListTable7Colorful-Accent1">
     <w:name w:val="List Table 7 Colorful Accent 1"/>
-    <w:basedOn w:val="Tabel-Normal"/>
+    <w:basedOn w:val="TableNormal"/>
     <w:uiPriority w:val="52"/>
     <w:rsid w:val="000162D0"/>
     <w:pPr>
@@ -32166,9 +32153,9 @@
       </w:tcPr>
     </w:tblStylePr>
   </w:style>
-  <w:style w:type="table" w:styleId="Listetabel7-farverig-farve2">
+  <w:style w:type="table" w:styleId="ListTable7Colorful-Accent2">
     <w:name w:val="List Table 7 Colorful Accent 2"/>
-    <w:basedOn w:val="Tabel-Normal"/>
+    <w:basedOn w:val="TableNormal"/>
     <w:uiPriority w:val="52"/>
     <w:rsid w:val="000162D0"/>
     <w:pPr>
@@ -32289,9 +32276,9 @@
       </w:tcPr>
     </w:tblStylePr>
   </w:style>
-  <w:style w:type="table" w:styleId="Listetabel7-farverig-farve3">
+  <w:style w:type="table" w:styleId="ListTable7Colorful-Accent3">
     <w:name w:val="List Table 7 Colorful Accent 3"/>
-    <w:basedOn w:val="Tabel-Normal"/>
+    <w:basedOn w:val="TableNormal"/>
     <w:uiPriority w:val="52"/>
     <w:rsid w:val="000162D0"/>
     <w:pPr>
@@ -32412,9 +32399,9 @@
       </w:tcPr>
     </w:tblStylePr>
   </w:style>
-  <w:style w:type="table" w:styleId="Listetabel7-farverig-farve4">
+  <w:style w:type="table" w:styleId="ListTable7Colorful-Accent4">
     <w:name w:val="List Table 7 Colorful Accent 4"/>
-    <w:basedOn w:val="Tabel-Normal"/>
+    <w:basedOn w:val="TableNormal"/>
     <w:uiPriority w:val="52"/>
     <w:rsid w:val="000162D0"/>
     <w:pPr>
@@ -32535,9 +32522,9 @@
       </w:tcPr>
     </w:tblStylePr>
   </w:style>
-  <w:style w:type="table" w:styleId="Listetabel7-farverig-farve5">
+  <w:style w:type="table" w:styleId="ListTable7Colorful-Accent5">
     <w:name w:val="List Table 7 Colorful Accent 5"/>
-    <w:basedOn w:val="Tabel-Normal"/>
+    <w:basedOn w:val="TableNormal"/>
     <w:uiPriority w:val="52"/>
     <w:rsid w:val="000162D0"/>
     <w:pPr>
@@ -32658,9 +32645,9 @@
       </w:tcPr>
     </w:tblStylePr>
   </w:style>
-  <w:style w:type="table" w:styleId="Listetabel7-farverig-farve6">
+  <w:style w:type="table" w:styleId="ListTable7Colorful-Accent6">
     <w:name w:val="List Table 7 Colorful Accent 6"/>
-    <w:basedOn w:val="Tabel-Normal"/>
+    <w:basedOn w:val="TableNormal"/>
     <w:uiPriority w:val="52"/>
     <w:rsid w:val="000162D0"/>
     <w:pPr>
@@ -32781,9 +32768,9 @@
       </w:tcPr>
     </w:tblStylePr>
   </w:style>
-  <w:style w:type="paragraph" w:styleId="Makrotekst">
+  <w:style w:type="paragraph" w:styleId="MacroText">
     <w:name w:val="macro"/>
-    <w:link w:val="MakrotekstTegn"/>
+    <w:link w:val="MacroTextChar"/>
     <w:uiPriority w:val="99"/>
     <w:semiHidden/>
     <w:rsid w:val="000162D0"/>
@@ -32806,10 +32793,10 @@
       <w:szCs w:val="20"/>
     </w:rPr>
   </w:style>
-  <w:style w:type="character" w:customStyle="1" w:styleId="MakrotekstTegn">
-    <w:name w:val="Makrotekst Tegn"/>
-    <w:basedOn w:val="Standardskrifttypeiafsnit"/>
-    <w:link w:val="Makrotekst"/>
+  <w:style w:type="character" w:customStyle="1" w:styleId="MacroTextChar">
+    <w:name w:val="Macro Text Char"/>
+    <w:basedOn w:val="DefaultParagraphFont"/>
+    <w:link w:val="MacroText"/>
     <w:uiPriority w:val="99"/>
     <w:semiHidden/>
     <w:rsid w:val="00A539A2"/>
@@ -32820,9 +32807,9 @@
       <w:lang w:val="da-DK"/>
     </w:rPr>
   </w:style>
-  <w:style w:type="table" w:styleId="Mediumgitter1">
+  <w:style w:type="table" w:styleId="MediumGrid1">
     <w:name w:val="Medium Grid 1"/>
-    <w:basedOn w:val="Tabel-Normal"/>
+    <w:basedOn w:val="TableNormal"/>
     <w:uiPriority w:val="67"/>
     <w:semiHidden/>
     <w:unhideWhenUsed/>
@@ -32888,9 +32875,9 @@
       </w:tcPr>
     </w:tblStylePr>
   </w:style>
-  <w:style w:type="table" w:styleId="Mediumgitter1-fremhvningsfarve1">
+  <w:style w:type="table" w:styleId="MediumGrid1-Accent1">
     <w:name w:val="Medium Grid 1 Accent 1"/>
-    <w:basedOn w:val="Tabel-Normal"/>
+    <w:basedOn w:val="TableNormal"/>
     <w:uiPriority w:val="67"/>
     <w:semiHidden/>
     <w:unhideWhenUsed/>
@@ -32956,9 +32943,9 @@
       </w:tcPr>
     </w:tblStylePr>
   </w:style>
-  <w:style w:type="table" w:styleId="Mediumgitter1-fremhvningsfarve2">
+  <w:style w:type="table" w:styleId="MediumGrid1-Accent2">
     <w:name w:val="Medium Grid 1 Accent 2"/>
-    <w:basedOn w:val="Tabel-Normal"/>
+    <w:basedOn w:val="TableNormal"/>
     <w:uiPriority w:val="67"/>
     <w:semiHidden/>
     <w:unhideWhenUsed/>
@@ -33024,9 +33011,9 @@
       </w:tcPr>
     </w:tblStylePr>
   </w:style>
-  <w:style w:type="table" w:styleId="Mediumgitter1-fremhvningsfarve3">
+  <w:style w:type="table" w:styleId="MediumGrid1-Accent3">
     <w:name w:val="Medium Grid 1 Accent 3"/>
-    <w:basedOn w:val="Tabel-Normal"/>
+    <w:basedOn w:val="TableNormal"/>
     <w:uiPriority w:val="67"/>
     <w:semiHidden/>
     <w:unhideWhenUsed/>
@@ -33092,9 +33079,9 @@
       </w:tcPr>
     </w:tblStylePr>
   </w:style>
-  <w:style w:type="table" w:styleId="Mediumgitter1-fremhvningsfarve4">
+  <w:style w:type="table" w:styleId="MediumGrid1-Accent4">
     <w:name w:val="Medium Grid 1 Accent 4"/>
-    <w:basedOn w:val="Tabel-Normal"/>
+    <w:basedOn w:val="TableNormal"/>
     <w:uiPriority w:val="67"/>
     <w:semiHidden/>
     <w:unhideWhenUsed/>
@@ -33160,9 +33147,9 @@
       </w:tcPr>
     </w:tblStylePr>
   </w:style>
-  <w:style w:type="table" w:styleId="Mediumgitter1-fremhvningsfarve5">
+  <w:style w:type="table" w:styleId="MediumGrid1-Accent5">
     <w:name w:val="Medium Grid 1 Accent 5"/>
-    <w:basedOn w:val="Tabel-Normal"/>
+    <w:basedOn w:val="TableNormal"/>
     <w:uiPriority w:val="67"/>
     <w:semiHidden/>
     <w:unhideWhenUsed/>
@@ -33228,9 +33215,9 @@
       </w:tcPr>
     </w:tblStylePr>
   </w:style>
-  <w:style w:type="table" w:styleId="Mediumgitter1-fremhvningsfarve6">
+  <w:style w:type="table" w:styleId="MediumGrid1-Accent6">
     <w:name w:val="Medium Grid 1 Accent 6"/>
-    <w:basedOn w:val="Tabel-Normal"/>
+    <w:basedOn w:val="TableNormal"/>
     <w:uiPriority w:val="67"/>
     <w:semiHidden/>
     <w:unhideWhenUsed/>
@@ -33296,9 +33283,9 @@
       </w:tcPr>
     </w:tblStylePr>
   </w:style>
-  <w:style w:type="table" w:styleId="Mediumgitter2">
+  <w:style w:type="table" w:styleId="MediumGrid2">
     <w:name w:val="Medium Grid 2"/>
-    <w:basedOn w:val="Tabel-Normal"/>
+    <w:basedOn w:val="TableNormal"/>
     <w:uiPriority w:val="68"/>
     <w:semiHidden/>
     <w:unhideWhenUsed/>
@@ -33416,9 +33403,9 @@
       </w:tcPr>
     </w:tblStylePr>
   </w:style>
-  <w:style w:type="table" w:styleId="Mediumgitter2-fremhvningsfarve1">
+  <w:style w:type="table" w:styleId="MediumGrid2-Accent1">
     <w:name w:val="Medium Grid 2 Accent 1"/>
-    <w:basedOn w:val="Tabel-Normal"/>
+    <w:basedOn w:val="TableNormal"/>
     <w:uiPriority w:val="68"/>
     <w:semiHidden/>
     <w:unhideWhenUsed/>
@@ -33536,9 +33523,9 @@
       </w:tcPr>
     </w:tblStylePr>
   </w:style>
-  <w:style w:type="table" w:styleId="Mediumgitter2-fremhvningsfarve2">
+  <w:style w:type="table" w:styleId="MediumGrid2-Accent2">
     <w:name w:val="Medium Grid 2 Accent 2"/>
-    <w:basedOn w:val="Tabel-Normal"/>
+    <w:basedOn w:val="TableNormal"/>
     <w:uiPriority w:val="68"/>
     <w:semiHidden/>
     <w:unhideWhenUsed/>
@@ -33656,9 +33643,9 @@
       </w:tcPr>
     </w:tblStylePr>
   </w:style>
-  <w:style w:type="table" w:styleId="Mediumgitter2-fremhvningsfarve3">
+  <w:style w:type="table" w:styleId="MediumGrid2-Accent3">
     <w:name w:val="Medium Grid 2 Accent 3"/>
-    <w:basedOn w:val="Tabel-Normal"/>
+    <w:basedOn w:val="TableNormal"/>
     <w:uiPriority w:val="68"/>
     <w:semiHidden/>
     <w:unhideWhenUsed/>
@@ -33776,9 +33763,9 @@
       </w:tcPr>
     </w:tblStylePr>
   </w:style>
-  <w:style w:type="table" w:styleId="Mediumgitter2-fremhvningsfarve4">
+  <w:style w:type="table" w:styleId="MediumGrid2-Accent4">
     <w:name w:val="Medium Grid 2 Accent 4"/>
-    <w:basedOn w:val="Tabel-Normal"/>
+    <w:basedOn w:val="TableNormal"/>
     <w:uiPriority w:val="68"/>
     <w:semiHidden/>
     <w:unhideWhenUsed/>
@@ -33896,9 +33883,9 @@
       </w:tcPr>
     </w:tblStylePr>
   </w:style>
-  <w:style w:type="table" w:styleId="Mediumgitter2-fremhvningsfarve5">
+  <w:style w:type="table" w:styleId="MediumGrid2-Accent5">
     <w:name w:val="Medium Grid 2 Accent 5"/>
-    <w:basedOn w:val="Tabel-Normal"/>
+    <w:basedOn w:val="TableNormal"/>
     <w:uiPriority w:val="68"/>
     <w:semiHidden/>
     <w:unhideWhenUsed/>
@@ -34016,9 +34003,9 @@
       </w:tcPr>
     </w:tblStylePr>
   </w:style>
-  <w:style w:type="table" w:styleId="Mediumgitter2-fremhvningsfarve6">
+  <w:style w:type="table" w:styleId="MediumGrid2-Accent6">
     <w:name w:val="Medium Grid 2 Accent 6"/>
-    <w:basedOn w:val="Tabel-Normal"/>
+    <w:basedOn w:val="TableNormal"/>
     <w:uiPriority w:val="68"/>
     <w:semiHidden/>
     <w:unhideWhenUsed/>
@@ -34136,9 +34123,9 @@
       </w:tcPr>
     </w:tblStylePr>
   </w:style>
-  <w:style w:type="table" w:styleId="Mediumgitter3">
+  <w:style w:type="table" w:styleId="MediumGrid3">
     <w:name w:val="Medium Grid 3"/>
-    <w:basedOn w:val="Tabel-Normal"/>
+    <w:basedOn w:val="TableNormal"/>
     <w:uiPriority w:val="69"/>
     <w:semiHidden/>
     <w:unhideWhenUsed/>
@@ -34272,9 +34259,9 @@
       </w:tcPr>
     </w:tblStylePr>
   </w:style>
-  <w:style w:type="table" w:styleId="Mediumgitter3-fremhvningsfarve1">
+  <w:style w:type="table" w:styleId="MediumGrid3-Accent1">
     <w:name w:val="Medium Grid 3 Accent 1"/>
-    <w:basedOn w:val="Tabel-Normal"/>
+    <w:basedOn w:val="TableNormal"/>
     <w:uiPriority w:val="69"/>
     <w:semiHidden/>
     <w:unhideWhenUsed/>
@@ -34408,9 +34395,9 @@
       </w:tcPr>
     </w:tblStylePr>
   </w:style>
-  <w:style w:type="table" w:styleId="Mediumgitter3-fremhvningsfarve2">
+  <w:style w:type="table" w:styleId="MediumGrid3-Accent2">
     <w:name w:val="Medium Grid 3 Accent 2"/>
-    <w:basedOn w:val="Tabel-Normal"/>
+    <w:basedOn w:val="TableNormal"/>
     <w:uiPriority w:val="69"/>
     <w:semiHidden/>
     <w:unhideWhenUsed/>
@@ -34544,9 +34531,9 @@
       </w:tcPr>
     </w:tblStylePr>
   </w:style>
-  <w:style w:type="table" w:styleId="Mediumgitter3-fremhvningsfarve3">
+  <w:style w:type="table" w:styleId="MediumGrid3-Accent3">
     <w:name w:val="Medium Grid 3 Accent 3"/>
-    <w:basedOn w:val="Tabel-Normal"/>
+    <w:basedOn w:val="TableNormal"/>
     <w:uiPriority w:val="69"/>
     <w:semiHidden/>
     <w:unhideWhenUsed/>
@@ -34680,9 +34667,9 @@
       </w:tcPr>
     </w:tblStylePr>
   </w:style>
-  <w:style w:type="table" w:styleId="Mediumgitter3-fremhvningsfarve4">
+  <w:style w:type="table" w:styleId="MediumGrid3-Accent4">
     <w:name w:val="Medium Grid 3 Accent 4"/>
-    <w:basedOn w:val="Tabel-Normal"/>
+    <w:basedOn w:val="TableNormal"/>
     <w:uiPriority w:val="69"/>
     <w:semiHidden/>
     <w:unhideWhenUsed/>
@@ -34816,9 +34803,9 @@
       </w:tcPr>
     </w:tblStylePr>
   </w:style>
-  <w:style w:type="table" w:styleId="Mediumgitter3-fremhvningsfarve5">
+  <w:style w:type="table" w:styleId="MediumGrid3-Accent5">
     <w:name w:val="Medium Grid 3 Accent 5"/>
-    <w:basedOn w:val="Tabel-Normal"/>
+    <w:basedOn w:val="TableNormal"/>
     <w:uiPriority w:val="69"/>
     <w:semiHidden/>
     <w:unhideWhenUsed/>
@@ -34952,9 +34939,9 @@
       </w:tcPr>
     </w:tblStylePr>
   </w:style>
-  <w:style w:type="table" w:styleId="Mediumgitter3-fremhvningsfarve6">
+  <w:style w:type="table" w:styleId="MediumGrid3-Accent6">
     <w:name w:val="Medium Grid 3 Accent 6"/>
-    <w:basedOn w:val="Tabel-Normal"/>
+    <w:basedOn w:val="TableNormal"/>
     <w:uiPriority w:val="69"/>
     <w:semiHidden/>
     <w:unhideWhenUsed/>
@@ -35088,9 +35075,9 @@
       </w:tcPr>
     </w:tblStylePr>
   </w:style>
-  <w:style w:type="table" w:styleId="Mediumliste1">
+  <w:style w:type="table" w:styleId="MediumList1">
     <w:name w:val="Medium List 1"/>
-    <w:basedOn w:val="Tabel-Normal"/>
+    <w:basedOn w:val="TableNormal"/>
     <w:uiPriority w:val="65"/>
     <w:semiHidden/>
     <w:unhideWhenUsed/>
@@ -35167,9 +35154,9 @@
       </w:tcPr>
     </w:tblStylePr>
   </w:style>
-  <w:style w:type="table" w:styleId="Mediumliste1-farve1">
+  <w:style w:type="table" w:styleId="MediumList1-Accent1">
     <w:name w:val="Medium List 1 Accent 1"/>
-    <w:basedOn w:val="Tabel-Normal"/>
+    <w:basedOn w:val="TableNormal"/>
     <w:uiPriority w:val="65"/>
     <w:semiHidden/>
     <w:unhideWhenUsed/>
@@ -35246,9 +35233,9 @@
       </w:tcPr>
     </w:tblStylePr>
   </w:style>
-  <w:style w:type="table" w:styleId="Mediumliste1-fremhvningsfarve2">
+  <w:style w:type="table" w:styleId="MediumList1-Accent2">
     <w:name w:val="Medium List 1 Accent 2"/>
-    <w:basedOn w:val="Tabel-Normal"/>
+    <w:basedOn w:val="TableNormal"/>
     <w:uiPriority w:val="65"/>
     <w:semiHidden/>
     <w:unhideWhenUsed/>
@@ -35325,9 +35312,9 @@
       </w:tcPr>
     </w:tblStylePr>
   </w:style>
-  <w:style w:type="table" w:styleId="Mediumliste1-fremhvningsfarve3">
+  <w:style w:type="table" w:styleId="MediumList1-Accent3">
     <w:name w:val="Medium List 1 Accent 3"/>
-    <w:basedOn w:val="Tabel-Normal"/>
+    <w:basedOn w:val="TableNormal"/>
     <w:uiPriority w:val="65"/>
     <w:semiHidden/>
     <w:unhideWhenUsed/>
@@ -35404,9 +35391,9 @@
       </w:tcPr>
     </w:tblStylePr>
   </w:style>
-  <w:style w:type="table" w:styleId="Mediumliste1-fremhvningsfarve4">
+  <w:style w:type="table" w:styleId="MediumList1-Accent4">
     <w:name w:val="Medium List 1 Accent 4"/>
-    <w:basedOn w:val="Tabel-Normal"/>
+    <w:basedOn w:val="TableNormal"/>
     <w:uiPriority w:val="65"/>
     <w:semiHidden/>
     <w:unhideWhenUsed/>
@@ -35483,9 +35470,9 @@
       </w:tcPr>
     </w:tblStylePr>
   </w:style>
-  <w:style w:type="table" w:styleId="Mediumliste1-fremhvningsfarve5">
+  <w:style w:type="table" w:styleId="MediumList1-Accent5">
     <w:name w:val="Medium List 1 Accent 5"/>
-    <w:basedOn w:val="Tabel-Normal"/>
+    <w:basedOn w:val="TableNormal"/>
     <w:uiPriority w:val="65"/>
     <w:semiHidden/>
     <w:unhideWhenUsed/>
@@ -35562,9 +35549,9 @@
       </w:tcPr>
     </w:tblStylePr>
   </w:style>
-  <w:style w:type="table" w:styleId="Mediumliste1-fremhvningsfarve6">
+  <w:style w:type="table" w:styleId="MediumList1-Accent6">
     <w:name w:val="Medium List 1 Accent 6"/>
-    <w:basedOn w:val="Tabel-Normal"/>
+    <w:basedOn w:val="TableNormal"/>
     <w:uiPriority w:val="65"/>
     <w:semiHidden/>
     <w:unhideWhenUsed/>
@@ -35641,9 +35628,9 @@
       </w:tcPr>
     </w:tblStylePr>
   </w:style>
-  <w:style w:type="table" w:styleId="Mediumliste2">
+  <w:style w:type="table" w:styleId="MediumList2">
     <w:name w:val="Medium List 2"/>
-    <w:basedOn w:val="Tabel-Normal"/>
+    <w:basedOn w:val="TableNormal"/>
     <w:uiPriority w:val="66"/>
     <w:semiHidden/>
     <w:unhideWhenUsed/>
@@ -35764,9 +35751,9 @@
       </w:tcPr>
     </w:tblStylePr>
   </w:style>
-  <w:style w:type="table" w:styleId="Mediumliste2-fremhvningsfarve1">
+  <w:style w:type="table" w:styleId="MediumList2-Accent1">
     <w:name w:val="Medium List 2 Accent 1"/>
-    <w:basedOn w:val="Tabel-Normal"/>
+    <w:basedOn w:val="TableNormal"/>
     <w:uiPriority w:val="66"/>
     <w:semiHidden/>
     <w:unhideWhenUsed/>
@@ -35887,9 +35874,9 @@
       </w:tcPr>
     </w:tblStylePr>
   </w:style>
-  <w:style w:type="table" w:styleId="Mediumliste2-fremhvningsfarve2">
+  <w:style w:type="table" w:styleId="MediumList2-Accent2">
     <w:name w:val="Medium List 2 Accent 2"/>
-    <w:basedOn w:val="Tabel-Normal"/>
+    <w:basedOn w:val="TableNormal"/>
     <w:uiPriority w:val="66"/>
     <w:semiHidden/>
     <w:unhideWhenUsed/>
@@ -36010,9 +35997,9 @@
       </w:tcPr>
     </w:tblStylePr>
   </w:style>
-  <w:style w:type="table" w:styleId="Mediumliste2-fremhvningsfarve3">
+  <w:style w:type="table" w:styleId="MediumList2-Accent3">
     <w:name w:val="Medium List 2 Accent 3"/>
-    <w:basedOn w:val="Tabel-Normal"/>
+    <w:basedOn w:val="TableNormal"/>
     <w:uiPriority w:val="66"/>
     <w:semiHidden/>
     <w:unhideWhenUsed/>
@@ -36133,9 +36120,9 @@
       </w:tcPr>
     </w:tblStylePr>
   </w:style>
-  <w:style w:type="table" w:styleId="Mediumliste2-fremhvningsfarve4">
+  <w:style w:type="table" w:styleId="MediumList2-Accent4">
     <w:name w:val="Medium List 2 Accent 4"/>
-    <w:basedOn w:val="Tabel-Normal"/>
+    <w:basedOn w:val="TableNormal"/>
     <w:uiPriority w:val="66"/>
     <w:semiHidden/>
     <w:unhideWhenUsed/>
@@ -36256,9 +36243,9 @@
       </w:tcPr>
     </w:tblStylePr>
   </w:style>
-  <w:style w:type="table" w:styleId="Mediumliste2-fremhvningsfarve5">
+  <w:style w:type="table" w:styleId="MediumList2-Accent5">
     <w:name w:val="Medium List 2 Accent 5"/>
-    <w:basedOn w:val="Tabel-Normal"/>
+    <w:basedOn w:val="TableNormal"/>
     <w:uiPriority w:val="66"/>
     <w:semiHidden/>
     <w:unhideWhenUsed/>
@@ -36379,9 +36366,9 @@
       </w:tcPr>
     </w:tblStylePr>
   </w:style>
-  <w:style w:type="table" w:styleId="Mediumliste2-fremhvningsfarve6">
+  <w:style w:type="table" w:styleId="MediumList2-Accent6">
     <w:name w:val="Medium List 2 Accent 6"/>
-    <w:basedOn w:val="Tabel-Normal"/>
+    <w:basedOn w:val="TableNormal"/>
     <w:uiPriority w:val="66"/>
     <w:semiHidden/>
     <w:unhideWhenUsed/>
@@ -36502,9 +36489,9 @@
       </w:tcPr>
     </w:tblStylePr>
   </w:style>
-  <w:style w:type="table" w:styleId="Mediumskygge1">
+  <w:style w:type="table" w:styleId="MediumShading1">
     <w:name w:val="Medium Shading 1"/>
-    <w:basedOn w:val="Tabel-Normal"/>
+    <w:basedOn w:val="TableNormal"/>
     <w:uiPriority w:val="63"/>
     <w:semiHidden/>
     <w:unhideWhenUsed/>
@@ -36603,9 +36590,9 @@
       </w:tcPr>
     </w:tblStylePr>
   </w:style>
-  <w:style w:type="table" w:styleId="Mediumskygge1-farve1">
+  <w:style w:type="table" w:styleId="MediumShading1-Accent1">
     <w:name w:val="Medium Shading 1 Accent 1"/>
-    <w:basedOn w:val="Tabel-Normal"/>
+    <w:basedOn w:val="TableNormal"/>
     <w:uiPriority w:val="63"/>
     <w:semiHidden/>
     <w:unhideWhenUsed/>
@@ -36704,9 +36691,9 @@
       </w:tcPr>
     </w:tblStylePr>
   </w:style>
-  <w:style w:type="table" w:styleId="Mediumskygge1-fremhvningsfarve2">
+  <w:style w:type="table" w:styleId="MediumShading1-Accent2">
     <w:name w:val="Medium Shading 1 Accent 2"/>
-    <w:basedOn w:val="Tabel-Normal"/>
+    <w:basedOn w:val="TableNormal"/>
     <w:uiPriority w:val="63"/>
     <w:semiHidden/>
     <w:unhideWhenUsed/>
@@ -36805,9 +36792,9 @@
       </w:tcPr>
     </w:tblStylePr>
   </w:style>
-  <w:style w:type="table" w:styleId="Mediumskygge1-fremhvningsfarve3">
+  <w:style w:type="table" w:styleId="MediumShading1-Accent3">
     <w:name w:val="Medium Shading 1 Accent 3"/>
-    <w:basedOn w:val="Tabel-Normal"/>
+    <w:basedOn w:val="TableNormal"/>
     <w:uiPriority w:val="63"/>
     <w:semiHidden/>
     <w:unhideWhenUsed/>
@@ -36906,9 +36893,9 @@
       </w:tcPr>
     </w:tblStylePr>
   </w:style>
-  <w:style w:type="table" w:styleId="Mediumskygge1-fremhvningsfarve4">
+  <w:style w:type="table" w:styleId="MediumShading1-Accent4">
     <w:name w:val="Medium Shading 1 Accent 4"/>
-    <w:basedOn w:val="Tabel-Normal"/>
+    <w:basedOn w:val="TableNormal"/>
     <w:uiPriority w:val="63"/>
     <w:semiHidden/>
     <w:unhideWhenUsed/>
@@ -37007,9 +36994,9 @@
       </w:tcPr>
     </w:tblStylePr>
   </w:style>
-  <w:style w:type="table" w:styleId="Mediumskygge1-fremhvningsfarve5">
+  <w:style w:type="table" w:styleId="MediumShading1-Accent5">
     <w:name w:val="Medium Shading 1 Accent 5"/>
-    <w:basedOn w:val="Tabel-Normal"/>
+    <w:basedOn w:val="TableNormal"/>
     <w:uiPriority w:val="63"/>
     <w:semiHidden/>
     <w:unhideWhenUsed/>
@@ -37108,9 +37095,9 @@
       </w:tcPr>
     </w:tblStylePr>
   </w:style>
-  <w:style w:type="table" w:styleId="Mediumskygge1-fremhvningsfarve6">
+  <w:style w:type="table" w:styleId="MediumShading1-Accent6">
     <w:name w:val="Medium Shading 1 Accent 6"/>
-    <w:basedOn w:val="Tabel-Normal"/>
+    <w:basedOn w:val="TableNormal"/>
     <w:uiPriority w:val="63"/>
     <w:semiHidden/>
     <w:unhideWhenUsed/>
@@ -37209,9 +37196,9 @@
       </w:tcPr>
     </w:tblStylePr>
   </w:style>
-  <w:style w:type="table" w:styleId="Mediumskygge2">
+  <w:style w:type="table" w:styleId="MediumShading2">
     <w:name w:val="Medium Shading 2"/>
-    <w:basedOn w:val="Tabel-Normal"/>
+    <w:basedOn w:val="TableNormal"/>
     <w:uiPriority w:val="64"/>
     <w:semiHidden/>
     <w:unhideWhenUsed/>
@@ -37353,9 +37340,9 @@
       </w:tcPr>
     </w:tblStylePr>
   </w:style>
-  <w:style w:type="table" w:styleId="Mediumskygge2-farve1">
+  <w:style w:type="table" w:styleId="MediumShading2-Accent1">
     <w:name w:val="Medium Shading 2 Accent 1"/>
-    <w:basedOn w:val="Tabel-Normal"/>
+    <w:basedOn w:val="TableNormal"/>
     <w:uiPriority w:val="64"/>
     <w:semiHidden/>
     <w:unhideWhenUsed/>
@@ -37497,9 +37484,9 @@
       </w:tcPr>
     </w:tblStylePr>
   </w:style>
-  <w:style w:type="table" w:styleId="Mediumskygge2-fremhvningsfarve2">
+  <w:style w:type="table" w:styleId="MediumShading2-Accent2">
     <w:name w:val="Medium Shading 2 Accent 2"/>
-    <w:basedOn w:val="Tabel-Normal"/>
+    <w:basedOn w:val="TableNormal"/>
     <w:uiPriority w:val="64"/>
     <w:semiHidden/>
     <w:unhideWhenUsed/>
@@ -37641,9 +37628,9 @@
       </w:tcPr>
     </w:tblStylePr>
   </w:style>
-  <w:style w:type="table" w:styleId="Mediumskygge2-fremhvningsfarve3">
+  <w:style w:type="table" w:styleId="MediumShading2-Accent3">
     <w:name w:val="Medium Shading 2 Accent 3"/>
-    <w:basedOn w:val="Tabel-Normal"/>
+    <w:basedOn w:val="TableNormal"/>
     <w:uiPriority w:val="64"/>
     <w:semiHidden/>
     <w:unhideWhenUsed/>
@@ -37785,9 +37772,9 @@
       </w:tcPr>
     </w:tblStylePr>
   </w:style>
-  <w:style w:type="table" w:styleId="Mediumskygge2-fremhvningsfarve4">
+  <w:style w:type="table" w:styleId="MediumShading2-Accent4">
     <w:name w:val="Medium Shading 2 Accent 4"/>
-    <w:basedOn w:val="Tabel-Normal"/>
+    <w:basedOn w:val="TableNormal"/>
     <w:uiPriority w:val="64"/>
     <w:semiHidden/>
     <w:unhideWhenUsed/>
@@ -37929,9 +37916,9 @@
       </w:tcPr>
     </w:tblStylePr>
   </w:style>
-  <w:style w:type="table" w:styleId="Mediumskygge2-fremhvningsfarve5">
+  <w:style w:type="table" w:styleId="MediumShading2-Accent5">
     <w:name w:val="Medium Shading 2 Accent 5"/>
-    <w:basedOn w:val="Tabel-Normal"/>
+    <w:basedOn w:val="TableNormal"/>
     <w:uiPriority w:val="64"/>
     <w:semiHidden/>
     <w:unhideWhenUsed/>
@@ -38073,9 +38060,9 @@
       </w:tcPr>
     </w:tblStylePr>
   </w:style>
-  <w:style w:type="table" w:styleId="Mediumskygge2-fremhvningsfarve6">
+  <w:style w:type="table" w:styleId="MediumShading2-Accent6">
     <w:name w:val="Medium Shading 2 Accent 6"/>
-    <w:basedOn w:val="Tabel-Normal"/>
+    <w:basedOn w:val="TableNormal"/>
     <w:uiPriority w:val="64"/>
     <w:semiHidden/>
     <w:unhideWhenUsed/>
@@ -38219,7 +38206,7 @@
   </w:style>
   <w:style w:type="character" w:customStyle="1" w:styleId="Mention1">
     <w:name w:val="Mention1"/>
-    <w:basedOn w:val="Standardskrifttypeiafsnit"/>
+    <w:basedOn w:val="DefaultParagraphFont"/>
     <w:uiPriority w:val="99"/>
     <w:semiHidden/>
     <w:rsid w:val="000162D0"/>
@@ -38229,10 +38216,10 @@
       <w:lang w:val="da-DK"/>
     </w:rPr>
   </w:style>
-  <w:style w:type="paragraph" w:styleId="Brevhoved">
+  <w:style w:type="paragraph" w:styleId="MessageHeader">
     <w:name w:val="Message Header"/>
     <w:basedOn w:val="Normal"/>
-    <w:link w:val="BrevhovedTegn"/>
+    <w:link w:val="MessageHeaderChar"/>
     <w:uiPriority w:val="99"/>
     <w:semiHidden/>
     <w:rsid w:val="000162D0"/>
@@ -38253,10 +38240,10 @@
       <w:szCs w:val="24"/>
     </w:rPr>
   </w:style>
-  <w:style w:type="character" w:customStyle="1" w:styleId="BrevhovedTegn">
-    <w:name w:val="Brevhoved Tegn"/>
-    <w:basedOn w:val="Standardskrifttypeiafsnit"/>
-    <w:link w:val="Brevhoved"/>
+  <w:style w:type="character" w:customStyle="1" w:styleId="MessageHeaderChar">
+    <w:name w:val="Message Header Char"/>
+    <w:basedOn w:val="DefaultParagraphFont"/>
+    <w:link w:val="MessageHeader"/>
     <w:uiPriority w:val="99"/>
     <w:semiHidden/>
     <w:rsid w:val="00A539A2"/>
@@ -38280,11 +38267,11 @@
       <w:szCs w:val="24"/>
     </w:rPr>
   </w:style>
-  <w:style w:type="paragraph" w:styleId="Noteoverskrift">
+  <w:style w:type="paragraph" w:styleId="NoteHeading">
     <w:name w:val="Note Heading"/>
     <w:basedOn w:val="Normal"/>
     <w:next w:val="Normal"/>
-    <w:link w:val="NoteoverskriftTegn"/>
+    <w:link w:val="NoteHeadingChar"/>
     <w:uiPriority w:val="99"/>
     <w:semiHidden/>
     <w:rsid w:val="000162D0"/>
@@ -38292,10 +38279,10 @@
       <w:spacing w:line="240" w:lineRule="auto"/>
     </w:pPr>
   </w:style>
-  <w:style w:type="character" w:customStyle="1" w:styleId="NoteoverskriftTegn">
-    <w:name w:val="Noteoverskrift Tegn"/>
-    <w:basedOn w:val="Standardskrifttypeiafsnit"/>
-    <w:link w:val="Noteoverskrift"/>
+  <w:style w:type="character" w:customStyle="1" w:styleId="NoteHeadingChar">
+    <w:name w:val="Note Heading Char"/>
+    <w:basedOn w:val="DefaultParagraphFont"/>
+    <w:link w:val="NoteHeading"/>
     <w:uiPriority w:val="99"/>
     <w:semiHidden/>
     <w:rsid w:val="00A539A2"/>
@@ -38303,9 +38290,9 @@
       <w:lang w:val="da-DK"/>
     </w:rPr>
   </w:style>
-  <w:style w:type="table" w:styleId="Almindeligtabel1">
+  <w:style w:type="table" w:styleId="PlainTable1">
     <w:name w:val="Plain Table 1"/>
-    <w:basedOn w:val="Tabel-Normal"/>
+    <w:basedOn w:val="TableNormal"/>
     <w:uiPriority w:val="41"/>
     <w:rsid w:val="000162D0"/>
     <w:pPr>
@@ -38366,9 +38353,9 @@
       </w:tcPr>
     </w:tblStylePr>
   </w:style>
-  <w:style w:type="table" w:styleId="Almindeligtabel2">
+  <w:style w:type="table" w:styleId="PlainTable2">
     <w:name w:val="Plain Table 2"/>
-    <w:basedOn w:val="Tabel-Normal"/>
+    <w:basedOn w:val="TableNormal"/>
     <w:uiPriority w:val="42"/>
     <w:rsid w:val="000162D0"/>
     <w:pPr>
@@ -38446,9 +38433,9 @@
       </w:tcPr>
     </w:tblStylePr>
   </w:style>
-  <w:style w:type="table" w:styleId="Almindeligtabel3">
+  <w:style w:type="table" w:styleId="PlainTable3">
     <w:name w:val="Plain Table 3"/>
-    <w:basedOn w:val="Tabel-Normal"/>
+    <w:basedOn w:val="TableNormal"/>
     <w:uiPriority w:val="43"/>
     <w:rsid w:val="000162D0"/>
     <w:pPr>
@@ -38539,9 +38526,9 @@
       </w:tcPr>
     </w:tblStylePr>
   </w:style>
-  <w:style w:type="table" w:styleId="Almindeligtabel4">
+  <w:style w:type="table" w:styleId="PlainTable4">
     <w:name w:val="Plain Table 4"/>
-    <w:basedOn w:val="Tabel-Normal"/>
+    <w:basedOn w:val="TableNormal"/>
     <w:uiPriority w:val="44"/>
     <w:rsid w:val="000162D0"/>
     <w:pPr>
@@ -38588,9 +38575,9 @@
       </w:tcPr>
     </w:tblStylePr>
   </w:style>
-  <w:style w:type="table" w:styleId="Almindeligtabel5">
+  <w:style w:type="table" w:styleId="PlainTable5">
     <w:name w:val="Plain Table 5"/>
-    <w:basedOn w:val="Tabel-Normal"/>
+    <w:basedOn w:val="TableNormal"/>
     <w:uiPriority w:val="45"/>
     <w:rsid w:val="000162D0"/>
     <w:pPr>
@@ -38708,10 +38695,10 @@
       </w:tcPr>
     </w:tblStylePr>
   </w:style>
-  <w:style w:type="paragraph" w:styleId="Almindeligtekst">
+  <w:style w:type="paragraph" w:styleId="PlainText">
     <w:name w:val="Plain Text"/>
     <w:basedOn w:val="Normal"/>
-    <w:link w:val="AlmindeligtekstTegn"/>
+    <w:link w:val="PlainTextChar"/>
     <w:uiPriority w:val="99"/>
     <w:semiHidden/>
     <w:rsid w:val="000162D0"/>
@@ -38724,10 +38711,10 @@
       <w:szCs w:val="21"/>
     </w:rPr>
   </w:style>
-  <w:style w:type="character" w:customStyle="1" w:styleId="AlmindeligtekstTegn">
-    <w:name w:val="Almindelig tekst Tegn"/>
-    <w:basedOn w:val="Standardskrifttypeiafsnit"/>
-    <w:link w:val="Almindeligtekst"/>
+  <w:style w:type="character" w:customStyle="1" w:styleId="PlainTextChar">
+    <w:name w:val="Plain Text Char"/>
+    <w:basedOn w:val="DefaultParagraphFont"/>
+    <w:link w:val="PlainText"/>
     <w:uiPriority w:val="99"/>
     <w:semiHidden/>
     <w:rsid w:val="00A539A2"/>
@@ -38738,19 +38725,19 @@
       <w:lang w:val="da-DK"/>
     </w:rPr>
   </w:style>
-  <w:style w:type="paragraph" w:styleId="Starthilsen">
+  <w:style w:type="paragraph" w:styleId="Salutation">
     <w:name w:val="Salutation"/>
     <w:basedOn w:val="Normal"/>
     <w:next w:val="Normal"/>
-    <w:link w:val="StarthilsenTegn"/>
+    <w:link w:val="SalutationChar"/>
     <w:uiPriority w:val="99"/>
     <w:semiHidden/>
     <w:rsid w:val="000162D0"/>
   </w:style>
-  <w:style w:type="character" w:customStyle="1" w:styleId="StarthilsenTegn">
-    <w:name w:val="Starthilsen Tegn"/>
-    <w:basedOn w:val="Standardskrifttypeiafsnit"/>
-    <w:link w:val="Starthilsen"/>
+  <w:style w:type="character" w:customStyle="1" w:styleId="SalutationChar">
+    <w:name w:val="Salutation Char"/>
+    <w:basedOn w:val="DefaultParagraphFont"/>
+    <w:link w:val="Salutation"/>
     <w:uiPriority w:val="99"/>
     <w:semiHidden/>
     <w:rsid w:val="00A539A2"/>
@@ -38760,7 +38747,7 @@
   </w:style>
   <w:style w:type="character" w:customStyle="1" w:styleId="SmartHyperlink1">
     <w:name w:val="Smart Hyperlink1"/>
-    <w:basedOn w:val="Standardskrifttypeiafsnit"/>
+    <w:basedOn w:val="DefaultParagraphFont"/>
     <w:uiPriority w:val="99"/>
     <w:semiHidden/>
     <w:rsid w:val="000162D0"/>
@@ -38769,9 +38756,9 @@
       <w:lang w:val="da-DK"/>
     </w:rPr>
   </w:style>
-  <w:style w:type="table" w:styleId="Tabel-3D-effekter1">
+  <w:style w:type="table" w:styleId="Table3Deffects1">
     <w:name w:val="Table 3D effects 1"/>
-    <w:basedOn w:val="Tabel-Normal"/>
+    <w:basedOn w:val="TableNormal"/>
     <w:uiPriority w:val="99"/>
     <w:semiHidden/>
     <w:unhideWhenUsed/>
@@ -38877,9 +38864,9 @@
       </w:tcPr>
     </w:tblStylePr>
   </w:style>
-  <w:style w:type="table" w:styleId="Tabel-3D-effekter2">
+  <w:style w:type="table" w:styleId="Table3Deffects2">
     <w:name w:val="Table 3D effects 2"/>
-    <w:basedOn w:val="Tabel-Normal"/>
+    <w:basedOn w:val="TableNormal"/>
     <w:uiPriority w:val="99"/>
     <w:semiHidden/>
     <w:unhideWhenUsed/>
@@ -38950,9 +38937,9 @@
       </w:tcPr>
     </w:tblStylePr>
   </w:style>
-  <w:style w:type="table" w:styleId="Tabel-3D-effekter3">
+  <w:style w:type="table" w:styleId="Table3Deffects3">
     <w:name w:val="Table 3D effects 3"/>
-    <w:basedOn w:val="Tabel-Normal"/>
+    <w:basedOn w:val="TableNormal"/>
     <w:uiPriority w:val="99"/>
     <w:semiHidden/>
     <w:unhideWhenUsed/>
@@ -39039,9 +39026,9 @@
       </w:tcPr>
     </w:tblStylePr>
   </w:style>
-  <w:style w:type="table" w:styleId="Tabel-Klassisk1">
+  <w:style w:type="table" w:styleId="TableClassic1">
     <w:name w:val="Table Classic 1"/>
-    <w:basedOn w:val="Tabel-Normal"/>
+    <w:basedOn w:val="TableNormal"/>
     <w:uiPriority w:val="99"/>
     <w:semiHidden/>
     <w:unhideWhenUsed/>
@@ -39121,9 +39108,9 @@
       </w:tcPr>
     </w:tblStylePr>
   </w:style>
-  <w:style w:type="table" w:styleId="Tabel-Klassisk2">
+  <w:style w:type="table" w:styleId="TableClassic2">
     <w:name w:val="Table Classic 2"/>
-    <w:basedOn w:val="Tabel-Normal"/>
+    <w:basedOn w:val="TableNormal"/>
     <w:uiPriority w:val="99"/>
     <w:semiHidden/>
     <w:unhideWhenUsed/>
@@ -39211,9 +39198,9 @@
       </w:tcPr>
     </w:tblStylePr>
   </w:style>
-  <w:style w:type="table" w:styleId="Tabel-Klassisk3">
+  <w:style w:type="table" w:styleId="TableClassic3">
     <w:name w:val="Table Classic 3"/>
-    <w:basedOn w:val="Tabel-Normal"/>
+    <w:basedOn w:val="TableNormal"/>
     <w:uiPriority w:val="99"/>
     <w:semiHidden/>
     <w:unhideWhenUsed/>
@@ -39279,9 +39266,9 @@
       </w:tcPr>
     </w:tblStylePr>
   </w:style>
-  <w:style w:type="table" w:styleId="Tabel-Klassisk4">
+  <w:style w:type="table" w:styleId="TableClassic4">
     <w:name w:val="Table Classic 4"/>
-    <w:basedOn w:val="Tabel-Normal"/>
+    <w:basedOn w:val="TableNormal"/>
     <w:uiPriority w:val="99"/>
     <w:semiHidden/>
     <w:unhideWhenUsed/>
@@ -39368,9 +39355,9 @@
       </w:tcPr>
     </w:tblStylePr>
   </w:style>
-  <w:style w:type="table" w:styleId="Tabel-Farvet1">
+  <w:style w:type="table" w:styleId="TableColorful1">
     <w:name w:val="Table Colorful 1"/>
-    <w:basedOn w:val="Tabel-Normal"/>
+    <w:basedOn w:val="TableNormal"/>
     <w:uiPriority w:val="99"/>
     <w:semiHidden/>
     <w:unhideWhenUsed/>
@@ -39448,9 +39435,9 @@
       </w:tcPr>
     </w:tblStylePr>
   </w:style>
-  <w:style w:type="table" w:styleId="Tabel-Farvet2">
+  <w:style w:type="table" w:styleId="TableColorful2">
     <w:name w:val="Table Colorful 2"/>
-    <w:basedOn w:val="Tabel-Normal"/>
+    <w:basedOn w:val="TableNormal"/>
     <w:uiPriority w:val="99"/>
     <w:semiHidden/>
     <w:unhideWhenUsed/>
@@ -39522,9 +39509,9 @@
       </w:tcPr>
     </w:tblStylePr>
   </w:style>
-  <w:style w:type="table" w:styleId="Tabel-Farvet3">
+  <w:style w:type="table" w:styleId="TableColorful3">
     <w:name w:val="Table Colorful 3"/>
-    <w:basedOn w:val="Tabel-Normal"/>
+    <w:basedOn w:val="TableNormal"/>
     <w:uiPriority w:val="99"/>
     <w:semiHidden/>
     <w:unhideWhenUsed/>
@@ -39580,9 +39567,9 @@
       </w:tcPr>
     </w:tblStylePr>
   </w:style>
-  <w:style w:type="table" w:styleId="Tabel-Spalter1">
+  <w:style w:type="table" w:styleId="TableColumns1">
     <w:name w:val="Table Columns 1"/>
-    <w:basedOn w:val="Tabel-Normal"/>
+    <w:basedOn w:val="TableNormal"/>
     <w:uiPriority w:val="99"/>
     <w:semiHidden/>
     <w:unhideWhenUsed/>
@@ -39698,9 +39685,9 @@
       </w:tcPr>
     </w:tblStylePr>
   </w:style>
-  <w:style w:type="table" w:styleId="Tabel-Spalter2">
+  <w:style w:type="table" w:styleId="TableColumns2">
     <w:name w:val="Table Columns 2"/>
-    <w:basedOn w:val="Tabel-Normal"/>
+    <w:basedOn w:val="TableNormal"/>
     <w:uiPriority w:val="99"/>
     <w:semiHidden/>
     <w:unhideWhenUsed/>
@@ -39810,9 +39797,9 @@
       </w:tcPr>
     </w:tblStylePr>
   </w:style>
-  <w:style w:type="table" w:styleId="Tabel-Spalter3">
+  <w:style w:type="table" w:styleId="TableColumns3">
     <w:name w:val="Table Columns 3"/>
-    <w:basedOn w:val="Tabel-Normal"/>
+    <w:basedOn w:val="TableNormal"/>
     <w:uiPriority w:val="99"/>
     <w:semiHidden/>
     <w:unhideWhenUsed/>
@@ -39916,9 +39903,9 @@
       </w:tcPr>
     </w:tblStylePr>
   </w:style>
-  <w:style w:type="table" w:styleId="Tabel-Spalter4">
+  <w:style w:type="table" w:styleId="TableColumns4">
     <w:name w:val="Table Columns 4"/>
-    <w:basedOn w:val="Tabel-Normal"/>
+    <w:basedOn w:val="TableNormal"/>
     <w:uiPriority w:val="99"/>
     <w:semiHidden/>
     <w:unhideWhenUsed/>
@@ -39984,9 +39971,9 @@
       </w:tcPr>
     </w:tblStylePr>
   </w:style>
-  <w:style w:type="table" w:styleId="Tabel-Spalter5">
+  <w:style w:type="table" w:styleId="TableColumns5">
     <w:name w:val="Table Columns 5"/>
-    <w:basedOn w:val="Tabel-Normal"/>
+    <w:basedOn w:val="TableNormal"/>
     <w:uiPriority w:val="99"/>
     <w:semiHidden/>
     <w:unhideWhenUsed/>
@@ -40072,9 +40059,9 @@
       </w:rPr>
     </w:tblStylePr>
   </w:style>
-  <w:style w:type="table" w:styleId="Tabel-Moderne">
+  <w:style w:type="table" w:styleId="TableContemporary">
     <w:name w:val="Table Contemporary"/>
-    <w:basedOn w:val="Tabel-Normal"/>
+    <w:basedOn w:val="TableNormal"/>
     <w:uiPriority w:val="99"/>
     <w:semiHidden/>
     <w:unhideWhenUsed/>
@@ -40128,9 +40115,9 @@
       </w:tcPr>
     </w:tblStylePr>
   </w:style>
-  <w:style w:type="table" w:styleId="Tabel-Elegant">
+  <w:style w:type="table" w:styleId="TableElegant">
     <w:name w:val="Table Elegant"/>
-    <w:basedOn w:val="Tabel-Normal"/>
+    <w:basedOn w:val="TableNormal"/>
     <w:uiPriority w:val="99"/>
     <w:semiHidden/>
     <w:unhideWhenUsed/>
@@ -40162,9 +40149,9 @@
       </w:tcPr>
     </w:tblStylePr>
   </w:style>
-  <w:style w:type="table" w:styleId="Tabel-Gitter1">
+  <w:style w:type="table" w:styleId="TableGrid1">
     <w:name w:val="Table Grid 1"/>
-    <w:basedOn w:val="Tabel-Normal"/>
+    <w:basedOn w:val="TableNormal"/>
     <w:uiPriority w:val="99"/>
     <w:semiHidden/>
     <w:unhideWhenUsed/>
@@ -40209,9 +40196,9 @@
       </w:tcPr>
     </w:tblStylePr>
   </w:style>
-  <w:style w:type="table" w:styleId="Tabel-Gitter2">
+  <w:style w:type="table" w:styleId="TableGrid2">
     <w:name w:val="Table Grid 2"/>
-    <w:basedOn w:val="Tabel-Normal"/>
+    <w:basedOn w:val="TableNormal"/>
     <w:uiPriority w:val="99"/>
     <w:semiHidden/>
     <w:unhideWhenUsed/>
@@ -40279,9 +40266,9 @@
       </w:tcPr>
     </w:tblStylePr>
   </w:style>
-  <w:style w:type="table" w:styleId="Tabel-Gitter3">
+  <w:style w:type="table" w:styleId="TableGrid3">
     <w:name w:val="Table Grid 3"/>
-    <w:basedOn w:val="Tabel-Normal"/>
+    <w:basedOn w:val="TableNormal"/>
     <w:uiPriority w:val="99"/>
     <w:semiHidden/>
     <w:unhideWhenUsed/>
@@ -40336,9 +40323,9 @@
       </w:tcPr>
     </w:tblStylePr>
   </w:style>
-  <w:style w:type="table" w:styleId="Tabel-Gitter4">
+  <w:style w:type="table" w:styleId="TableGrid4">
     <w:name w:val="Table Grid 4"/>
-    <w:basedOn w:val="Tabel-Normal"/>
+    <w:basedOn w:val="TableNormal"/>
     <w:uiPriority w:val="99"/>
     <w:semiHidden/>
     <w:unhideWhenUsed/>
@@ -40399,9 +40386,9 @@
       </w:tcPr>
     </w:tblStylePr>
   </w:style>
-  <w:style w:type="table" w:styleId="Tabel-Gitter5">
+  <w:style w:type="table" w:styleId="TableGrid5">
     <w:name w:val="Table Grid 5"/>
-    <w:basedOn w:val="Tabel-Normal"/>
+    <w:basedOn w:val="TableNormal"/>
     <w:uiPriority w:val="99"/>
     <w:semiHidden/>
     <w:unhideWhenUsed/>
@@ -40465,9 +40452,9 @@
       </w:tcPr>
     </w:tblStylePr>
   </w:style>
-  <w:style w:type="table" w:styleId="Tabel-Gitter6">
+  <w:style w:type="table" w:styleId="TableGrid6">
     <w:name w:val="Table Grid 6"/>
-    <w:basedOn w:val="Tabel-Normal"/>
+    <w:basedOn w:val="TableNormal"/>
     <w:uiPriority w:val="99"/>
     <w:semiHidden/>
     <w:unhideWhenUsed/>
@@ -40534,9 +40521,9 @@
       </w:tcPr>
     </w:tblStylePr>
   </w:style>
-  <w:style w:type="table" w:styleId="Tabel-Gitter7">
+  <w:style w:type="table" w:styleId="TableGrid7">
     <w:name w:val="Table Grid 7"/>
-    <w:basedOn w:val="Tabel-Normal"/>
+    <w:basedOn w:val="TableNormal"/>
     <w:uiPriority w:val="99"/>
     <w:semiHidden/>
     <w:unhideWhenUsed/>
@@ -40622,9 +40609,9 @@
       </w:tcPr>
     </w:tblStylePr>
   </w:style>
-  <w:style w:type="table" w:styleId="Tabel-Gitter8">
+  <w:style w:type="table" w:styleId="TableGrid8">
     <w:name w:val="Table Grid 8"/>
-    <w:basedOn w:val="Tabel-Normal"/>
+    <w:basedOn w:val="TableNormal"/>
     <w:uiPriority w:val="99"/>
     <w:semiHidden/>
     <w:unhideWhenUsed/>
@@ -40686,9 +40673,9 @@
       </w:tcPr>
     </w:tblStylePr>
   </w:style>
-  <w:style w:type="table" w:styleId="Tabelgitter-lys">
+  <w:style w:type="table" w:styleId="TableGridLight">
     <w:name w:val="Grid Table Light"/>
-    <w:basedOn w:val="Tabel-Normal"/>
+    <w:basedOn w:val="TableNormal"/>
     <w:uiPriority w:val="40"/>
     <w:rsid w:val="000162D0"/>
     <w:pPr>
@@ -40705,9 +40692,9 @@
       </w:tblBorders>
     </w:tblPr>
   </w:style>
-  <w:style w:type="table" w:styleId="Tabel-Liste1">
+  <w:style w:type="table" w:styleId="TableList1">
     <w:name w:val="Table List 1"/>
-    <w:basedOn w:val="Tabel-Normal"/>
+    <w:basedOn w:val="TableNormal"/>
     <w:uiPriority w:val="99"/>
     <w:semiHidden/>
     <w:unhideWhenUsed/>
@@ -40788,9 +40775,9 @@
       </w:tcPr>
     </w:tblStylePr>
   </w:style>
-  <w:style w:type="table" w:styleId="Tabel-Liste2">
+  <w:style w:type="table" w:styleId="TableList2">
     <w:name w:val="Table List 2"/>
-    <w:basedOn w:val="Tabel-Normal"/>
+    <w:basedOn w:val="TableNormal"/>
     <w:uiPriority w:val="99"/>
     <w:semiHidden/>
     <w:unhideWhenUsed/>
@@ -40866,9 +40853,9 @@
       </w:tcPr>
     </w:tblStylePr>
   </w:style>
-  <w:style w:type="table" w:styleId="Tabel-Liste3">
+  <w:style w:type="table" w:styleId="TableList3">
     <w:name w:val="Table List 3"/>
-    <w:basedOn w:val="Tabel-Normal"/>
+    <w:basedOn w:val="TableNormal"/>
     <w:uiPriority w:val="99"/>
     <w:semiHidden/>
     <w:unhideWhenUsed/>
@@ -40923,9 +40910,9 @@
       </w:tcPr>
     </w:tblStylePr>
   </w:style>
-  <w:style w:type="table" w:styleId="Tabel-Liste4">
+  <w:style w:type="table" w:styleId="TableList4">
     <w:name w:val="Table List 4"/>
-    <w:basedOn w:val="Tabel-Normal"/>
+    <w:basedOn w:val="TableNormal"/>
     <w:uiPriority w:val="99"/>
     <w:semiHidden/>
     <w:unhideWhenUsed/>
@@ -40959,9 +40946,9 @@
       </w:tcPr>
     </w:tblStylePr>
   </w:style>
-  <w:style w:type="table" w:styleId="Tabel-Liste5">
+  <w:style w:type="table" w:styleId="TableList5">
     <w:name w:val="Table List 5"/>
-    <w:basedOn w:val="Tabel-Normal"/>
+    <w:basedOn w:val="TableNormal"/>
     <w:uiPriority w:val="99"/>
     <w:semiHidden/>
     <w:unhideWhenUsed/>
@@ -41006,9 +40993,9 @@
       </w:tcPr>
     </w:tblStylePr>
   </w:style>
-  <w:style w:type="table" w:styleId="Tabel-Liste6">
+  <w:style w:type="table" w:styleId="TableList6">
     <w:name w:val="Table List 6"/>
-    <w:basedOn w:val="Tabel-Normal"/>
+    <w:basedOn w:val="TableNormal"/>
     <w:uiPriority w:val="99"/>
     <w:semiHidden/>
     <w:unhideWhenUsed/>
@@ -41064,9 +41051,9 @@
       </w:tcPr>
     </w:tblStylePr>
   </w:style>
-  <w:style w:type="table" w:styleId="Tabel-Liste7">
+  <w:style w:type="table" w:styleId="TableList7">
     <w:name w:val="Table List 7"/>
-    <w:basedOn w:val="Tabel-Normal"/>
+    <w:basedOn w:val="TableNormal"/>
     <w:uiPriority w:val="99"/>
     <w:semiHidden/>
     <w:unhideWhenUsed/>
@@ -41160,9 +41147,9 @@
       </w:tcPr>
     </w:tblStylePr>
   </w:style>
-  <w:style w:type="table" w:styleId="Tabel-Liste8">
+  <w:style w:type="table" w:styleId="TableList8">
     <w:name w:val="Table List 8"/>
-    <w:basedOn w:val="Tabel-Normal"/>
+    <w:basedOn w:val="TableNormal"/>
     <w:uiPriority w:val="99"/>
     <w:semiHidden/>
     <w:unhideWhenUsed/>
@@ -41258,9 +41245,9 @@
       </w:tcPr>
     </w:tblStylePr>
   </w:style>
-  <w:style w:type="table" w:styleId="Tabel-Professionel">
+  <w:style w:type="table" w:styleId="TableProfessional">
     <w:name w:val="Table Professional"/>
-    <w:basedOn w:val="Tabel-Normal"/>
+    <w:basedOn w:val="TableNormal"/>
     <w:uiPriority w:val="99"/>
     <w:semiHidden/>
     <w:unhideWhenUsed/>
@@ -41294,9 +41281,9 @@
       </w:tcPr>
     </w:tblStylePr>
   </w:style>
-  <w:style w:type="table" w:styleId="Tabel-Enkelt1">
+  <w:style w:type="table" w:styleId="TableSimple1">
     <w:name w:val="Table Simple 1"/>
-    <w:basedOn w:val="Tabel-Normal"/>
+    <w:basedOn w:val="TableNormal"/>
     <w:uiPriority w:val="99"/>
     <w:semiHidden/>
     <w:unhideWhenUsed/>
@@ -41331,9 +41318,9 @@
       </w:tcPr>
     </w:tblStylePr>
   </w:style>
-  <w:style w:type="table" w:styleId="Tabel-Enkelt2">
+  <w:style w:type="table" w:styleId="TableSimple2">
     <w:name w:val="Table Simple 2"/>
-    <w:basedOn w:val="Tabel-Normal"/>
+    <w:basedOn w:val="TableNormal"/>
     <w:uiPriority w:val="99"/>
     <w:semiHidden/>
     <w:unhideWhenUsed/>
@@ -41425,9 +41412,9 @@
       </w:tcPr>
     </w:tblStylePr>
   </w:style>
-  <w:style w:type="table" w:styleId="Tabel-Enkelt3">
+  <w:style w:type="table" w:styleId="TableSimple3">
     <w:name w:val="Table Simple 3"/>
-    <w:basedOn w:val="Tabel-Normal"/>
+    <w:basedOn w:val="TableNormal"/>
     <w:uiPriority w:val="99"/>
     <w:semiHidden/>
     <w:unhideWhenUsed/>
@@ -41459,9 +41446,9 @@
       </w:tcPr>
     </w:tblStylePr>
   </w:style>
-  <w:style w:type="table" w:styleId="Tabel-Hrfin1">
+  <w:style w:type="table" w:styleId="TableSubtle1">
     <w:name w:val="Table Subtle 1"/>
-    <w:basedOn w:val="Tabel-Normal"/>
+    <w:basedOn w:val="TableNormal"/>
     <w:uiPriority w:val="99"/>
     <w:semiHidden/>
     <w:unhideWhenUsed/>
@@ -41549,9 +41536,9 @@
       </w:tcPr>
     </w:tblStylePr>
   </w:style>
-  <w:style w:type="table" w:styleId="Tabel-Hrfin2">
+  <w:style w:type="table" w:styleId="TableSubtle2">
     <w:name w:val="Table Subtle 2"/>
-    <w:basedOn w:val="Tabel-Normal"/>
+    <w:basedOn w:val="TableNormal"/>
     <w:uiPriority w:val="99"/>
     <w:semiHidden/>
     <w:unhideWhenUsed/>
@@ -41631,9 +41618,9 @@
       </w:tcPr>
     </w:tblStylePr>
   </w:style>
-  <w:style w:type="table" w:styleId="Tabel-Tema">
+  <w:style w:type="table" w:styleId="TableTheme">
     <w:name w:val="Table Theme"/>
-    <w:basedOn w:val="Tabel-Normal"/>
+    <w:basedOn w:val="TableNormal"/>
     <w:uiPriority w:val="99"/>
     <w:semiHidden/>
     <w:unhideWhenUsed/>
@@ -41649,9 +41636,9 @@
       </w:tblBorders>
     </w:tblPr>
   </w:style>
-  <w:style w:type="table" w:styleId="Tabel-Web1">
+  <w:style w:type="table" w:styleId="TableWeb1">
     <w:name w:val="Table Web 1"/>
-    <w:basedOn w:val="Tabel-Normal"/>
+    <w:basedOn w:val="TableNormal"/>
     <w:uiPriority w:val="99"/>
     <w:semiHidden/>
     <w:unhideWhenUsed/>
@@ -41686,9 +41673,9 @@
       </w:tcPr>
     </w:tblStylePr>
   </w:style>
-  <w:style w:type="table" w:styleId="Tabel-Web2">
+  <w:style w:type="table" w:styleId="TableWeb2">
     <w:name w:val="Table Web 2"/>
-    <w:basedOn w:val="Tabel-Normal"/>
+    <w:basedOn w:val="TableNormal"/>
     <w:uiPriority w:val="99"/>
     <w:semiHidden/>
     <w:unhideWhenUsed/>
@@ -41723,9 +41710,9 @@
       </w:tcPr>
     </w:tblStylePr>
   </w:style>
-  <w:style w:type="table" w:styleId="Tabel-Web3">
+  <w:style w:type="table" w:styleId="TableWeb3">
     <w:name w:val="Table Web 3"/>
-    <w:basedOn w:val="Tabel-Normal"/>
+    <w:basedOn w:val="TableNormal"/>
     <w:uiPriority w:val="99"/>
     <w:semiHidden/>
     <w:unhideWhenUsed/>
@@ -41762,7 +41749,7 @@
   </w:style>
   <w:style w:type="character" w:customStyle="1" w:styleId="UnresolvedMention1">
     <w:name w:val="Unresolved Mention1"/>
-    <w:basedOn w:val="Standardskrifttypeiafsnit"/>
+    <w:basedOn w:val="DefaultParagraphFont"/>
     <w:uiPriority w:val="99"/>
     <w:semiHidden/>
     <w:rsid w:val="000162D0"/>
@@ -41834,7 +41821,7 @@
   </w:style>
   <w:style w:type="table" w:customStyle="1" w:styleId="Ramboll-Table">
     <w:name w:val="Ramboll - Table"/>
-    <w:basedOn w:val="Tabel-Normal"/>
+    <w:basedOn w:val="TableNormal"/>
     <w:uiPriority w:val="99"/>
     <w:rsid w:val="00FE4348"/>
     <w:pPr>
@@ -41884,10 +41871,10 @@
       <w:b/>
     </w:rPr>
   </w:style>
-  <w:style w:type="character" w:customStyle="1" w:styleId="Indholdsfortegnelse4Tegn">
-    <w:name w:val="Indholdsfortegnelse 4 Tegn"/>
-    <w:basedOn w:val="Standardskrifttypeiafsnit"/>
-    <w:link w:val="Indholdsfortegnelse4"/>
+  <w:style w:type="character" w:customStyle="1" w:styleId="TOC4Char">
+    <w:name w:val="TOC 4 Char"/>
+    <w:basedOn w:val="DefaultParagraphFont"/>
+    <w:link w:val="TOC4"/>
     <w:uiPriority w:val="39"/>
     <w:rsid w:val="00C72D20"/>
     <w:rPr>
@@ -41947,7 +41934,7 @@
   </w:style>
   <w:style w:type="character" w:customStyle="1" w:styleId="FrontpageHeading1Char">
     <w:name w:val="Frontpage Heading 1 Char"/>
-    <w:basedOn w:val="Standardskrifttypeiafsnit"/>
+    <w:basedOn w:val="DefaultParagraphFont"/>
     <w:link w:val="FrontpageHeading1"/>
     <w:uiPriority w:val="6"/>
     <w:rsid w:val="001E1890"/>
@@ -42000,7 +41987,7 @@
   </w:style>
   <w:style w:type="character" w:customStyle="1" w:styleId="Template-ReftoFrontpageheading2Char">
     <w:name w:val="Template - Ref to Frontpage heading 2 Char"/>
-    <w:basedOn w:val="Standardskrifttypeiafsnit"/>
+    <w:basedOn w:val="DefaultParagraphFont"/>
     <w:link w:val="Template-ReftoFrontpageheading2"/>
     <w:uiPriority w:val="8"/>
     <w:semiHidden/>
@@ -42179,7 +42166,7 @@
   </w:style>
   <w:style w:type="paragraph" w:customStyle="1" w:styleId="TOCHeading-Indent">
     <w:name w:val="TOC Heading - Indent"/>
-    <w:basedOn w:val="Overskrift"/>
+    <w:basedOn w:val="TOCHeading"/>
     <w:uiPriority w:val="39"/>
     <w:semiHidden/>
     <w:rsid w:val="00A27A90"/>
@@ -42260,10 +42247,10 @@
       <w:lang w:eastAsia="da-DK"/>
     </w:rPr>
   </w:style>
-  <w:style w:type="character" w:customStyle="1" w:styleId="ListeafsnitTegn">
-    <w:name w:val="Listeafsnit Tegn"/>
-    <w:basedOn w:val="Standardskrifttypeiafsnit"/>
-    <w:link w:val="Listeafsnit"/>
+  <w:style w:type="character" w:customStyle="1" w:styleId="ListParagraphChar">
+    <w:name w:val="List Paragraph Char"/>
+    <w:basedOn w:val="DefaultParagraphFont"/>
+    <w:link w:val="ListParagraph"/>
     <w:uiPriority w:val="34"/>
     <w:rsid w:val="00017B70"/>
   </w:style>
@@ -42287,7 +42274,7 @@
       <w:lang w:eastAsia="da-DK"/>
     </w:rPr>
   </w:style>
-  <w:style w:type="paragraph" w:styleId="Korrektur">
+  <w:style w:type="paragraph" w:styleId="Revision">
     <w:name w:val="Revision"/>
     <w:hidden/>
     <w:uiPriority w:val="99"/>
@@ -42301,7 +42288,7 @@
 </file>
 
 <file path=word/glossary/document.xml><?xml version="1.0" encoding="utf-8"?>
-<w:glossaryDocument xmlns:wpc="http://schemas.microsoft.com/office/word/2010/wordprocessingCanvas" xmlns:cx="http://schemas.microsoft.com/office/drawing/2014/chartex" xmlns:cx1="http://schemas.microsoft.com/office/drawing/2015/9/8/chartex" xmlns:cx2="http://schemas.microsoft.com/office/drawing/2015/10/21/chartex" xmlns:cx3="http://schemas.microsoft.com/office/drawing/2016/5/9/chartex" xmlns:cx4="http://schemas.microsoft.com/office/drawing/2016/5/10/chartex" xmlns:cx5="http://schemas.microsoft.com/office/drawing/2016/5/11/chartex" xmlns:cx6="http://schemas.microsoft.com/office/drawing/2016/5/12/chartex" xmlns:cx7="http://schemas.microsoft.com/office/drawing/2016/5/13/chartex" xmlns:cx8="http://schemas.microsoft.com/office/drawing/2016/5/14/chartex" xmlns:mc="http://schemas.openxmlformats.org/markup-compatibility/2006" xmlns:aink="http://schemas.microsoft.com/office/drawing/2016/ink" xmlns:am3d="http://schemas.microsoft.com/office/drawing/2017/model3d" xmlns:o="urn:schemas-microsoft-com:office:office" xmlns:oel="http://schemas.microsoft.com/office/2019/extlst" xmlns:r="http://schemas.openxmlformats.org/officeDocument/2006/relationships" xmlns:m="http://schemas.openxmlformats.org/officeDocument/2006/math" xmlns:v="urn:schemas-microsoft-com:vml" xmlns:wp14="http://schemas.microsoft.com/office/word/2010/wordprocessingDrawing" xmlns:wp="http://schemas.openxmlformats.org/drawingml/2006/wordprocessingDrawing" xmlns:w10="urn:schemas-microsoft-com:office:word" xmlns:w="http://schemas.openxmlformats.org/wordprocessingml/2006/main" xmlns:w14="http://schemas.microsoft.com/office/word/2010/wordml" xmlns:w15="http://schemas.microsoft.com/office/word/2012/wordml" xmlns:w16cei="http://schemas.microsoft.com/office/word/2026/wordml/cei" xmlns:w16cex="http://schemas.microsoft.com/office/word/2018/wordml/cex" xmlns:w16cid="http://schemas.microsoft.com/office/word/2016/wordml/cid" xmlns:w16="http://schemas.microsoft.com/office/word/2018/wordml" xmlns:w16du="http://schemas.microsoft.com/office/word/2023/wordml/word16du" xmlns:w16sdtdh="http://schemas.microsoft.com/office/word/2020/wordml/sdtdatahash" xmlns:w16sdtfl="http://schemas.microsoft.com/office/word/2024/wordml/sdtformatlock" xmlns:w16se="http://schemas.microsoft.com/office/word/2015/wordml/symex" xmlns:wpg="http://schemas.microsoft.com/office/word/2010/wordprocessingGroup" xmlns:wpi="http://schemas.microsoft.com/office/word/2010/wordprocessingInk" xmlns:wne="http://schemas.microsoft.com/office/word/2006/wordml" xmlns:wps="http://schemas.microsoft.com/office/word/2010/wordprocessingShape" mc:Ignorable="w14 w15 w16se w16cid w16 w16cex w16sdtdh w16sdtfl w16du wp14">
+<w:glossaryDocument xmlns:wpc="http://schemas.microsoft.com/office/word/2010/wordprocessingCanvas" xmlns:cx="http://schemas.microsoft.com/office/drawing/2014/chartex" xmlns:cx1="http://schemas.microsoft.com/office/drawing/2015/9/8/chartex" xmlns:cx2="http://schemas.microsoft.com/office/drawing/2015/10/21/chartex" xmlns:cx3="http://schemas.microsoft.com/office/drawing/2016/5/9/chartex" xmlns:cx4="http://schemas.microsoft.com/office/drawing/2016/5/10/chartex" xmlns:cx5="http://schemas.microsoft.com/office/drawing/2016/5/11/chartex" xmlns:cx6="http://schemas.microsoft.com/office/drawing/2016/5/12/chartex" xmlns:cx7="http://schemas.microsoft.com/office/drawing/2016/5/13/chartex" xmlns:cx8="http://schemas.microsoft.com/office/drawing/2016/5/14/chartex" xmlns:mc="http://schemas.openxmlformats.org/markup-compatibility/2006" xmlns:aink="http://schemas.microsoft.com/office/drawing/2016/ink" xmlns:am3d="http://schemas.microsoft.com/office/drawing/2017/model3d" xmlns:o="urn:schemas-microsoft-com:office:office" xmlns:oel="http://schemas.microsoft.com/office/2019/extlst" xmlns:r="http://schemas.openxmlformats.org/officeDocument/2006/relationships" xmlns:m="http://schemas.openxmlformats.org/officeDocument/2006/math" xmlns:v="urn:schemas-microsoft-com:vml" xmlns:wp14="http://schemas.microsoft.com/office/word/2010/wordprocessingDrawing" xmlns:wp="http://schemas.openxmlformats.org/drawingml/2006/wordprocessingDrawing" xmlns:w10="urn:schemas-microsoft-com:office:word" xmlns:w="http://schemas.openxmlformats.org/wordprocessingml/2006/main" xmlns:w14="http://schemas.microsoft.com/office/word/2010/wordml" xmlns:w15="http://schemas.microsoft.com/office/word/2012/wordml" xmlns:w16cex="http://schemas.microsoft.com/office/word/2018/wordml/cex" xmlns:w16cid="http://schemas.microsoft.com/office/word/2016/wordml/cid" xmlns:w16="http://schemas.microsoft.com/office/word/2018/wordml" xmlns:w16du="http://schemas.microsoft.com/office/word/2023/wordml/word16du" xmlns:w16sdtdh="http://schemas.microsoft.com/office/word/2020/wordml/sdtdatahash" xmlns:w16sdtfl="http://schemas.microsoft.com/office/word/2024/wordml/sdtformatlock" xmlns:w16se="http://schemas.microsoft.com/office/word/2015/wordml/symex" xmlns:wpg="http://schemas.microsoft.com/office/word/2010/wordprocessingGroup" xmlns:wpi="http://schemas.microsoft.com/office/word/2010/wordprocessingInk" xmlns:wne="http://schemas.microsoft.com/office/word/2006/wordml" xmlns:wps="http://schemas.microsoft.com/office/word/2010/wordprocessingShape" mc:Ignorable="w14 w15 w16se w16cid w16 w16cex w16sdtdh w16sdtfl w16du wp14">
   <w:docParts>
     <w:docPart>
       <w:docPartPr>
@@ -42325,7 +42312,7 @@
           </w:pPr>
           <w:r>
             <w:rPr>
-              <w:rStyle w:val="Pladsholdertekst"/>
+              <w:rStyle w:val="PlaceholderText"/>
             </w:rPr>
             <w:t>[Title]</w:t>
           </w:r>
@@ -42645,6 +42632,7 @@
     <w:rsid w:val="009C2829"/>
     <w:rsid w:val="009C3C1E"/>
     <w:rsid w:val="009D1C00"/>
+    <w:rsid w:val="009D45C4"/>
     <w:rsid w:val="009D4DF0"/>
     <w:rsid w:val="00A372D3"/>
     <w:rsid w:val="00A7400A"/>
@@ -42671,6 +42659,7 @@
     <w:rsid w:val="00C45943"/>
     <w:rsid w:val="00C52898"/>
     <w:rsid w:val="00C550CB"/>
+    <w:rsid w:val="00C675FD"/>
     <w:rsid w:val="00C85DCB"/>
     <w:rsid w:val="00C86CB9"/>
     <w:rsid w:val="00CA4263"/>
@@ -42731,7 +42720,7 @@
   <w:themeFontLang w:val="da-DK" w:eastAsia="ja-JP" w:bidi="ar-SA"/>
   <w:clrSchemeMapping w:bg1="light1" w:t1="dark1" w:bg2="light2" w:t2="dark2" w:accent1="accent1" w:accent2="accent2" w:accent3="accent3" w:accent4="accent4" w:accent5="accent5" w:accent6="accent6" w:hyperlink="hyperlink" w:followedHyperlink="followedHyperlink"/>
   <w:decimalSymbol w:val=","/>
-  <w:listSeparator w:val=","/>
+  <w:listSeparator w:val=";"/>
   <w15:chartTrackingRefBased/>
 </w:settings>
 </file>
@@ -43141,13 +43130,13 @@
       <w:szCs w:val="3276"/>
     </w:rPr>
   </w:style>
-  <w:style w:type="character" w:default="1" w:styleId="Standardskrifttypeiafsnit">
+  <w:style w:type="character" w:default="1" w:styleId="DefaultParagraphFont">
     <w:name w:val="Default Paragraph Font"/>
     <w:uiPriority w:val="1"/>
     <w:semiHidden/>
     <w:unhideWhenUsed/>
   </w:style>
-  <w:style w:type="table" w:default="1" w:styleId="Tabel-Normal">
+  <w:style w:type="table" w:default="1" w:styleId="TableNormal">
     <w:name w:val="Normal Table"/>
     <w:uiPriority w:val="99"/>
     <w:semiHidden/>
@@ -43162,15 +43151,15 @@
       </w:tblCellMar>
     </w:tblPr>
   </w:style>
-  <w:style w:type="numbering" w:default="1" w:styleId="Ingenoversigt">
+  <w:style w:type="numbering" w:default="1" w:styleId="NoList">
     <w:name w:val="No List"/>
     <w:uiPriority w:val="99"/>
     <w:semiHidden/>
     <w:unhideWhenUsed/>
   </w:style>
-  <w:style w:type="character" w:styleId="Pladsholdertekst">
+  <w:style w:type="character" w:styleId="PlaceholderText">
     <w:name w:val="Placeholder Text"/>
-    <w:basedOn w:val="Standardskrifttypeiafsnit"/>
+    <w:basedOn w:val="DefaultParagraphFont"/>
     <w:uiPriority w:val="99"/>
     <w:semiHidden/>
     <w:rsid w:val="00C436EB"/>
@@ -43429,12 +43418,8 @@
 </file>
 
 <file path=customXml/item1.xml><?xml version="1.0" encoding="utf-8"?>
-<b:Sources xmlns:b="http://schemas.openxmlformats.org/officeDocument/2006/bibliography" xmlns="http://schemas.openxmlformats.org/officeDocument/2006/bibliography" SelectedStyle="\APASixthEditionOfficeOnline.xsl" StyleName="APA" Version="6"/>
-</file>
-
-<file path=customXml/item2.xml><?xml version="1.0" encoding="utf-8"?>
-<ct:contentTypeSchema xmlns:ct="http://schemas.microsoft.com/office/2006/metadata/contentType" xmlns:ma="http://schemas.microsoft.com/office/2006/metadata/properties/metaAttributes" ct:_="" ma:_="" ma:contentTypeName="Dokument" ma:contentTypeID="0x01010024373CE2A0AAA344A185260442135A2D" ma:contentTypeVersion="7" ma:contentTypeDescription="Opret et nyt dokument." ma:contentTypeScope="" ma:versionID="76ad4519aa1714fde3c96c2403e508d7">
-  <xsd:schema xmlns:xsd="http://www.w3.org/2001/XMLSchema" xmlns:xs="http://www.w3.org/2001/XMLSchema" xmlns:p="http://schemas.microsoft.com/office/2006/metadata/properties" xmlns:ns2="2a4fc43e-74cb-4ecd-8f0b-7e4e11483b0c" targetNamespace="http://schemas.microsoft.com/office/2006/metadata/properties" ma:root="true" ma:fieldsID="62d884777905cb7988e89b8e230839d6" ns2:_="">
+<ct:contentTypeSchema xmlns:ct="http://schemas.microsoft.com/office/2006/metadata/contentType" xmlns:ma="http://schemas.microsoft.com/office/2006/metadata/properties/metaAttributes" ct:_="" ma:_="" ma:contentTypeName="Document" ma:contentTypeID="0x01010024373CE2A0AAA344A185260442135A2D" ma:contentTypeVersion="7" ma:contentTypeDescription="Create a new document." ma:contentTypeScope="" ma:versionID="c352957fb64d73ea37153bc8851dd08b">
+  <xsd:schema xmlns:xsd="http://www.w3.org/2001/XMLSchema" xmlns:xs="http://www.w3.org/2001/XMLSchema" xmlns:p="http://schemas.microsoft.com/office/2006/metadata/properties" xmlns:ns2="2a4fc43e-74cb-4ecd-8f0b-7e4e11483b0c" targetNamespace="http://schemas.microsoft.com/office/2006/metadata/properties" ma:root="true" ma:fieldsID="cdc15103199d3093eb4a2dfc161609bd" ns2:_="">
     <xsd:import namespace="2a4fc43e-74cb-4ecd-8f0b-7e4e11483b0c"/>
     <xsd:element name="properties">
       <xsd:complexType>
@@ -43508,8 +43493,8 @@
         <xsd:element ref="dc:creator" minOccurs="0" maxOccurs="1"/>
         <xsd:element ref="dcterms:created" minOccurs="0" maxOccurs="1"/>
         <xsd:element ref="dc:identifier" minOccurs="0" maxOccurs="1"/>
-        <xsd:element name="contentType" minOccurs="0" maxOccurs="1" type="xsd:string" ma:index="0" ma:displayName="Indholdstype"/>
-        <xsd:element ref="dc:title" minOccurs="0" maxOccurs="1" ma:index="4" ma:displayName="Titel"/>
+        <xsd:element name="contentType" minOccurs="0" maxOccurs="1" type="xsd:string" ma:index="0" ma:displayName="Content Type"/>
+        <xsd:element ref="dc:title" minOccurs="0" maxOccurs="1" ma:index="4" ma:displayName="Title"/>
         <xsd:element ref="dc:subject" minOccurs="0" maxOccurs="1"/>
         <xsd:element ref="dc:description" minOccurs="0" maxOccurs="1"/>
         <xsd:element name="keywords" minOccurs="0" maxOccurs="1" type="xsd:string"/>
@@ -43598,7 +43583,19 @@
 </ct:contentTypeSchema>
 </file>
 
+<file path=customXml/item2.xml><?xml version="1.0" encoding="utf-8"?>
+<b:Sources xmlns:b="http://schemas.openxmlformats.org/officeDocument/2006/bibliography" xmlns="http://schemas.openxmlformats.org/officeDocument/2006/bibliography" SelectedStyle="\APASixthEditionOfficeOnline.xsl" StyleName="APA" Version="6"/>
+</file>
+
 <file path=customXml/item3.xml><?xml version="1.0" encoding="utf-8"?>
+<p:properties xmlns:p="http://schemas.microsoft.com/office/2006/metadata/properties" xmlns:xsi="http://www.w3.org/2001/XMLSchema-instance" xmlns:pc="http://schemas.microsoft.com/office/infopath/2007/PartnerControls">
+  <documentManagement>
+    <Godkendtafkunden xmlns="2a4fc43e-74cb-4ecd-8f0b-7e4e11483b0c">Klar til upload</Godkendtafkunden>
+  </documentManagement>
+</p:properties>
+</file>
+
+<file path=customXml/item4.xml><?xml version="1.0" encoding="utf-8"?>
 <?mso-contentType ?>
 <FormTemplates xmlns="http://schemas.microsoft.com/sharepoint/v3/contenttype/forms">
   <Display>DocumentLibraryForm</Display>
@@ -43607,15 +43604,11 @@
 </FormTemplates>
 </file>
 
-<file path=customXml/item4.xml><?xml version="1.0" encoding="utf-8"?>
-<p:properties xmlns:p="http://schemas.microsoft.com/office/2006/metadata/properties" xmlns:xsi="http://www.w3.org/2001/XMLSchema-instance" xmlns:pc="http://schemas.microsoft.com/office/infopath/2007/PartnerControls">
-  <documentManagement>
-    <Godkendtafkunden xmlns="2a4fc43e-74cb-4ecd-8f0b-7e4e11483b0c">Klar til upload</Godkendtafkunden>
-  </documentManagement>
-</p:properties>
+<file path=customXml/itemProps1.xml><?xml version="1.0" encoding="utf-8"?>
+<ds:datastoreItem xmlns:ds="http://schemas.openxmlformats.org/officeDocument/2006/customXml" ds:itemID="{27F50C08-C0AE-4FF5-B56D-F19C4A3F792F}"/>
 </file>
 
-<file path=customXml/itemProps1.xml><?xml version="1.0" encoding="utf-8"?>
+<file path=customXml/itemProps2.xml><?xml version="1.0" encoding="utf-8"?>
 <ds:datastoreItem xmlns:ds="http://schemas.openxmlformats.org/officeDocument/2006/customXml" ds:itemID="{DBDCEB70-3DC7-4F36-BAA3-6CA539878E80}">
   <ds:schemaRefs>
     <ds:schemaRef ds:uri="http://schemas.openxmlformats.org/officeDocument/2006/bibliography"/>
@@ -43623,19 +43616,7 @@
 </ds:datastoreItem>
 </file>
 
-<file path=customXml/itemProps2.xml><?xml version="1.0" encoding="utf-8"?>
-<ds:datastoreItem xmlns:ds="http://schemas.openxmlformats.org/officeDocument/2006/customXml" ds:itemID="{889D8306-BCF8-4CE9-89BC-E9C1F6D46FCF}"/>
-</file>
-
 <file path=customXml/itemProps3.xml><?xml version="1.0" encoding="utf-8"?>
-<ds:datastoreItem xmlns:ds="http://schemas.openxmlformats.org/officeDocument/2006/customXml" ds:itemID="{EE280DC0-FF59-4908-9314-B5CE0B589D64}">
-  <ds:schemaRefs>
-    <ds:schemaRef ds:uri="http://schemas.microsoft.com/sharepoint/v3/contenttype/forms"/>
-  </ds:schemaRefs>
-</ds:datastoreItem>
-</file>
-
-<file path=customXml/itemProps4.xml><?xml version="1.0" encoding="utf-8"?>
 <ds:datastoreItem xmlns:ds="http://schemas.openxmlformats.org/officeDocument/2006/customXml" ds:itemID="{6A9D3AF5-FAE9-4E26-91F7-D628021969D2}">
   <ds:schemaRefs>
     <ds:schemaRef ds:uri="http://schemas.microsoft.com/office/2006/metadata/properties"/>
@@ -43643,4 +43624,12 @@
     <ds:schemaRef ds:uri="2a4fc43e-74cb-4ecd-8f0b-7e4e11483b0c"/>
   </ds:schemaRefs>
 </ds:datastoreItem>
+</file>
+
+<file path=customXml/itemProps4.xml><?xml version="1.0" encoding="utf-8"?>
+<ds:datastoreItem xmlns:ds="http://schemas.openxmlformats.org/officeDocument/2006/customXml" ds:itemID="{EE280DC0-FF59-4908-9314-B5CE0B589D64}">
+  <ds:schemaRefs>
+    <ds:schemaRef ds:uri="http://schemas.microsoft.com/sharepoint/v3/contenttype/forms"/>
+  </ds:schemaRefs>
+</ds:datastoreItem>
 </file>